--- a/Javascript/Js_docs/Module_03_js.docx
+++ b/Javascript/Js_docs/Module_03_js.docx
@@ -132,14 +132,12 @@
               <w:lang w:val="es-ES"/>
             </w:rPr>
           </w:pPr>
-          <w:proofErr w:type="spellStart"/>
           <w:r>
             <w:rPr>
               <w:lang w:val="es-ES"/>
             </w:rPr>
             <w:t>Contents</w:t>
           </w:r>
-          <w:proofErr w:type="spellEnd"/>
         </w:p>
         <w:p>
           <w:pPr>
@@ -165,7 +163,7 @@
           <w:r>
             <w:fldChar w:fldCharType="separate"/>
           </w:r>
-          <w:hyperlink w:anchor="_Toc234580351" w:history="1">
+          <w:hyperlink w:anchor="_Toc234932817" w:history="1">
             <w:r>
               <w:rPr>
                 <w:rStyle w:val="Hipervnculo"/>
@@ -208,7 +206,7 @@
                 <w:noProof/>
                 <w:webHidden/>
               </w:rPr>
-              <w:instrText xml:space="preserve"> PAGEREF _Toc234580351 \h </w:instrText>
+              <w:instrText xml:space="preserve"> PAGEREF _Toc234932817 \h </w:instrText>
             </w:r>
             <w:r>
               <w:rPr>
@@ -251,7 +249,7 @@
               <w:noProof/>
             </w:rPr>
           </w:pPr>
-          <w:hyperlink w:anchor="_Toc234580352" w:history="1">
+          <w:hyperlink w:anchor="_Toc234932818" w:history="1">
             <w:r>
               <w:rPr>
                 <w:rStyle w:val="Hipervnculo"/>
@@ -294,7 +292,7 @@
                 <w:noProof/>
                 <w:webHidden/>
               </w:rPr>
-              <w:instrText xml:space="preserve"> PAGEREF _Toc234580352 \h </w:instrText>
+              <w:instrText xml:space="preserve"> PAGEREF _Toc234932818 \h </w:instrText>
             </w:r>
             <w:r>
               <w:rPr>
@@ -337,7 +335,7 @@
               <w:noProof/>
             </w:rPr>
           </w:pPr>
-          <w:hyperlink w:anchor="_Toc234580353" w:history="1">
+          <w:hyperlink w:anchor="_Toc234932819" w:history="1">
             <w:r>
               <w:rPr>
                 <w:rStyle w:val="Hipervnculo"/>
@@ -398,7 +396,7 @@
                 <w:noProof/>
                 <w:webHidden/>
               </w:rPr>
-              <w:instrText xml:space="preserve"> PAGEREF _Toc234580353 \h </w:instrText>
+              <w:instrText xml:space="preserve"> PAGEREF _Toc234932819 \h </w:instrText>
             </w:r>
             <w:r>
               <w:rPr>
@@ -441,7 +439,7 @@
               <w:noProof/>
             </w:rPr>
           </w:pPr>
-          <w:hyperlink w:anchor="_Toc234580354" w:history="1">
+          <w:hyperlink w:anchor="_Toc234932820" w:history="1">
             <w:r>
               <w:rPr>
                 <w:rStyle w:val="Hipervnculo"/>
@@ -494,7 +492,7 @@
                 <w:noProof/>
                 <w:webHidden/>
               </w:rPr>
-              <w:instrText xml:space="preserve"> PAGEREF _Toc234580354 \h </w:instrText>
+              <w:instrText xml:space="preserve"> PAGEREF _Toc234932820 \h </w:instrText>
             </w:r>
             <w:r>
               <w:rPr>
@@ -537,13 +535,12 @@
               <w:noProof/>
             </w:rPr>
           </w:pPr>
-          <w:hyperlink w:anchor="_Toc234580355" w:history="1">
+          <w:hyperlink w:anchor="_Toc234932821" w:history="1">
             <w:r>
               <w:rPr>
                 <w:rStyle w:val="Hipervnculo"/>
                 <w:bCs/>
                 <w:noProof/>
-                <w:highlight w:val="yellow"/>
                 <w:lang w:val="es-ES"/>
               </w:rPr>
               <w:t>C.</w:t>
@@ -559,7 +556,6 @@
               <w:rPr>
                 <w:rStyle w:val="Hipervnculo"/>
                 <w:noProof/>
-                <w:highlight w:val="yellow"/>
                 <w:lang w:val="es-ES"/>
               </w:rPr>
               <w:t xml:space="preserve">Ejercicio </w:t>
@@ -569,7 +565,6 @@
                 <w:rStyle w:val="Hipervnculo"/>
                 <w:bCs/>
                 <w:noProof/>
-                <w:highlight w:val="yellow"/>
                 <w:lang w:val="es-ES"/>
               </w:rPr>
               <w:t>0</w:t>
@@ -579,7 +574,6 @@
                 <w:rStyle w:val="Hipervnculo"/>
                 <w:bCs/>
                 <w:noProof/>
-                <w:highlight w:val="yellow"/>
               </w:rPr>
               <w:t>2: El Contexto Perdido</w:t>
             </w:r>
@@ -602,7 +596,7 @@
                 <w:noProof/>
                 <w:webHidden/>
               </w:rPr>
-              <w:instrText xml:space="preserve"> PAGEREF _Toc234580355 \h </w:instrText>
+              <w:instrText xml:space="preserve"> PAGEREF _Toc234932821 \h </w:instrText>
             </w:r>
             <w:r>
               <w:rPr>
@@ -645,7 +639,7 @@
               <w:noProof/>
             </w:rPr>
           </w:pPr>
-          <w:hyperlink w:anchor="_Toc234580356" w:history="1">
+          <w:hyperlink w:anchor="_Toc234932822" w:history="1">
             <w:r>
               <w:rPr>
                 <w:rStyle w:val="Hipervnculo"/>
@@ -685,7 +679,7 @@
                 <w:bCs/>
                 <w:noProof/>
               </w:rPr>
-              <w:t>3: El Flechazo</w:t>
+              <w:t>3: El this Encadenado</w:t>
             </w:r>
             <w:r>
               <w:rPr>
@@ -706,7 +700,7 @@
                 <w:noProof/>
                 <w:webHidden/>
               </w:rPr>
-              <w:instrText xml:space="preserve"> PAGEREF _Toc234580356 \h </w:instrText>
+              <w:instrText xml:space="preserve"> PAGEREF _Toc234932822 \h </w:instrText>
             </w:r>
             <w:r>
               <w:rPr>
@@ -749,12 +743,13 @@
               <w:noProof/>
             </w:rPr>
           </w:pPr>
-          <w:hyperlink w:anchor="_Toc234580357" w:history="1">
+          <w:hyperlink w:anchor="_Toc234932823" w:history="1">
             <w:r>
               <w:rPr>
                 <w:rStyle w:val="Hipervnculo"/>
                 <w:bCs/>
                 <w:noProof/>
+                <w:highlight w:val="yellow"/>
                 <w:lang w:val="es-ES"/>
               </w:rPr>
               <w:t>E.</w:t>
@@ -770,6 +765,7 @@
               <w:rPr>
                 <w:rStyle w:val="Hipervnculo"/>
                 <w:noProof/>
+                <w:highlight w:val="yellow"/>
                 <w:lang w:val="es-ES"/>
               </w:rPr>
               <w:t xml:space="preserve">Ejercicio </w:t>
@@ -779,9 +775,29 @@
                 <w:rStyle w:val="Hipervnculo"/>
                 <w:bCs/>
                 <w:noProof/>
+                <w:highlight w:val="yellow"/>
                 <w:lang w:val="es-ES"/>
               </w:rPr>
-              <w:t>04: El Almacén de Datos</w:t>
+              <w:t>04:</w:t>
+            </w:r>
+            <w:r>
+              <w:rPr>
+                <w:rStyle w:val="Hipervnculo"/>
+                <w:bCs/>
+                <w:noProof/>
+                <w:highlight w:val="yellow"/>
+                <w:lang w:val="es-ES"/>
+              </w:rPr>
+              <w:t xml:space="preserve"> </w:t>
+            </w:r>
+            <w:r>
+              <w:rPr>
+                <w:rStyle w:val="Hipervnculo"/>
+                <w:bCs/>
+                <w:noProof/>
+                <w:highlight w:val="yellow"/>
+              </w:rPr>
+              <w:t>El Ancestro Común</w:t>
             </w:r>
             <w:r>
               <w:rPr>
@@ -802,7 +818,7 @@
                 <w:noProof/>
                 <w:webHidden/>
               </w:rPr>
-              <w:instrText xml:space="preserve"> PAGEREF _Toc234580357 \h </w:instrText>
+              <w:instrText xml:space="preserve"> PAGEREF _Toc234932823 \h </w:instrText>
             </w:r>
             <w:r>
               <w:rPr>
@@ -845,7 +861,7 @@
               <w:noProof/>
             </w:rPr>
           </w:pPr>
-          <w:hyperlink w:anchor="_Toc234580358" w:history="1">
+          <w:hyperlink w:anchor="_Toc234932824" w:history="1">
             <w:r>
               <w:rPr>
                 <w:rStyle w:val="Hipervnculo"/>
@@ -877,7 +893,7 @@
                 <w:noProof/>
                 <w:lang w:val="es-ES"/>
               </w:rPr>
-              <w:t>05: La Cadena de Procesado</w:t>
+              <w:t>05: La Herencia en Cadena</w:t>
             </w:r>
             <w:r>
               <w:rPr>
@@ -898,7 +914,7 @@
                 <w:noProof/>
                 <w:webHidden/>
               </w:rPr>
-              <w:instrText xml:space="preserve"> PAGEREF _Toc234580358 \h </w:instrText>
+              <w:instrText xml:space="preserve"> PAGEREF _Toc234932824 \h </w:instrText>
             </w:r>
             <w:r>
               <w:rPr>
@@ -941,7 +957,7 @@
               <w:noProof/>
             </w:rPr>
           </w:pPr>
-          <w:hyperlink w:anchor="_Toc234580359" w:history="1">
+          <w:hyperlink w:anchor="_Toc234932825" w:history="1">
             <w:r>
               <w:rPr>
                 <w:rStyle w:val="Hipervnculo"/>
@@ -973,7 +989,7 @@
                 <w:noProof/>
                 <w:lang w:val="es-ES"/>
               </w:rPr>
-              <w:t xml:space="preserve">06: </w:t>
+              <w:t xml:space="preserve">07: </w:t>
             </w:r>
             <w:r>
               <w:rPr>
@@ -981,7 +997,7 @@
                 <w:bCs/>
                 <w:noProof/>
               </w:rPr>
-              <w:t>El Plano del Pod</w:t>
+              <w:t>La Cosecha Total</w:t>
             </w:r>
             <w:r>
               <w:rPr>
@@ -1002,7 +1018,7 @@
                 <w:noProof/>
                 <w:webHidden/>
               </w:rPr>
-              <w:instrText xml:space="preserve"> PAGEREF _Toc234580359 \h </w:instrText>
+              <w:instrText xml:space="preserve"> PAGEREF _Toc234932825 \h </w:instrText>
             </w:r>
             <w:r>
               <w:rPr>
@@ -1045,7 +1061,7 @@
               <w:noProof/>
             </w:rPr>
           </w:pPr>
-          <w:hyperlink w:anchor="_Toc234580360" w:history="1">
+          <w:hyperlink w:anchor="_Toc234932826" w:history="1">
             <w:r>
               <w:rPr>
                 <w:rStyle w:val="Hipervnculo"/>
@@ -1068,24 +1084,14 @@
                 <w:noProof/>
                 <w:lang w:val="es-ES"/>
               </w:rPr>
-              <w:t xml:space="preserve">Ejercicio </w:t>
+              <w:t xml:space="preserve">RETO - </w:t>
             </w:r>
             <w:r>
               <w:rPr>
                 <w:rStyle w:val="Hipervnculo"/>
-                <w:bCs/>
-                <w:noProof/>
-                <w:lang w:val="es-ES"/>
-              </w:rPr>
-              <w:t xml:space="preserve">07: </w:t>
-            </w:r>
-            <w:r>
-              <w:rPr>
-                <w:rStyle w:val="Hipervnculo"/>
-                <w:bCs/>
                 <w:noProof/>
               </w:rPr>
-              <w:t>La Flota de Pods</w:t>
+              <w:t>Kubernetes Cluster Monitor</w:t>
             </w:r>
             <w:r>
               <w:rPr>
@@ -1106,7 +1112,7 @@
                 <w:noProof/>
                 <w:webHidden/>
               </w:rPr>
-              <w:instrText xml:space="preserve"> PAGEREF _Toc234580360 \h </w:instrText>
+              <w:instrText xml:space="preserve"> PAGEREF _Toc234932826 \h </w:instrText>
             </w:r>
             <w:r>
               <w:rPr>
@@ -1139,204 +1145,6 @@
         </w:p>
         <w:p>
           <w:pPr>
-            <w:pStyle w:val="TDC3"/>
-            <w:tabs>
-              <w:tab w:val="left" w:pos="960"/>
-              <w:tab w:val="right" w:leader="dot" w:pos="8828"/>
-            </w:tabs>
-            <w:rPr>
-              <w:rFonts w:eastAsiaTheme="minorEastAsia"/>
-              <w:noProof/>
-            </w:rPr>
-          </w:pPr>
-          <w:hyperlink w:anchor="_Toc234580361" w:history="1">
-            <w:r>
-              <w:rPr>
-                <w:rStyle w:val="Hipervnculo"/>
-                <w:bCs/>
-                <w:noProof/>
-                <w:lang w:val="es-ES"/>
-              </w:rPr>
-              <w:t>I.</w:t>
-            </w:r>
-            <w:r>
-              <w:rPr>
-                <w:rFonts w:eastAsiaTheme="minorEastAsia"/>
-                <w:noProof/>
-              </w:rPr>
-              <w:tab/>
-            </w:r>
-            <w:r>
-              <w:rPr>
-                <w:rStyle w:val="Hipervnculo"/>
-                <w:noProof/>
-                <w:lang w:val="es-ES"/>
-              </w:rPr>
-              <w:t xml:space="preserve">Ejercicio </w:t>
-            </w:r>
-            <w:r>
-              <w:rPr>
-                <w:rStyle w:val="Hipervnculo"/>
-                <w:bCs/>
-                <w:noProof/>
-                <w:lang w:val="es-ES"/>
-              </w:rPr>
-              <w:t xml:space="preserve">08: </w:t>
-            </w:r>
-            <w:r>
-              <w:rPr>
-                <w:rStyle w:val="Hipervnculo"/>
-                <w:bCs/>
-                <w:noProof/>
-              </w:rPr>
-              <w:t>El Desempaquetador</w:t>
-            </w:r>
-            <w:r>
-              <w:rPr>
-                <w:noProof/>
-                <w:webHidden/>
-              </w:rPr>
-              <w:tab/>
-            </w:r>
-            <w:r>
-              <w:rPr>
-                <w:noProof/>
-                <w:webHidden/>
-              </w:rPr>
-              <w:fldChar w:fldCharType="begin"/>
-            </w:r>
-            <w:r>
-              <w:rPr>
-                <w:noProof/>
-                <w:webHidden/>
-              </w:rPr>
-              <w:instrText xml:space="preserve"> PAGEREF _Toc234580361 \h </w:instrText>
-            </w:r>
-            <w:r>
-              <w:rPr>
-                <w:noProof/>
-                <w:webHidden/>
-              </w:rPr>
-            </w:r>
-            <w:r>
-              <w:rPr>
-                <w:noProof/>
-                <w:webHidden/>
-              </w:rPr>
-              <w:fldChar w:fldCharType="separate"/>
-            </w:r>
-            <w:r>
-              <w:rPr>
-                <w:noProof/>
-                <w:webHidden/>
-              </w:rPr>
-              <w:t>16</w:t>
-            </w:r>
-            <w:r>
-              <w:rPr>
-                <w:noProof/>
-                <w:webHidden/>
-              </w:rPr>
-              <w:fldChar w:fldCharType="end"/>
-            </w:r>
-          </w:hyperlink>
-        </w:p>
-        <w:p>
-          <w:pPr>
-            <w:pStyle w:val="TDC3"/>
-            <w:tabs>
-              <w:tab w:val="left" w:pos="960"/>
-              <w:tab w:val="right" w:leader="dot" w:pos="8828"/>
-            </w:tabs>
-            <w:rPr>
-              <w:rFonts w:eastAsiaTheme="minorEastAsia"/>
-              <w:noProof/>
-            </w:rPr>
-          </w:pPr>
-          <w:hyperlink w:anchor="_Toc234580362" w:history="1">
-            <w:r>
-              <w:rPr>
-                <w:rStyle w:val="Hipervnculo"/>
-                <w:bCs/>
-                <w:noProof/>
-                <w:lang w:val="es-ES"/>
-              </w:rPr>
-              <w:t>J.</w:t>
-            </w:r>
-            <w:r>
-              <w:rPr>
-                <w:rFonts w:eastAsiaTheme="minorEastAsia"/>
-                <w:noProof/>
-              </w:rPr>
-              <w:tab/>
-            </w:r>
-            <w:r>
-              <w:rPr>
-                <w:rStyle w:val="Hipervnculo"/>
-                <w:noProof/>
-                <w:lang w:val="es-ES"/>
-              </w:rPr>
-              <w:t xml:space="preserve">RETO - </w:t>
-            </w:r>
-            <w:r>
-              <w:rPr>
-                <w:rStyle w:val="Hipervnculo"/>
-                <w:noProof/>
-              </w:rPr>
-              <w:t>Kubernetes Pod Manager</w:t>
-            </w:r>
-            <w:r>
-              <w:rPr>
-                <w:noProof/>
-                <w:webHidden/>
-              </w:rPr>
-              <w:tab/>
-            </w:r>
-            <w:r>
-              <w:rPr>
-                <w:noProof/>
-                <w:webHidden/>
-              </w:rPr>
-              <w:fldChar w:fldCharType="begin"/>
-            </w:r>
-            <w:r>
-              <w:rPr>
-                <w:noProof/>
-                <w:webHidden/>
-              </w:rPr>
-              <w:instrText xml:space="preserve"> PAGEREF _Toc234580362 \h </w:instrText>
-            </w:r>
-            <w:r>
-              <w:rPr>
-                <w:noProof/>
-                <w:webHidden/>
-              </w:rPr>
-            </w:r>
-            <w:r>
-              <w:rPr>
-                <w:noProof/>
-                <w:webHidden/>
-              </w:rPr>
-              <w:fldChar w:fldCharType="separate"/>
-            </w:r>
-            <w:r>
-              <w:rPr>
-                <w:noProof/>
-                <w:webHidden/>
-              </w:rPr>
-              <w:t>17</w:t>
-            </w:r>
-            <w:r>
-              <w:rPr>
-                <w:noProof/>
-                <w:webHidden/>
-              </w:rPr>
-              <w:fldChar w:fldCharType="end"/>
-            </w:r>
-          </w:hyperlink>
-        </w:p>
-        <w:p>
-          <w:pPr>
             <w:rPr>
               <w:lang w:val="es-ES"/>
             </w:rPr>
@@ -1448,49 +1256,7 @@
         <w:rPr>
           <w:lang w:val="es-ES"/>
         </w:rPr>
-        <w:t xml:space="preserve">El código debe ejecutarse en el entorno de Node.js (no dependas de </w:t>
-      </w:r>
-      <w:proofErr w:type="spellStart"/>
-      <w:r>
-        <w:rPr>
-          <w:lang w:val="es-ES"/>
-        </w:rPr>
-        <w:t>APIs</w:t>
-      </w:r>
-      <w:proofErr w:type="spellEnd"/>
-      <w:r>
-        <w:rPr>
-          <w:lang w:val="es-ES"/>
-        </w:rPr>
-        <w:t xml:space="preserve"> exclusivas de navegador como </w:t>
-      </w:r>
-      <w:proofErr w:type="spellStart"/>
-      <w:r>
-        <w:rPr>
-          <w:lang w:val="es-ES"/>
-        </w:rPr>
-        <w:t>alert</w:t>
-      </w:r>
-      <w:proofErr w:type="spellEnd"/>
-      <w:r>
-        <w:rPr>
-          <w:lang w:val="es-ES"/>
-        </w:rPr>
-        <w:t xml:space="preserve"> o </w:t>
-      </w:r>
-      <w:proofErr w:type="spellStart"/>
-      <w:r>
-        <w:rPr>
-          <w:lang w:val="es-ES"/>
-        </w:rPr>
-        <w:t>window</w:t>
-      </w:r>
-      <w:proofErr w:type="spellEnd"/>
-      <w:r>
-        <w:rPr>
-          <w:lang w:val="es-ES"/>
-        </w:rPr>
-        <w:t>).</w:t>
+        <w:t>El código debe ejecutarse en el entorno de Node.js (no dependas de APIs exclusivas de navegador como alert o window).</w:t>
       </w:r>
     </w:p>
     <w:p>
@@ -1524,21 +1290,7 @@
         <w:rPr>
           <w:lang w:val="es-ES"/>
         </w:rPr>
-        <w:t>Un archivo .</w:t>
-      </w:r>
-      <w:proofErr w:type="spellStart"/>
-      <w:r>
-        <w:rPr>
-          <w:lang w:val="es-ES"/>
-        </w:rPr>
-        <w:t>js</w:t>
-      </w:r>
-      <w:proofErr w:type="spellEnd"/>
-      <w:r>
-        <w:rPr>
-          <w:lang w:val="es-ES"/>
-        </w:rPr>
-        <w:t xml:space="preserve"> por ejercicio. Cada archivo debe contener la función solicitada (y sus funciones auxiliares si fueran necesarias).</w:t>
+        <w:t>Un archivo .js por ejercicio. Cada archivo debe contener la función solicitada (y sus funciones auxiliares si fueran necesarias).</w:t>
       </w:r>
     </w:p>
     <w:p>
@@ -1552,7 +1304,6 @@
           <w:lang w:val="es-ES"/>
         </w:rPr>
       </w:pPr>
-      <w:proofErr w:type="spellStart"/>
       <w:r>
         <w:rPr>
           <w:b/>
@@ -1561,9 +1312,38 @@
           <w:iCs/>
           <w:lang w:val="es-ES"/>
         </w:rPr>
-        <w:t>Linter</w:t>
-      </w:r>
-      <w:proofErr w:type="spellEnd"/>
+        <w:t>Linter Obligatorio:</w:t>
+      </w:r>
+      <w:r>
+        <w:rPr>
+          <w:lang w:val="es-ES"/>
+        </w:rPr>
+        <w:t xml:space="preserve"> ESLint con la configuración JavaScript St</w:t>
+      </w:r>
+      <w:r>
+        <w:rPr>
+          <w:lang w:val="es-ES"/>
+        </w:rPr>
+        <w:t>yle</w:t>
+      </w:r>
+      <w:r>
+        <w:rPr>
+          <w:lang w:val="es-ES"/>
+        </w:rPr>
+        <w:t>.</w:t>
+      </w:r>
+    </w:p>
+    <w:p>
+      <w:pPr>
+        <w:pStyle w:val="Sinespaciado"/>
+        <w:numPr>
+          <w:ilvl w:val="0"/>
+          <w:numId w:val="1"/>
+        </w:numPr>
+        <w:rPr>
+          <w:lang w:val="es-ES"/>
+        </w:rPr>
+      </w:pPr>
       <w:r>
         <w:rPr>
           <w:b/>
@@ -1572,7 +1352,7 @@
           <w:iCs/>
           <w:lang w:val="es-ES"/>
         </w:rPr>
-        <w:t xml:space="preserve"> Obligatorio:</w:t>
+        <w:t>Comentarios:</w:t>
       </w:r>
       <w:r>
         <w:rPr>
@@ -1580,25 +1360,33 @@
         </w:rPr>
         <w:t xml:space="preserve"> </w:t>
       </w:r>
-      <w:proofErr w:type="spellStart"/>
-      <w:r>
-        <w:rPr>
-          <w:lang w:val="es-ES"/>
-        </w:rPr>
-        <w:t>ESLint</w:t>
-      </w:r>
-      <w:proofErr w:type="spellEnd"/>
-      <w:r>
-        <w:rPr>
-          <w:lang w:val="es-ES"/>
-        </w:rPr>
-        <w:t xml:space="preserve"> con la configuración JavaScript St</w:t>
-      </w:r>
-      <w:r>
-        <w:rPr>
-          <w:lang w:val="es-ES"/>
-        </w:rPr>
-        <w:t>yle</w:t>
+      <w:r>
+        <w:rPr>
+          <w:lang w:val="es-ES"/>
+        </w:rPr>
+        <w:t xml:space="preserve">Obligatorios, </w:t>
+      </w:r>
+      <w:r>
+        <w:rPr>
+          <w:b/>
+          <w:bCs/>
+          <w:lang w:val="es-ES"/>
+        </w:rPr>
+        <w:t>únicamente en inglés</w:t>
+      </w:r>
+      <w:r>
+        <w:rPr>
+          <w:lang w:val="es-ES"/>
+        </w:rPr>
+        <w:t xml:space="preserve"> y siguiendo el estándar de </w:t>
+      </w:r>
+      <w:r>
+        <w:rPr>
+          <w:b/>
+          <w:bCs/>
+          <w:lang w:val="es-ES"/>
+        </w:rPr>
+        <w:t>JSDoc</w:t>
       </w:r>
       <w:r>
         <w:rPr>
@@ -1622,48 +1410,198 @@
         <w:rPr>
           <w:b/>
           <w:bCs/>
+          <w:lang w:val="es-ES"/>
+        </w:rPr>
+        <w:t>Nomenclatura</w:t>
+      </w:r>
+      <w:r>
+        <w:rPr>
+          <w:lang w:val="es-ES"/>
+        </w:rPr>
+        <w:t xml:space="preserve">: </w:t>
+      </w:r>
+      <w:r>
+        <w:rPr>
+          <w:b/>
+          <w:bCs/>
           <w:i/>
           <w:iCs/>
           <w:lang w:val="es-ES"/>
         </w:rPr>
-        <w:t>Comentarios:</w:t>
-      </w:r>
-      <w:r>
-        <w:rPr>
-          <w:lang w:val="es-ES"/>
-        </w:rPr>
-        <w:t xml:space="preserve"> </w:t>
-      </w:r>
-      <w:r>
-        <w:rPr>
-          <w:lang w:val="es-ES"/>
-        </w:rPr>
-        <w:t xml:space="preserve">Obligatorios, </w:t>
+        <w:t>Archivos</w:t>
+      </w:r>
+      <w:r>
+        <w:rPr>
+          <w:lang w:val="es-ES"/>
+        </w:rPr>
+        <w:t xml:space="preserve">: </w:t>
+      </w:r>
+      <w:r>
+        <w:rPr>
+          <w:rStyle w:val="CdigoHTML"/>
+          <w:rFonts w:asciiTheme="minorHAnsi" w:eastAsiaTheme="minorHAnsi" w:hAnsiTheme="minorHAnsi" w:cstheme="minorBidi"/>
+          <w:sz w:val="24"/>
+          <w:szCs w:val="24"/>
+          <w:lang w:val="es-ES"/>
+        </w:rPr>
+        <w:t>snake_case</w:t>
+      </w:r>
+      <w:r>
+        <w:rPr>
+          <w:lang w:val="es-ES"/>
+        </w:rPr>
+        <w:t xml:space="preserve"> (ej. </w:t>
+      </w:r>
+      <w:r>
+        <w:rPr>
+          <w:rStyle w:val="CdigoHTML"/>
+          <w:rFonts w:asciiTheme="minorHAnsi" w:eastAsiaTheme="minorHAnsi" w:hAnsiTheme="minorHAnsi" w:cstheme="minorBidi"/>
+          <w:sz w:val="24"/>
+          <w:szCs w:val="24"/>
+          <w:lang w:val="es-ES"/>
+        </w:rPr>
+        <w:t>tk_magic_sum.js</w:t>
+      </w:r>
+      <w:r>
+        <w:rPr>
+          <w:lang w:val="es-ES"/>
+        </w:rPr>
+        <w:t>)</w:t>
+      </w:r>
+      <w:r>
+        <w:rPr>
+          <w:lang w:val="es-ES"/>
+        </w:rPr>
+        <w:t xml:space="preserve">, </w:t>
       </w:r>
       <w:r>
         <w:rPr>
           <w:b/>
           <w:bCs/>
-          <w:lang w:val="es-ES"/>
-        </w:rPr>
-        <w:t>únicamente en inglés</w:t>
-      </w:r>
-      <w:r>
-        <w:rPr>
-          <w:lang w:val="es-ES"/>
-        </w:rPr>
-        <w:t xml:space="preserve"> y siguiendo el estándar de </w:t>
-      </w:r>
-      <w:proofErr w:type="spellStart"/>
+          <w:i/>
+          <w:iCs/>
+          <w:lang w:val="es-ES"/>
+        </w:rPr>
+        <w:t>Funciones de entrega</w:t>
+      </w:r>
+      <w:r>
+        <w:rPr>
+          <w:lang w:val="es-ES"/>
+        </w:rPr>
+        <w:t xml:space="preserve">: Deben comenzar con el prefijo </w:t>
+      </w:r>
+      <w:r>
+        <w:rPr>
+          <w:rStyle w:val="CdigoHTML"/>
+          <w:rFonts w:asciiTheme="minorHAnsi" w:eastAsiaTheme="minorHAnsi" w:hAnsiTheme="minorHAnsi" w:cstheme="minorBidi"/>
+          <w:sz w:val="24"/>
+          <w:szCs w:val="24"/>
+          <w:lang w:val="es-ES"/>
+        </w:rPr>
+        <w:t>tk_</w:t>
+      </w:r>
+      <w:r>
+        <w:rPr>
+          <w:lang w:val="es-ES"/>
+        </w:rPr>
+        <w:t xml:space="preserve"> seguido de </w:t>
+      </w:r>
+      <w:r>
+        <w:rPr>
+          <w:rStyle w:val="CdigoHTML"/>
+          <w:rFonts w:asciiTheme="minorHAnsi" w:eastAsiaTheme="minorHAnsi" w:hAnsiTheme="minorHAnsi" w:cstheme="minorBidi"/>
+          <w:sz w:val="24"/>
+          <w:szCs w:val="24"/>
+          <w:lang w:val="es-ES"/>
+        </w:rPr>
+        <w:t>snake_case</w:t>
+      </w:r>
+      <w:r>
+        <w:rPr>
+          <w:lang w:val="es-ES"/>
+        </w:rPr>
+        <w:t xml:space="preserve"> o </w:t>
+      </w:r>
+      <w:r>
+        <w:rPr>
+          <w:rStyle w:val="CdigoHTML"/>
+          <w:rFonts w:asciiTheme="minorHAnsi" w:eastAsiaTheme="minorHAnsi" w:hAnsiTheme="minorHAnsi" w:cstheme="minorBidi"/>
+          <w:sz w:val="24"/>
+          <w:szCs w:val="24"/>
+          <w:lang w:val="es-ES"/>
+        </w:rPr>
+        <w:t>camelCase</w:t>
+      </w:r>
+      <w:r>
+        <w:rPr>
+          <w:lang w:val="es-ES"/>
+        </w:rPr>
+        <w:t xml:space="preserve"> según el enunciado</w:t>
+      </w:r>
+      <w:r>
+        <w:rPr>
+          <w:lang w:val="es-ES"/>
+        </w:rPr>
+        <w:t xml:space="preserve">, </w:t>
+      </w:r>
       <w:r>
         <w:rPr>
           <w:b/>
           <w:bCs/>
-          <w:lang w:val="es-ES"/>
-        </w:rPr>
-        <w:t>JSDoc</w:t>
-      </w:r>
-      <w:proofErr w:type="spellEnd"/>
+          <w:i/>
+          <w:iCs/>
+          <w:lang w:val="es-ES"/>
+        </w:rPr>
+        <w:t>Variables y métodos internos</w:t>
+      </w:r>
+      <w:r>
+        <w:rPr>
+          <w:lang w:val="es-ES"/>
+        </w:rPr>
+        <w:t xml:space="preserve">: </w:t>
+      </w:r>
+      <w:r>
+        <w:rPr>
+          <w:rStyle w:val="CdigoHTML"/>
+          <w:rFonts w:asciiTheme="minorHAnsi" w:eastAsiaTheme="minorHAnsi" w:hAnsiTheme="minorHAnsi" w:cstheme="minorBidi"/>
+          <w:sz w:val="24"/>
+          <w:szCs w:val="24"/>
+          <w:lang w:val="es-ES"/>
+        </w:rPr>
+        <w:t>camelCase</w:t>
+      </w:r>
+      <w:r>
+        <w:rPr>
+          <w:lang w:val="es-ES"/>
+        </w:rPr>
+        <w:t xml:space="preserve">, </w:t>
+      </w:r>
+      <w:r>
+        <w:rPr>
+          <w:b/>
+          <w:bCs/>
+          <w:i/>
+          <w:iCs/>
+          <w:lang w:val="es-ES"/>
+        </w:rPr>
+        <w:t>Clases (cuando aplique)</w:t>
+      </w:r>
+      <w:r>
+        <w:rPr>
+          <w:lang w:val="es-ES"/>
+        </w:rPr>
+        <w:t xml:space="preserve">: </w:t>
+      </w:r>
+      <w:r>
+        <w:rPr>
+          <w:rStyle w:val="CdigoHTML"/>
+          <w:rFonts w:asciiTheme="minorHAnsi" w:eastAsiaTheme="minorHAnsi" w:hAnsiTheme="minorHAnsi" w:cstheme="minorBidi"/>
+          <w:sz w:val="24"/>
+          <w:szCs w:val="24"/>
+          <w:lang w:val="es-ES"/>
+        </w:rPr>
+        <w:t>PascalCase</w:t>
+      </w:r>
       <w:r>
         <w:rPr>
           <w:lang w:val="es-ES"/>
@@ -1686,16 +1624,227 @@
         <w:rPr>
           <w:b/>
           <w:bCs/>
-          <w:lang w:val="es-ES"/>
-        </w:rPr>
-        <w:t>Nomenclatura</w:t>
-      </w:r>
-      <w:r>
-        <w:rPr>
-          <w:lang w:val="es-ES"/>
-        </w:rPr>
-        <w:t xml:space="preserve">: </w:t>
-      </w:r>
+          <w:i/>
+          <w:iCs/>
+          <w:lang w:val="es-ES"/>
+        </w:rPr>
+        <w:t>IDE:</w:t>
+      </w:r>
+      <w:r>
+        <w:rPr>
+          <w:lang w:val="es-ES"/>
+        </w:rPr>
+        <w:t xml:space="preserve"> </w:t>
+      </w:r>
+      <w:r>
+        <w:rPr>
+          <w:b/>
+          <w:bCs/>
+          <w:lang w:val="es-ES"/>
+        </w:rPr>
+        <w:t>Visual Studio Code (VS Code)</w:t>
+      </w:r>
+      <w:r>
+        <w:rPr>
+          <w:lang w:val="es-ES"/>
+        </w:rPr>
+        <w:t xml:space="preserve"> con las extensiones de </w:t>
+      </w:r>
+      <w:r>
+        <w:rPr>
+          <w:i/>
+          <w:iCs/>
+          <w:lang w:val="es-ES"/>
+        </w:rPr>
+        <w:t>ESLint</w:t>
+      </w:r>
+      <w:r>
+        <w:rPr>
+          <w:lang w:val="es-ES"/>
+        </w:rPr>
+        <w:t xml:space="preserve"> y </w:t>
+      </w:r>
+      <w:r>
+        <w:rPr>
+          <w:i/>
+          <w:iCs/>
+          <w:lang w:val="es-ES"/>
+        </w:rPr>
+        <w:t>Prettier</w:t>
+      </w:r>
+      <w:r>
+        <w:rPr>
+          <w:lang w:val="es-ES"/>
+        </w:rPr>
+        <w:t xml:space="preserve"> instaladas</w:t>
+      </w:r>
+      <w:r>
+        <w:rPr>
+          <w:lang w:val="es-ES"/>
+        </w:rPr>
+        <w:t>, Cursor, WebStorm, etc</w:t>
+      </w:r>
+      <w:r>
+        <w:rPr>
+          <w:lang w:val="es-ES"/>
+        </w:rPr>
+        <w:t>, según tu preferencia.</w:t>
+      </w:r>
+    </w:p>
+    <w:p>
+      <w:pPr>
+        <w:pStyle w:val="Sinespaciado"/>
+        <w:numPr>
+          <w:ilvl w:val="0"/>
+          <w:numId w:val="7"/>
+        </w:numPr>
+        <w:rPr>
+          <w:lang w:val="es-ES"/>
+        </w:rPr>
+      </w:pPr>
+      <w:r>
+        <w:rPr>
+          <w:b/>
+          <w:bCs/>
+          <w:lang w:val="es-ES"/>
+        </w:rPr>
+        <w:t>Entorno Kubernetes (Local):</w:t>
+      </w:r>
+      <w:r>
+        <w:rPr>
+          <w:lang w:val="es-ES"/>
+        </w:rPr>
+        <w:t xml:space="preserve"> Para los retos de infraestructura, el alumno necesita una forma de ejecutar los archivos .yaml. Recomienda instalar:</w:t>
+      </w:r>
+    </w:p>
+    <w:p>
+      <w:pPr>
+        <w:pStyle w:val="Sinespaciado"/>
+        <w:numPr>
+          <w:ilvl w:val="1"/>
+          <w:numId w:val="7"/>
+        </w:numPr>
+      </w:pPr>
+      <w:r>
+        <w:rPr>
+          <w:b/>
+          <w:bCs/>
+        </w:rPr>
+        <w:t>Docker Desktop</w:t>
+      </w:r>
+      <w:r>
+        <w:t xml:space="preserve"> (incluye K8s) o </w:t>
+      </w:r>
+      <w:r>
+        <w:rPr>
+          <w:b/>
+          <w:bCs/>
+        </w:rPr>
+        <w:t>Minikube</w:t>
+      </w:r>
+      <w:r>
+        <w:t>.</w:t>
+      </w:r>
+    </w:p>
+    <w:p>
+      <w:pPr>
+        <w:pStyle w:val="Sinespaciado"/>
+        <w:numPr>
+          <w:ilvl w:val="1"/>
+          <w:numId w:val="7"/>
+        </w:numPr>
+        <w:rPr>
+          <w:lang w:val="es-ES"/>
+        </w:rPr>
+      </w:pPr>
+      <w:r>
+        <w:rPr>
+          <w:b/>
+          <w:bCs/>
+          <w:lang w:val="es-ES"/>
+        </w:rPr>
+        <w:t>kubectl</w:t>
+      </w:r>
+      <w:r>
+        <w:rPr>
+          <w:lang w:val="es-ES"/>
+        </w:rPr>
+        <w:t>: La herramienta de línea de comandos para interactuar con el clúster.</w:t>
+      </w:r>
+    </w:p>
+    <w:p>
+      <w:pPr>
+        <w:pStyle w:val="Sinespaciado"/>
+        <w:numPr>
+          <w:ilvl w:val="1"/>
+          <w:numId w:val="7"/>
+        </w:numPr>
+        <w:rPr>
+          <w:lang w:val="es-ES"/>
+        </w:rPr>
+      </w:pPr>
+      <w:r>
+        <w:rPr>
+          <w:b/>
+          <w:bCs/>
+          <w:lang w:val="es-ES"/>
+        </w:rPr>
+        <w:t>Extensión de VS Code:</w:t>
+      </w:r>
+      <w:r>
+        <w:rPr>
+          <w:lang w:val="es-ES"/>
+        </w:rPr>
+        <w:t xml:space="preserve"> Añadir la extensión de </w:t>
+      </w:r>
+      <w:r>
+        <w:rPr>
+          <w:b/>
+          <w:bCs/>
+          <w:lang w:val="es-ES"/>
+        </w:rPr>
+        <w:t>"Kubernetes"</w:t>
+      </w:r>
+      <w:r>
+        <w:rPr>
+          <w:lang w:val="es-ES"/>
+        </w:rPr>
+        <w:t xml:space="preserve"> de Microsoft y </w:t>
+      </w:r>
+      <w:r>
+        <w:rPr>
+          <w:b/>
+          <w:bCs/>
+          <w:lang w:val="es-ES"/>
+        </w:rPr>
+        <w:t>"YAML"</w:t>
+      </w:r>
+      <w:r>
+        <w:rPr>
+          <w:lang w:val="es-ES"/>
+        </w:rPr>
+        <w:t xml:space="preserve"> de Red Hat para evitar errores de sintaxis en los manifiestos.</w:t>
+      </w:r>
+    </w:p>
+    <w:p>
+      <w:pPr>
+        <w:pStyle w:val="Sinespaciado"/>
+        <w:rPr>
+          <w:lang w:val="es-ES"/>
+        </w:rPr>
+      </w:pPr>
+    </w:p>
+    <w:p>
+      <w:pPr>
+        <w:pStyle w:val="Sinespaciado"/>
+        <w:numPr>
+          <w:ilvl w:val="0"/>
+          <w:numId w:val="1"/>
+        </w:numPr>
+        <w:rPr>
+          <w:lang w:val="es-ES"/>
+        </w:rPr>
+      </w:pPr>
       <w:r>
         <w:rPr>
           <w:b/>
@@ -1704,54 +1853,97 @@
           <w:iCs/>
           <w:lang w:val="es-ES"/>
         </w:rPr>
-        <w:t>Archivos</w:t>
-      </w:r>
-      <w:r>
-        <w:rPr>
-          <w:lang w:val="es-ES"/>
-        </w:rPr>
-        <w:t xml:space="preserve">: </w:t>
-      </w:r>
-      <w:proofErr w:type="spellStart"/>
-      <w:r>
-        <w:rPr>
-          <w:rStyle w:val="CdigoHTML"/>
-          <w:rFonts w:asciiTheme="minorHAnsi" w:eastAsiaTheme="minorHAnsi" w:hAnsiTheme="minorHAnsi" w:cstheme="minorBidi"/>
-          <w:sz w:val="24"/>
-          <w:szCs w:val="24"/>
-          <w:lang w:val="es-ES"/>
-        </w:rPr>
-        <w:t>snake_case</w:t>
-      </w:r>
-      <w:proofErr w:type="spellEnd"/>
-      <w:r>
-        <w:rPr>
-          <w:lang w:val="es-ES"/>
-        </w:rPr>
-        <w:t xml:space="preserve"> (ej. </w:t>
-      </w:r>
-      <w:r>
-        <w:rPr>
-          <w:rStyle w:val="CdigoHTML"/>
-          <w:rFonts w:asciiTheme="minorHAnsi" w:eastAsiaTheme="minorHAnsi" w:hAnsiTheme="minorHAnsi" w:cstheme="minorBidi"/>
-          <w:sz w:val="24"/>
-          <w:szCs w:val="24"/>
-          <w:lang w:val="es-ES"/>
-        </w:rPr>
-        <w:t>tk_magic_sum.js</w:t>
-      </w:r>
-      <w:r>
-        <w:rPr>
-          <w:lang w:val="es-ES"/>
-        </w:rPr>
-        <w:t>)</w:t>
-      </w:r>
-      <w:r>
-        <w:rPr>
-          <w:lang w:val="es-ES"/>
-        </w:rPr>
-        <w:t xml:space="preserve">, </w:t>
-      </w:r>
+        <w:t>Compilación:</w:t>
+      </w:r>
+      <w:r>
+        <w:rPr>
+          <w:lang w:val="es-ES"/>
+        </w:rPr>
+        <w:t xml:space="preserve"> </w:t>
+      </w:r>
+      <w:r>
+        <w:rPr>
+          <w:lang w:val="es-ES"/>
+        </w:rPr>
+        <w:t>El código debe ser probado y ejecutado vía terminal mediante</w:t>
+      </w:r>
+      <w:r>
+        <w:rPr>
+          <w:lang w:val="es-ES"/>
+        </w:rPr>
+        <w:t xml:space="preserve"> node.</w:t>
+      </w:r>
+    </w:p>
+    <w:p>
+      <w:pPr>
+        <w:pStyle w:val="Sinespaciado"/>
+        <w:rPr>
+          <w:lang w:val="es-ES"/>
+        </w:rPr>
+      </w:pPr>
+    </w:p>
+    <w:p>
+      <w:pPr>
+        <w:pStyle w:val="Sinespaciado"/>
+        <w:rPr>
+          <w:b/>
+          <w:bCs/>
+        </w:rPr>
+      </w:pPr>
+      <w:r>
+        <w:rPr>
+          <w:b/>
+          <w:bCs/>
+        </w:rPr>
+        <w:t>Entrega y Evaluación</w:t>
+      </w:r>
+    </w:p>
+    <w:p>
+      <w:pPr>
+        <w:pStyle w:val="Sinespaciado"/>
+        <w:numPr>
+          <w:ilvl w:val="0"/>
+          <w:numId w:val="2"/>
+        </w:numPr>
+      </w:pPr>
+      <w:r>
+        <w:t>Entrega en repositorio Git.</w:t>
+      </w:r>
+    </w:p>
+    <w:p>
+      <w:pPr>
+        <w:pStyle w:val="Sinespaciado"/>
+      </w:pPr>
+    </w:p>
+    <w:p>
+      <w:pPr>
+        <w:pStyle w:val="Sinespaciado"/>
+        <w:rPr>
+          <w:b/>
+          <w:bCs/>
+          <w:lang w:val="es-ES"/>
+        </w:rPr>
+      </w:pPr>
+      <w:r>
+        <w:rPr>
+          <w:b/>
+          <w:bCs/>
+          <w:lang w:val="es-ES"/>
+        </w:rPr>
+        <w:t>Configuración</w:t>
+      </w:r>
+    </w:p>
+    <w:p>
+      <w:pPr>
+        <w:pStyle w:val="Sinespaciado"/>
+        <w:numPr>
+          <w:ilvl w:val="0"/>
+          <w:numId w:val="8"/>
+        </w:numPr>
+        <w:rPr>
+          <w:lang w:val="es-ES"/>
+        </w:rPr>
+      </w:pPr>
       <w:r>
         <w:rPr>
           <w:b/>
@@ -1760,84 +1952,26 @@
           <w:iCs/>
           <w:lang w:val="es-ES"/>
         </w:rPr>
-        <w:t>Funciones de entrega</w:t>
-      </w:r>
-      <w:r>
-        <w:rPr>
-          <w:lang w:val="es-ES"/>
-        </w:rPr>
-        <w:t xml:space="preserve">: Deben comenzar con el prefijo </w:t>
-      </w:r>
-      <w:proofErr w:type="spellStart"/>
-      <w:r>
-        <w:rPr>
-          <w:rStyle w:val="CdigoHTML"/>
-          <w:rFonts w:asciiTheme="minorHAnsi" w:eastAsiaTheme="minorHAnsi" w:hAnsiTheme="minorHAnsi" w:cstheme="minorBidi"/>
-          <w:sz w:val="24"/>
-          <w:szCs w:val="24"/>
-          <w:lang w:val="es-ES"/>
-        </w:rPr>
-        <w:t>tk</w:t>
-      </w:r>
-      <w:proofErr w:type="spellEnd"/>
-      <w:r>
-        <w:rPr>
-          <w:rStyle w:val="CdigoHTML"/>
-          <w:rFonts w:asciiTheme="minorHAnsi" w:eastAsiaTheme="minorHAnsi" w:hAnsiTheme="minorHAnsi" w:cstheme="minorBidi"/>
-          <w:sz w:val="24"/>
-          <w:szCs w:val="24"/>
-          <w:lang w:val="es-ES"/>
-        </w:rPr>
-        <w:t>_</w:t>
-      </w:r>
-      <w:r>
-        <w:rPr>
-          <w:lang w:val="es-ES"/>
-        </w:rPr>
-        <w:t xml:space="preserve"> seguido de </w:t>
-      </w:r>
-      <w:proofErr w:type="spellStart"/>
-      <w:r>
-        <w:rPr>
-          <w:rStyle w:val="CdigoHTML"/>
-          <w:rFonts w:asciiTheme="minorHAnsi" w:eastAsiaTheme="minorHAnsi" w:hAnsiTheme="minorHAnsi" w:cstheme="minorBidi"/>
-          <w:sz w:val="24"/>
-          <w:szCs w:val="24"/>
-          <w:lang w:val="es-ES"/>
-        </w:rPr>
-        <w:t>snake_case</w:t>
-      </w:r>
-      <w:proofErr w:type="spellEnd"/>
-      <w:r>
-        <w:rPr>
-          <w:lang w:val="es-ES"/>
-        </w:rPr>
-        <w:t xml:space="preserve"> o </w:t>
-      </w:r>
-      <w:proofErr w:type="spellStart"/>
-      <w:r>
-        <w:rPr>
-          <w:rStyle w:val="CdigoHTML"/>
-          <w:rFonts w:asciiTheme="minorHAnsi" w:eastAsiaTheme="minorHAnsi" w:hAnsiTheme="minorHAnsi" w:cstheme="minorBidi"/>
-          <w:sz w:val="24"/>
-          <w:szCs w:val="24"/>
-          <w:lang w:val="es-ES"/>
-        </w:rPr>
-        <w:t>camelCase</w:t>
-      </w:r>
-      <w:proofErr w:type="spellEnd"/>
-      <w:r>
-        <w:rPr>
-          <w:lang w:val="es-ES"/>
-        </w:rPr>
-        <w:t xml:space="preserve"> según el enunciado</w:t>
-      </w:r>
-      <w:r>
-        <w:rPr>
-          <w:lang w:val="es-ES"/>
-        </w:rPr>
-        <w:t xml:space="preserve">, </w:t>
-      </w:r>
+        <w:t>npm init -y</w:t>
+      </w:r>
+      <w:r>
+        <w:rPr>
+          <w:lang w:val="es-ES"/>
+        </w:rPr>
+        <w:t xml:space="preserve"> (Esto crea un archivo package.json que gestiona tus dependencias).</w:t>
+      </w:r>
+    </w:p>
+    <w:p>
+      <w:pPr>
+        <w:pStyle w:val="Sinespaciado"/>
+        <w:numPr>
+          <w:ilvl w:val="0"/>
+          <w:numId w:val="8"/>
+        </w:numPr>
+        <w:rPr>
+          <w:lang w:val="es-ES"/>
+        </w:rPr>
+      </w:pPr>
       <w:r>
         <w:rPr>
           <w:b/>
@@ -1846,32 +1980,26 @@
           <w:iCs/>
           <w:lang w:val="es-ES"/>
         </w:rPr>
-        <w:t>Variables y métodos internos</w:t>
-      </w:r>
-      <w:r>
-        <w:rPr>
-          <w:lang w:val="es-ES"/>
-        </w:rPr>
-        <w:t xml:space="preserve">: </w:t>
-      </w:r>
-      <w:proofErr w:type="spellStart"/>
-      <w:r>
-        <w:rPr>
-          <w:rStyle w:val="CdigoHTML"/>
-          <w:rFonts w:asciiTheme="minorHAnsi" w:eastAsiaTheme="minorHAnsi" w:hAnsiTheme="minorHAnsi" w:cstheme="minorBidi"/>
-          <w:sz w:val="24"/>
-          <w:szCs w:val="24"/>
-          <w:lang w:val="es-ES"/>
-        </w:rPr>
-        <w:t>camelCase</w:t>
-      </w:r>
-      <w:proofErr w:type="spellEnd"/>
-      <w:r>
-        <w:rPr>
-          <w:lang w:val="es-ES"/>
-        </w:rPr>
-        <w:t xml:space="preserve">, </w:t>
-      </w:r>
+        <w:t>npm install eslint --save-dev</w:t>
+      </w:r>
+      <w:r>
+        <w:rPr>
+          <w:lang w:val="es-ES"/>
+        </w:rPr>
+        <w:t xml:space="preserve"> (Instalamos ESLint localmente).</w:t>
+      </w:r>
+    </w:p>
+    <w:p>
+      <w:pPr>
+        <w:pStyle w:val="Sinespaciado"/>
+        <w:numPr>
+          <w:ilvl w:val="0"/>
+          <w:numId w:val="8"/>
+        </w:numPr>
+        <w:rPr>
+          <w:lang w:val="es-ES"/>
+        </w:rPr>
+      </w:pPr>
       <w:r>
         <w:rPr>
           <w:b/>
@@ -1880,45 +2008,27 @@
           <w:iCs/>
           <w:lang w:val="es-ES"/>
         </w:rPr>
-        <w:t>Clases (cuando aplique)</w:t>
-      </w:r>
-      <w:r>
-        <w:rPr>
-          <w:lang w:val="es-ES"/>
-        </w:rPr>
-        <w:t xml:space="preserve">: </w:t>
-      </w:r>
-      <w:proofErr w:type="spellStart"/>
-      <w:r>
-        <w:rPr>
-          <w:rStyle w:val="CdigoHTML"/>
-          <w:rFonts w:asciiTheme="minorHAnsi" w:eastAsiaTheme="minorHAnsi" w:hAnsiTheme="minorHAnsi" w:cstheme="minorBidi"/>
-          <w:sz w:val="24"/>
-          <w:szCs w:val="24"/>
-          <w:lang w:val="es-ES"/>
-        </w:rPr>
-        <w:t>PascalCase</w:t>
-      </w:r>
-      <w:proofErr w:type="spellEnd"/>
-      <w:r>
-        <w:rPr>
-          <w:lang w:val="es-ES"/>
-        </w:rPr>
-        <w:t>.</w:t>
-      </w:r>
-    </w:p>
-    <w:p>
-      <w:pPr>
-        <w:pStyle w:val="Sinespaciado"/>
-        <w:numPr>
-          <w:ilvl w:val="0"/>
-          <w:numId w:val="1"/>
-        </w:numPr>
-        <w:rPr>
-          <w:lang w:val="es-ES"/>
-        </w:rPr>
-      </w:pPr>
-      <w:r>
+        <w:t>npx eslint --init</w:t>
+      </w:r>
+      <w:r>
+        <w:rPr>
+          <w:lang w:val="es-ES"/>
+        </w:rPr>
+        <w:t xml:space="preserve"> (Responde a las preguntas: elige "To check syntax, find problems, and enforce code style", y selecciona "Google" cuando te pregunte por la guía de estilo).</w:t>
+      </w:r>
+    </w:p>
+    <w:p>
+      <w:pPr>
+        <w:pStyle w:val="Sinespaciado"/>
+        <w:rPr>
+          <w:lang w:val="es-ES"/>
+        </w:rPr>
+      </w:pPr>
+    </w:p>
+    <w:p>
+      <w:pPr>
+        <w:pStyle w:val="Sinespaciado"/>
+        <w:pageBreakBefore/>
         <w:rPr>
           <w:b/>
           <w:bCs/>
@@ -1926,386 +2036,6 @@
           <w:iCs/>
           <w:lang w:val="es-ES"/>
         </w:rPr>
-        <w:t>IDE:</w:t>
-      </w:r>
-      <w:r>
-        <w:rPr>
-          <w:lang w:val="es-ES"/>
-        </w:rPr>
-        <w:t xml:space="preserve"> </w:t>
-      </w:r>
-      <w:r>
-        <w:rPr>
-          <w:b/>
-          <w:bCs/>
-          <w:lang w:val="es-ES"/>
-        </w:rPr>
-        <w:t xml:space="preserve">Visual Studio </w:t>
-      </w:r>
-      <w:proofErr w:type="spellStart"/>
-      <w:r>
-        <w:rPr>
-          <w:b/>
-          <w:bCs/>
-          <w:lang w:val="es-ES"/>
-        </w:rPr>
-        <w:t>Code</w:t>
-      </w:r>
-      <w:proofErr w:type="spellEnd"/>
-      <w:r>
-        <w:rPr>
-          <w:b/>
-          <w:bCs/>
-          <w:lang w:val="es-ES"/>
-        </w:rPr>
-        <w:t xml:space="preserve"> (VS </w:t>
-      </w:r>
-      <w:proofErr w:type="spellStart"/>
-      <w:r>
-        <w:rPr>
-          <w:b/>
-          <w:bCs/>
-          <w:lang w:val="es-ES"/>
-        </w:rPr>
-        <w:t>Code</w:t>
-      </w:r>
-      <w:proofErr w:type="spellEnd"/>
-      <w:r>
-        <w:rPr>
-          <w:b/>
-          <w:bCs/>
-          <w:lang w:val="es-ES"/>
-        </w:rPr>
-        <w:t>)</w:t>
-      </w:r>
-      <w:r>
-        <w:rPr>
-          <w:lang w:val="es-ES"/>
-        </w:rPr>
-        <w:t xml:space="preserve"> con las extensiones de </w:t>
-      </w:r>
-      <w:proofErr w:type="spellStart"/>
-      <w:r>
-        <w:rPr>
-          <w:i/>
-          <w:iCs/>
-          <w:lang w:val="es-ES"/>
-        </w:rPr>
-        <w:t>ESLint</w:t>
-      </w:r>
-      <w:proofErr w:type="spellEnd"/>
-      <w:r>
-        <w:rPr>
-          <w:lang w:val="es-ES"/>
-        </w:rPr>
-        <w:t xml:space="preserve"> y </w:t>
-      </w:r>
-      <w:proofErr w:type="spellStart"/>
-      <w:r>
-        <w:rPr>
-          <w:i/>
-          <w:iCs/>
-          <w:lang w:val="es-ES"/>
-        </w:rPr>
-        <w:t>Prettier</w:t>
-      </w:r>
-      <w:proofErr w:type="spellEnd"/>
-      <w:r>
-        <w:rPr>
-          <w:lang w:val="es-ES"/>
-        </w:rPr>
-        <w:t xml:space="preserve"> instaladas</w:t>
-      </w:r>
-      <w:r>
-        <w:rPr>
-          <w:lang w:val="es-ES"/>
-        </w:rPr>
-        <w:t xml:space="preserve">, Cursor, </w:t>
-      </w:r>
-      <w:proofErr w:type="spellStart"/>
-      <w:r>
-        <w:rPr>
-          <w:lang w:val="es-ES"/>
-        </w:rPr>
-        <w:t>WebStorm</w:t>
-      </w:r>
-      <w:proofErr w:type="spellEnd"/>
-      <w:r>
-        <w:rPr>
-          <w:lang w:val="es-ES"/>
-        </w:rPr>
-        <w:t xml:space="preserve">, </w:t>
-      </w:r>
-      <w:proofErr w:type="spellStart"/>
-      <w:r>
-        <w:rPr>
-          <w:lang w:val="es-ES"/>
-        </w:rPr>
-        <w:t>etc</w:t>
-      </w:r>
-      <w:proofErr w:type="spellEnd"/>
-      <w:r>
-        <w:rPr>
-          <w:lang w:val="es-ES"/>
-        </w:rPr>
-        <w:t>, según tu preferencia.</w:t>
-      </w:r>
-    </w:p>
-    <w:p>
-      <w:pPr>
-        <w:pStyle w:val="Sinespaciado"/>
-        <w:numPr>
-          <w:ilvl w:val="0"/>
-          <w:numId w:val="7"/>
-        </w:numPr>
-        <w:rPr>
-          <w:lang w:val="es-ES"/>
-        </w:rPr>
-      </w:pPr>
-      <w:r>
-        <w:rPr>
-          <w:b/>
-          <w:bCs/>
-          <w:lang w:val="es-ES"/>
-        </w:rPr>
-        <w:t xml:space="preserve">Entorno </w:t>
-      </w:r>
-      <w:proofErr w:type="spellStart"/>
-      <w:r>
-        <w:rPr>
-          <w:b/>
-          <w:bCs/>
-          <w:lang w:val="es-ES"/>
-        </w:rPr>
-        <w:t>Kubernetes</w:t>
-      </w:r>
-      <w:proofErr w:type="spellEnd"/>
-      <w:r>
-        <w:rPr>
-          <w:b/>
-          <w:bCs/>
-          <w:lang w:val="es-ES"/>
-        </w:rPr>
-        <w:t xml:space="preserve"> (Local):</w:t>
-      </w:r>
-      <w:r>
-        <w:rPr>
-          <w:lang w:val="es-ES"/>
-        </w:rPr>
-        <w:t xml:space="preserve"> Para los retos de infraestructura, el alumno necesita una forma de ejecutar los </w:t>
-      </w:r>
-      <w:proofErr w:type="gramStart"/>
-      <w:r>
-        <w:rPr>
-          <w:lang w:val="es-ES"/>
-        </w:rPr>
-        <w:t>archivos .</w:t>
-      </w:r>
-      <w:proofErr w:type="spellStart"/>
-      <w:r>
-        <w:rPr>
-          <w:lang w:val="es-ES"/>
-        </w:rPr>
-        <w:t>yaml</w:t>
-      </w:r>
-      <w:proofErr w:type="spellEnd"/>
-      <w:proofErr w:type="gramEnd"/>
-      <w:r>
-        <w:rPr>
-          <w:lang w:val="es-ES"/>
-        </w:rPr>
-        <w:t>. Recomienda instalar:</w:t>
-      </w:r>
-    </w:p>
-    <w:p>
-      <w:pPr>
-        <w:pStyle w:val="Sinespaciado"/>
-        <w:numPr>
-          <w:ilvl w:val="1"/>
-          <w:numId w:val="7"/>
-        </w:numPr>
-      </w:pPr>
-      <w:r>
-        <w:rPr>
-          <w:b/>
-          <w:bCs/>
-        </w:rPr>
-        <w:t>Docker Desktop</w:t>
-      </w:r>
-      <w:r>
-        <w:t xml:space="preserve"> (</w:t>
-      </w:r>
-      <w:proofErr w:type="spellStart"/>
-      <w:r>
-        <w:t>incluye</w:t>
-      </w:r>
-      <w:proofErr w:type="spellEnd"/>
-      <w:r>
-        <w:t xml:space="preserve"> K8s) o </w:t>
-      </w:r>
-      <w:proofErr w:type="spellStart"/>
-      <w:r>
-        <w:rPr>
-          <w:b/>
-          <w:bCs/>
-        </w:rPr>
-        <w:t>Minikube</w:t>
-      </w:r>
-      <w:proofErr w:type="spellEnd"/>
-      <w:r>
-        <w:t>.</w:t>
-      </w:r>
-    </w:p>
-    <w:p>
-      <w:pPr>
-        <w:pStyle w:val="Sinespaciado"/>
-        <w:numPr>
-          <w:ilvl w:val="1"/>
-          <w:numId w:val="7"/>
-        </w:numPr>
-        <w:rPr>
-          <w:lang w:val="es-ES"/>
-        </w:rPr>
-      </w:pPr>
-      <w:proofErr w:type="spellStart"/>
-      <w:r>
-        <w:rPr>
-          <w:b/>
-          <w:bCs/>
-          <w:lang w:val="es-ES"/>
-        </w:rPr>
-        <w:t>kubectl</w:t>
-      </w:r>
-      <w:proofErr w:type="spellEnd"/>
-      <w:r>
-        <w:rPr>
-          <w:lang w:val="es-ES"/>
-        </w:rPr>
-        <w:t>: La herramienta de línea de comandos para interactuar con el clúster.</w:t>
-      </w:r>
-    </w:p>
-    <w:p>
-      <w:pPr>
-        <w:pStyle w:val="Sinespaciado"/>
-        <w:numPr>
-          <w:ilvl w:val="1"/>
-          <w:numId w:val="7"/>
-        </w:numPr>
-        <w:rPr>
-          <w:lang w:val="es-ES"/>
-        </w:rPr>
-      </w:pPr>
-      <w:r>
-        <w:rPr>
-          <w:b/>
-          <w:bCs/>
-          <w:lang w:val="es-ES"/>
-        </w:rPr>
-        <w:t xml:space="preserve">Extensión de VS </w:t>
-      </w:r>
-      <w:proofErr w:type="spellStart"/>
-      <w:r>
-        <w:rPr>
-          <w:b/>
-          <w:bCs/>
-          <w:lang w:val="es-ES"/>
-        </w:rPr>
-        <w:t>Code</w:t>
-      </w:r>
-      <w:proofErr w:type="spellEnd"/>
-      <w:r>
-        <w:rPr>
-          <w:b/>
-          <w:bCs/>
-          <w:lang w:val="es-ES"/>
-        </w:rPr>
-        <w:t>:</w:t>
-      </w:r>
-      <w:r>
-        <w:rPr>
-          <w:lang w:val="es-ES"/>
-        </w:rPr>
-        <w:t xml:space="preserve"> Añadir la extensión de </w:t>
-      </w:r>
-      <w:r>
-        <w:rPr>
-          <w:b/>
-          <w:bCs/>
-          <w:lang w:val="es-ES"/>
-        </w:rPr>
-        <w:t>"</w:t>
-      </w:r>
-      <w:proofErr w:type="spellStart"/>
-      <w:r>
-        <w:rPr>
-          <w:b/>
-          <w:bCs/>
-          <w:lang w:val="es-ES"/>
-        </w:rPr>
-        <w:t>Kubernetes</w:t>
-      </w:r>
-      <w:proofErr w:type="spellEnd"/>
-      <w:r>
-        <w:rPr>
-          <w:b/>
-          <w:bCs/>
-          <w:lang w:val="es-ES"/>
-        </w:rPr>
-        <w:t>"</w:t>
-      </w:r>
-      <w:r>
-        <w:rPr>
-          <w:lang w:val="es-ES"/>
-        </w:rPr>
-        <w:t xml:space="preserve"> de Microsoft y </w:t>
-      </w:r>
-      <w:r>
-        <w:rPr>
-          <w:b/>
-          <w:bCs/>
-          <w:lang w:val="es-ES"/>
-        </w:rPr>
-        <w:t>"YAML"</w:t>
-      </w:r>
-      <w:r>
-        <w:rPr>
-          <w:lang w:val="es-ES"/>
-        </w:rPr>
-        <w:t xml:space="preserve"> de Red </w:t>
-      </w:r>
-      <w:proofErr w:type="spellStart"/>
-      <w:r>
-        <w:rPr>
-          <w:lang w:val="es-ES"/>
-        </w:rPr>
-        <w:t>Hat</w:t>
-      </w:r>
-      <w:proofErr w:type="spellEnd"/>
-      <w:r>
-        <w:rPr>
-          <w:lang w:val="es-ES"/>
-        </w:rPr>
-        <w:t xml:space="preserve"> para evitar errores de sintaxis en los manifiestos.</w:t>
-      </w:r>
-    </w:p>
-    <w:p>
-      <w:pPr>
-        <w:pStyle w:val="Sinespaciado"/>
-        <w:rPr>
-          <w:lang w:val="es-ES"/>
-        </w:rPr>
-      </w:pPr>
-    </w:p>
-    <w:p>
-      <w:pPr>
-        <w:pStyle w:val="Sinespaciado"/>
-        <w:numPr>
-          <w:ilvl w:val="0"/>
-          <w:numId w:val="1"/>
-        </w:numPr>
-        <w:rPr>
-          <w:lang w:val="es-ES"/>
-        </w:rPr>
       </w:pPr>
       <w:r>
         <w:rPr>
@@ -2315,539 +2045,6 @@
           <w:iCs/>
           <w:lang w:val="es-ES"/>
         </w:rPr>
-        <w:t>Compilación:</w:t>
-      </w:r>
-      <w:r>
-        <w:rPr>
-          <w:lang w:val="es-ES"/>
-        </w:rPr>
-        <w:t xml:space="preserve"> </w:t>
-      </w:r>
-      <w:r>
-        <w:rPr>
-          <w:lang w:val="es-ES"/>
-        </w:rPr>
-        <w:t>El código debe ser probado y ejecutado vía terminal mediante</w:t>
-      </w:r>
-      <w:r>
-        <w:rPr>
-          <w:lang w:val="es-ES"/>
-        </w:rPr>
-        <w:t xml:space="preserve"> </w:t>
-      </w:r>
-      <w:proofErr w:type="spellStart"/>
-      <w:r>
-        <w:rPr>
-          <w:lang w:val="es-ES"/>
-        </w:rPr>
-        <w:t>node</w:t>
-      </w:r>
-      <w:proofErr w:type="spellEnd"/>
-      <w:r>
-        <w:rPr>
-          <w:lang w:val="es-ES"/>
-        </w:rPr>
-        <w:t>.</w:t>
-      </w:r>
-    </w:p>
-    <w:p>
-      <w:pPr>
-        <w:pStyle w:val="Sinespaciado"/>
-        <w:rPr>
-          <w:lang w:val="es-ES"/>
-        </w:rPr>
-      </w:pPr>
-    </w:p>
-    <w:p>
-      <w:pPr>
-        <w:pStyle w:val="Sinespaciado"/>
-        <w:rPr>
-          <w:b/>
-          <w:bCs/>
-        </w:rPr>
-      </w:pPr>
-      <w:proofErr w:type="spellStart"/>
-      <w:r>
-        <w:rPr>
-          <w:b/>
-          <w:bCs/>
-        </w:rPr>
-        <w:t>Entrega</w:t>
-      </w:r>
-      <w:proofErr w:type="spellEnd"/>
-      <w:r>
-        <w:rPr>
-          <w:b/>
-          <w:bCs/>
-        </w:rPr>
-        <w:t xml:space="preserve"> y </w:t>
-      </w:r>
-      <w:proofErr w:type="spellStart"/>
-      <w:r>
-        <w:rPr>
-          <w:b/>
-          <w:bCs/>
-        </w:rPr>
-        <w:t>Evaluación</w:t>
-      </w:r>
-      <w:proofErr w:type="spellEnd"/>
-    </w:p>
-    <w:p>
-      <w:pPr>
-        <w:pStyle w:val="Sinespaciado"/>
-        <w:numPr>
-          <w:ilvl w:val="0"/>
-          <w:numId w:val="2"/>
-        </w:numPr>
-      </w:pPr>
-      <w:proofErr w:type="spellStart"/>
-      <w:r>
-        <w:t>Entrega</w:t>
-      </w:r>
-      <w:proofErr w:type="spellEnd"/>
-      <w:r>
-        <w:t xml:space="preserve"> </w:t>
-      </w:r>
-      <w:proofErr w:type="spellStart"/>
-      <w:r>
-        <w:t>en</w:t>
-      </w:r>
-      <w:proofErr w:type="spellEnd"/>
-      <w:r>
-        <w:t xml:space="preserve"> </w:t>
-      </w:r>
-      <w:proofErr w:type="spellStart"/>
-      <w:r>
-        <w:t>repositorio</w:t>
-      </w:r>
-      <w:proofErr w:type="spellEnd"/>
-      <w:r>
-        <w:t xml:space="preserve"> Git.</w:t>
-      </w:r>
-    </w:p>
-    <w:p>
-      <w:pPr>
-        <w:pStyle w:val="Sinespaciado"/>
-      </w:pPr>
-    </w:p>
-    <w:p>
-      <w:pPr>
-        <w:pStyle w:val="Sinespaciado"/>
-        <w:rPr>
-          <w:b/>
-          <w:bCs/>
-          <w:lang w:val="es-ES"/>
-        </w:rPr>
-      </w:pPr>
-      <w:r>
-        <w:rPr>
-          <w:b/>
-          <w:bCs/>
-          <w:lang w:val="es-ES"/>
-        </w:rPr>
-        <w:t>Configuración</w:t>
-      </w:r>
-    </w:p>
-    <w:p>
-      <w:pPr>
-        <w:pStyle w:val="Sinespaciado"/>
-        <w:numPr>
-          <w:ilvl w:val="0"/>
-          <w:numId w:val="8"/>
-        </w:numPr>
-        <w:rPr>
-          <w:lang w:val="es-ES"/>
-        </w:rPr>
-      </w:pPr>
-      <w:proofErr w:type="spellStart"/>
-      <w:r>
-        <w:rPr>
-          <w:b/>
-          <w:bCs/>
-          <w:i/>
-          <w:iCs/>
-          <w:lang w:val="es-ES"/>
-        </w:rPr>
-        <w:t>npm</w:t>
-      </w:r>
-      <w:proofErr w:type="spellEnd"/>
-      <w:r>
-        <w:rPr>
-          <w:b/>
-          <w:bCs/>
-          <w:i/>
-          <w:iCs/>
-          <w:lang w:val="es-ES"/>
-        </w:rPr>
-        <w:t xml:space="preserve"> </w:t>
-      </w:r>
-      <w:proofErr w:type="spellStart"/>
-      <w:r>
-        <w:rPr>
-          <w:b/>
-          <w:bCs/>
-          <w:i/>
-          <w:iCs/>
-          <w:lang w:val="es-ES"/>
-        </w:rPr>
-        <w:t>init</w:t>
-      </w:r>
-      <w:proofErr w:type="spellEnd"/>
-      <w:r>
-        <w:rPr>
-          <w:b/>
-          <w:bCs/>
-          <w:i/>
-          <w:iCs/>
-          <w:lang w:val="es-ES"/>
-        </w:rPr>
-        <w:t xml:space="preserve"> -y</w:t>
-      </w:r>
-      <w:r>
-        <w:rPr>
-          <w:lang w:val="es-ES"/>
-        </w:rPr>
-        <w:t xml:space="preserve"> (Esto crea un archivo </w:t>
-      </w:r>
-      <w:proofErr w:type="spellStart"/>
-      <w:r>
-        <w:rPr>
-          <w:lang w:val="es-ES"/>
-        </w:rPr>
-        <w:t>package.json</w:t>
-      </w:r>
-      <w:proofErr w:type="spellEnd"/>
-      <w:r>
-        <w:rPr>
-          <w:lang w:val="es-ES"/>
-        </w:rPr>
-        <w:t xml:space="preserve"> que gestiona tus dependencias).</w:t>
-      </w:r>
-    </w:p>
-    <w:p>
-      <w:pPr>
-        <w:pStyle w:val="Sinespaciado"/>
-        <w:numPr>
-          <w:ilvl w:val="0"/>
-          <w:numId w:val="8"/>
-        </w:numPr>
-        <w:rPr>
-          <w:lang w:val="es-ES"/>
-        </w:rPr>
-      </w:pPr>
-      <w:proofErr w:type="spellStart"/>
-      <w:r>
-        <w:rPr>
-          <w:b/>
-          <w:bCs/>
-          <w:i/>
-          <w:iCs/>
-          <w:lang w:val="es-ES"/>
-        </w:rPr>
-        <w:t>npm</w:t>
-      </w:r>
-      <w:proofErr w:type="spellEnd"/>
-      <w:r>
-        <w:rPr>
-          <w:b/>
-          <w:bCs/>
-          <w:i/>
-          <w:iCs/>
-          <w:lang w:val="es-ES"/>
-        </w:rPr>
-        <w:t xml:space="preserve"> </w:t>
-      </w:r>
-      <w:proofErr w:type="spellStart"/>
-      <w:r>
-        <w:rPr>
-          <w:b/>
-          <w:bCs/>
-          <w:i/>
-          <w:iCs/>
-          <w:lang w:val="es-ES"/>
-        </w:rPr>
-        <w:t>install</w:t>
-      </w:r>
-      <w:proofErr w:type="spellEnd"/>
-      <w:r>
-        <w:rPr>
-          <w:b/>
-          <w:bCs/>
-          <w:i/>
-          <w:iCs/>
-          <w:lang w:val="es-ES"/>
-        </w:rPr>
-        <w:t xml:space="preserve"> </w:t>
-      </w:r>
-      <w:proofErr w:type="spellStart"/>
-      <w:r>
-        <w:rPr>
-          <w:b/>
-          <w:bCs/>
-          <w:i/>
-          <w:iCs/>
-          <w:lang w:val="es-ES"/>
-        </w:rPr>
-        <w:t>eslint</w:t>
-      </w:r>
-      <w:proofErr w:type="spellEnd"/>
-      <w:r>
-        <w:rPr>
-          <w:b/>
-          <w:bCs/>
-          <w:i/>
-          <w:iCs/>
-          <w:lang w:val="es-ES"/>
-        </w:rPr>
-        <w:t xml:space="preserve"> --</w:t>
-      </w:r>
-      <w:proofErr w:type="spellStart"/>
-      <w:r>
-        <w:rPr>
-          <w:b/>
-          <w:bCs/>
-          <w:i/>
-          <w:iCs/>
-          <w:lang w:val="es-ES"/>
-        </w:rPr>
-        <w:t>save-dev</w:t>
-      </w:r>
-      <w:proofErr w:type="spellEnd"/>
-      <w:r>
-        <w:rPr>
-          <w:lang w:val="es-ES"/>
-        </w:rPr>
-        <w:t xml:space="preserve"> (Instalamos </w:t>
-      </w:r>
-      <w:proofErr w:type="spellStart"/>
-      <w:r>
-        <w:rPr>
-          <w:lang w:val="es-ES"/>
-        </w:rPr>
-        <w:t>ESLint</w:t>
-      </w:r>
-      <w:proofErr w:type="spellEnd"/>
-      <w:r>
-        <w:rPr>
-          <w:lang w:val="es-ES"/>
-        </w:rPr>
-        <w:t xml:space="preserve"> localmente).</w:t>
-      </w:r>
-    </w:p>
-    <w:p>
-      <w:pPr>
-        <w:pStyle w:val="Sinespaciado"/>
-        <w:numPr>
-          <w:ilvl w:val="0"/>
-          <w:numId w:val="8"/>
-        </w:numPr>
-        <w:rPr>
-          <w:lang w:val="es-ES"/>
-        </w:rPr>
-      </w:pPr>
-      <w:proofErr w:type="spellStart"/>
-      <w:r>
-        <w:rPr>
-          <w:b/>
-          <w:bCs/>
-          <w:i/>
-          <w:iCs/>
-          <w:lang w:val="es-ES"/>
-        </w:rPr>
-        <w:t>npx</w:t>
-      </w:r>
-      <w:proofErr w:type="spellEnd"/>
-      <w:r>
-        <w:rPr>
-          <w:b/>
-          <w:bCs/>
-          <w:i/>
-          <w:iCs/>
-          <w:lang w:val="es-ES"/>
-        </w:rPr>
-        <w:t xml:space="preserve"> </w:t>
-      </w:r>
-      <w:proofErr w:type="spellStart"/>
-      <w:r>
-        <w:rPr>
-          <w:b/>
-          <w:bCs/>
-          <w:i/>
-          <w:iCs/>
-          <w:lang w:val="es-ES"/>
-        </w:rPr>
-        <w:t>eslint</w:t>
-      </w:r>
-      <w:proofErr w:type="spellEnd"/>
-      <w:r>
-        <w:rPr>
-          <w:b/>
-          <w:bCs/>
-          <w:i/>
-          <w:iCs/>
-          <w:lang w:val="es-ES"/>
-        </w:rPr>
-        <w:t xml:space="preserve"> --</w:t>
-      </w:r>
-      <w:proofErr w:type="spellStart"/>
-      <w:r>
-        <w:rPr>
-          <w:b/>
-          <w:bCs/>
-          <w:i/>
-          <w:iCs/>
-          <w:lang w:val="es-ES"/>
-        </w:rPr>
-        <w:t>init</w:t>
-      </w:r>
-      <w:proofErr w:type="spellEnd"/>
-      <w:r>
-        <w:rPr>
-          <w:lang w:val="es-ES"/>
-        </w:rPr>
-        <w:t xml:space="preserve"> (Responde a las preguntas: elige "</w:t>
-      </w:r>
-      <w:proofErr w:type="spellStart"/>
-      <w:r>
-        <w:rPr>
-          <w:lang w:val="es-ES"/>
-        </w:rPr>
-        <w:t>To</w:t>
-      </w:r>
-      <w:proofErr w:type="spellEnd"/>
-      <w:r>
-        <w:rPr>
-          <w:lang w:val="es-ES"/>
-        </w:rPr>
-        <w:t xml:space="preserve"> </w:t>
-      </w:r>
-      <w:proofErr w:type="spellStart"/>
-      <w:r>
-        <w:rPr>
-          <w:lang w:val="es-ES"/>
-        </w:rPr>
-        <w:t>check</w:t>
-      </w:r>
-      <w:proofErr w:type="spellEnd"/>
-      <w:r>
-        <w:rPr>
-          <w:lang w:val="es-ES"/>
-        </w:rPr>
-        <w:t xml:space="preserve"> </w:t>
-      </w:r>
-      <w:proofErr w:type="spellStart"/>
-      <w:r>
-        <w:rPr>
-          <w:lang w:val="es-ES"/>
-        </w:rPr>
-        <w:t>syntax</w:t>
-      </w:r>
-      <w:proofErr w:type="spellEnd"/>
-      <w:r>
-        <w:rPr>
-          <w:lang w:val="es-ES"/>
-        </w:rPr>
-        <w:t xml:space="preserve">, </w:t>
-      </w:r>
-      <w:proofErr w:type="spellStart"/>
-      <w:r>
-        <w:rPr>
-          <w:lang w:val="es-ES"/>
-        </w:rPr>
-        <w:t>find</w:t>
-      </w:r>
-      <w:proofErr w:type="spellEnd"/>
-      <w:r>
-        <w:rPr>
-          <w:lang w:val="es-ES"/>
-        </w:rPr>
-        <w:t xml:space="preserve"> </w:t>
-      </w:r>
-      <w:proofErr w:type="spellStart"/>
-      <w:r>
-        <w:rPr>
-          <w:lang w:val="es-ES"/>
-        </w:rPr>
-        <w:t>problems</w:t>
-      </w:r>
-      <w:proofErr w:type="spellEnd"/>
-      <w:r>
-        <w:rPr>
-          <w:lang w:val="es-ES"/>
-        </w:rPr>
-        <w:t xml:space="preserve">, and </w:t>
-      </w:r>
-      <w:proofErr w:type="spellStart"/>
-      <w:r>
-        <w:rPr>
-          <w:lang w:val="es-ES"/>
-        </w:rPr>
-        <w:t>enforce</w:t>
-      </w:r>
-      <w:proofErr w:type="spellEnd"/>
-      <w:r>
-        <w:rPr>
-          <w:lang w:val="es-ES"/>
-        </w:rPr>
-        <w:t xml:space="preserve"> </w:t>
-      </w:r>
-      <w:proofErr w:type="spellStart"/>
-      <w:r>
-        <w:rPr>
-          <w:lang w:val="es-ES"/>
-        </w:rPr>
-        <w:t>code</w:t>
-      </w:r>
-      <w:proofErr w:type="spellEnd"/>
-      <w:r>
-        <w:rPr>
-          <w:lang w:val="es-ES"/>
-        </w:rPr>
-        <w:t xml:space="preserve"> </w:t>
-      </w:r>
-      <w:proofErr w:type="spellStart"/>
-      <w:r>
-        <w:rPr>
-          <w:lang w:val="es-ES"/>
-        </w:rPr>
-        <w:t>style</w:t>
-      </w:r>
-      <w:proofErr w:type="spellEnd"/>
-      <w:r>
-        <w:rPr>
-          <w:lang w:val="es-ES"/>
-        </w:rPr>
-        <w:t>", y selecciona "Google" cuando te pregunte por la guía de estilo).</w:t>
-      </w:r>
-    </w:p>
-    <w:p>
-      <w:pPr>
-        <w:pStyle w:val="Sinespaciado"/>
-        <w:rPr>
-          <w:lang w:val="es-ES"/>
-        </w:rPr>
-      </w:pPr>
-    </w:p>
-    <w:p>
-      <w:pPr>
-        <w:pStyle w:val="Sinespaciado"/>
-        <w:pageBreakBefore/>
-        <w:rPr>
-          <w:b/>
-          <w:bCs/>
-          <w:i/>
-          <w:iCs/>
-          <w:lang w:val="es-ES"/>
-        </w:rPr>
-      </w:pPr>
-      <w:r>
-        <w:rPr>
-          <w:b/>
-          <w:bCs/>
-          <w:i/>
-          <w:iCs/>
-          <w:lang w:val="es-ES"/>
-        </w:rPr>
         <w:lastRenderedPageBreak/>
         <w:t>Tutorial de Instalación</w:t>
       </w:r>
@@ -2871,64 +2068,59 @@
           <w:szCs w:val="18"/>
           <w:lang w:val="es-ES"/>
         </w:rPr>
-        <w:t xml:space="preserve">XXXX&gt; </w:t>
-      </w:r>
-      <w:proofErr w:type="spellStart"/>
-      <w:r>
+        <w:t>XXXX&gt; npx eslint --init</w:t>
+      </w:r>
+    </w:p>
+    <w:p>
+      <w:pPr>
+        <w:pStyle w:val="Sinespaciado"/>
         <w:rPr>
           <w:i/>
           <w:iCs/>
           <w:sz w:val="18"/>
           <w:szCs w:val="18"/>
-          <w:lang w:val="es-ES"/>
-        </w:rPr>
-        <w:t>npx</w:t>
-      </w:r>
-      <w:proofErr w:type="spellEnd"/>
+        </w:rPr>
+      </w:pPr>
       <w:r>
         <w:rPr>
           <w:i/>
           <w:iCs/>
           <w:sz w:val="18"/>
           <w:szCs w:val="18"/>
-          <w:lang w:val="es-ES"/>
-        </w:rPr>
-        <w:t xml:space="preserve"> </w:t>
-      </w:r>
-      <w:proofErr w:type="spellStart"/>
-      <w:r>
+        </w:rPr>
+        <w:t>You can also run this command directly using 'npm init @eslint/config@latest'.</w:t>
+      </w:r>
+    </w:p>
+    <w:p>
+      <w:pPr>
+        <w:pStyle w:val="Sinespaciado"/>
         <w:rPr>
           <w:i/>
           <w:iCs/>
           <w:sz w:val="18"/>
           <w:szCs w:val="18"/>
-          <w:lang w:val="es-ES"/>
-        </w:rPr>
-        <w:t>eslint</w:t>
-      </w:r>
-      <w:proofErr w:type="spellEnd"/>
-      <w:r>
+        </w:rPr>
+      </w:pPr>
+    </w:p>
+    <w:p>
+      <w:pPr>
+        <w:pStyle w:val="Sinespaciado"/>
         <w:rPr>
           <w:i/>
           <w:iCs/>
           <w:sz w:val="18"/>
           <w:szCs w:val="18"/>
-          <w:lang w:val="es-ES"/>
-        </w:rPr>
-        <w:t xml:space="preserve"> --</w:t>
-      </w:r>
-      <w:proofErr w:type="spellStart"/>
+        </w:rPr>
+      </w:pPr>
       <w:r>
         <w:rPr>
           <w:i/>
           <w:iCs/>
           <w:sz w:val="18"/>
           <w:szCs w:val="18"/>
-          <w:lang w:val="es-ES"/>
-        </w:rPr>
-        <w:t>init</w:t>
-      </w:r>
-      <w:proofErr w:type="spellEnd"/>
+        </w:rPr>
+        <w:t>&gt; js_module_00@1.0.0 npx</w:t>
+      </w:r>
     </w:p>
     <w:p>
       <w:pPr>
@@ -2947,29 +2139,30 @@
           <w:sz w:val="18"/>
           <w:szCs w:val="18"/>
         </w:rPr>
-        <w:t>You can also run this command directly using '</w:t>
-      </w:r>
-      <w:proofErr w:type="spellStart"/>
-      <w:r>
+        <w:t>&gt; create-config</w:t>
+      </w:r>
+    </w:p>
+    <w:p>
+      <w:pPr>
+        <w:pStyle w:val="Sinespaciado"/>
         <w:rPr>
           <w:i/>
           <w:iCs/>
           <w:sz w:val="18"/>
           <w:szCs w:val="18"/>
         </w:rPr>
-        <w:t>npm</w:t>
-      </w:r>
-      <w:proofErr w:type="spellEnd"/>
-      <w:r>
+      </w:pPr>
+    </w:p>
+    <w:p>
+      <w:pPr>
+        <w:pStyle w:val="Sinespaciado"/>
         <w:rPr>
           <w:i/>
           <w:iCs/>
           <w:sz w:val="18"/>
           <w:szCs w:val="18"/>
         </w:rPr>
-        <w:t xml:space="preserve"> </w:t>
-      </w:r>
-      <w:proofErr w:type="spellStart"/>
+      </w:pPr>
       <w:r>
         <w:rPr>
           <w:i/>
@@ -2977,132 +2170,28 @@
           <w:sz w:val="18"/>
           <w:szCs w:val="18"/>
         </w:rPr>
-        <w:t>init</w:t>
-      </w:r>
-      <w:proofErr w:type="spellEnd"/>
-      <w:r>
+        <w:t>@eslint/create-config: v2.0.0</w:t>
+      </w:r>
+    </w:p>
+    <w:p>
+      <w:pPr>
+        <w:pStyle w:val="Sinespaciado"/>
         <w:rPr>
           <w:i/>
           <w:iCs/>
           <w:sz w:val="18"/>
           <w:szCs w:val="18"/>
         </w:rPr>
-        <w:t xml:space="preserve"> @eslint/config@latest'.</w:t>
-      </w:r>
-    </w:p>
-    <w:p>
-      <w:pPr>
-        <w:pStyle w:val="Sinespaciado"/>
+      </w:pPr>
+      <w:r>
         <w:rPr>
           <w:i/>
           <w:iCs/>
           <w:sz w:val="18"/>
           <w:szCs w:val="18"/>
         </w:rPr>
-      </w:pPr>
-    </w:p>
-    <w:p>
-      <w:pPr>
-        <w:pStyle w:val="Sinespaciado"/>
-        <w:rPr>
-          <w:i/>
-          <w:iCs/>
-          <w:sz w:val="18"/>
-          <w:szCs w:val="18"/>
-        </w:rPr>
-      </w:pPr>
-      <w:r>
-        <w:rPr>
-          <w:i/>
-          <w:iCs/>
-          <w:sz w:val="18"/>
-          <w:szCs w:val="18"/>
-        </w:rPr>
-        <w:t xml:space="preserve">&gt; js_module_00@1.0.0 </w:t>
-      </w:r>
-      <w:proofErr w:type="spellStart"/>
-      <w:r>
-        <w:rPr>
-          <w:i/>
-          <w:iCs/>
-          <w:sz w:val="18"/>
-          <w:szCs w:val="18"/>
-        </w:rPr>
-        <w:t>npx</w:t>
-      </w:r>
-      <w:proofErr w:type="spellEnd"/>
-    </w:p>
-    <w:p>
-      <w:pPr>
-        <w:pStyle w:val="Sinespaciado"/>
-        <w:rPr>
-          <w:i/>
-          <w:iCs/>
-          <w:sz w:val="18"/>
-          <w:szCs w:val="18"/>
-        </w:rPr>
-      </w:pPr>
-      <w:r>
-        <w:rPr>
-          <w:i/>
-          <w:iCs/>
-          <w:sz w:val="18"/>
-          <w:szCs w:val="18"/>
-        </w:rPr>
-        <w:t>&gt; create-config</w:t>
-      </w:r>
-    </w:p>
-    <w:p>
-      <w:pPr>
-        <w:pStyle w:val="Sinespaciado"/>
-        <w:rPr>
-          <w:i/>
-          <w:iCs/>
-          <w:sz w:val="18"/>
-          <w:szCs w:val="18"/>
-        </w:rPr>
-      </w:pPr>
-    </w:p>
-    <w:p>
-      <w:pPr>
-        <w:pStyle w:val="Sinespaciado"/>
-        <w:rPr>
-          <w:i/>
-          <w:iCs/>
-          <w:sz w:val="18"/>
-          <w:szCs w:val="18"/>
-        </w:rPr>
-      </w:pPr>
-      <w:r>
-        <w:rPr>
-          <w:i/>
-          <w:iCs/>
-          <w:sz w:val="18"/>
-          <w:szCs w:val="18"/>
-        </w:rPr>
-        <w:t>@eslint/create-config: v2.0.0</w:t>
-      </w:r>
-    </w:p>
-    <w:p>
-      <w:pPr>
-        <w:pStyle w:val="Sinespaciado"/>
-        <w:rPr>
-          <w:i/>
-          <w:iCs/>
-          <w:sz w:val="18"/>
-          <w:szCs w:val="18"/>
-        </w:rPr>
-      </w:pPr>
-      <w:r>
-        <w:rPr>
-          <w:i/>
-          <w:iCs/>
-          <w:sz w:val="18"/>
-          <w:szCs w:val="18"/>
-        </w:rPr>
         <w:t xml:space="preserve">√ What do you want to lint? · </w:t>
       </w:r>
-      <w:proofErr w:type="spellStart"/>
       <w:r>
         <w:rPr>
           <w:b/>
@@ -3114,7 +2203,6 @@
         </w:rPr>
         <w:t>javascript</w:t>
       </w:r>
-      <w:proofErr w:type="spellEnd"/>
     </w:p>
     <w:p>
       <w:pPr>
@@ -3133,27 +2221,7 @@
           <w:sz w:val="18"/>
           <w:szCs w:val="18"/>
         </w:rPr>
-        <w:t xml:space="preserve">√ How would you like to use </w:t>
-      </w:r>
-      <w:proofErr w:type="spellStart"/>
-      <w:r>
-        <w:rPr>
-          <w:i/>
-          <w:iCs/>
-          <w:sz w:val="18"/>
-          <w:szCs w:val="18"/>
-        </w:rPr>
-        <w:t>ESLint</w:t>
-      </w:r>
-      <w:proofErr w:type="spellEnd"/>
-      <w:r>
-        <w:rPr>
-          <w:i/>
-          <w:iCs/>
-          <w:sz w:val="18"/>
-          <w:szCs w:val="18"/>
-        </w:rPr>
-        <w:t xml:space="preserve">? · </w:t>
+        <w:t xml:space="preserve">√ How would you like to use ESLint? · </w:t>
       </w:r>
       <w:r>
         <w:rPr>
@@ -3319,7 +2387,6 @@
           <w:szCs w:val="18"/>
         </w:rPr>
       </w:pPr>
-      <w:proofErr w:type="spellStart"/>
       <w:r>
         <w:rPr>
           <w:i/>
@@ -3327,18 +2394,19 @@
           <w:sz w:val="18"/>
           <w:szCs w:val="18"/>
         </w:rPr>
-        <w:t>i</w:t>
-      </w:r>
-      <w:proofErr w:type="spellEnd"/>
-      <w:r>
+        <w:t>i The config that you've selected requires the following dependencies:</w:t>
+      </w:r>
+    </w:p>
+    <w:p>
+      <w:pPr>
+        <w:pStyle w:val="Sinespaciado"/>
         <w:rPr>
           <w:i/>
           <w:iCs/>
           <w:sz w:val="18"/>
           <w:szCs w:val="18"/>
         </w:rPr>
-        <w:t xml:space="preserve"> The config that you've selected requires the following dependencies:</w:t>
-      </w:r>
+      </w:pPr>
     </w:p>
     <w:p>
       <w:pPr>
@@ -3350,48 +2418,15 @@
           <w:szCs w:val="18"/>
         </w:rPr>
       </w:pPr>
-    </w:p>
-    <w:p>
-      <w:pPr>
-        <w:pStyle w:val="Sinespaciado"/>
+      <w:r>
         <w:rPr>
           <w:i/>
           <w:iCs/>
           <w:sz w:val="18"/>
           <w:szCs w:val="18"/>
         </w:rPr>
-      </w:pPr>
-      <w:proofErr w:type="spellStart"/>
-      <w:r>
-        <w:rPr>
-          <w:i/>
-          <w:iCs/>
-          <w:sz w:val="18"/>
-          <w:szCs w:val="18"/>
-        </w:rPr>
-        <w:t>eslint</w:t>
-      </w:r>
-      <w:proofErr w:type="spellEnd"/>
-      <w:r>
-        <w:rPr>
-          <w:i/>
-          <w:iCs/>
-          <w:sz w:val="18"/>
-          <w:szCs w:val="18"/>
-        </w:rPr>
-        <w:t xml:space="preserve">, @eslint/js, </w:t>
-      </w:r>
-      <w:proofErr w:type="spellStart"/>
-      <w:r>
-        <w:rPr>
-          <w:i/>
-          <w:iCs/>
-          <w:sz w:val="18"/>
-          <w:szCs w:val="18"/>
-        </w:rPr>
-        <w:t>globals</w:t>
-      </w:r>
-      <w:proofErr w:type="spellEnd"/>
+        <w:t>eslint, @eslint/js, globals</w:t>
+      </w:r>
     </w:p>
     <w:p>
       <w:pPr>
@@ -3443,7 +2478,6 @@
         </w:rPr>
         <w:t xml:space="preserve">√ Which package manager do you want to use? · </w:t>
       </w:r>
-      <w:proofErr w:type="spellStart"/>
       <w:r>
         <w:rPr>
           <w:b/>
@@ -3455,7 +2489,6 @@
         </w:rPr>
         <w:t>npm</w:t>
       </w:r>
-      <w:proofErr w:type="spellEnd"/>
     </w:p>
     <w:p>
       <w:pPr>
@@ -3502,27 +2535,7 @@
           <w:sz w:val="18"/>
           <w:szCs w:val="18"/>
         </w:rPr>
-        <w:t>up to date, audited 72 packages in 1s 18 packages are looking for funding  run `</w:t>
-      </w:r>
-      <w:proofErr w:type="spellStart"/>
-      <w:r>
-        <w:rPr>
-          <w:i/>
-          <w:iCs/>
-          <w:sz w:val="18"/>
-          <w:szCs w:val="18"/>
-        </w:rPr>
-        <w:t>npm</w:t>
-      </w:r>
-      <w:proofErr w:type="spellEnd"/>
-      <w:r>
-        <w:rPr>
-          <w:i/>
-          <w:iCs/>
-          <w:sz w:val="18"/>
-          <w:szCs w:val="18"/>
-        </w:rPr>
-        <w:t xml:space="preserve"> fund` for details, found 0 vulnerabilities</w:t>
+        <w:t>up to date, audited 72 packages in 1s 18 packages are looking for funding  run `npm fund` for details, found 0 vulnerabilities</w:t>
       </w:r>
     </w:p>
     <w:p>
@@ -3559,22 +2572,8 @@
           <w:szCs w:val="22"/>
           <w:lang w:val="es-ES"/>
         </w:rPr>
-        <w:t xml:space="preserve">Configura el nuevo </w:t>
-      </w:r>
-      <w:proofErr w:type="spellStart"/>
-      <w:r>
-        <w:rPr>
-          <w:b/>
-          <w:bCs/>
-          <w:i/>
-          <w:iCs/>
-          <w:sz w:val="22"/>
-          <w:szCs w:val="22"/>
-          <w:lang w:val="es-ES"/>
-        </w:rPr>
-        <w:t>eslint.config.mjs</w:t>
-      </w:r>
-      <w:proofErr w:type="spellEnd"/>
+        <w:t>Configura el nuevo eslint.config.mjs</w:t>
+      </w:r>
     </w:p>
     <w:p>
       <w:pPr>
@@ -3591,43 +2590,7 @@
           <w:szCs w:val="20"/>
           <w:lang w:val="es-ES"/>
         </w:rPr>
-        <w:t xml:space="preserve">Abre el archivo </w:t>
-      </w:r>
-      <w:proofErr w:type="spellStart"/>
-      <w:r>
-        <w:rPr>
-          <w:sz w:val="20"/>
-          <w:szCs w:val="20"/>
-          <w:lang w:val="es-ES"/>
-        </w:rPr>
-        <w:t>eslint.config.mjs</w:t>
-      </w:r>
-      <w:proofErr w:type="spellEnd"/>
-      <w:r>
-        <w:rPr>
-          <w:sz w:val="20"/>
-          <w:szCs w:val="20"/>
-          <w:lang w:val="es-ES"/>
-        </w:rPr>
-        <w:t xml:space="preserve"> que se acaba de crear y asegúrate de que tenga esta estructura para que </w:t>
-      </w:r>
-      <w:proofErr w:type="spellStart"/>
-      <w:r>
-        <w:rPr>
-          <w:sz w:val="20"/>
-          <w:szCs w:val="20"/>
-          <w:lang w:val="es-ES"/>
-        </w:rPr>
-        <w:t>sera</w:t>
-      </w:r>
-      <w:proofErr w:type="spellEnd"/>
-      <w:r>
-        <w:rPr>
-          <w:sz w:val="20"/>
-          <w:szCs w:val="20"/>
-          <w:lang w:val="es-ES"/>
-        </w:rPr>
-        <w:t xml:space="preserve"> estricto:</w:t>
+        <w:t>Abre el archivo eslint.config.mjs que se acaba de crear y asegúrate de que tenga esta estructura para que sera estricto:</w:t>
       </w:r>
     </w:p>
     <w:p>
@@ -3677,7 +2640,6 @@
         </w:rPr>
         <w:t xml:space="preserve"> - </w:t>
       </w:r>
-      <w:proofErr w:type="spellStart"/>
       <w:r>
         <w:rPr>
           <w:b/>
@@ -3688,113 +2650,8 @@
           <w:szCs w:val="20"/>
           <w:lang w:val="es-ES"/>
         </w:rPr>
-        <w:t>npm</w:t>
-      </w:r>
-      <w:proofErr w:type="spellEnd"/>
-      <w:r>
-        <w:rPr>
-          <w:b/>
-          <w:bCs/>
-          <w:i/>
-          <w:iCs/>
-          <w:sz w:val="20"/>
-          <w:szCs w:val="20"/>
-          <w:lang w:val="es-ES"/>
-        </w:rPr>
-        <w:t xml:space="preserve"> </w:t>
-      </w:r>
-      <w:proofErr w:type="spellStart"/>
-      <w:r>
-        <w:rPr>
-          <w:b/>
-          <w:bCs/>
-          <w:i/>
-          <w:iCs/>
-          <w:sz w:val="20"/>
-          <w:szCs w:val="20"/>
-          <w:lang w:val="es-ES"/>
-        </w:rPr>
-        <w:t>install</w:t>
-      </w:r>
-      <w:proofErr w:type="spellEnd"/>
-      <w:r>
-        <w:rPr>
-          <w:b/>
-          <w:bCs/>
-          <w:i/>
-          <w:iCs/>
-          <w:sz w:val="20"/>
-          <w:szCs w:val="20"/>
-          <w:lang w:val="es-ES"/>
-        </w:rPr>
-        <w:t xml:space="preserve"> --</w:t>
-      </w:r>
-      <w:proofErr w:type="spellStart"/>
-      <w:r>
-        <w:rPr>
-          <w:b/>
-          <w:bCs/>
-          <w:i/>
-          <w:iCs/>
-          <w:sz w:val="20"/>
-          <w:szCs w:val="20"/>
-          <w:lang w:val="es-ES"/>
-        </w:rPr>
-        <w:t>save-dev</w:t>
-      </w:r>
-      <w:proofErr w:type="spellEnd"/>
-      <w:r>
-        <w:rPr>
-          <w:b/>
-          <w:bCs/>
-          <w:i/>
-          <w:iCs/>
-          <w:sz w:val="20"/>
-          <w:szCs w:val="20"/>
-          <w:lang w:val="es-ES"/>
-        </w:rPr>
-        <w:t xml:space="preserve"> </w:t>
-      </w:r>
-      <w:proofErr w:type="spellStart"/>
-      <w:r>
-        <w:rPr>
-          <w:b/>
-          <w:bCs/>
-          <w:i/>
-          <w:iCs/>
-          <w:sz w:val="20"/>
-          <w:szCs w:val="20"/>
-          <w:lang w:val="es-ES"/>
-        </w:rPr>
-        <w:t>eslint</w:t>
-      </w:r>
-      <w:proofErr w:type="spellEnd"/>
-      <w:r>
-        <w:rPr>
-          <w:b/>
-          <w:bCs/>
-          <w:i/>
-          <w:iCs/>
-          <w:sz w:val="20"/>
-          <w:szCs w:val="20"/>
-          <w:lang w:val="es-ES"/>
-        </w:rPr>
-        <w:t>-plugin-</w:t>
-      </w:r>
-      <w:proofErr w:type="spellStart"/>
-      <w:r>
-        <w:rPr>
-          <w:b/>
-          <w:bCs/>
-          <w:i/>
-          <w:iCs/>
-          <w:sz w:val="20"/>
-          <w:szCs w:val="20"/>
-          <w:lang w:val="es-ES"/>
-        </w:rPr>
-        <w:t>jsdoc</w:t>
-      </w:r>
-      <w:proofErr w:type="spellEnd"/>
+        <w:t>npm install --save-dev eslint-plugin-jsdoc</w:t>
+      </w:r>
     </w:p>
     <w:p>
       <w:pPr>
@@ -3815,18 +2672,8 @@
           <w:szCs w:val="20"/>
           <w:lang w:val="es-ES"/>
         </w:rPr>
-        <w:t xml:space="preserve">Actualiza tu archivo </w:t>
-      </w:r>
-      <w:proofErr w:type="spellStart"/>
-      <w:r>
-        <w:rPr>
-          <w:sz w:val="20"/>
-          <w:szCs w:val="20"/>
-          <w:lang w:val="es-ES"/>
-        </w:rPr>
-        <w:t>eslint.config.mjs</w:t>
-      </w:r>
-      <w:proofErr w:type="spellEnd"/>
+        <w:t>Actualiza tu archivo eslint.config.mjs</w:t>
+      </w:r>
     </w:p>
     <w:p>
       <w:pPr>
@@ -3924,25 +2771,7 @@
                                 <w:sz w:val="16"/>
                                 <w:szCs w:val="16"/>
                               </w:rPr>
-                              <w:t xml:space="preserve"> </w:t>
-                            </w:r>
-                            <w:proofErr w:type="spellStart"/>
-                            <w:r>
-                              <w:rPr>
-                                <w:rFonts w:ascii="Calibri" w:hAnsi="Calibri" w:cs="Calibri"/>
-                                <w:sz w:val="16"/>
-                                <w:szCs w:val="16"/>
-                              </w:rPr>
-                              <w:t>globals</w:t>
-                            </w:r>
-                            <w:proofErr w:type="spellEnd"/>
-                            <w:r>
-                              <w:rPr>
-                                <w:rFonts w:ascii="Calibri" w:hAnsi="Calibri" w:cs="Calibri"/>
-                                <w:sz w:val="16"/>
-                                <w:szCs w:val="16"/>
-                              </w:rPr>
-                              <w:t xml:space="preserve"> </w:t>
+                              <w:t xml:space="preserve"> globals </w:t>
                             </w:r>
                             <w:r>
                               <w:rPr>
@@ -3960,28 +2789,8 @@
                                 <w:sz w:val="16"/>
                                 <w:szCs w:val="16"/>
                               </w:rPr>
-                              <w:t xml:space="preserve"> "</w:t>
+                              <w:t xml:space="preserve"> "globals";</w:t>
                             </w:r>
-                            <w:proofErr w:type="spellStart"/>
-                            <w:r>
-                              <w:rPr>
-                                <w:rFonts w:ascii="Calibri" w:hAnsi="Calibri" w:cs="Calibri"/>
-                                <w:sz w:val="16"/>
-                                <w:szCs w:val="16"/>
-                              </w:rPr>
-                              <w:t>globals</w:t>
-                            </w:r>
-                            <w:proofErr w:type="spellEnd"/>
-                            <w:proofErr w:type="gramStart"/>
-                            <w:r>
-                              <w:rPr>
-                                <w:rFonts w:ascii="Calibri" w:hAnsi="Calibri" w:cs="Calibri"/>
-                                <w:sz w:val="16"/>
-                                <w:szCs w:val="16"/>
-                              </w:rPr>
-                              <w:t>";</w:t>
-                            </w:r>
-                            <w:proofErr w:type="gramEnd"/>
                           </w:p>
                           <w:p>
                             <w:pPr>
@@ -4009,25 +2818,7 @@
                                 <w:sz w:val="16"/>
                                 <w:szCs w:val="16"/>
                               </w:rPr>
-                              <w:t xml:space="preserve"> </w:t>
-                            </w:r>
-                            <w:proofErr w:type="spellStart"/>
-                            <w:r>
-                              <w:rPr>
-                                <w:rFonts w:ascii="Calibri" w:hAnsi="Calibri" w:cs="Calibri"/>
-                                <w:sz w:val="16"/>
-                                <w:szCs w:val="16"/>
-                              </w:rPr>
-                              <w:t>js</w:t>
-                            </w:r>
-                            <w:proofErr w:type="spellEnd"/>
-                            <w:r>
-                              <w:rPr>
-                                <w:rFonts w:ascii="Calibri" w:hAnsi="Calibri" w:cs="Calibri"/>
-                                <w:sz w:val="16"/>
-                                <w:szCs w:val="16"/>
-                              </w:rPr>
-                              <w:t xml:space="preserve"> </w:t>
+                              <w:t xml:space="preserve"> js </w:t>
                             </w:r>
                             <w:r>
                               <w:rPr>
@@ -4045,46 +2836,8 @@
                                 <w:sz w:val="16"/>
                                 <w:szCs w:val="16"/>
                               </w:rPr>
-                              <w:t xml:space="preserve"> "@</w:t>
+                              <w:t xml:space="preserve"> "@eslint/js";</w:t>
                             </w:r>
-                            <w:proofErr w:type="spellStart"/>
-                            <w:r>
-                              <w:rPr>
-                                <w:rFonts w:ascii="Calibri" w:hAnsi="Calibri" w:cs="Calibri"/>
-                                <w:sz w:val="16"/>
-                                <w:szCs w:val="16"/>
-                              </w:rPr>
-                              <w:t>eslint</w:t>
-                            </w:r>
-                            <w:proofErr w:type="spellEnd"/>
-                            <w:r>
-                              <w:rPr>
-                                <w:rFonts w:ascii="Calibri" w:hAnsi="Calibri" w:cs="Calibri"/>
-                                <w:sz w:val="16"/>
-                                <w:szCs w:val="16"/>
-                              </w:rPr>
-                              <w:t>/</w:t>
-                            </w:r>
-                            <w:proofErr w:type="spellStart"/>
-                            <w:r>
-                              <w:rPr>
-                                <w:rFonts w:ascii="Calibri" w:hAnsi="Calibri" w:cs="Calibri"/>
-                                <w:sz w:val="16"/>
-                                <w:szCs w:val="16"/>
-                              </w:rPr>
-                              <w:t>js</w:t>
-                            </w:r>
-                            <w:proofErr w:type="spellEnd"/>
-                            <w:proofErr w:type="gramStart"/>
-                            <w:r>
-                              <w:rPr>
-                                <w:rFonts w:ascii="Calibri" w:hAnsi="Calibri" w:cs="Calibri"/>
-                                <w:sz w:val="16"/>
-                                <w:szCs w:val="16"/>
-                              </w:rPr>
-                              <w:t>";</w:t>
-                            </w:r>
-                            <w:proofErr w:type="gramEnd"/>
                           </w:p>
                           <w:p>
                             <w:pPr>
@@ -4112,25 +2865,7 @@
                                 <w:sz w:val="16"/>
                                 <w:szCs w:val="16"/>
                               </w:rPr>
-                              <w:t xml:space="preserve"> </w:t>
-                            </w:r>
-                            <w:proofErr w:type="spellStart"/>
-                            <w:r>
-                              <w:rPr>
-                                <w:rFonts w:ascii="Calibri" w:hAnsi="Calibri" w:cs="Calibri"/>
-                                <w:sz w:val="16"/>
-                                <w:szCs w:val="16"/>
-                              </w:rPr>
-                              <w:t>jsdoc</w:t>
-                            </w:r>
-                            <w:proofErr w:type="spellEnd"/>
-                            <w:r>
-                              <w:rPr>
-                                <w:rFonts w:ascii="Calibri" w:hAnsi="Calibri" w:cs="Calibri"/>
-                                <w:sz w:val="16"/>
-                                <w:szCs w:val="16"/>
-                              </w:rPr>
-                              <w:t xml:space="preserve"> </w:t>
+                              <w:t xml:space="preserve"> jsdoc </w:t>
                             </w:r>
                             <w:r>
                               <w:rPr>
@@ -4148,46 +2883,8 @@
                                 <w:sz w:val="16"/>
                                 <w:szCs w:val="16"/>
                               </w:rPr>
-                              <w:t xml:space="preserve"> "</w:t>
+                              <w:t xml:space="preserve"> "eslint-plugin-jsdoc";</w:t>
                             </w:r>
-                            <w:proofErr w:type="spellStart"/>
-                            <w:r>
-                              <w:rPr>
-                                <w:rFonts w:ascii="Calibri" w:hAnsi="Calibri" w:cs="Calibri"/>
-                                <w:sz w:val="16"/>
-                                <w:szCs w:val="16"/>
-                              </w:rPr>
-                              <w:t>eslint</w:t>
-                            </w:r>
-                            <w:proofErr w:type="spellEnd"/>
-                            <w:r>
-                              <w:rPr>
-                                <w:rFonts w:ascii="Calibri" w:hAnsi="Calibri" w:cs="Calibri"/>
-                                <w:sz w:val="16"/>
-                                <w:szCs w:val="16"/>
-                              </w:rPr>
-                              <w:t>-plugin-</w:t>
-                            </w:r>
-                            <w:proofErr w:type="spellStart"/>
-                            <w:r>
-                              <w:rPr>
-                                <w:rFonts w:ascii="Calibri" w:hAnsi="Calibri" w:cs="Calibri"/>
-                                <w:sz w:val="16"/>
-                                <w:szCs w:val="16"/>
-                              </w:rPr>
-                              <w:t>jsdoc</w:t>
-                            </w:r>
-                            <w:proofErr w:type="spellEnd"/>
-                            <w:proofErr w:type="gramStart"/>
-                            <w:r>
-                              <w:rPr>
-                                <w:rFonts w:ascii="Calibri" w:hAnsi="Calibri" w:cs="Calibri"/>
-                                <w:sz w:val="16"/>
-                                <w:szCs w:val="16"/>
-                              </w:rPr>
-                              <w:t>";</w:t>
-                            </w:r>
-                            <w:proofErr w:type="gramEnd"/>
                           </w:p>
                           <w:p>
                             <w:pPr>
@@ -4263,28 +2960,284 @@
                                 <w:sz w:val="16"/>
                                 <w:szCs w:val="16"/>
                               </w:rPr>
-                              <w:t xml:space="preserve">  </w:t>
+                              <w:t>  js.configs.recommended,</w:t>
                             </w:r>
-                            <w:proofErr w:type="spellStart"/>
-                            <w:proofErr w:type="gramStart"/>
-                            <w:r>
+                          </w:p>
+                          <w:p>
+                            <w:pPr>
+                              <w:pStyle w:val="Sinespaciado"/>
+                              <w:ind w:left="360"/>
                               <w:rPr>
                                 <w:rFonts w:ascii="Calibri" w:hAnsi="Calibri" w:cs="Calibri"/>
                                 <w:sz w:val="16"/>
                                 <w:szCs w:val="16"/>
                               </w:rPr>
-                              <w:t>js.configs</w:t>
-                            </w:r>
-                            <w:proofErr w:type="gramEnd"/>
+                            </w:pPr>
                             <w:r>
                               <w:rPr>
                                 <w:rFonts w:ascii="Calibri" w:hAnsi="Calibri" w:cs="Calibri"/>
                                 <w:sz w:val="16"/>
                                 <w:szCs w:val="16"/>
                               </w:rPr>
-                              <w:t>.recommended</w:t>
+                              <w:t>  {</w:t>
                             </w:r>
-                            <w:proofErr w:type="spellEnd"/>
+                          </w:p>
+                          <w:p>
+                            <w:pPr>
+                              <w:pStyle w:val="Sinespaciado"/>
+                              <w:ind w:left="360"/>
+                              <w:rPr>
+                                <w:rFonts w:ascii="Calibri" w:hAnsi="Calibri" w:cs="Calibri"/>
+                                <w:sz w:val="16"/>
+                                <w:szCs w:val="16"/>
+                              </w:rPr>
+                            </w:pPr>
+                            <w:r>
+                              <w:rPr>
+                                <w:rFonts w:ascii="Calibri" w:hAnsi="Calibri" w:cs="Calibri"/>
+                                <w:sz w:val="16"/>
+                                <w:szCs w:val="16"/>
+                              </w:rPr>
+                              <w:t>    plugins: {</w:t>
+                            </w:r>
+                          </w:p>
+                          <w:p>
+                            <w:pPr>
+                              <w:pStyle w:val="Sinespaciado"/>
+                              <w:ind w:left="360"/>
+                              <w:rPr>
+                                <w:rFonts w:ascii="Calibri" w:hAnsi="Calibri" w:cs="Calibri"/>
+                                <w:sz w:val="16"/>
+                                <w:szCs w:val="16"/>
+                              </w:rPr>
+                            </w:pPr>
+                            <w:r>
+                              <w:rPr>
+                                <w:rFonts w:ascii="Calibri" w:hAnsi="Calibri" w:cs="Calibri"/>
+                                <w:sz w:val="16"/>
+                                <w:szCs w:val="16"/>
+                              </w:rPr>
+                              <w:t>      jsdoc: jsdoc,</w:t>
+                            </w:r>
+                          </w:p>
+                          <w:p>
+                            <w:pPr>
+                              <w:pStyle w:val="Sinespaciado"/>
+                              <w:ind w:left="360"/>
+                              <w:rPr>
+                                <w:rFonts w:ascii="Calibri" w:hAnsi="Calibri" w:cs="Calibri"/>
+                                <w:sz w:val="16"/>
+                                <w:szCs w:val="16"/>
+                              </w:rPr>
+                            </w:pPr>
+                            <w:r>
+                              <w:rPr>
+                                <w:rFonts w:ascii="Calibri" w:hAnsi="Calibri" w:cs="Calibri"/>
+                                <w:sz w:val="16"/>
+                                <w:szCs w:val="16"/>
+                              </w:rPr>
+                              <w:t>    },</w:t>
+                            </w:r>
+                          </w:p>
+                          <w:p>
+                            <w:pPr>
+                              <w:pStyle w:val="Sinespaciado"/>
+                              <w:ind w:left="360"/>
+                              <w:rPr>
+                                <w:rFonts w:ascii="Calibri" w:hAnsi="Calibri" w:cs="Calibri"/>
+                                <w:sz w:val="16"/>
+                                <w:szCs w:val="16"/>
+                              </w:rPr>
+                            </w:pPr>
+                            <w:r>
+                              <w:rPr>
+                                <w:rFonts w:ascii="Calibri" w:hAnsi="Calibri" w:cs="Calibri"/>
+                                <w:sz w:val="16"/>
+                                <w:szCs w:val="16"/>
+                              </w:rPr>
+                              <w:t>    languageOptions: {</w:t>
+                            </w:r>
+                          </w:p>
+                          <w:p>
+                            <w:pPr>
+                              <w:pStyle w:val="Sinespaciado"/>
+                              <w:ind w:left="360"/>
+                              <w:rPr>
+                                <w:rFonts w:ascii="Calibri" w:hAnsi="Calibri" w:cs="Calibri"/>
+                                <w:sz w:val="16"/>
+                                <w:szCs w:val="16"/>
+                              </w:rPr>
+                            </w:pPr>
+                            <w:r>
+                              <w:rPr>
+                                <w:rFonts w:ascii="Calibri" w:hAnsi="Calibri" w:cs="Calibri"/>
+                                <w:sz w:val="16"/>
+                                <w:szCs w:val="16"/>
+                              </w:rPr>
+                              <w:t>      globals: { ...globals.node },</w:t>
+                            </w:r>
+                          </w:p>
+                          <w:p>
+                            <w:pPr>
+                              <w:pStyle w:val="Sinespaciado"/>
+                              <w:ind w:left="360"/>
+                              <w:rPr>
+                                <w:rFonts w:ascii="Calibri" w:hAnsi="Calibri" w:cs="Calibri"/>
+                                <w:sz w:val="16"/>
+                                <w:szCs w:val="16"/>
+                              </w:rPr>
+                            </w:pPr>
+                            <w:r>
+                              <w:rPr>
+                                <w:rFonts w:ascii="Calibri" w:hAnsi="Calibri" w:cs="Calibri"/>
+                                <w:sz w:val="16"/>
+                                <w:szCs w:val="16"/>
+                              </w:rPr>
+                              <w:t>    },</w:t>
+                            </w:r>
+                          </w:p>
+                          <w:p>
+                            <w:pPr>
+                              <w:pStyle w:val="Sinespaciado"/>
+                              <w:ind w:left="360"/>
+                              <w:rPr>
+                                <w:rFonts w:ascii="Calibri" w:hAnsi="Calibri" w:cs="Calibri"/>
+                                <w:sz w:val="16"/>
+                                <w:szCs w:val="16"/>
+                              </w:rPr>
+                            </w:pPr>
+                            <w:r>
+                              <w:rPr>
+                                <w:rFonts w:ascii="Calibri" w:hAnsi="Calibri" w:cs="Calibri"/>
+                                <w:sz w:val="16"/>
+                                <w:szCs w:val="16"/>
+                              </w:rPr>
+                              <w:t>    rules: {</w:t>
+                            </w:r>
+                          </w:p>
+                          <w:p>
+                            <w:pPr>
+                              <w:pStyle w:val="Sinespaciado"/>
+                              <w:ind w:left="360"/>
+                              <w:rPr>
+                                <w:rFonts w:ascii="Calibri" w:hAnsi="Calibri" w:cs="Calibri"/>
+                                <w:sz w:val="16"/>
+                                <w:szCs w:val="16"/>
+                              </w:rPr>
+                            </w:pPr>
+                            <w:r>
+                              <w:rPr>
+                                <w:rFonts w:ascii="Calibri" w:hAnsi="Calibri" w:cs="Calibri"/>
+                                <w:sz w:val="16"/>
+                                <w:szCs w:val="16"/>
+                              </w:rPr>
+                              <w:t>      "no-console": "off",</w:t>
+                            </w:r>
+                          </w:p>
+                          <w:p>
+                            <w:pPr>
+                              <w:pStyle w:val="Sinespaciado"/>
+                              <w:ind w:left="360"/>
+                              <w:rPr>
+                                <w:rFonts w:ascii="Calibri" w:hAnsi="Calibri" w:cs="Calibri"/>
+                                <w:sz w:val="16"/>
+                                <w:szCs w:val="16"/>
+                              </w:rPr>
+                            </w:pPr>
+                            <w:r>
+                              <w:rPr>
+                                <w:rFonts w:ascii="Calibri" w:hAnsi="Calibri" w:cs="Calibri"/>
+                                <w:sz w:val="16"/>
+                                <w:szCs w:val="16"/>
+                              </w:rPr>
+                              <w:t>      "semi": ["error", "always"],</w:t>
+                            </w:r>
+                          </w:p>
+                          <w:p>
+                            <w:pPr>
+                              <w:pStyle w:val="Sinespaciado"/>
+                              <w:ind w:left="360"/>
+                              <w:rPr>
+                                <w:rFonts w:ascii="Calibri" w:hAnsi="Calibri" w:cs="Calibri"/>
+                                <w:sz w:val="16"/>
+                                <w:szCs w:val="16"/>
+                              </w:rPr>
+                            </w:pPr>
+                            <w:r>
+                              <w:rPr>
+                                <w:rFonts w:ascii="Calibri" w:hAnsi="Calibri" w:cs="Calibri"/>
+                                <w:sz w:val="16"/>
+                                <w:szCs w:val="16"/>
+                              </w:rPr>
+                              <w:t>      "curly": ["error", "all"],</w:t>
+                            </w:r>
+                          </w:p>
+                          <w:p>
+                            <w:pPr>
+                              <w:pStyle w:val="Sinespaciado"/>
+                              <w:ind w:left="360"/>
+                              <w:rPr>
+                                <w:rFonts w:ascii="Calibri" w:hAnsi="Calibri" w:cs="Calibri"/>
+                                <w:sz w:val="16"/>
+                                <w:szCs w:val="16"/>
+                              </w:rPr>
+                            </w:pPr>
+                            <w:r>
+                              <w:rPr>
+                                <w:rFonts w:ascii="Calibri" w:hAnsi="Calibri" w:cs="Calibri"/>
+                                <w:sz w:val="16"/>
+                                <w:szCs w:val="16"/>
+                              </w:rPr>
+                              <w:t>      "indent": ["error", 2],</w:t>
+                            </w:r>
+                          </w:p>
+                          <w:p>
+                            <w:pPr>
+                              <w:pStyle w:val="Sinespaciado"/>
+                              <w:ind w:left="360"/>
+                              <w:rPr>
+                                <w:rFonts w:ascii="Calibri" w:hAnsi="Calibri" w:cs="Calibri"/>
+                                <w:sz w:val="16"/>
+                                <w:szCs w:val="16"/>
+                              </w:rPr>
+                            </w:pPr>
+                            <w:r>
+                              <w:rPr>
+                                <w:rFonts w:ascii="Calibri" w:hAnsi="Calibri" w:cs="Calibri"/>
+                                <w:sz w:val="16"/>
+                                <w:szCs w:val="16"/>
+                              </w:rPr>
+                              <w:t>      "jsdoc/require-jsdoc": ["error", {</w:t>
+                            </w:r>
+                          </w:p>
+                          <w:p>
+                            <w:pPr>
+                              <w:pStyle w:val="Sinespaciado"/>
+                              <w:ind w:left="360"/>
+                              <w:rPr>
+                                <w:rFonts w:ascii="Calibri" w:hAnsi="Calibri" w:cs="Calibri"/>
+                                <w:sz w:val="16"/>
+                                <w:szCs w:val="16"/>
+                              </w:rPr>
+                            </w:pPr>
+                            <w:r>
+                              <w:rPr>
+                                <w:rFonts w:ascii="Calibri" w:hAnsi="Calibri" w:cs="Calibri"/>
+                                <w:sz w:val="16"/>
+                                <w:szCs w:val="16"/>
+                              </w:rPr>
+                              <w:t xml:space="preserve">        "publicOnly": </w:t>
+                            </w:r>
+                            <w:r>
+                              <w:rPr>
+                                <w:rFonts w:ascii="Calibri" w:hAnsi="Calibri" w:cs="Calibri"/>
+                                <w:b/>
+                                <w:bCs/>
+                                <w:sz w:val="16"/>
+                                <w:szCs w:val="16"/>
+                              </w:rPr>
+                              <w:t>false</w:t>
+                            </w:r>
                             <w:r>
                               <w:rPr>
                                 <w:rFonts w:ascii="Calibri" w:hAnsi="Calibri" w:cs="Calibri"/>
@@ -4310,7 +3263,7 @@
                                 <w:sz w:val="16"/>
                                 <w:szCs w:val="16"/>
                               </w:rPr>
-                              <w:t>  {</w:t>
+                              <w:t>        "require": {</w:t>
                             </w:r>
                           </w:p>
                           <w:p>
@@ -4329,55 +3282,18 @@
                                 <w:sz w:val="16"/>
                                 <w:szCs w:val="16"/>
                               </w:rPr>
-                              <w:t>    plugins: {</w:t>
+                              <w:t xml:space="preserve">          "FunctionDeclaration": </w:t>
                             </w:r>
-                          </w:p>
-                          <w:p>
-                            <w:pPr>
-                              <w:pStyle w:val="Sinespaciado"/>
-                              <w:ind w:left="360"/>
+                            <w:r>
                               <w:rPr>
                                 <w:rFonts w:ascii="Calibri" w:hAnsi="Calibri" w:cs="Calibri"/>
+                                <w:b/>
+                                <w:bCs/>
                                 <w:sz w:val="16"/>
                                 <w:szCs w:val="16"/>
                               </w:rPr>
-                            </w:pPr>
-                            <w:r>
-                              <w:rPr>
-                                <w:rFonts w:ascii="Calibri" w:hAnsi="Calibri" w:cs="Calibri"/>
-                                <w:sz w:val="16"/>
-                                <w:szCs w:val="16"/>
-                              </w:rPr>
-                              <w:t xml:space="preserve">      </w:t>
+                              <w:t>true</w:t>
                             </w:r>
-                            <w:proofErr w:type="spellStart"/>
-                            <w:r>
-                              <w:rPr>
-                                <w:rFonts w:ascii="Calibri" w:hAnsi="Calibri" w:cs="Calibri"/>
-                                <w:sz w:val="16"/>
-                                <w:szCs w:val="16"/>
-                              </w:rPr>
-                              <w:t>jsdoc</w:t>
-                            </w:r>
-                            <w:proofErr w:type="spellEnd"/>
-                            <w:r>
-                              <w:rPr>
-                                <w:rFonts w:ascii="Calibri" w:hAnsi="Calibri" w:cs="Calibri"/>
-                                <w:sz w:val="16"/>
-                                <w:szCs w:val="16"/>
-                              </w:rPr>
-                              <w:t xml:space="preserve">: </w:t>
-                            </w:r>
-                            <w:proofErr w:type="spellStart"/>
-                            <w:r>
-                              <w:rPr>
-                                <w:rFonts w:ascii="Calibri" w:hAnsi="Calibri" w:cs="Calibri"/>
-                                <w:sz w:val="16"/>
-                                <w:szCs w:val="16"/>
-                              </w:rPr>
-                              <w:t>jsdoc</w:t>
-                            </w:r>
-                            <w:proofErr w:type="spellEnd"/>
                             <w:r>
                               <w:rPr>
                                 <w:rFonts w:ascii="Calibri" w:hAnsi="Calibri" w:cs="Calibri"/>
@@ -4403,333 +3319,7 @@
                                 <w:sz w:val="16"/>
                                 <w:szCs w:val="16"/>
                               </w:rPr>
-                              <w:t>    },</w:t>
-                            </w:r>
-                          </w:p>
-                          <w:p>
-                            <w:pPr>
-                              <w:pStyle w:val="Sinespaciado"/>
-                              <w:ind w:left="360"/>
-                              <w:rPr>
-                                <w:rFonts w:ascii="Calibri" w:hAnsi="Calibri" w:cs="Calibri"/>
-                                <w:sz w:val="16"/>
-                                <w:szCs w:val="16"/>
-                              </w:rPr>
-                            </w:pPr>
-                            <w:r>
-                              <w:rPr>
-                                <w:rFonts w:ascii="Calibri" w:hAnsi="Calibri" w:cs="Calibri"/>
-                                <w:sz w:val="16"/>
-                                <w:szCs w:val="16"/>
-                              </w:rPr>
-                              <w:t xml:space="preserve">    </w:t>
-                            </w:r>
-                            <w:proofErr w:type="spellStart"/>
-                            <w:r>
-                              <w:rPr>
-                                <w:rFonts w:ascii="Calibri" w:hAnsi="Calibri" w:cs="Calibri"/>
-                                <w:sz w:val="16"/>
-                                <w:szCs w:val="16"/>
-                              </w:rPr>
-                              <w:t>languageOptions</w:t>
-                            </w:r>
-                            <w:proofErr w:type="spellEnd"/>
-                            <w:r>
-                              <w:rPr>
-                                <w:rFonts w:ascii="Calibri" w:hAnsi="Calibri" w:cs="Calibri"/>
-                                <w:sz w:val="16"/>
-                                <w:szCs w:val="16"/>
-                              </w:rPr>
-                              <w:t>: {</w:t>
-                            </w:r>
-                          </w:p>
-                          <w:p>
-                            <w:pPr>
-                              <w:pStyle w:val="Sinespaciado"/>
-                              <w:ind w:left="360"/>
-                              <w:rPr>
-                                <w:rFonts w:ascii="Calibri" w:hAnsi="Calibri" w:cs="Calibri"/>
-                                <w:sz w:val="16"/>
-                                <w:szCs w:val="16"/>
-                              </w:rPr>
-                            </w:pPr>
-                            <w:r>
-                              <w:rPr>
-                                <w:rFonts w:ascii="Calibri" w:hAnsi="Calibri" w:cs="Calibri"/>
-                                <w:sz w:val="16"/>
-                                <w:szCs w:val="16"/>
-                              </w:rPr>
-                              <w:t xml:space="preserve">      </w:t>
-                            </w:r>
-                            <w:proofErr w:type="spellStart"/>
-                            <w:r>
-                              <w:rPr>
-                                <w:rFonts w:ascii="Calibri" w:hAnsi="Calibri" w:cs="Calibri"/>
-                                <w:sz w:val="16"/>
-                                <w:szCs w:val="16"/>
-                              </w:rPr>
-                              <w:t>globals</w:t>
-                            </w:r>
-                            <w:proofErr w:type="spellEnd"/>
-                            <w:r>
-                              <w:rPr>
-                                <w:rFonts w:ascii="Calibri" w:hAnsi="Calibri" w:cs="Calibri"/>
-                                <w:sz w:val="16"/>
-                                <w:szCs w:val="16"/>
-                              </w:rPr>
-                              <w:t xml:space="preserve">: </w:t>
-                            </w:r>
-                            <w:proofErr w:type="gramStart"/>
-                            <w:r>
-                              <w:rPr>
-                                <w:rFonts w:ascii="Calibri" w:hAnsi="Calibri" w:cs="Calibri"/>
-                                <w:sz w:val="16"/>
-                                <w:szCs w:val="16"/>
-                              </w:rPr>
-                              <w:t>{ ...</w:t>
-                            </w:r>
-                            <w:proofErr w:type="spellStart"/>
-                            <w:proofErr w:type="gramEnd"/>
-                            <w:r>
-                              <w:rPr>
-                                <w:rFonts w:ascii="Calibri" w:hAnsi="Calibri" w:cs="Calibri"/>
-                                <w:sz w:val="16"/>
-                                <w:szCs w:val="16"/>
-                              </w:rPr>
-                              <w:t>globals.node</w:t>
-                            </w:r>
-                            <w:proofErr w:type="spellEnd"/>
-                            <w:r>
-                              <w:rPr>
-                                <w:rFonts w:ascii="Calibri" w:hAnsi="Calibri" w:cs="Calibri"/>
-                                <w:sz w:val="16"/>
-                                <w:szCs w:val="16"/>
-                              </w:rPr>
-                              <w:t xml:space="preserve"> },</w:t>
-                            </w:r>
-                          </w:p>
-                          <w:p>
-                            <w:pPr>
-                              <w:pStyle w:val="Sinespaciado"/>
-                              <w:ind w:left="360"/>
-                              <w:rPr>
-                                <w:rFonts w:ascii="Calibri" w:hAnsi="Calibri" w:cs="Calibri"/>
-                                <w:sz w:val="16"/>
-                                <w:szCs w:val="16"/>
-                              </w:rPr>
-                            </w:pPr>
-                            <w:r>
-                              <w:rPr>
-                                <w:rFonts w:ascii="Calibri" w:hAnsi="Calibri" w:cs="Calibri"/>
-                                <w:sz w:val="16"/>
-                                <w:szCs w:val="16"/>
-                              </w:rPr>
-                              <w:t>    },</w:t>
-                            </w:r>
-                          </w:p>
-                          <w:p>
-                            <w:pPr>
-                              <w:pStyle w:val="Sinespaciado"/>
-                              <w:ind w:left="360"/>
-                              <w:rPr>
-                                <w:rFonts w:ascii="Calibri" w:hAnsi="Calibri" w:cs="Calibri"/>
-                                <w:sz w:val="16"/>
-                                <w:szCs w:val="16"/>
-                              </w:rPr>
-                            </w:pPr>
-                            <w:r>
-                              <w:rPr>
-                                <w:rFonts w:ascii="Calibri" w:hAnsi="Calibri" w:cs="Calibri"/>
-                                <w:sz w:val="16"/>
-                                <w:szCs w:val="16"/>
-                              </w:rPr>
-                              <w:t>    rules: {</w:t>
-                            </w:r>
-                          </w:p>
-                          <w:p>
-                            <w:pPr>
-                              <w:pStyle w:val="Sinespaciado"/>
-                              <w:ind w:left="360"/>
-                              <w:rPr>
-                                <w:rFonts w:ascii="Calibri" w:hAnsi="Calibri" w:cs="Calibri"/>
-                                <w:sz w:val="16"/>
-                                <w:szCs w:val="16"/>
-                              </w:rPr>
-                            </w:pPr>
-                            <w:r>
-                              <w:rPr>
-                                <w:rFonts w:ascii="Calibri" w:hAnsi="Calibri" w:cs="Calibri"/>
-                                <w:sz w:val="16"/>
-                                <w:szCs w:val="16"/>
-                              </w:rPr>
-                              <w:t>      "</w:t>
-                            </w:r>
-                            <w:proofErr w:type="gramStart"/>
-                            <w:r>
-                              <w:rPr>
-                                <w:rFonts w:ascii="Calibri" w:hAnsi="Calibri" w:cs="Calibri"/>
-                                <w:sz w:val="16"/>
-                                <w:szCs w:val="16"/>
-                              </w:rPr>
-                              <w:t>no</w:t>
-                            </w:r>
-                            <w:proofErr w:type="gramEnd"/>
-                            <w:r>
-                              <w:rPr>
-                                <w:rFonts w:ascii="Calibri" w:hAnsi="Calibri" w:cs="Calibri"/>
-                                <w:sz w:val="16"/>
-                                <w:szCs w:val="16"/>
-                              </w:rPr>
-                              <w:t>-console": "off",</w:t>
-                            </w:r>
-                          </w:p>
-                          <w:p>
-                            <w:pPr>
-                              <w:pStyle w:val="Sinespaciado"/>
-                              <w:ind w:left="360"/>
-                              <w:rPr>
-                                <w:rFonts w:ascii="Calibri" w:hAnsi="Calibri" w:cs="Calibri"/>
-                                <w:sz w:val="16"/>
-                                <w:szCs w:val="16"/>
-                              </w:rPr>
-                            </w:pPr>
-                            <w:r>
-                              <w:rPr>
-                                <w:rFonts w:ascii="Calibri" w:hAnsi="Calibri" w:cs="Calibri"/>
-                                <w:sz w:val="16"/>
-                                <w:szCs w:val="16"/>
-                              </w:rPr>
-                              <w:t>      "semi": ["error", "always"],</w:t>
-                            </w:r>
-                          </w:p>
-                          <w:p>
-                            <w:pPr>
-                              <w:pStyle w:val="Sinespaciado"/>
-                              <w:ind w:left="360"/>
-                              <w:rPr>
-                                <w:rFonts w:ascii="Calibri" w:hAnsi="Calibri" w:cs="Calibri"/>
-                                <w:sz w:val="16"/>
-                                <w:szCs w:val="16"/>
-                              </w:rPr>
-                            </w:pPr>
-                            <w:r>
-                              <w:rPr>
-                                <w:rFonts w:ascii="Calibri" w:hAnsi="Calibri" w:cs="Calibri"/>
-                                <w:sz w:val="16"/>
-                                <w:szCs w:val="16"/>
-                              </w:rPr>
-                              <w:t>      "curly": ["error", "all"],</w:t>
-                            </w:r>
-                          </w:p>
-                          <w:p>
-                            <w:pPr>
-                              <w:pStyle w:val="Sinespaciado"/>
-                              <w:ind w:left="360"/>
-                              <w:rPr>
-                                <w:rFonts w:ascii="Calibri" w:hAnsi="Calibri" w:cs="Calibri"/>
-                                <w:sz w:val="16"/>
-                                <w:szCs w:val="16"/>
-                              </w:rPr>
-                            </w:pPr>
-                            <w:r>
-                              <w:rPr>
-                                <w:rFonts w:ascii="Calibri" w:hAnsi="Calibri" w:cs="Calibri"/>
-                                <w:sz w:val="16"/>
-                                <w:szCs w:val="16"/>
-                              </w:rPr>
-                              <w:t>      "indent": ["error", 2],</w:t>
-                            </w:r>
-                          </w:p>
-                          <w:p>
-                            <w:pPr>
-                              <w:pStyle w:val="Sinespaciado"/>
-                              <w:ind w:left="360"/>
-                              <w:rPr>
-                                <w:rFonts w:ascii="Calibri" w:hAnsi="Calibri" w:cs="Calibri"/>
-                                <w:sz w:val="16"/>
-                                <w:szCs w:val="16"/>
-                              </w:rPr>
-                            </w:pPr>
-                            <w:r>
-                              <w:rPr>
-                                <w:rFonts w:ascii="Calibri" w:hAnsi="Calibri" w:cs="Calibri"/>
-                                <w:sz w:val="16"/>
-                                <w:szCs w:val="16"/>
-                              </w:rPr>
-                              <w:t>      "</w:t>
-                            </w:r>
-                            <w:proofErr w:type="spellStart"/>
-                            <w:r>
-                              <w:rPr>
-                                <w:rFonts w:ascii="Calibri" w:hAnsi="Calibri" w:cs="Calibri"/>
-                                <w:sz w:val="16"/>
-                                <w:szCs w:val="16"/>
-                              </w:rPr>
-                              <w:t>jsdoc</w:t>
-                            </w:r>
-                            <w:proofErr w:type="spellEnd"/>
-                            <w:r>
-                              <w:rPr>
-                                <w:rFonts w:ascii="Calibri" w:hAnsi="Calibri" w:cs="Calibri"/>
-                                <w:sz w:val="16"/>
-                                <w:szCs w:val="16"/>
-                              </w:rPr>
-                              <w:t>/require-</w:t>
-                            </w:r>
-                            <w:proofErr w:type="spellStart"/>
-                            <w:r>
-                              <w:rPr>
-                                <w:rFonts w:ascii="Calibri" w:hAnsi="Calibri" w:cs="Calibri"/>
-                                <w:sz w:val="16"/>
-                                <w:szCs w:val="16"/>
-                              </w:rPr>
-                              <w:t>jsdoc</w:t>
-                            </w:r>
-                            <w:proofErr w:type="spellEnd"/>
-                            <w:r>
-                              <w:rPr>
-                                <w:rFonts w:ascii="Calibri" w:hAnsi="Calibri" w:cs="Calibri"/>
-                                <w:sz w:val="16"/>
-                                <w:szCs w:val="16"/>
-                              </w:rPr>
-                              <w:t>": ["error", {</w:t>
-                            </w:r>
-                          </w:p>
-                          <w:p>
-                            <w:pPr>
-                              <w:pStyle w:val="Sinespaciado"/>
-                              <w:ind w:left="360"/>
-                              <w:rPr>
-                                <w:rFonts w:ascii="Calibri" w:hAnsi="Calibri" w:cs="Calibri"/>
-                                <w:sz w:val="16"/>
-                                <w:szCs w:val="16"/>
-                              </w:rPr>
-                            </w:pPr>
-                            <w:r>
-                              <w:rPr>
-                                <w:rFonts w:ascii="Calibri" w:hAnsi="Calibri" w:cs="Calibri"/>
-                                <w:sz w:val="16"/>
-                                <w:szCs w:val="16"/>
-                              </w:rPr>
-                              <w:t>        "</w:t>
-                            </w:r>
-                            <w:proofErr w:type="spellStart"/>
-                            <w:r>
-                              <w:rPr>
-                                <w:rFonts w:ascii="Calibri" w:hAnsi="Calibri" w:cs="Calibri"/>
-                                <w:sz w:val="16"/>
-                                <w:szCs w:val="16"/>
-                              </w:rPr>
-                              <w:t>publicOnly</w:t>
-                            </w:r>
-                            <w:proofErr w:type="spellEnd"/>
-                            <w:r>
-                              <w:rPr>
-                                <w:rFonts w:ascii="Calibri" w:hAnsi="Calibri" w:cs="Calibri"/>
-                                <w:sz w:val="16"/>
-                                <w:szCs w:val="16"/>
-                              </w:rPr>
-                              <w:t xml:space="preserve">": </w:t>
+                              <w:t xml:space="preserve">          "MethodDefinition": </w:t>
                             </w:r>
                             <w:r>
                               <w:rPr>
@@ -4739,7 +3329,7 @@
                                 <w:sz w:val="16"/>
                                 <w:szCs w:val="16"/>
                               </w:rPr>
-                              <w:t>false</w:t>
+                              <w:t>true</w:t>
                             </w:r>
                             <w:r>
                               <w:rPr>
@@ -4766,44 +3356,7 @@
                                 <w:sz w:val="16"/>
                                 <w:szCs w:val="16"/>
                               </w:rPr>
-                              <w:t>        "require": {</w:t>
-                            </w:r>
-                          </w:p>
-                          <w:p>
-                            <w:pPr>
-                              <w:pStyle w:val="Sinespaciado"/>
-                              <w:ind w:left="360"/>
-                              <w:rPr>
-                                <w:rFonts w:ascii="Calibri" w:hAnsi="Calibri" w:cs="Calibri"/>
-                                <w:sz w:val="16"/>
-                                <w:szCs w:val="16"/>
-                              </w:rPr>
-                            </w:pPr>
-                            <w:r>
-                              <w:rPr>
-                                <w:rFonts w:ascii="Calibri" w:hAnsi="Calibri" w:cs="Calibri"/>
-                                <w:sz w:val="16"/>
-                                <w:szCs w:val="16"/>
-                              </w:rPr>
-                              <w:t>          "</w:t>
-                            </w:r>
-                            <w:proofErr w:type="spellStart"/>
-                            <w:r>
-                              <w:rPr>
-                                <w:rFonts w:ascii="Calibri" w:hAnsi="Calibri" w:cs="Calibri"/>
-                                <w:sz w:val="16"/>
-                                <w:szCs w:val="16"/>
-                              </w:rPr>
-                              <w:t>FunctionDeclaration</w:t>
-                            </w:r>
-                            <w:proofErr w:type="spellEnd"/>
-                            <w:r>
-                              <w:rPr>
-                                <w:rFonts w:ascii="Calibri" w:hAnsi="Calibri" w:cs="Calibri"/>
-                                <w:sz w:val="16"/>
-                                <w:szCs w:val="16"/>
-                              </w:rPr>
-                              <w:t xml:space="preserve">": </w:t>
+                              <w:t xml:space="preserve">          "ClassDeclaration": </w:t>
                             </w:r>
                             <w:r>
                               <w:rPr>
@@ -4821,128 +3374,16 @@
                                 <w:sz w:val="16"/>
                                 <w:szCs w:val="16"/>
                               </w:rPr>
-                              <w:t>,</w:t>
+                              <w:t xml:space="preserve"> </w:t>
                             </w:r>
-                          </w:p>
-                          <w:p>
-                            <w:pPr>
-                              <w:pStyle w:val="Sinespaciado"/>
-                              <w:ind w:left="360"/>
+                            <w:r>
                               <w:rPr>
                                 <w:rFonts w:ascii="Calibri" w:hAnsi="Calibri" w:cs="Calibri"/>
                                 <w:sz w:val="16"/>
                                 <w:szCs w:val="16"/>
                               </w:rPr>
-                            </w:pPr>
-                            <w:r>
-                              <w:rPr>
-                                <w:rFonts w:ascii="Calibri" w:hAnsi="Calibri" w:cs="Calibri"/>
-                                <w:sz w:val="16"/>
-                                <w:szCs w:val="16"/>
-                              </w:rPr>
-                              <w:t>          "</w:t>
-                            </w:r>
-                            <w:proofErr w:type="spellStart"/>
-                            <w:r>
-                              <w:rPr>
-                                <w:rFonts w:ascii="Calibri" w:hAnsi="Calibri" w:cs="Calibri"/>
-                                <w:sz w:val="16"/>
-                                <w:szCs w:val="16"/>
-                              </w:rPr>
-                              <w:t>MethodDefinition</w:t>
-                            </w:r>
-                            <w:proofErr w:type="spellEnd"/>
-                            <w:r>
-                              <w:rPr>
-                                <w:rFonts w:ascii="Calibri" w:hAnsi="Calibri" w:cs="Calibri"/>
-                                <w:sz w:val="16"/>
-                                <w:szCs w:val="16"/>
-                              </w:rPr>
-                              <w:t xml:space="preserve">": </w:t>
-                            </w:r>
-                            <w:r>
-                              <w:rPr>
-                                <w:rFonts w:ascii="Calibri" w:hAnsi="Calibri" w:cs="Calibri"/>
-                                <w:b/>
-                                <w:bCs/>
-                                <w:sz w:val="16"/>
-                                <w:szCs w:val="16"/>
-                              </w:rPr>
-                              <w:t>true</w:t>
-                            </w:r>
-                            <w:r>
-                              <w:rPr>
-                                <w:rFonts w:ascii="Calibri" w:hAnsi="Calibri" w:cs="Calibri"/>
-                                <w:sz w:val="16"/>
-                                <w:szCs w:val="16"/>
-                              </w:rPr>
-                              <w:t>,</w:t>
-                            </w:r>
-                          </w:p>
-                          <w:p>
-                            <w:pPr>
-                              <w:pStyle w:val="Sinespaciado"/>
-                              <w:ind w:left="360"/>
-                              <w:rPr>
-                                <w:rFonts w:ascii="Calibri" w:hAnsi="Calibri" w:cs="Calibri"/>
-                                <w:sz w:val="16"/>
-                                <w:szCs w:val="16"/>
-                              </w:rPr>
-                            </w:pPr>
-                            <w:r>
-                              <w:rPr>
-                                <w:rFonts w:ascii="Calibri" w:hAnsi="Calibri" w:cs="Calibri"/>
-                                <w:sz w:val="16"/>
-                                <w:szCs w:val="16"/>
-                              </w:rPr>
-                              <w:t>          "</w:t>
-                            </w:r>
-                            <w:proofErr w:type="spellStart"/>
-                            <w:r>
-                              <w:rPr>
-                                <w:rFonts w:ascii="Calibri" w:hAnsi="Calibri" w:cs="Calibri"/>
-                                <w:sz w:val="16"/>
-                                <w:szCs w:val="16"/>
-                              </w:rPr>
-                              <w:t>ClassDeclaration</w:t>
-                            </w:r>
-                            <w:proofErr w:type="spellEnd"/>
-                            <w:r>
-                              <w:rPr>
-                                <w:rFonts w:ascii="Calibri" w:hAnsi="Calibri" w:cs="Calibri"/>
-                                <w:sz w:val="16"/>
-                                <w:szCs w:val="16"/>
-                              </w:rPr>
-                              <w:t xml:space="preserve">": </w:t>
-                            </w:r>
-                            <w:proofErr w:type="gramStart"/>
-                            <w:r>
-                              <w:rPr>
-                                <w:rFonts w:ascii="Calibri" w:hAnsi="Calibri" w:cs="Calibri"/>
-                                <w:b/>
-                                <w:bCs/>
-                                <w:sz w:val="16"/>
-                                <w:szCs w:val="16"/>
-                              </w:rPr>
-                              <w:t>true</w:t>
-                            </w:r>
-                            <w:r>
-                              <w:rPr>
-                                <w:rFonts w:ascii="Calibri" w:hAnsi="Calibri" w:cs="Calibri"/>
-                                <w:sz w:val="16"/>
-                                <w:szCs w:val="16"/>
-                              </w:rPr>
-                              <w:t xml:space="preserve"> </w:t>
-                            </w:r>
-                            <w:r>
-                              <w:rPr>
-                                <w:rFonts w:ascii="Calibri" w:hAnsi="Calibri" w:cs="Calibri"/>
-                                <w:sz w:val="16"/>
-                                <w:szCs w:val="16"/>
-                              </w:rPr>
                               <w:t>}</w:t>
                             </w:r>
-                            <w:proofErr w:type="gramEnd"/>
                           </w:p>
                           <w:p>
                             <w:pPr>
@@ -5079,25 +3520,7 @@
                           <w:sz w:val="16"/>
                           <w:szCs w:val="16"/>
                         </w:rPr>
-                        <w:t xml:space="preserve"> </w:t>
-                      </w:r>
-                      <w:proofErr w:type="spellStart"/>
-                      <w:r>
-                        <w:rPr>
-                          <w:rFonts w:ascii="Calibri" w:hAnsi="Calibri" w:cs="Calibri"/>
-                          <w:sz w:val="16"/>
-                          <w:szCs w:val="16"/>
-                        </w:rPr>
-                        <w:t>globals</w:t>
-                      </w:r>
-                      <w:proofErr w:type="spellEnd"/>
-                      <w:r>
-                        <w:rPr>
-                          <w:rFonts w:ascii="Calibri" w:hAnsi="Calibri" w:cs="Calibri"/>
-                          <w:sz w:val="16"/>
-                          <w:szCs w:val="16"/>
-                        </w:rPr>
-                        <w:t xml:space="preserve"> </w:t>
+                        <w:t xml:space="preserve"> globals </w:t>
                       </w:r>
                       <w:r>
                         <w:rPr>
@@ -5115,28 +3538,8 @@
                           <w:sz w:val="16"/>
                           <w:szCs w:val="16"/>
                         </w:rPr>
-                        <w:t xml:space="preserve"> "</w:t>
+                        <w:t xml:space="preserve"> "globals";</w:t>
                       </w:r>
-                      <w:proofErr w:type="spellStart"/>
-                      <w:r>
-                        <w:rPr>
-                          <w:rFonts w:ascii="Calibri" w:hAnsi="Calibri" w:cs="Calibri"/>
-                          <w:sz w:val="16"/>
-                          <w:szCs w:val="16"/>
-                        </w:rPr>
-                        <w:t>globals</w:t>
-                      </w:r>
-                      <w:proofErr w:type="spellEnd"/>
-                      <w:proofErr w:type="gramStart"/>
-                      <w:r>
-                        <w:rPr>
-                          <w:rFonts w:ascii="Calibri" w:hAnsi="Calibri" w:cs="Calibri"/>
-                          <w:sz w:val="16"/>
-                          <w:szCs w:val="16"/>
-                        </w:rPr>
-                        <w:t>";</w:t>
-                      </w:r>
-                      <w:proofErr w:type="gramEnd"/>
                     </w:p>
                     <w:p>
                       <w:pPr>
@@ -5164,25 +3567,7 @@
                           <w:sz w:val="16"/>
                           <w:szCs w:val="16"/>
                         </w:rPr>
-                        <w:t xml:space="preserve"> </w:t>
-                      </w:r>
-                      <w:proofErr w:type="spellStart"/>
-                      <w:r>
-                        <w:rPr>
-                          <w:rFonts w:ascii="Calibri" w:hAnsi="Calibri" w:cs="Calibri"/>
-                          <w:sz w:val="16"/>
-                          <w:szCs w:val="16"/>
-                        </w:rPr>
-                        <w:t>js</w:t>
-                      </w:r>
-                      <w:proofErr w:type="spellEnd"/>
-                      <w:r>
-                        <w:rPr>
-                          <w:rFonts w:ascii="Calibri" w:hAnsi="Calibri" w:cs="Calibri"/>
-                          <w:sz w:val="16"/>
-                          <w:szCs w:val="16"/>
-                        </w:rPr>
-                        <w:t xml:space="preserve"> </w:t>
+                        <w:t xml:space="preserve"> js </w:t>
                       </w:r>
                       <w:r>
                         <w:rPr>
@@ -5200,46 +3585,8 @@
                           <w:sz w:val="16"/>
                           <w:szCs w:val="16"/>
                         </w:rPr>
-                        <w:t xml:space="preserve"> "@</w:t>
+                        <w:t xml:space="preserve"> "@eslint/js";</w:t>
                       </w:r>
-                      <w:proofErr w:type="spellStart"/>
-                      <w:r>
-                        <w:rPr>
-                          <w:rFonts w:ascii="Calibri" w:hAnsi="Calibri" w:cs="Calibri"/>
-                          <w:sz w:val="16"/>
-                          <w:szCs w:val="16"/>
-                        </w:rPr>
-                        <w:t>eslint</w:t>
-                      </w:r>
-                      <w:proofErr w:type="spellEnd"/>
-                      <w:r>
-                        <w:rPr>
-                          <w:rFonts w:ascii="Calibri" w:hAnsi="Calibri" w:cs="Calibri"/>
-                          <w:sz w:val="16"/>
-                          <w:szCs w:val="16"/>
-                        </w:rPr>
-                        <w:t>/</w:t>
-                      </w:r>
-                      <w:proofErr w:type="spellStart"/>
-                      <w:r>
-                        <w:rPr>
-                          <w:rFonts w:ascii="Calibri" w:hAnsi="Calibri" w:cs="Calibri"/>
-                          <w:sz w:val="16"/>
-                          <w:szCs w:val="16"/>
-                        </w:rPr>
-                        <w:t>js</w:t>
-                      </w:r>
-                      <w:proofErr w:type="spellEnd"/>
-                      <w:proofErr w:type="gramStart"/>
-                      <w:r>
-                        <w:rPr>
-                          <w:rFonts w:ascii="Calibri" w:hAnsi="Calibri" w:cs="Calibri"/>
-                          <w:sz w:val="16"/>
-                          <w:szCs w:val="16"/>
-                        </w:rPr>
-                        <w:t>";</w:t>
-                      </w:r>
-                      <w:proofErr w:type="gramEnd"/>
                     </w:p>
                     <w:p>
                       <w:pPr>
@@ -5267,25 +3614,7 @@
                           <w:sz w:val="16"/>
                           <w:szCs w:val="16"/>
                         </w:rPr>
-                        <w:t xml:space="preserve"> </w:t>
-                      </w:r>
-                      <w:proofErr w:type="spellStart"/>
-                      <w:r>
-                        <w:rPr>
-                          <w:rFonts w:ascii="Calibri" w:hAnsi="Calibri" w:cs="Calibri"/>
-                          <w:sz w:val="16"/>
-                          <w:szCs w:val="16"/>
-                        </w:rPr>
-                        <w:t>jsdoc</w:t>
-                      </w:r>
-                      <w:proofErr w:type="spellEnd"/>
-                      <w:r>
-                        <w:rPr>
-                          <w:rFonts w:ascii="Calibri" w:hAnsi="Calibri" w:cs="Calibri"/>
-                          <w:sz w:val="16"/>
-                          <w:szCs w:val="16"/>
-                        </w:rPr>
-                        <w:t xml:space="preserve"> </w:t>
+                        <w:t xml:space="preserve"> jsdoc </w:t>
                       </w:r>
                       <w:r>
                         <w:rPr>
@@ -5303,46 +3632,8 @@
                           <w:sz w:val="16"/>
                           <w:szCs w:val="16"/>
                         </w:rPr>
-                        <w:t xml:space="preserve"> "</w:t>
+                        <w:t xml:space="preserve"> "eslint-plugin-jsdoc";</w:t>
                       </w:r>
-                      <w:proofErr w:type="spellStart"/>
-                      <w:r>
-                        <w:rPr>
-                          <w:rFonts w:ascii="Calibri" w:hAnsi="Calibri" w:cs="Calibri"/>
-                          <w:sz w:val="16"/>
-                          <w:szCs w:val="16"/>
-                        </w:rPr>
-                        <w:t>eslint</w:t>
-                      </w:r>
-                      <w:proofErr w:type="spellEnd"/>
-                      <w:r>
-                        <w:rPr>
-                          <w:rFonts w:ascii="Calibri" w:hAnsi="Calibri" w:cs="Calibri"/>
-                          <w:sz w:val="16"/>
-                          <w:szCs w:val="16"/>
-                        </w:rPr>
-                        <w:t>-plugin-</w:t>
-                      </w:r>
-                      <w:proofErr w:type="spellStart"/>
-                      <w:r>
-                        <w:rPr>
-                          <w:rFonts w:ascii="Calibri" w:hAnsi="Calibri" w:cs="Calibri"/>
-                          <w:sz w:val="16"/>
-                          <w:szCs w:val="16"/>
-                        </w:rPr>
-                        <w:t>jsdoc</w:t>
-                      </w:r>
-                      <w:proofErr w:type="spellEnd"/>
-                      <w:proofErr w:type="gramStart"/>
-                      <w:r>
-                        <w:rPr>
-                          <w:rFonts w:ascii="Calibri" w:hAnsi="Calibri" w:cs="Calibri"/>
-                          <w:sz w:val="16"/>
-                          <w:szCs w:val="16"/>
-                        </w:rPr>
-                        <w:t>";</w:t>
-                      </w:r>
-                      <w:proofErr w:type="gramEnd"/>
                     </w:p>
                     <w:p>
                       <w:pPr>
@@ -5418,28 +3709,284 @@
                           <w:sz w:val="16"/>
                           <w:szCs w:val="16"/>
                         </w:rPr>
-                        <w:t xml:space="preserve">  </w:t>
+                        <w:t>  js.configs.recommended,</w:t>
                       </w:r>
-                      <w:proofErr w:type="spellStart"/>
-                      <w:proofErr w:type="gramStart"/>
-                      <w:r>
+                    </w:p>
+                    <w:p>
+                      <w:pPr>
+                        <w:pStyle w:val="Sinespaciado"/>
+                        <w:ind w:left="360"/>
                         <w:rPr>
                           <w:rFonts w:ascii="Calibri" w:hAnsi="Calibri" w:cs="Calibri"/>
                           <w:sz w:val="16"/>
                           <w:szCs w:val="16"/>
                         </w:rPr>
-                        <w:t>js.configs</w:t>
-                      </w:r>
-                      <w:proofErr w:type="gramEnd"/>
+                      </w:pPr>
                       <w:r>
                         <w:rPr>
                           <w:rFonts w:ascii="Calibri" w:hAnsi="Calibri" w:cs="Calibri"/>
                           <w:sz w:val="16"/>
                           <w:szCs w:val="16"/>
                         </w:rPr>
-                        <w:t>.recommended</w:t>
+                        <w:t>  {</w:t>
                       </w:r>
-                      <w:proofErr w:type="spellEnd"/>
+                    </w:p>
+                    <w:p>
+                      <w:pPr>
+                        <w:pStyle w:val="Sinespaciado"/>
+                        <w:ind w:left="360"/>
+                        <w:rPr>
+                          <w:rFonts w:ascii="Calibri" w:hAnsi="Calibri" w:cs="Calibri"/>
+                          <w:sz w:val="16"/>
+                          <w:szCs w:val="16"/>
+                        </w:rPr>
+                      </w:pPr>
+                      <w:r>
+                        <w:rPr>
+                          <w:rFonts w:ascii="Calibri" w:hAnsi="Calibri" w:cs="Calibri"/>
+                          <w:sz w:val="16"/>
+                          <w:szCs w:val="16"/>
+                        </w:rPr>
+                        <w:t>    plugins: {</w:t>
+                      </w:r>
+                    </w:p>
+                    <w:p>
+                      <w:pPr>
+                        <w:pStyle w:val="Sinespaciado"/>
+                        <w:ind w:left="360"/>
+                        <w:rPr>
+                          <w:rFonts w:ascii="Calibri" w:hAnsi="Calibri" w:cs="Calibri"/>
+                          <w:sz w:val="16"/>
+                          <w:szCs w:val="16"/>
+                        </w:rPr>
+                      </w:pPr>
+                      <w:r>
+                        <w:rPr>
+                          <w:rFonts w:ascii="Calibri" w:hAnsi="Calibri" w:cs="Calibri"/>
+                          <w:sz w:val="16"/>
+                          <w:szCs w:val="16"/>
+                        </w:rPr>
+                        <w:t>      jsdoc: jsdoc,</w:t>
+                      </w:r>
+                    </w:p>
+                    <w:p>
+                      <w:pPr>
+                        <w:pStyle w:val="Sinespaciado"/>
+                        <w:ind w:left="360"/>
+                        <w:rPr>
+                          <w:rFonts w:ascii="Calibri" w:hAnsi="Calibri" w:cs="Calibri"/>
+                          <w:sz w:val="16"/>
+                          <w:szCs w:val="16"/>
+                        </w:rPr>
+                      </w:pPr>
+                      <w:r>
+                        <w:rPr>
+                          <w:rFonts w:ascii="Calibri" w:hAnsi="Calibri" w:cs="Calibri"/>
+                          <w:sz w:val="16"/>
+                          <w:szCs w:val="16"/>
+                        </w:rPr>
+                        <w:t>    },</w:t>
+                      </w:r>
+                    </w:p>
+                    <w:p>
+                      <w:pPr>
+                        <w:pStyle w:val="Sinespaciado"/>
+                        <w:ind w:left="360"/>
+                        <w:rPr>
+                          <w:rFonts w:ascii="Calibri" w:hAnsi="Calibri" w:cs="Calibri"/>
+                          <w:sz w:val="16"/>
+                          <w:szCs w:val="16"/>
+                        </w:rPr>
+                      </w:pPr>
+                      <w:r>
+                        <w:rPr>
+                          <w:rFonts w:ascii="Calibri" w:hAnsi="Calibri" w:cs="Calibri"/>
+                          <w:sz w:val="16"/>
+                          <w:szCs w:val="16"/>
+                        </w:rPr>
+                        <w:t>    languageOptions: {</w:t>
+                      </w:r>
+                    </w:p>
+                    <w:p>
+                      <w:pPr>
+                        <w:pStyle w:val="Sinespaciado"/>
+                        <w:ind w:left="360"/>
+                        <w:rPr>
+                          <w:rFonts w:ascii="Calibri" w:hAnsi="Calibri" w:cs="Calibri"/>
+                          <w:sz w:val="16"/>
+                          <w:szCs w:val="16"/>
+                        </w:rPr>
+                      </w:pPr>
+                      <w:r>
+                        <w:rPr>
+                          <w:rFonts w:ascii="Calibri" w:hAnsi="Calibri" w:cs="Calibri"/>
+                          <w:sz w:val="16"/>
+                          <w:szCs w:val="16"/>
+                        </w:rPr>
+                        <w:t>      globals: { ...globals.node },</w:t>
+                      </w:r>
+                    </w:p>
+                    <w:p>
+                      <w:pPr>
+                        <w:pStyle w:val="Sinespaciado"/>
+                        <w:ind w:left="360"/>
+                        <w:rPr>
+                          <w:rFonts w:ascii="Calibri" w:hAnsi="Calibri" w:cs="Calibri"/>
+                          <w:sz w:val="16"/>
+                          <w:szCs w:val="16"/>
+                        </w:rPr>
+                      </w:pPr>
+                      <w:r>
+                        <w:rPr>
+                          <w:rFonts w:ascii="Calibri" w:hAnsi="Calibri" w:cs="Calibri"/>
+                          <w:sz w:val="16"/>
+                          <w:szCs w:val="16"/>
+                        </w:rPr>
+                        <w:t>    },</w:t>
+                      </w:r>
+                    </w:p>
+                    <w:p>
+                      <w:pPr>
+                        <w:pStyle w:val="Sinespaciado"/>
+                        <w:ind w:left="360"/>
+                        <w:rPr>
+                          <w:rFonts w:ascii="Calibri" w:hAnsi="Calibri" w:cs="Calibri"/>
+                          <w:sz w:val="16"/>
+                          <w:szCs w:val="16"/>
+                        </w:rPr>
+                      </w:pPr>
+                      <w:r>
+                        <w:rPr>
+                          <w:rFonts w:ascii="Calibri" w:hAnsi="Calibri" w:cs="Calibri"/>
+                          <w:sz w:val="16"/>
+                          <w:szCs w:val="16"/>
+                        </w:rPr>
+                        <w:t>    rules: {</w:t>
+                      </w:r>
+                    </w:p>
+                    <w:p>
+                      <w:pPr>
+                        <w:pStyle w:val="Sinespaciado"/>
+                        <w:ind w:left="360"/>
+                        <w:rPr>
+                          <w:rFonts w:ascii="Calibri" w:hAnsi="Calibri" w:cs="Calibri"/>
+                          <w:sz w:val="16"/>
+                          <w:szCs w:val="16"/>
+                        </w:rPr>
+                      </w:pPr>
+                      <w:r>
+                        <w:rPr>
+                          <w:rFonts w:ascii="Calibri" w:hAnsi="Calibri" w:cs="Calibri"/>
+                          <w:sz w:val="16"/>
+                          <w:szCs w:val="16"/>
+                        </w:rPr>
+                        <w:t>      "no-console": "off",</w:t>
+                      </w:r>
+                    </w:p>
+                    <w:p>
+                      <w:pPr>
+                        <w:pStyle w:val="Sinespaciado"/>
+                        <w:ind w:left="360"/>
+                        <w:rPr>
+                          <w:rFonts w:ascii="Calibri" w:hAnsi="Calibri" w:cs="Calibri"/>
+                          <w:sz w:val="16"/>
+                          <w:szCs w:val="16"/>
+                        </w:rPr>
+                      </w:pPr>
+                      <w:r>
+                        <w:rPr>
+                          <w:rFonts w:ascii="Calibri" w:hAnsi="Calibri" w:cs="Calibri"/>
+                          <w:sz w:val="16"/>
+                          <w:szCs w:val="16"/>
+                        </w:rPr>
+                        <w:t>      "semi": ["error", "always"],</w:t>
+                      </w:r>
+                    </w:p>
+                    <w:p>
+                      <w:pPr>
+                        <w:pStyle w:val="Sinespaciado"/>
+                        <w:ind w:left="360"/>
+                        <w:rPr>
+                          <w:rFonts w:ascii="Calibri" w:hAnsi="Calibri" w:cs="Calibri"/>
+                          <w:sz w:val="16"/>
+                          <w:szCs w:val="16"/>
+                        </w:rPr>
+                      </w:pPr>
+                      <w:r>
+                        <w:rPr>
+                          <w:rFonts w:ascii="Calibri" w:hAnsi="Calibri" w:cs="Calibri"/>
+                          <w:sz w:val="16"/>
+                          <w:szCs w:val="16"/>
+                        </w:rPr>
+                        <w:t>      "curly": ["error", "all"],</w:t>
+                      </w:r>
+                    </w:p>
+                    <w:p>
+                      <w:pPr>
+                        <w:pStyle w:val="Sinespaciado"/>
+                        <w:ind w:left="360"/>
+                        <w:rPr>
+                          <w:rFonts w:ascii="Calibri" w:hAnsi="Calibri" w:cs="Calibri"/>
+                          <w:sz w:val="16"/>
+                          <w:szCs w:val="16"/>
+                        </w:rPr>
+                      </w:pPr>
+                      <w:r>
+                        <w:rPr>
+                          <w:rFonts w:ascii="Calibri" w:hAnsi="Calibri" w:cs="Calibri"/>
+                          <w:sz w:val="16"/>
+                          <w:szCs w:val="16"/>
+                        </w:rPr>
+                        <w:t>      "indent": ["error", 2],</w:t>
+                      </w:r>
+                    </w:p>
+                    <w:p>
+                      <w:pPr>
+                        <w:pStyle w:val="Sinespaciado"/>
+                        <w:ind w:left="360"/>
+                        <w:rPr>
+                          <w:rFonts w:ascii="Calibri" w:hAnsi="Calibri" w:cs="Calibri"/>
+                          <w:sz w:val="16"/>
+                          <w:szCs w:val="16"/>
+                        </w:rPr>
+                      </w:pPr>
+                      <w:r>
+                        <w:rPr>
+                          <w:rFonts w:ascii="Calibri" w:hAnsi="Calibri" w:cs="Calibri"/>
+                          <w:sz w:val="16"/>
+                          <w:szCs w:val="16"/>
+                        </w:rPr>
+                        <w:t>      "jsdoc/require-jsdoc": ["error", {</w:t>
+                      </w:r>
+                    </w:p>
+                    <w:p>
+                      <w:pPr>
+                        <w:pStyle w:val="Sinespaciado"/>
+                        <w:ind w:left="360"/>
+                        <w:rPr>
+                          <w:rFonts w:ascii="Calibri" w:hAnsi="Calibri" w:cs="Calibri"/>
+                          <w:sz w:val="16"/>
+                          <w:szCs w:val="16"/>
+                        </w:rPr>
+                      </w:pPr>
+                      <w:r>
+                        <w:rPr>
+                          <w:rFonts w:ascii="Calibri" w:hAnsi="Calibri" w:cs="Calibri"/>
+                          <w:sz w:val="16"/>
+                          <w:szCs w:val="16"/>
+                        </w:rPr>
+                        <w:t xml:space="preserve">        "publicOnly": </w:t>
+                      </w:r>
+                      <w:r>
+                        <w:rPr>
+                          <w:rFonts w:ascii="Calibri" w:hAnsi="Calibri" w:cs="Calibri"/>
+                          <w:b/>
+                          <w:bCs/>
+                          <w:sz w:val="16"/>
+                          <w:szCs w:val="16"/>
+                        </w:rPr>
+                        <w:t>false</w:t>
+                      </w:r>
                       <w:r>
                         <w:rPr>
                           <w:rFonts w:ascii="Calibri" w:hAnsi="Calibri" w:cs="Calibri"/>
@@ -5465,7 +4012,7 @@
                           <w:sz w:val="16"/>
                           <w:szCs w:val="16"/>
                         </w:rPr>
-                        <w:t>  {</w:t>
+                        <w:t>        "require": {</w:t>
                       </w:r>
                     </w:p>
                     <w:p>
@@ -5484,55 +4031,18 @@
                           <w:sz w:val="16"/>
                           <w:szCs w:val="16"/>
                         </w:rPr>
-                        <w:t>    plugins: {</w:t>
+                        <w:t xml:space="preserve">          "FunctionDeclaration": </w:t>
                       </w:r>
-                    </w:p>
-                    <w:p>
-                      <w:pPr>
-                        <w:pStyle w:val="Sinespaciado"/>
-                        <w:ind w:left="360"/>
+                      <w:r>
                         <w:rPr>
                           <w:rFonts w:ascii="Calibri" w:hAnsi="Calibri" w:cs="Calibri"/>
+                          <w:b/>
+                          <w:bCs/>
                           <w:sz w:val="16"/>
                           <w:szCs w:val="16"/>
                         </w:rPr>
-                      </w:pPr>
-                      <w:r>
-                        <w:rPr>
-                          <w:rFonts w:ascii="Calibri" w:hAnsi="Calibri" w:cs="Calibri"/>
-                          <w:sz w:val="16"/>
-                          <w:szCs w:val="16"/>
-                        </w:rPr>
-                        <w:t xml:space="preserve">      </w:t>
+                        <w:t>true</w:t>
                       </w:r>
-                      <w:proofErr w:type="spellStart"/>
-                      <w:r>
-                        <w:rPr>
-                          <w:rFonts w:ascii="Calibri" w:hAnsi="Calibri" w:cs="Calibri"/>
-                          <w:sz w:val="16"/>
-                          <w:szCs w:val="16"/>
-                        </w:rPr>
-                        <w:t>jsdoc</w:t>
-                      </w:r>
-                      <w:proofErr w:type="spellEnd"/>
-                      <w:r>
-                        <w:rPr>
-                          <w:rFonts w:ascii="Calibri" w:hAnsi="Calibri" w:cs="Calibri"/>
-                          <w:sz w:val="16"/>
-                          <w:szCs w:val="16"/>
-                        </w:rPr>
-                        <w:t xml:space="preserve">: </w:t>
-                      </w:r>
-                      <w:proofErr w:type="spellStart"/>
-                      <w:r>
-                        <w:rPr>
-                          <w:rFonts w:ascii="Calibri" w:hAnsi="Calibri" w:cs="Calibri"/>
-                          <w:sz w:val="16"/>
-                          <w:szCs w:val="16"/>
-                        </w:rPr>
-                        <w:t>jsdoc</w:t>
-                      </w:r>
-                      <w:proofErr w:type="spellEnd"/>
                       <w:r>
                         <w:rPr>
                           <w:rFonts w:ascii="Calibri" w:hAnsi="Calibri" w:cs="Calibri"/>
@@ -5558,333 +4068,7 @@
                           <w:sz w:val="16"/>
                           <w:szCs w:val="16"/>
                         </w:rPr>
-                        <w:t>    },</w:t>
-                      </w:r>
-                    </w:p>
-                    <w:p>
-                      <w:pPr>
-                        <w:pStyle w:val="Sinespaciado"/>
-                        <w:ind w:left="360"/>
-                        <w:rPr>
-                          <w:rFonts w:ascii="Calibri" w:hAnsi="Calibri" w:cs="Calibri"/>
-                          <w:sz w:val="16"/>
-                          <w:szCs w:val="16"/>
-                        </w:rPr>
-                      </w:pPr>
-                      <w:r>
-                        <w:rPr>
-                          <w:rFonts w:ascii="Calibri" w:hAnsi="Calibri" w:cs="Calibri"/>
-                          <w:sz w:val="16"/>
-                          <w:szCs w:val="16"/>
-                        </w:rPr>
-                        <w:t xml:space="preserve">    </w:t>
-                      </w:r>
-                      <w:proofErr w:type="spellStart"/>
-                      <w:r>
-                        <w:rPr>
-                          <w:rFonts w:ascii="Calibri" w:hAnsi="Calibri" w:cs="Calibri"/>
-                          <w:sz w:val="16"/>
-                          <w:szCs w:val="16"/>
-                        </w:rPr>
-                        <w:t>languageOptions</w:t>
-                      </w:r>
-                      <w:proofErr w:type="spellEnd"/>
-                      <w:r>
-                        <w:rPr>
-                          <w:rFonts w:ascii="Calibri" w:hAnsi="Calibri" w:cs="Calibri"/>
-                          <w:sz w:val="16"/>
-                          <w:szCs w:val="16"/>
-                        </w:rPr>
-                        <w:t>: {</w:t>
-                      </w:r>
-                    </w:p>
-                    <w:p>
-                      <w:pPr>
-                        <w:pStyle w:val="Sinespaciado"/>
-                        <w:ind w:left="360"/>
-                        <w:rPr>
-                          <w:rFonts w:ascii="Calibri" w:hAnsi="Calibri" w:cs="Calibri"/>
-                          <w:sz w:val="16"/>
-                          <w:szCs w:val="16"/>
-                        </w:rPr>
-                      </w:pPr>
-                      <w:r>
-                        <w:rPr>
-                          <w:rFonts w:ascii="Calibri" w:hAnsi="Calibri" w:cs="Calibri"/>
-                          <w:sz w:val="16"/>
-                          <w:szCs w:val="16"/>
-                        </w:rPr>
-                        <w:t xml:space="preserve">      </w:t>
-                      </w:r>
-                      <w:proofErr w:type="spellStart"/>
-                      <w:r>
-                        <w:rPr>
-                          <w:rFonts w:ascii="Calibri" w:hAnsi="Calibri" w:cs="Calibri"/>
-                          <w:sz w:val="16"/>
-                          <w:szCs w:val="16"/>
-                        </w:rPr>
-                        <w:t>globals</w:t>
-                      </w:r>
-                      <w:proofErr w:type="spellEnd"/>
-                      <w:r>
-                        <w:rPr>
-                          <w:rFonts w:ascii="Calibri" w:hAnsi="Calibri" w:cs="Calibri"/>
-                          <w:sz w:val="16"/>
-                          <w:szCs w:val="16"/>
-                        </w:rPr>
-                        <w:t xml:space="preserve">: </w:t>
-                      </w:r>
-                      <w:proofErr w:type="gramStart"/>
-                      <w:r>
-                        <w:rPr>
-                          <w:rFonts w:ascii="Calibri" w:hAnsi="Calibri" w:cs="Calibri"/>
-                          <w:sz w:val="16"/>
-                          <w:szCs w:val="16"/>
-                        </w:rPr>
-                        <w:t>{ ...</w:t>
-                      </w:r>
-                      <w:proofErr w:type="spellStart"/>
-                      <w:proofErr w:type="gramEnd"/>
-                      <w:r>
-                        <w:rPr>
-                          <w:rFonts w:ascii="Calibri" w:hAnsi="Calibri" w:cs="Calibri"/>
-                          <w:sz w:val="16"/>
-                          <w:szCs w:val="16"/>
-                        </w:rPr>
-                        <w:t>globals.node</w:t>
-                      </w:r>
-                      <w:proofErr w:type="spellEnd"/>
-                      <w:r>
-                        <w:rPr>
-                          <w:rFonts w:ascii="Calibri" w:hAnsi="Calibri" w:cs="Calibri"/>
-                          <w:sz w:val="16"/>
-                          <w:szCs w:val="16"/>
-                        </w:rPr>
-                        <w:t xml:space="preserve"> },</w:t>
-                      </w:r>
-                    </w:p>
-                    <w:p>
-                      <w:pPr>
-                        <w:pStyle w:val="Sinespaciado"/>
-                        <w:ind w:left="360"/>
-                        <w:rPr>
-                          <w:rFonts w:ascii="Calibri" w:hAnsi="Calibri" w:cs="Calibri"/>
-                          <w:sz w:val="16"/>
-                          <w:szCs w:val="16"/>
-                        </w:rPr>
-                      </w:pPr>
-                      <w:r>
-                        <w:rPr>
-                          <w:rFonts w:ascii="Calibri" w:hAnsi="Calibri" w:cs="Calibri"/>
-                          <w:sz w:val="16"/>
-                          <w:szCs w:val="16"/>
-                        </w:rPr>
-                        <w:t>    },</w:t>
-                      </w:r>
-                    </w:p>
-                    <w:p>
-                      <w:pPr>
-                        <w:pStyle w:val="Sinespaciado"/>
-                        <w:ind w:left="360"/>
-                        <w:rPr>
-                          <w:rFonts w:ascii="Calibri" w:hAnsi="Calibri" w:cs="Calibri"/>
-                          <w:sz w:val="16"/>
-                          <w:szCs w:val="16"/>
-                        </w:rPr>
-                      </w:pPr>
-                      <w:r>
-                        <w:rPr>
-                          <w:rFonts w:ascii="Calibri" w:hAnsi="Calibri" w:cs="Calibri"/>
-                          <w:sz w:val="16"/>
-                          <w:szCs w:val="16"/>
-                        </w:rPr>
-                        <w:t>    rules: {</w:t>
-                      </w:r>
-                    </w:p>
-                    <w:p>
-                      <w:pPr>
-                        <w:pStyle w:val="Sinespaciado"/>
-                        <w:ind w:left="360"/>
-                        <w:rPr>
-                          <w:rFonts w:ascii="Calibri" w:hAnsi="Calibri" w:cs="Calibri"/>
-                          <w:sz w:val="16"/>
-                          <w:szCs w:val="16"/>
-                        </w:rPr>
-                      </w:pPr>
-                      <w:r>
-                        <w:rPr>
-                          <w:rFonts w:ascii="Calibri" w:hAnsi="Calibri" w:cs="Calibri"/>
-                          <w:sz w:val="16"/>
-                          <w:szCs w:val="16"/>
-                        </w:rPr>
-                        <w:t>      "</w:t>
-                      </w:r>
-                      <w:proofErr w:type="gramStart"/>
-                      <w:r>
-                        <w:rPr>
-                          <w:rFonts w:ascii="Calibri" w:hAnsi="Calibri" w:cs="Calibri"/>
-                          <w:sz w:val="16"/>
-                          <w:szCs w:val="16"/>
-                        </w:rPr>
-                        <w:t>no</w:t>
-                      </w:r>
-                      <w:proofErr w:type="gramEnd"/>
-                      <w:r>
-                        <w:rPr>
-                          <w:rFonts w:ascii="Calibri" w:hAnsi="Calibri" w:cs="Calibri"/>
-                          <w:sz w:val="16"/>
-                          <w:szCs w:val="16"/>
-                        </w:rPr>
-                        <w:t>-console": "off",</w:t>
-                      </w:r>
-                    </w:p>
-                    <w:p>
-                      <w:pPr>
-                        <w:pStyle w:val="Sinespaciado"/>
-                        <w:ind w:left="360"/>
-                        <w:rPr>
-                          <w:rFonts w:ascii="Calibri" w:hAnsi="Calibri" w:cs="Calibri"/>
-                          <w:sz w:val="16"/>
-                          <w:szCs w:val="16"/>
-                        </w:rPr>
-                      </w:pPr>
-                      <w:r>
-                        <w:rPr>
-                          <w:rFonts w:ascii="Calibri" w:hAnsi="Calibri" w:cs="Calibri"/>
-                          <w:sz w:val="16"/>
-                          <w:szCs w:val="16"/>
-                        </w:rPr>
-                        <w:t>      "semi": ["error", "always"],</w:t>
-                      </w:r>
-                    </w:p>
-                    <w:p>
-                      <w:pPr>
-                        <w:pStyle w:val="Sinespaciado"/>
-                        <w:ind w:left="360"/>
-                        <w:rPr>
-                          <w:rFonts w:ascii="Calibri" w:hAnsi="Calibri" w:cs="Calibri"/>
-                          <w:sz w:val="16"/>
-                          <w:szCs w:val="16"/>
-                        </w:rPr>
-                      </w:pPr>
-                      <w:r>
-                        <w:rPr>
-                          <w:rFonts w:ascii="Calibri" w:hAnsi="Calibri" w:cs="Calibri"/>
-                          <w:sz w:val="16"/>
-                          <w:szCs w:val="16"/>
-                        </w:rPr>
-                        <w:t>      "curly": ["error", "all"],</w:t>
-                      </w:r>
-                    </w:p>
-                    <w:p>
-                      <w:pPr>
-                        <w:pStyle w:val="Sinespaciado"/>
-                        <w:ind w:left="360"/>
-                        <w:rPr>
-                          <w:rFonts w:ascii="Calibri" w:hAnsi="Calibri" w:cs="Calibri"/>
-                          <w:sz w:val="16"/>
-                          <w:szCs w:val="16"/>
-                        </w:rPr>
-                      </w:pPr>
-                      <w:r>
-                        <w:rPr>
-                          <w:rFonts w:ascii="Calibri" w:hAnsi="Calibri" w:cs="Calibri"/>
-                          <w:sz w:val="16"/>
-                          <w:szCs w:val="16"/>
-                        </w:rPr>
-                        <w:t>      "indent": ["error", 2],</w:t>
-                      </w:r>
-                    </w:p>
-                    <w:p>
-                      <w:pPr>
-                        <w:pStyle w:val="Sinespaciado"/>
-                        <w:ind w:left="360"/>
-                        <w:rPr>
-                          <w:rFonts w:ascii="Calibri" w:hAnsi="Calibri" w:cs="Calibri"/>
-                          <w:sz w:val="16"/>
-                          <w:szCs w:val="16"/>
-                        </w:rPr>
-                      </w:pPr>
-                      <w:r>
-                        <w:rPr>
-                          <w:rFonts w:ascii="Calibri" w:hAnsi="Calibri" w:cs="Calibri"/>
-                          <w:sz w:val="16"/>
-                          <w:szCs w:val="16"/>
-                        </w:rPr>
-                        <w:t>      "</w:t>
-                      </w:r>
-                      <w:proofErr w:type="spellStart"/>
-                      <w:r>
-                        <w:rPr>
-                          <w:rFonts w:ascii="Calibri" w:hAnsi="Calibri" w:cs="Calibri"/>
-                          <w:sz w:val="16"/>
-                          <w:szCs w:val="16"/>
-                        </w:rPr>
-                        <w:t>jsdoc</w:t>
-                      </w:r>
-                      <w:proofErr w:type="spellEnd"/>
-                      <w:r>
-                        <w:rPr>
-                          <w:rFonts w:ascii="Calibri" w:hAnsi="Calibri" w:cs="Calibri"/>
-                          <w:sz w:val="16"/>
-                          <w:szCs w:val="16"/>
-                        </w:rPr>
-                        <w:t>/require-</w:t>
-                      </w:r>
-                      <w:proofErr w:type="spellStart"/>
-                      <w:r>
-                        <w:rPr>
-                          <w:rFonts w:ascii="Calibri" w:hAnsi="Calibri" w:cs="Calibri"/>
-                          <w:sz w:val="16"/>
-                          <w:szCs w:val="16"/>
-                        </w:rPr>
-                        <w:t>jsdoc</w:t>
-                      </w:r>
-                      <w:proofErr w:type="spellEnd"/>
-                      <w:r>
-                        <w:rPr>
-                          <w:rFonts w:ascii="Calibri" w:hAnsi="Calibri" w:cs="Calibri"/>
-                          <w:sz w:val="16"/>
-                          <w:szCs w:val="16"/>
-                        </w:rPr>
-                        <w:t>": ["error", {</w:t>
-                      </w:r>
-                    </w:p>
-                    <w:p>
-                      <w:pPr>
-                        <w:pStyle w:val="Sinespaciado"/>
-                        <w:ind w:left="360"/>
-                        <w:rPr>
-                          <w:rFonts w:ascii="Calibri" w:hAnsi="Calibri" w:cs="Calibri"/>
-                          <w:sz w:val="16"/>
-                          <w:szCs w:val="16"/>
-                        </w:rPr>
-                      </w:pPr>
-                      <w:r>
-                        <w:rPr>
-                          <w:rFonts w:ascii="Calibri" w:hAnsi="Calibri" w:cs="Calibri"/>
-                          <w:sz w:val="16"/>
-                          <w:szCs w:val="16"/>
-                        </w:rPr>
-                        <w:t>        "</w:t>
-                      </w:r>
-                      <w:proofErr w:type="spellStart"/>
-                      <w:r>
-                        <w:rPr>
-                          <w:rFonts w:ascii="Calibri" w:hAnsi="Calibri" w:cs="Calibri"/>
-                          <w:sz w:val="16"/>
-                          <w:szCs w:val="16"/>
-                        </w:rPr>
-                        <w:t>publicOnly</w:t>
-                      </w:r>
-                      <w:proofErr w:type="spellEnd"/>
-                      <w:r>
-                        <w:rPr>
-                          <w:rFonts w:ascii="Calibri" w:hAnsi="Calibri" w:cs="Calibri"/>
-                          <w:sz w:val="16"/>
-                          <w:szCs w:val="16"/>
-                        </w:rPr>
-                        <w:t xml:space="preserve">": </w:t>
+                        <w:t xml:space="preserve">          "MethodDefinition": </w:t>
                       </w:r>
                       <w:r>
                         <w:rPr>
@@ -5894,7 +4078,7 @@
                           <w:sz w:val="16"/>
                           <w:szCs w:val="16"/>
                         </w:rPr>
-                        <w:t>false</w:t>
+                        <w:t>true</w:t>
                       </w:r>
                       <w:r>
                         <w:rPr>
@@ -5921,44 +4105,7 @@
                           <w:sz w:val="16"/>
                           <w:szCs w:val="16"/>
                         </w:rPr>
-                        <w:t>        "require": {</w:t>
-                      </w:r>
-                    </w:p>
-                    <w:p>
-                      <w:pPr>
-                        <w:pStyle w:val="Sinespaciado"/>
-                        <w:ind w:left="360"/>
-                        <w:rPr>
-                          <w:rFonts w:ascii="Calibri" w:hAnsi="Calibri" w:cs="Calibri"/>
-                          <w:sz w:val="16"/>
-                          <w:szCs w:val="16"/>
-                        </w:rPr>
-                      </w:pPr>
-                      <w:r>
-                        <w:rPr>
-                          <w:rFonts w:ascii="Calibri" w:hAnsi="Calibri" w:cs="Calibri"/>
-                          <w:sz w:val="16"/>
-                          <w:szCs w:val="16"/>
-                        </w:rPr>
-                        <w:t>          "</w:t>
-                      </w:r>
-                      <w:proofErr w:type="spellStart"/>
-                      <w:r>
-                        <w:rPr>
-                          <w:rFonts w:ascii="Calibri" w:hAnsi="Calibri" w:cs="Calibri"/>
-                          <w:sz w:val="16"/>
-                          <w:szCs w:val="16"/>
-                        </w:rPr>
-                        <w:t>FunctionDeclaration</w:t>
-                      </w:r>
-                      <w:proofErr w:type="spellEnd"/>
-                      <w:r>
-                        <w:rPr>
-                          <w:rFonts w:ascii="Calibri" w:hAnsi="Calibri" w:cs="Calibri"/>
-                          <w:sz w:val="16"/>
-                          <w:szCs w:val="16"/>
-                        </w:rPr>
-                        <w:t xml:space="preserve">": </w:t>
+                        <w:t xml:space="preserve">          "ClassDeclaration": </w:t>
                       </w:r>
                       <w:r>
                         <w:rPr>
@@ -5976,128 +4123,16 @@
                           <w:sz w:val="16"/>
                           <w:szCs w:val="16"/>
                         </w:rPr>
-                        <w:t>,</w:t>
+                        <w:t xml:space="preserve"> </w:t>
                       </w:r>
-                    </w:p>
-                    <w:p>
-                      <w:pPr>
-                        <w:pStyle w:val="Sinespaciado"/>
-                        <w:ind w:left="360"/>
+                      <w:r>
                         <w:rPr>
                           <w:rFonts w:ascii="Calibri" w:hAnsi="Calibri" w:cs="Calibri"/>
                           <w:sz w:val="16"/>
                           <w:szCs w:val="16"/>
                         </w:rPr>
-                      </w:pPr>
-                      <w:r>
-                        <w:rPr>
-                          <w:rFonts w:ascii="Calibri" w:hAnsi="Calibri" w:cs="Calibri"/>
-                          <w:sz w:val="16"/>
-                          <w:szCs w:val="16"/>
-                        </w:rPr>
-                        <w:t>          "</w:t>
-                      </w:r>
-                      <w:proofErr w:type="spellStart"/>
-                      <w:r>
-                        <w:rPr>
-                          <w:rFonts w:ascii="Calibri" w:hAnsi="Calibri" w:cs="Calibri"/>
-                          <w:sz w:val="16"/>
-                          <w:szCs w:val="16"/>
-                        </w:rPr>
-                        <w:t>MethodDefinition</w:t>
-                      </w:r>
-                      <w:proofErr w:type="spellEnd"/>
-                      <w:r>
-                        <w:rPr>
-                          <w:rFonts w:ascii="Calibri" w:hAnsi="Calibri" w:cs="Calibri"/>
-                          <w:sz w:val="16"/>
-                          <w:szCs w:val="16"/>
-                        </w:rPr>
-                        <w:t xml:space="preserve">": </w:t>
-                      </w:r>
-                      <w:r>
-                        <w:rPr>
-                          <w:rFonts w:ascii="Calibri" w:hAnsi="Calibri" w:cs="Calibri"/>
-                          <w:b/>
-                          <w:bCs/>
-                          <w:sz w:val="16"/>
-                          <w:szCs w:val="16"/>
-                        </w:rPr>
-                        <w:t>true</w:t>
-                      </w:r>
-                      <w:r>
-                        <w:rPr>
-                          <w:rFonts w:ascii="Calibri" w:hAnsi="Calibri" w:cs="Calibri"/>
-                          <w:sz w:val="16"/>
-                          <w:szCs w:val="16"/>
-                        </w:rPr>
-                        <w:t>,</w:t>
-                      </w:r>
-                    </w:p>
-                    <w:p>
-                      <w:pPr>
-                        <w:pStyle w:val="Sinespaciado"/>
-                        <w:ind w:left="360"/>
-                        <w:rPr>
-                          <w:rFonts w:ascii="Calibri" w:hAnsi="Calibri" w:cs="Calibri"/>
-                          <w:sz w:val="16"/>
-                          <w:szCs w:val="16"/>
-                        </w:rPr>
-                      </w:pPr>
-                      <w:r>
-                        <w:rPr>
-                          <w:rFonts w:ascii="Calibri" w:hAnsi="Calibri" w:cs="Calibri"/>
-                          <w:sz w:val="16"/>
-                          <w:szCs w:val="16"/>
-                        </w:rPr>
-                        <w:t>          "</w:t>
-                      </w:r>
-                      <w:proofErr w:type="spellStart"/>
-                      <w:r>
-                        <w:rPr>
-                          <w:rFonts w:ascii="Calibri" w:hAnsi="Calibri" w:cs="Calibri"/>
-                          <w:sz w:val="16"/>
-                          <w:szCs w:val="16"/>
-                        </w:rPr>
-                        <w:t>ClassDeclaration</w:t>
-                      </w:r>
-                      <w:proofErr w:type="spellEnd"/>
-                      <w:r>
-                        <w:rPr>
-                          <w:rFonts w:ascii="Calibri" w:hAnsi="Calibri" w:cs="Calibri"/>
-                          <w:sz w:val="16"/>
-                          <w:szCs w:val="16"/>
-                        </w:rPr>
-                        <w:t xml:space="preserve">": </w:t>
-                      </w:r>
-                      <w:proofErr w:type="gramStart"/>
-                      <w:r>
-                        <w:rPr>
-                          <w:rFonts w:ascii="Calibri" w:hAnsi="Calibri" w:cs="Calibri"/>
-                          <w:b/>
-                          <w:bCs/>
-                          <w:sz w:val="16"/>
-                          <w:szCs w:val="16"/>
-                        </w:rPr>
-                        <w:t>true</w:t>
-                      </w:r>
-                      <w:r>
-                        <w:rPr>
-                          <w:rFonts w:ascii="Calibri" w:hAnsi="Calibri" w:cs="Calibri"/>
-                          <w:sz w:val="16"/>
-                          <w:szCs w:val="16"/>
-                        </w:rPr>
-                        <w:t xml:space="preserve"> </w:t>
-                      </w:r>
-                      <w:r>
-                        <w:rPr>
-                          <w:rFonts w:ascii="Calibri" w:hAnsi="Calibri" w:cs="Calibri"/>
-                          <w:sz w:val="16"/>
-                          <w:szCs w:val="16"/>
-                        </w:rPr>
                         <w:t>}</w:t>
                       </w:r>
-                      <w:proofErr w:type="gramEnd"/>
                     </w:p>
                     <w:p>
                       <w:pPr>
@@ -6301,7 +4336,7 @@
         </w:rPr>
       </w:pPr>
       <w:bookmarkStart w:id="0" w:name="_Toc233887147"/>
-      <w:bookmarkStart w:id="1" w:name="_Toc234580351"/>
+      <w:bookmarkStart w:id="1" w:name="_Toc234932817"/>
       <w:r>
         <w:rPr>
           <w:lang w:val="es-ES"/>
@@ -6484,7 +4519,7 @@
           <w:noProof/>
         </w:rPr>
         <w:drawing>
-          <wp:inline distT="0" distB="0" distL="0" distR="0" wp14:anchorId="6665AAF2" wp14:editId="7E632212">
+          <wp:inline distT="0" distB="0" distL="0" distR="0" wp14:anchorId="6665AAF2" wp14:editId="20E68821">
             <wp:extent cx="4994910" cy="2809425"/>
             <wp:effectExtent l="133350" t="114300" r="148590" b="162560"/>
             <wp:docPr id="1428303298" name="Imagen 2" descr="Venom: este es el origen de los Simbiontes"/>
@@ -6572,7 +4607,7 @@
           <w:lang w:val="es-ES"/>
         </w:rPr>
       </w:pPr>
-      <w:bookmarkStart w:id="2" w:name="_Toc234580352"/>
+      <w:bookmarkStart w:id="2" w:name="_Toc234932818"/>
       <w:r>
         <w:rPr>
           <w:lang w:val="es-ES"/>
@@ -6686,21 +4721,7 @@
         <w:rPr>
           <w:lang w:val="es-ES"/>
         </w:rPr>
-        <w:t xml:space="preserve">En el módulo 02 dominaste </w:t>
-      </w:r>
-      <w:proofErr w:type="spellStart"/>
-      <w:r>
-        <w:rPr>
-          <w:lang w:val="es-ES"/>
-        </w:rPr>
-        <w:t>arrays</w:t>
-      </w:r>
-      <w:proofErr w:type="spellEnd"/>
-      <w:r>
-        <w:rPr>
-          <w:lang w:val="es-ES"/>
-        </w:rPr>
-        <w:t xml:space="preserve"> y objetos, las estructuras. Ahora toca entender la </w:t>
+        <w:t xml:space="preserve">En el módulo 02 dominaste arrays y objetos, las estructuras. Ahora toca entender la </w:t>
       </w:r>
       <w:r>
         <w:rPr>
@@ -6737,7 +4758,6 @@
         </w:rPr>
         <w:t xml:space="preserve">Cuando una función recuerda una variable que ya no existe en memoria, eso es un </w:t>
       </w:r>
-      <w:proofErr w:type="spellStart"/>
       <w:r>
         <w:rPr>
           <w:rStyle w:val="Textoennegrita"/>
@@ -6745,14 +4765,12 @@
         </w:rPr>
         <w:t>closure</w:t>
       </w:r>
-      <w:proofErr w:type="spellEnd"/>
       <w:r>
         <w:rPr>
           <w:lang w:val="es-ES"/>
         </w:rPr>
         <w:t xml:space="preserve">. Cuando un método sabe a qué objeto pertenece, eso es </w:t>
       </w:r>
-      <w:proofErr w:type="spellStart"/>
       <w:r>
         <w:rPr>
           <w:rStyle w:val="CdigoHTML"/>
@@ -6763,7 +4781,6 @@
         </w:rPr>
         <w:t>this</w:t>
       </w:r>
-      <w:proofErr w:type="spellEnd"/>
       <w:r>
         <w:rPr>
           <w:lang w:val="es-ES"/>
@@ -6816,115 +4833,44 @@
         <w:rPr>
           <w:lang w:val="es-ES"/>
         </w:rPr>
-        <w:t xml:space="preserve">. </w:t>
-      </w:r>
-      <w:proofErr w:type="spellStart"/>
-      <w:r>
-        <w:rPr>
-          <w:lang w:val="es-ES"/>
-        </w:rPr>
-        <w:t>React</w:t>
-      </w:r>
-      <w:proofErr w:type="spellEnd"/>
-      <w:r>
-        <w:rPr>
-          <w:lang w:val="es-ES"/>
-        </w:rPr>
-        <w:t xml:space="preserve"> los usa constantemente. Node.js los usa constantemente. Cualquier </w:t>
-      </w:r>
-      <w:proofErr w:type="spellStart"/>
-      <w:r>
-        <w:rPr>
-          <w:lang w:val="es-ES"/>
-        </w:rPr>
-        <w:t>framework</w:t>
-      </w:r>
-      <w:proofErr w:type="spellEnd"/>
-      <w:r>
-        <w:rPr>
-          <w:lang w:val="es-ES"/>
-        </w:rPr>
-        <w:t xml:space="preserve"> que toques los usa constantemente, solo que ocultos bajo capas de abstracción.</w:t>
-      </w:r>
-    </w:p>
-    <w:p>
-      <w:pPr>
-        <w:pStyle w:val="Sinespaciado"/>
-        <w:rPr>
-          <w:lang w:val="es-ES"/>
-        </w:rPr>
-      </w:pPr>
-      <w:r>
-        <w:rPr>
-          <w:lang w:val="es-ES"/>
-        </w:rPr>
-        <w:t xml:space="preserve">La diferencia entre un </w:t>
-      </w:r>
-      <w:proofErr w:type="spellStart"/>
-      <w:r>
-        <w:rPr>
-          <w:lang w:val="es-ES"/>
-        </w:rPr>
-        <w:t>developer</w:t>
-      </w:r>
-      <w:proofErr w:type="spellEnd"/>
-      <w:r>
-        <w:rPr>
-          <w:lang w:val="es-ES"/>
-        </w:rPr>
-        <w:t xml:space="preserve"> que sufre los </w:t>
-      </w:r>
-      <w:proofErr w:type="spellStart"/>
-      <w:r>
-        <w:rPr>
-          <w:lang w:val="es-ES"/>
-        </w:rPr>
-        <w:t>frameworks</w:t>
-      </w:r>
-      <w:proofErr w:type="spellEnd"/>
-      <w:r>
-        <w:rPr>
-          <w:lang w:val="es-ES"/>
-        </w:rPr>
-        <w:t xml:space="preserve"> y uno que los domina es exactamente esta: entender lo que hay debajo.</w:t>
-      </w:r>
-    </w:p>
-    <w:p>
-      <w:pPr>
-        <w:pStyle w:val="Sinespaciado"/>
-        <w:rPr>
-          <w:lang w:val="es-ES"/>
-        </w:rPr>
-      </w:pPr>
-    </w:p>
-    <w:p>
-      <w:pPr>
-        <w:pStyle w:val="Sinespaciado"/>
-        <w:rPr>
-          <w:lang w:val="es-ES"/>
-        </w:rPr>
-      </w:pPr>
-      <w:r>
-        <w:rPr>
-          <w:lang w:val="es-ES"/>
-        </w:rPr>
-        <w:t xml:space="preserve">Cuando termines este módulo el código de otros te parecerá transparente. Verás </w:t>
-      </w:r>
-      <w:proofErr w:type="spellStart"/>
-      <w:r>
-        <w:rPr>
-          <w:lang w:val="es-ES"/>
-        </w:rPr>
-        <w:t>closures</w:t>
-      </w:r>
-      <w:proofErr w:type="spellEnd"/>
-      <w:r>
-        <w:rPr>
-          <w:lang w:val="es-ES"/>
-        </w:rPr>
-        <w:t xml:space="preserve"> donde otros ven magia. Entenderás </w:t>
-      </w:r>
-      <w:proofErr w:type="spellStart"/>
+        <w:t>. React los usa constantemente. Node.js los usa constantemente. Cualquier framework que toques los usa constantemente, solo que ocultos bajo capas de abstracción.</w:t>
+      </w:r>
+    </w:p>
+    <w:p>
+      <w:pPr>
+        <w:pStyle w:val="Sinespaciado"/>
+        <w:rPr>
+          <w:lang w:val="es-ES"/>
+        </w:rPr>
+      </w:pPr>
+      <w:r>
+        <w:rPr>
+          <w:lang w:val="es-ES"/>
+        </w:rPr>
+        <w:t>La diferencia entre un developer que sufre los frameworks y uno que los domina es exactamente esta: entender lo que hay debajo.</w:t>
+      </w:r>
+    </w:p>
+    <w:p>
+      <w:pPr>
+        <w:pStyle w:val="Sinespaciado"/>
+        <w:rPr>
+          <w:lang w:val="es-ES"/>
+        </w:rPr>
+      </w:pPr>
+    </w:p>
+    <w:p>
+      <w:pPr>
+        <w:pStyle w:val="Sinespaciado"/>
+        <w:rPr>
+          <w:lang w:val="es-ES"/>
+        </w:rPr>
+      </w:pPr>
+      <w:r>
+        <w:rPr>
+          <w:lang w:val="es-ES"/>
+        </w:rPr>
+        <w:t xml:space="preserve">Cuando termines este módulo el código de otros te parecerá transparente. Verás closures donde otros ven magia. Entenderás </w:t>
+      </w:r>
       <w:r>
         <w:rPr>
           <w:rStyle w:val="CdigoHTML"/>
@@ -6933,7 +4879,6 @@
         </w:rPr>
         <w:t>this</w:t>
       </w:r>
-      <w:proofErr w:type="spellEnd"/>
       <w:r>
         <w:rPr>
           <w:lang w:val="es-ES"/>
@@ -6958,49 +4903,7 @@
         <w:rPr>
           <w:rStyle w:val="nfasis"/>
         </w:rPr>
-        <w:t xml:space="preserve">El </w:t>
-      </w:r>
-      <w:proofErr w:type="spellStart"/>
-      <w:r>
-        <w:rPr>
-          <w:rStyle w:val="nfasis"/>
-        </w:rPr>
-        <w:t>simbionte</w:t>
-      </w:r>
-      <w:proofErr w:type="spellEnd"/>
-      <w:r>
-        <w:rPr>
-          <w:rStyle w:val="nfasis"/>
-        </w:rPr>
-        <w:t xml:space="preserve"> </w:t>
-      </w:r>
-      <w:proofErr w:type="spellStart"/>
-      <w:r>
-        <w:rPr>
-          <w:rStyle w:val="nfasis"/>
-        </w:rPr>
-        <w:t>te</w:t>
-      </w:r>
-      <w:proofErr w:type="spellEnd"/>
-      <w:r>
-        <w:rPr>
-          <w:rStyle w:val="nfasis"/>
-        </w:rPr>
-        <w:t xml:space="preserve"> </w:t>
-      </w:r>
-      <w:proofErr w:type="spellStart"/>
-      <w:r>
-        <w:rPr>
-          <w:rStyle w:val="nfasis"/>
-        </w:rPr>
-        <w:t>espera</w:t>
-      </w:r>
-      <w:proofErr w:type="spellEnd"/>
-      <w:r>
-        <w:rPr>
-          <w:rStyle w:val="nfasis"/>
-        </w:rPr>
-        <w:t>.</w:t>
+        <w:t>El simbionte te espera.</w:t>
       </w:r>
     </w:p>
     <w:p>
@@ -7122,7 +5025,7 @@
         </w:rPr>
       </w:pPr>
       <w:bookmarkStart w:id="3" w:name="_Toc233887149"/>
-      <w:bookmarkStart w:id="4" w:name="_Toc234580353"/>
+      <w:bookmarkStart w:id="4" w:name="_Toc234932819"/>
       <w:r>
         <w:rPr>
           <w:lang w:val="es-ES"/>
@@ -7148,17 +5051,9 @@
         <w:rPr>
           <w:bCs/>
         </w:rPr>
-        <w:t xml:space="preserve">La Memoria </w:t>
-      </w:r>
-      <w:proofErr w:type="spellStart"/>
-      <w:r>
-        <w:rPr>
-          <w:bCs/>
-        </w:rPr>
-        <w:t>Persistente</w:t>
+        <w:t>La Memoria Persistente</w:t>
       </w:r>
       <w:bookmarkEnd w:id="4"/>
-      <w:proofErr w:type="spellEnd"/>
     </w:p>
     <w:p>
       <w:pPr>
@@ -7194,7 +5089,6 @@
           <w:numId w:val="3"/>
         </w:numPr>
       </w:pPr>
-      <w:proofErr w:type="spellStart"/>
       <w:r>
         <w:rPr>
           <w:b/>
@@ -7202,7 +5096,6 @@
         </w:rPr>
         <w:t>Archivo</w:t>
       </w:r>
-      <w:proofErr w:type="spellEnd"/>
       <w:r>
         <w:t xml:space="preserve">: </w:t>
       </w:r>
@@ -7275,35 +5168,7 @@
         <w:rPr>
           <w:lang w:val="es-ES"/>
         </w:rPr>
-        <w:t xml:space="preserve">Entender qué es un </w:t>
-      </w:r>
-      <w:proofErr w:type="spellStart"/>
-      <w:r>
-        <w:rPr>
-          <w:lang w:val="es-ES"/>
-        </w:rPr>
-        <w:t>closure</w:t>
-      </w:r>
-      <w:proofErr w:type="spellEnd"/>
-      <w:r>
-        <w:rPr>
-          <w:lang w:val="es-ES"/>
-        </w:rPr>
-        <w:t xml:space="preserve"> y por qué una función puede recordar variables de su </w:t>
-      </w:r>
-      <w:proofErr w:type="spellStart"/>
-      <w:r>
-        <w:rPr>
-          <w:lang w:val="es-ES"/>
-        </w:rPr>
-        <w:t>scope</w:t>
-      </w:r>
-      <w:proofErr w:type="spellEnd"/>
-      <w:r>
-        <w:rPr>
-          <w:lang w:val="es-ES"/>
-        </w:rPr>
-        <w:t xml:space="preserve"> </w:t>
+        <w:t xml:space="preserve">Entender qué es un closure y por qué una función puede recordar variables de su scope </w:t>
       </w:r>
       <w:r>
         <w:rPr>
@@ -7315,21 +5180,7 @@
         <w:rPr>
           <w:lang w:val="es-ES"/>
         </w:rPr>
-        <w:t xml:space="preserve"> aunque ese </w:t>
-      </w:r>
-      <w:proofErr w:type="spellStart"/>
-      <w:r>
-        <w:rPr>
-          <w:lang w:val="es-ES"/>
-        </w:rPr>
-        <w:t>scope</w:t>
-      </w:r>
-      <w:proofErr w:type="spellEnd"/>
-      <w:r>
-        <w:rPr>
-          <w:lang w:val="es-ES"/>
-        </w:rPr>
-        <w:t xml:space="preserve"> ya haya terminado.</w:t>
+        <w:t xml:space="preserve"> aunque ese scope ya haya terminado.</w:t>
       </w:r>
     </w:p>
     <w:p>
@@ -7375,25 +5226,7 @@
           <w:iCs/>
           <w:lang w:val="es-ES"/>
         </w:rPr>
-        <w:t xml:space="preserve">Crea una función </w:t>
-      </w:r>
-      <w:proofErr w:type="spellStart"/>
-      <w:r>
-        <w:rPr>
-          <w:i/>
-          <w:iCs/>
-          <w:lang w:val="es-ES"/>
-        </w:rPr>
-        <w:t>tk_counter</w:t>
-      </w:r>
-      <w:proofErr w:type="spellEnd"/>
-      <w:r>
-        <w:rPr>
-          <w:i/>
-          <w:iCs/>
-          <w:lang w:val="es-ES"/>
-        </w:rPr>
-        <w:t xml:space="preserve"> que devuelva otra función </w:t>
+        <w:t xml:space="preserve">Crea una función tk_counter que devuelva otra función </w:t>
       </w:r>
       <w:r>
         <w:rPr>
@@ -7949,14 +5782,12 @@
           <w:lang w:val="es-ES"/>
         </w:rPr>
       </w:pPr>
-      <w:proofErr w:type="spellStart"/>
       <w:r>
         <w:rPr>
           <w:lang w:val="es-ES"/>
         </w:rPr>
         <w:t>node</w:t>
       </w:r>
-      <w:proofErr w:type="spellEnd"/>
       <w:r>
         <w:rPr>
           <w:lang w:val="es-ES"/>
@@ -7978,34 +5809,18 @@
           <w:lang w:val="es-ES"/>
         </w:rPr>
       </w:pPr>
-      <w:proofErr w:type="spellStart"/>
-      <w:r>
-        <w:rPr>
-          <w:lang w:val="es-ES"/>
-        </w:rPr>
-        <w:t>npx</w:t>
-      </w:r>
-      <w:proofErr w:type="spellEnd"/>
+      <w:r>
+        <w:rPr>
+          <w:lang w:val="es-ES"/>
+        </w:rPr>
+        <w:t>npx eslint</w:t>
+      </w:r>
       <w:r>
         <w:rPr>
           <w:lang w:val="es-ES"/>
         </w:rPr>
         <w:t xml:space="preserve"> </w:t>
       </w:r>
-      <w:proofErr w:type="spellStart"/>
-      <w:r>
-        <w:rPr>
-          <w:lang w:val="es-ES"/>
-        </w:rPr>
-        <w:t>eslint</w:t>
-      </w:r>
-      <w:proofErr w:type="spellEnd"/>
-      <w:r>
-        <w:rPr>
-          <w:lang w:val="es-ES"/>
-        </w:rPr>
-        <w:t xml:space="preserve"> </w:t>
-      </w:r>
       <w:r>
         <w:rPr>
           <w:lang w:val="es-ES"/>
@@ -8021,47 +5836,11 @@
           <w:lang w:val="es-ES"/>
         </w:rPr>
       </w:pPr>
-      <w:proofErr w:type="spellStart"/>
-      <w:r>
-        <w:rPr>
-          <w:lang w:val="es-ES"/>
-        </w:rPr>
-        <w:t>npx</w:t>
-      </w:r>
-      <w:proofErr w:type="spellEnd"/>
-      <w:r>
-        <w:rPr>
-          <w:lang w:val="es-ES"/>
-        </w:rPr>
-        <w:t xml:space="preserve"> </w:t>
-      </w:r>
-      <w:proofErr w:type="spellStart"/>
-      <w:r>
-        <w:rPr>
-          <w:lang w:val="es-ES"/>
-        </w:rPr>
-        <w:t>eslint</w:t>
-      </w:r>
-      <w:proofErr w:type="spellEnd"/>
-      <w:r>
-        <w:rPr>
-          <w:lang w:val="es-ES"/>
-        </w:rPr>
-        <w:t xml:space="preserve"> archivo.js –</w:t>
-      </w:r>
-      <w:proofErr w:type="spellStart"/>
-      <w:r>
-        <w:rPr>
-          <w:lang w:val="es-ES"/>
-        </w:rPr>
-        <w:t>fix</w:t>
-      </w:r>
-      <w:proofErr w:type="spellEnd"/>
-      <w:r>
-        <w:rPr>
-          <w:lang w:val="es-ES"/>
-        </w:rPr>
-        <w:t xml:space="preserve"> (Solucionar error</w:t>
+      <w:r>
+        <w:rPr>
+          <w:lang w:val="es-ES"/>
+        </w:rPr>
+        <w:t>npx eslint archivo.js –fix (Solucionar error</w:t>
       </w:r>
       <w:r>
         <w:rPr>
@@ -8090,7 +5869,7 @@
           <w:lang w:val="es-ES"/>
         </w:rPr>
       </w:pPr>
-      <w:bookmarkStart w:id="5" w:name="_Toc234580354"/>
+      <w:bookmarkStart w:id="5" w:name="_Toc234932820"/>
       <w:r>
         <w:rPr>
           <w:lang w:val="es-ES"/>
@@ -8176,7 +5955,6 @@
           <w:lang w:val="es-ES"/>
         </w:rPr>
       </w:pPr>
-      <w:proofErr w:type="spellStart"/>
       <w:r>
         <w:rPr>
           <w:b/>
@@ -8184,7 +5962,6 @@
         </w:rPr>
         <w:t>Archivo</w:t>
       </w:r>
-      <w:proofErr w:type="spellEnd"/>
       <w:r>
         <w:t xml:space="preserve">: </w:t>
       </w:r>
@@ -8221,30 +5998,8 @@
         <w:rPr>
           <w:lang w:val="es-ES"/>
         </w:rPr>
-        <w:t xml:space="preserve">console.log, </w:t>
-      </w:r>
-      <w:proofErr w:type="spellStart"/>
-      <w:r>
-        <w:rPr>
-          <w:lang w:val="es-ES"/>
-        </w:rPr>
-        <w:t>arrow</w:t>
-      </w:r>
-      <w:proofErr w:type="spellEnd"/>
-      <w:r>
-        <w:rPr>
-          <w:lang w:val="es-ES"/>
-        </w:rPr>
-        <w:t xml:space="preserve"> </w:t>
-      </w:r>
-      <w:proofErr w:type="spellStart"/>
-      <w:r>
-        <w:rPr>
-          <w:lang w:val="es-ES"/>
-        </w:rPr>
-        <w:t>functions</w:t>
-      </w:r>
-      <w:proofErr w:type="spellEnd"/>
+        <w:t>console.log, arrow functions</w:t>
+      </w:r>
     </w:p>
     <w:p>
       <w:pPr>
@@ -8280,21 +6035,7 @@
         <w:rPr>
           <w:lang w:val="es-ES"/>
         </w:rPr>
-        <w:t xml:space="preserve">Aplicar </w:t>
-      </w:r>
-      <w:proofErr w:type="spellStart"/>
-      <w:r>
-        <w:rPr>
-          <w:lang w:val="es-ES"/>
-        </w:rPr>
-        <w:t>closures</w:t>
-      </w:r>
-      <w:proofErr w:type="spellEnd"/>
-      <w:r>
-        <w:rPr>
-          <w:lang w:val="es-ES"/>
-        </w:rPr>
-        <w:t xml:space="preserve"> para crear funciones especializadas que comparten lógica base, pero mantienen datos privados</w:t>
+        <w:t>Aplicar closures para crear funciones especializadas que comparten lógica base, pero mantienen datos privados</w:t>
       </w:r>
       <w:r>
         <w:rPr>
@@ -8302,28 +6043,12 @@
         </w:rPr>
         <w:t xml:space="preserve"> (</w:t>
       </w:r>
-      <w:proofErr w:type="spellStart"/>
-      <w:r>
-        <w:rPr>
-          <w:lang w:val="es-ES"/>
-        </w:rPr>
-        <w:t>factory</w:t>
-      </w:r>
-      <w:proofErr w:type="spellEnd"/>
-      <w:r>
-        <w:rPr>
-          <w:lang w:val="es-ES"/>
-        </w:rPr>
-        <w:t xml:space="preserve"> </w:t>
-      </w:r>
-      <w:proofErr w:type="spellStart"/>
-      <w:r>
-        <w:rPr>
-          <w:lang w:val="es-ES"/>
-        </w:rPr>
-        <w:t>function</w:t>
-      </w:r>
-      <w:proofErr w:type="spellEnd"/>
+      <w:r>
+        <w:rPr>
+          <w:lang w:val="es-ES"/>
+        </w:rPr>
+        <w:t>factory function</w:t>
+      </w:r>
       <w:r>
         <w:rPr>
           <w:lang w:val="es-ES"/>
@@ -8384,35 +6109,7 @@
         <w:rPr>
           <w:lang w:val="es-ES"/>
         </w:rPr>
-        <w:t xml:space="preserve">Crea </w:t>
-      </w:r>
-      <w:proofErr w:type="spellStart"/>
-      <w:r>
-        <w:rPr>
-          <w:lang w:val="es-ES"/>
-        </w:rPr>
-        <w:t>tk_sensor_factory</w:t>
-      </w:r>
-      <w:proofErr w:type="spellEnd"/>
-      <w:r>
-        <w:rPr>
-          <w:lang w:val="es-ES"/>
-        </w:rPr>
-        <w:t>(</w:t>
-      </w:r>
-      <w:proofErr w:type="spellStart"/>
-      <w:r>
-        <w:rPr>
-          <w:lang w:val="es-ES"/>
-        </w:rPr>
-        <w:t>type</w:t>
-      </w:r>
-      <w:proofErr w:type="spellEnd"/>
-      <w:r>
-        <w:rPr>
-          <w:lang w:val="es-ES"/>
-        </w:rPr>
-        <w:t>) que devuelva una función</w:t>
+        <w:t>Crea tk_sensor_factory(type) que devuelva una función</w:t>
       </w:r>
       <w:r>
         <w:rPr>
@@ -8436,21 +6133,7 @@
         <w:rPr>
           <w:lang w:val="es-ES"/>
         </w:rPr>
-        <w:t xml:space="preserve">La función devuelta recibe un valor y devuelve un </w:t>
-      </w:r>
-      <w:proofErr w:type="spellStart"/>
-      <w:r>
-        <w:rPr>
-          <w:lang w:val="es-ES"/>
-        </w:rPr>
-        <w:t>string</w:t>
-      </w:r>
-      <w:proofErr w:type="spellEnd"/>
-      <w:r>
-        <w:rPr>
-          <w:lang w:val="es-ES"/>
-        </w:rPr>
-        <w:t xml:space="preserve"> formateado</w:t>
+        <w:t>La función devuelta recibe un valor y devuelve un string formateado</w:t>
       </w:r>
       <w:r>
         <w:rPr>
@@ -8474,35 +6157,7 @@
         <w:rPr>
           <w:lang w:val="es-ES"/>
         </w:rPr>
-        <w:t xml:space="preserve">El </w:t>
-      </w:r>
-      <w:proofErr w:type="spellStart"/>
-      <w:r>
-        <w:rPr>
-          <w:lang w:val="es-ES"/>
-        </w:rPr>
-        <w:t>type</w:t>
-      </w:r>
-      <w:proofErr w:type="spellEnd"/>
-      <w:r>
-        <w:rPr>
-          <w:lang w:val="es-ES"/>
-        </w:rPr>
-        <w:t xml:space="preserve"> debe quedar encerrado en el </w:t>
-      </w:r>
-      <w:proofErr w:type="spellStart"/>
-      <w:r>
-        <w:rPr>
-          <w:lang w:val="es-ES"/>
-        </w:rPr>
-        <w:t>closure</w:t>
-      </w:r>
-      <w:proofErr w:type="spellEnd"/>
-      <w:r>
-        <w:rPr>
-          <w:lang w:val="es-ES"/>
-        </w:rPr>
-        <w:t>, no modificable desde fuera</w:t>
+        <w:t>El type debe quedar encerrado en el closure, no modificable desde fuera</w:t>
       </w:r>
       <w:r>
         <w:rPr>
@@ -8627,23 +6282,7 @@
                                 <w:rFonts w:ascii="Cascadia Mono SemiBold" w:hAnsi="Cascadia Mono SemiBold" w:cs="Cascadia Mono SemiBold"/>
                                 <w:lang w:val="es-ES"/>
                               </w:rPr>
-                              <w:t>[</w:t>
-                            </w:r>
-                            <w:proofErr w:type="spellStart"/>
-                            <w:r>
-                              <w:rPr>
-                                <w:rFonts w:ascii="Cascadia Mono SemiBold" w:hAnsi="Cascadia Mono SemiBold" w:cs="Cascadia Mono SemiBold"/>
-                                <w:lang w:val="es-ES"/>
-                              </w:rPr>
-                              <w:t>Temperature</w:t>
-                            </w:r>
-                            <w:proofErr w:type="spellEnd"/>
-                            <w:r>
-                              <w:rPr>
-                                <w:rFonts w:ascii="Cascadia Mono SemiBold" w:hAnsi="Cascadia Mono SemiBold" w:cs="Cascadia Mono SemiBold"/>
-                                <w:lang w:val="es-ES"/>
-                              </w:rPr>
-                              <w:t>]: 25ºC</w:t>
+                              <w:t>[Temperature]: 25ºC</w:t>
                             </w:r>
                           </w:p>
                           <w:p>
@@ -8659,23 +6298,7 @@
                                 <w:rFonts w:ascii="Cascadia Mono SemiBold" w:hAnsi="Cascadia Mono SemiBold" w:cs="Cascadia Mono SemiBold"/>
                                 <w:lang w:val="es-ES"/>
                               </w:rPr>
-                              <w:t>[</w:t>
-                            </w:r>
-                            <w:proofErr w:type="spellStart"/>
-                            <w:r>
-                              <w:rPr>
-                                <w:rFonts w:ascii="Cascadia Mono SemiBold" w:hAnsi="Cascadia Mono SemiBold" w:cs="Cascadia Mono SemiBold"/>
-                                <w:lang w:val="es-ES"/>
-                              </w:rPr>
-                              <w:t>Humidity</w:t>
-                            </w:r>
-                            <w:proofErr w:type="spellEnd"/>
-                            <w:r>
-                              <w:rPr>
-                                <w:rFonts w:ascii="Cascadia Mono SemiBold" w:hAnsi="Cascadia Mono SemiBold" w:cs="Cascadia Mono SemiBold"/>
-                                <w:lang w:val="es-ES"/>
-                              </w:rPr>
-                              <w:t>]: 80%</w:t>
+                              <w:t>[Humidity]: 80%</w:t>
                             </w:r>
                           </w:p>
                           <w:p>
@@ -8691,23 +6314,7 @@
                                 <w:rFonts w:ascii="Cascadia Mono SemiBold" w:hAnsi="Cascadia Mono SemiBold" w:cs="Cascadia Mono SemiBold"/>
                                 <w:lang w:val="es-ES"/>
                               </w:rPr>
-                              <w:t>[</w:t>
-                            </w:r>
-                            <w:proofErr w:type="spellStart"/>
-                            <w:r>
-                              <w:rPr>
-                                <w:rFonts w:ascii="Cascadia Mono SemiBold" w:hAnsi="Cascadia Mono SemiBold" w:cs="Cascadia Mono SemiBold"/>
-                                <w:lang w:val="es-ES"/>
-                              </w:rPr>
-                              <w:t>Pressure</w:t>
-                            </w:r>
-                            <w:proofErr w:type="spellEnd"/>
-                            <w:r>
-                              <w:rPr>
-                                <w:rFonts w:ascii="Cascadia Mono SemiBold" w:hAnsi="Cascadia Mono SemiBold" w:cs="Cascadia Mono SemiBold"/>
-                                <w:lang w:val="es-ES"/>
-                              </w:rPr>
-                              <w:t>]: 101.3hPa</w:t>
+                              <w:t>[Pressure]: 101.3hPa</w:t>
                             </w:r>
                           </w:p>
                         </w:txbxContent>
@@ -8748,23 +6355,7 @@
                           <w:rFonts w:ascii="Cascadia Mono SemiBold" w:hAnsi="Cascadia Mono SemiBold" w:cs="Cascadia Mono SemiBold"/>
                           <w:lang w:val="es-ES"/>
                         </w:rPr>
-                        <w:t>[</w:t>
-                      </w:r>
-                      <w:proofErr w:type="spellStart"/>
-                      <w:r>
-                        <w:rPr>
-                          <w:rFonts w:ascii="Cascadia Mono SemiBold" w:hAnsi="Cascadia Mono SemiBold" w:cs="Cascadia Mono SemiBold"/>
-                          <w:lang w:val="es-ES"/>
-                        </w:rPr>
-                        <w:t>Temperature</w:t>
-                      </w:r>
-                      <w:proofErr w:type="spellEnd"/>
-                      <w:r>
-                        <w:rPr>
-                          <w:rFonts w:ascii="Cascadia Mono SemiBold" w:hAnsi="Cascadia Mono SemiBold" w:cs="Cascadia Mono SemiBold"/>
-                          <w:lang w:val="es-ES"/>
-                        </w:rPr>
-                        <w:t>]: 25ºC</w:t>
+                        <w:t>[Temperature]: 25ºC</w:t>
                       </w:r>
                     </w:p>
                     <w:p>
@@ -8780,23 +6371,7 @@
                           <w:rFonts w:ascii="Cascadia Mono SemiBold" w:hAnsi="Cascadia Mono SemiBold" w:cs="Cascadia Mono SemiBold"/>
                           <w:lang w:val="es-ES"/>
                         </w:rPr>
-                        <w:t>[</w:t>
-                      </w:r>
-                      <w:proofErr w:type="spellStart"/>
-                      <w:r>
-                        <w:rPr>
-                          <w:rFonts w:ascii="Cascadia Mono SemiBold" w:hAnsi="Cascadia Mono SemiBold" w:cs="Cascadia Mono SemiBold"/>
-                          <w:lang w:val="es-ES"/>
-                        </w:rPr>
-                        <w:t>Humidity</w:t>
-                      </w:r>
-                      <w:proofErr w:type="spellEnd"/>
-                      <w:r>
-                        <w:rPr>
-                          <w:rFonts w:ascii="Cascadia Mono SemiBold" w:hAnsi="Cascadia Mono SemiBold" w:cs="Cascadia Mono SemiBold"/>
-                          <w:lang w:val="es-ES"/>
-                        </w:rPr>
-                        <w:t>]: 80%</w:t>
+                        <w:t>[Humidity]: 80%</w:t>
                       </w:r>
                     </w:p>
                     <w:p>
@@ -8812,23 +6387,7 @@
                           <w:rFonts w:ascii="Cascadia Mono SemiBold" w:hAnsi="Cascadia Mono SemiBold" w:cs="Cascadia Mono SemiBold"/>
                           <w:lang w:val="es-ES"/>
                         </w:rPr>
-                        <w:t>[</w:t>
-                      </w:r>
-                      <w:proofErr w:type="spellStart"/>
-                      <w:r>
-                        <w:rPr>
-                          <w:rFonts w:ascii="Cascadia Mono SemiBold" w:hAnsi="Cascadia Mono SemiBold" w:cs="Cascadia Mono SemiBold"/>
-                          <w:lang w:val="es-ES"/>
-                        </w:rPr>
-                        <w:t>Pressure</w:t>
-                      </w:r>
-                      <w:proofErr w:type="spellEnd"/>
-                      <w:r>
-                        <w:rPr>
-                          <w:rFonts w:ascii="Cascadia Mono SemiBold" w:hAnsi="Cascadia Mono SemiBold" w:cs="Cascadia Mono SemiBold"/>
-                          <w:lang w:val="es-ES"/>
-                        </w:rPr>
-                        <w:t>]: 101.3hPa</w:t>
+                        <w:t>[Pressure]: 101.3hPa</w:t>
                       </w:r>
                     </w:p>
                   </w:txbxContent>
@@ -8903,7 +6462,7 @@
           <w:lang w:val="es-ES"/>
         </w:rPr>
       </w:pPr>
-      <w:bookmarkStart w:id="6" w:name="_Toc234580355"/>
+      <w:bookmarkStart w:id="6" w:name="_Toc234932821"/>
       <w:r>
         <w:rPr>
           <w:lang w:val="es-ES"/>
@@ -8928,21 +6487,7 @@
         <w:rPr>
           <w:bCs/>
         </w:rPr>
-        <w:t xml:space="preserve">El </w:t>
-      </w:r>
-      <w:proofErr w:type="spellStart"/>
-      <w:r>
-        <w:rPr>
-          <w:bCs/>
-        </w:rPr>
-        <w:t>Contexto</w:t>
-      </w:r>
-      <w:proofErr w:type="spellEnd"/>
-      <w:r>
-        <w:rPr>
-          <w:bCs/>
-        </w:rPr>
-        <w:t xml:space="preserve"> Perdido</w:t>
+        <w:t>El Contexto Perdido</w:t>
       </w:r>
       <w:bookmarkEnd w:id="6"/>
     </w:p>
@@ -8989,7 +6534,6 @@
           <w:numId w:val="4"/>
         </w:numPr>
       </w:pPr>
-      <w:proofErr w:type="spellStart"/>
       <w:r>
         <w:rPr>
           <w:b/>
@@ -8997,7 +6541,6 @@
         </w:rPr>
         <w:t>Archivo</w:t>
       </w:r>
-      <w:proofErr w:type="spellEnd"/>
       <w:r>
         <w:t xml:space="preserve">: </w:t>
       </w:r>
@@ -9043,14 +6586,7 @@
         <w:rPr>
           <w:lang w:val="es-ES"/>
         </w:rPr>
-        <w:t xml:space="preserve">, </w:t>
-      </w:r>
-      <w:proofErr w:type="spellStart"/>
-      <w:r>
-        <w:rPr>
-          <w:lang w:val="es-ES"/>
-        </w:rPr>
-        <w:t>t</w:t>
+        <w:t>, t</w:t>
       </w:r>
       <w:r>
         <w:rPr>
@@ -9058,7 +6594,6 @@
         </w:rPr>
         <w:t>his</w:t>
       </w:r>
-      <w:proofErr w:type="spellEnd"/>
       <w:r>
         <w:rPr>
           <w:lang w:val="es-ES"/>
@@ -9102,7 +6637,6 @@
         </w:rPr>
         <w:t xml:space="preserve">Entender que </w:t>
       </w:r>
-      <w:proofErr w:type="spellStart"/>
       <w:r>
         <w:rPr>
           <w:b/>
@@ -9113,40 +6647,11 @@
         </w:rPr>
         <w:t>this</w:t>
       </w:r>
-      <w:proofErr w:type="spellEnd"/>
-      <w:r>
-        <w:rPr>
-          <w:lang w:val="es-ES"/>
-        </w:rPr>
-        <w:t xml:space="preserve"> no siempre apunta a lo que esperas y cómo </w:t>
-      </w:r>
-      <w:proofErr w:type="spellStart"/>
-      <w:r>
-        <w:rPr>
-          <w:lang w:val="es-ES"/>
-        </w:rPr>
-        <w:t>arrow</w:t>
-      </w:r>
-      <w:proofErr w:type="spellEnd"/>
-      <w:r>
-        <w:rPr>
-          <w:lang w:val="es-ES"/>
-        </w:rPr>
-        <w:t xml:space="preserve"> </w:t>
-      </w:r>
-      <w:proofErr w:type="spellStart"/>
-      <w:r>
-        <w:rPr>
-          <w:lang w:val="es-ES"/>
-        </w:rPr>
-        <w:t>functions</w:t>
-      </w:r>
-      <w:proofErr w:type="spellEnd"/>
-      <w:r>
-        <w:rPr>
-          <w:lang w:val="es-ES"/>
-        </w:rPr>
-        <w:t xml:space="preserve"> y funciones tradicionales lo gestionan diferente.</w:t>
+      <w:r>
+        <w:rPr>
+          <w:lang w:val="es-ES"/>
+        </w:rPr>
+        <w:t xml:space="preserve"> no siempre apunta a lo que esperas y cómo arrow functions y funciones tradicionales lo gestionan diferente.</w:t>
       </w:r>
     </w:p>
     <w:p>
@@ -9188,35 +6693,7 @@
         <w:rPr>
           <w:lang w:val="es-ES"/>
         </w:rPr>
-        <w:t xml:space="preserve">Crea un objeto </w:t>
-      </w:r>
-      <w:proofErr w:type="spellStart"/>
-      <w:r>
-        <w:rPr>
-          <w:lang w:val="es-ES"/>
-        </w:rPr>
-        <w:t>garden</w:t>
-      </w:r>
-      <w:proofErr w:type="spellEnd"/>
-      <w:r>
-        <w:rPr>
-          <w:lang w:val="es-ES"/>
-        </w:rPr>
-        <w:t xml:space="preserve"> con </w:t>
-      </w:r>
-      <w:proofErr w:type="spellStart"/>
-      <w:r>
-        <w:rPr>
-          <w:lang w:val="es-ES"/>
-        </w:rPr>
-        <w:t>plants</w:t>
-      </w:r>
-      <w:proofErr w:type="spellEnd"/>
-      <w:r>
-        <w:rPr>
-          <w:lang w:val="es-ES"/>
-        </w:rPr>
-        <w:t xml:space="preserve">: 10 </w:t>
+        <w:t xml:space="preserve">Crea un objeto garden con plants: 10 </w:t>
       </w:r>
     </w:p>
     <w:p>
@@ -9234,23 +6711,7 @@
         <w:rPr>
           <w:lang w:val="es-ES"/>
         </w:rPr>
-        <w:t xml:space="preserve">Añade un método tradicional que imprima </w:t>
-      </w:r>
-      <w:proofErr w:type="spellStart"/>
-      <w:proofErr w:type="gramStart"/>
-      <w:r>
-        <w:rPr>
-          <w:lang w:val="es-ES"/>
-        </w:rPr>
-        <w:t>this.plants</w:t>
-      </w:r>
-      <w:proofErr w:type="spellEnd"/>
-      <w:proofErr w:type="gramEnd"/>
-      <w:r>
-        <w:rPr>
-          <w:lang w:val="es-ES"/>
-        </w:rPr>
-        <w:t xml:space="preserve"> </w:t>
+        <w:t xml:space="preserve">Añade un método tradicional que imprima this.plants </w:t>
       </w:r>
     </w:p>
     <w:p>
@@ -9268,51 +6729,7 @@
         <w:rPr>
           <w:lang w:val="es-ES"/>
         </w:rPr>
-        <w:t xml:space="preserve">Añade una </w:t>
-      </w:r>
-      <w:proofErr w:type="spellStart"/>
-      <w:r>
-        <w:rPr>
-          <w:lang w:val="es-ES"/>
-        </w:rPr>
-        <w:t>arrow</w:t>
-      </w:r>
-      <w:proofErr w:type="spellEnd"/>
-      <w:r>
-        <w:rPr>
-          <w:lang w:val="es-ES"/>
-        </w:rPr>
-        <w:t xml:space="preserve"> </w:t>
-      </w:r>
-      <w:proofErr w:type="spellStart"/>
-      <w:r>
-        <w:rPr>
-          <w:lang w:val="es-ES"/>
-        </w:rPr>
-        <w:t>function</w:t>
-      </w:r>
-      <w:proofErr w:type="spellEnd"/>
-      <w:r>
-        <w:rPr>
-          <w:lang w:val="es-ES"/>
-        </w:rPr>
-        <w:t xml:space="preserve"> que intente imprimir </w:t>
-      </w:r>
-      <w:proofErr w:type="spellStart"/>
-      <w:proofErr w:type="gramStart"/>
-      <w:r>
-        <w:rPr>
-          <w:lang w:val="es-ES"/>
-        </w:rPr>
-        <w:t>this.plants</w:t>
-      </w:r>
-      <w:proofErr w:type="spellEnd"/>
-      <w:proofErr w:type="gramEnd"/>
-      <w:r>
-        <w:rPr>
-          <w:lang w:val="es-ES"/>
-        </w:rPr>
-        <w:t xml:space="preserve"> </w:t>
+        <w:t xml:space="preserve">Añade una arrow function que intente imprimir this.plants </w:t>
       </w:r>
     </w:p>
     <w:p>
@@ -9482,23 +6899,7 @@
                                 <w:rFonts w:ascii="Cascadia Mono SemiBold" w:hAnsi="Cascadia Mono SemiBold" w:cs="Cascadia Mono SemiBold"/>
                                 <w:lang w:val="es-ES"/>
                               </w:rPr>
-                              <w:t xml:space="preserve">=== Arrow </w:t>
-                            </w:r>
-                            <w:proofErr w:type="spellStart"/>
-                            <w:r>
-                              <w:rPr>
-                                <w:rFonts w:ascii="Cascadia Mono SemiBold" w:hAnsi="Cascadia Mono SemiBold" w:cs="Cascadia Mono SemiBold"/>
-                                <w:lang w:val="es-ES"/>
-                              </w:rPr>
-                              <w:t>function</w:t>
-                            </w:r>
-                            <w:proofErr w:type="spellEnd"/>
-                            <w:r>
-                              <w:rPr>
-                                <w:rFonts w:ascii="Cascadia Mono SemiBold" w:hAnsi="Cascadia Mono SemiBold" w:cs="Cascadia Mono SemiBold"/>
-                                <w:lang w:val="es-ES"/>
-                              </w:rPr>
-                              <w:t xml:space="preserve"> ===</w:t>
+                              <w:t>=== Arrow function ===</w:t>
                             </w:r>
                           </w:p>
                           <w:p>
@@ -9514,17 +6915,8 @@
                                 <w:rFonts w:ascii="Cascadia Mono SemiBold" w:hAnsi="Cascadia Mono SemiBold" w:cs="Cascadia Mono SemiBold"/>
                                 <w:lang w:val="es-ES"/>
                               </w:rPr>
-                              <w:t xml:space="preserve">Plantas: </w:t>
+                              <w:t>Plantas: undefined</w:t>
                             </w:r>
-                            <w:proofErr w:type="spellStart"/>
-                            <w:r>
-                              <w:rPr>
-                                <w:rFonts w:ascii="Cascadia Mono SemiBold" w:hAnsi="Cascadia Mono SemiBold" w:cs="Cascadia Mono SemiBold"/>
-                                <w:lang w:val="es-ES"/>
-                              </w:rPr>
-                              <w:t>undefined</w:t>
-                            </w:r>
-                            <w:proofErr w:type="spellEnd"/>
                           </w:p>
                           <w:p>
                             <w:pPr>
@@ -9539,49 +6931,8 @@
                                 <w:rFonts w:ascii="Cascadia Mono SemiBold" w:hAnsi="Cascadia Mono SemiBold" w:cs="Cascadia Mono SemiBold"/>
                                 <w:lang w:val="es-ES"/>
                               </w:rPr>
-                              <w:t xml:space="preserve">Razón: las </w:t>
+                              <w:t>Razón: las arrow functions no tienen su propio this</w:t>
                             </w:r>
-                            <w:proofErr w:type="spellStart"/>
-                            <w:r>
-                              <w:rPr>
-                                <w:rFonts w:ascii="Cascadia Mono SemiBold" w:hAnsi="Cascadia Mono SemiBold" w:cs="Cascadia Mono SemiBold"/>
-                                <w:lang w:val="es-ES"/>
-                              </w:rPr>
-                              <w:t>arrow</w:t>
-                            </w:r>
-                            <w:proofErr w:type="spellEnd"/>
-                            <w:r>
-                              <w:rPr>
-                                <w:rFonts w:ascii="Cascadia Mono SemiBold" w:hAnsi="Cascadia Mono SemiBold" w:cs="Cascadia Mono SemiBold"/>
-                                <w:lang w:val="es-ES"/>
-                              </w:rPr>
-                              <w:t xml:space="preserve"> </w:t>
-                            </w:r>
-                            <w:proofErr w:type="spellStart"/>
-                            <w:r>
-                              <w:rPr>
-                                <w:rFonts w:ascii="Cascadia Mono SemiBold" w:hAnsi="Cascadia Mono SemiBold" w:cs="Cascadia Mono SemiBold"/>
-                                <w:lang w:val="es-ES"/>
-                              </w:rPr>
-                              <w:t>functions</w:t>
-                            </w:r>
-                            <w:proofErr w:type="spellEnd"/>
-                            <w:r>
-                              <w:rPr>
-                                <w:rFonts w:ascii="Cascadia Mono SemiBold" w:hAnsi="Cascadia Mono SemiBold" w:cs="Cascadia Mono SemiBold"/>
-                                <w:lang w:val="es-ES"/>
-                              </w:rPr>
-                              <w:t xml:space="preserve"> no tienen su propio </w:t>
-                            </w:r>
-                            <w:proofErr w:type="spellStart"/>
-                            <w:r>
-                              <w:rPr>
-                                <w:rFonts w:ascii="Cascadia Mono SemiBold" w:hAnsi="Cascadia Mono SemiBold" w:cs="Cascadia Mono SemiBold"/>
-                                <w:lang w:val="es-ES"/>
-                              </w:rPr>
-                              <w:t>this</w:t>
-                            </w:r>
-                            <w:proofErr w:type="spellEnd"/>
                           </w:p>
                         </w:txbxContent>
                       </wps:txbx>
@@ -9662,23 +7013,7 @@
                           <w:rFonts w:ascii="Cascadia Mono SemiBold" w:hAnsi="Cascadia Mono SemiBold" w:cs="Cascadia Mono SemiBold"/>
                           <w:lang w:val="es-ES"/>
                         </w:rPr>
-                        <w:t xml:space="preserve">=== Arrow </w:t>
-                      </w:r>
-                      <w:proofErr w:type="spellStart"/>
-                      <w:r>
-                        <w:rPr>
-                          <w:rFonts w:ascii="Cascadia Mono SemiBold" w:hAnsi="Cascadia Mono SemiBold" w:cs="Cascadia Mono SemiBold"/>
-                          <w:lang w:val="es-ES"/>
-                        </w:rPr>
-                        <w:t>function</w:t>
-                      </w:r>
-                      <w:proofErr w:type="spellEnd"/>
-                      <w:r>
-                        <w:rPr>
-                          <w:rFonts w:ascii="Cascadia Mono SemiBold" w:hAnsi="Cascadia Mono SemiBold" w:cs="Cascadia Mono SemiBold"/>
-                          <w:lang w:val="es-ES"/>
-                        </w:rPr>
-                        <w:t xml:space="preserve"> ===</w:t>
+                        <w:t>=== Arrow function ===</w:t>
                       </w:r>
                     </w:p>
                     <w:p>
@@ -9694,17 +7029,8 @@
                           <w:rFonts w:ascii="Cascadia Mono SemiBold" w:hAnsi="Cascadia Mono SemiBold" w:cs="Cascadia Mono SemiBold"/>
                           <w:lang w:val="es-ES"/>
                         </w:rPr>
-                        <w:t xml:space="preserve">Plantas: </w:t>
+                        <w:t>Plantas: undefined</w:t>
                       </w:r>
-                      <w:proofErr w:type="spellStart"/>
-                      <w:r>
-                        <w:rPr>
-                          <w:rFonts w:ascii="Cascadia Mono SemiBold" w:hAnsi="Cascadia Mono SemiBold" w:cs="Cascadia Mono SemiBold"/>
-                          <w:lang w:val="es-ES"/>
-                        </w:rPr>
-                        <w:t>undefined</w:t>
-                      </w:r>
-                      <w:proofErr w:type="spellEnd"/>
                     </w:p>
                     <w:p>
                       <w:pPr>
@@ -9719,49 +7045,8 @@
                           <w:rFonts w:ascii="Cascadia Mono SemiBold" w:hAnsi="Cascadia Mono SemiBold" w:cs="Cascadia Mono SemiBold"/>
                           <w:lang w:val="es-ES"/>
                         </w:rPr>
-                        <w:t xml:space="preserve">Razón: las </w:t>
+                        <w:t>Razón: las arrow functions no tienen su propio this</w:t>
                       </w:r>
-                      <w:proofErr w:type="spellStart"/>
-                      <w:r>
-                        <w:rPr>
-                          <w:rFonts w:ascii="Cascadia Mono SemiBold" w:hAnsi="Cascadia Mono SemiBold" w:cs="Cascadia Mono SemiBold"/>
-                          <w:lang w:val="es-ES"/>
-                        </w:rPr>
-                        <w:t>arrow</w:t>
-                      </w:r>
-                      <w:proofErr w:type="spellEnd"/>
-                      <w:r>
-                        <w:rPr>
-                          <w:rFonts w:ascii="Cascadia Mono SemiBold" w:hAnsi="Cascadia Mono SemiBold" w:cs="Cascadia Mono SemiBold"/>
-                          <w:lang w:val="es-ES"/>
-                        </w:rPr>
-                        <w:t xml:space="preserve"> </w:t>
-                      </w:r>
-                      <w:proofErr w:type="spellStart"/>
-                      <w:r>
-                        <w:rPr>
-                          <w:rFonts w:ascii="Cascadia Mono SemiBold" w:hAnsi="Cascadia Mono SemiBold" w:cs="Cascadia Mono SemiBold"/>
-                          <w:lang w:val="es-ES"/>
-                        </w:rPr>
-                        <w:t>functions</w:t>
-                      </w:r>
-                      <w:proofErr w:type="spellEnd"/>
-                      <w:r>
-                        <w:rPr>
-                          <w:rFonts w:ascii="Cascadia Mono SemiBold" w:hAnsi="Cascadia Mono SemiBold" w:cs="Cascadia Mono SemiBold"/>
-                          <w:lang w:val="es-ES"/>
-                        </w:rPr>
-                        <w:t xml:space="preserve"> no tienen su propio </w:t>
-                      </w:r>
-                      <w:proofErr w:type="spellStart"/>
-                      <w:r>
-                        <w:rPr>
-                          <w:rFonts w:ascii="Cascadia Mono SemiBold" w:hAnsi="Cascadia Mono SemiBold" w:cs="Cascadia Mono SemiBold"/>
-                          <w:lang w:val="es-ES"/>
-                        </w:rPr>
-                        <w:t>this</w:t>
-                      </w:r>
-                      <w:proofErr w:type="spellEnd"/>
                     </w:p>
                   </w:txbxContent>
                 </v:textbox>
@@ -9844,7 +7129,7 @@
           <w:lang w:val="es-ES"/>
         </w:rPr>
       </w:pPr>
-      <w:bookmarkStart w:id="7" w:name="_Toc234580356"/>
+      <w:bookmarkStart w:id="7" w:name="_Toc234932822"/>
       <w:r>
         <w:rPr>
           <w:lang w:val="es-ES"/>
@@ -9877,21 +7162,13 @@
         </w:rPr>
         <w:t xml:space="preserve">: </w:t>
       </w:r>
+      <w:r>
+        <w:rPr>
+          <w:bCs/>
+        </w:rPr>
+        <w:t>El this Encadenado</w:t>
+      </w:r>
       <w:bookmarkEnd w:id="7"/>
-      <w:r>
-        <w:rPr>
-          <w:bCs/>
-        </w:rPr>
-        <w:t xml:space="preserve">El this </w:t>
-      </w:r>
-      <w:proofErr w:type="spellStart"/>
-      <w:r>
-        <w:rPr>
-          <w:bCs/>
-        </w:rPr>
-        <w:t>Encadenado</w:t>
-      </w:r>
-      <w:proofErr w:type="spellEnd"/>
     </w:p>
     <w:p>
       <w:pPr>
@@ -9939,7 +7216,6 @@
           <w:numId w:val="4"/>
         </w:numPr>
       </w:pPr>
-      <w:proofErr w:type="spellStart"/>
       <w:r>
         <w:rPr>
           <w:b/>
@@ -9947,7 +7223,6 @@
         </w:rPr>
         <w:t>Archivo</w:t>
       </w:r>
-      <w:proofErr w:type="spellEnd"/>
       <w:r>
         <w:t xml:space="preserve">: </w:t>
       </w:r>
@@ -9963,126 +7238,52 @@
           <w:numId w:val="4"/>
         </w:numPr>
       </w:pPr>
-      <w:proofErr w:type="spellStart"/>
       <w:r>
         <w:rPr>
           <w:b/>
           <w:bCs/>
         </w:rPr>
-        <w:t>Funciones</w:t>
-      </w:r>
-      <w:proofErr w:type="spellEnd"/>
+        <w:t>Funciones autorizadas</w:t>
+      </w:r>
+      <w:r>
+        <w:t xml:space="preserve">: </w:t>
+      </w:r>
+      <w:r>
+        <w:t>console.log, bind, call, apply</w:t>
+      </w:r>
+    </w:p>
+    <w:p>
+      <w:pPr>
+        <w:pStyle w:val="Sinespaciado"/>
+        <w:ind w:left="360"/>
+      </w:pPr>
+    </w:p>
+    <w:p>
+      <w:pPr>
+        <w:pStyle w:val="Sinespaciado"/>
+        <w:rPr>
+          <w:lang w:val="es-ES"/>
+        </w:rPr>
+      </w:pPr>
       <w:r>
         <w:rPr>
           <w:b/>
           <w:bCs/>
-        </w:rPr>
-        <w:t xml:space="preserve"> </w:t>
-      </w:r>
-      <w:proofErr w:type="spellStart"/>
-      <w:r>
-        <w:rPr>
-          <w:b/>
-          <w:bCs/>
-        </w:rPr>
-        <w:t>autorizadas</w:t>
-      </w:r>
-      <w:proofErr w:type="spellEnd"/>
-      <w:r>
+          <w:lang w:val="es-ES"/>
+        </w:rPr>
+        <w:t>Objetivo</w:t>
+      </w:r>
+      <w:r>
+        <w:rPr>
+          <w:lang w:val="es-ES"/>
+        </w:rPr>
         <w:t xml:space="preserve">: </w:t>
       </w:r>
       <w:r>
-        <w:t>console.log, bind, call, apply</w:t>
-      </w:r>
-    </w:p>
-    <w:p>
-      <w:pPr>
-        <w:pStyle w:val="Sinespaciado"/>
-        <w:ind w:left="360"/>
-      </w:pPr>
-    </w:p>
-    <w:p>
-      <w:pPr>
-        <w:pStyle w:val="Sinespaciado"/>
-        <w:rPr>
-          <w:lang w:val="es-ES"/>
-        </w:rPr>
-      </w:pPr>
-      <w:r>
-        <w:rPr>
-          <w:b/>
-          <w:bCs/>
-          <w:lang w:val="es-ES"/>
-        </w:rPr>
-        <w:t>Objetivo</w:t>
-      </w:r>
-      <w:r>
-        <w:rPr>
-          <w:lang w:val="es-ES"/>
-        </w:rPr>
-        <w:t xml:space="preserve">: </w:t>
-      </w:r>
-      <w:r>
-        <w:rPr>
-          <w:lang w:val="es-ES"/>
-        </w:rPr>
-        <w:t xml:space="preserve">Aprender a controlar manualmente a qué apunta </w:t>
-      </w:r>
-      <w:proofErr w:type="spellStart"/>
-      <w:r>
-        <w:rPr>
-          <w:lang w:val="es-ES"/>
-        </w:rPr>
-        <w:t>this</w:t>
-      </w:r>
-      <w:proofErr w:type="spellEnd"/>
-      <w:r>
-        <w:rPr>
-          <w:lang w:val="es-ES"/>
-        </w:rPr>
-        <w:t xml:space="preserve"> con </w:t>
-      </w:r>
-      <w:proofErr w:type="spellStart"/>
-      <w:r>
-        <w:rPr>
-          <w:lang w:val="es-ES"/>
-        </w:rPr>
-        <w:t>bind</w:t>
-      </w:r>
-      <w:proofErr w:type="spellEnd"/>
-      <w:r>
-        <w:rPr>
-          <w:lang w:val="es-ES"/>
-        </w:rPr>
-        <w:t xml:space="preserve">, </w:t>
-      </w:r>
-      <w:proofErr w:type="spellStart"/>
-      <w:r>
-        <w:rPr>
-          <w:lang w:val="es-ES"/>
-        </w:rPr>
-        <w:t>call</w:t>
-      </w:r>
-      <w:proofErr w:type="spellEnd"/>
-      <w:r>
-        <w:rPr>
-          <w:lang w:val="es-ES"/>
-        </w:rPr>
-        <w:t xml:space="preserve"> y </w:t>
-      </w:r>
-      <w:proofErr w:type="spellStart"/>
-      <w:r>
-        <w:rPr>
-          <w:lang w:val="es-ES"/>
-        </w:rPr>
-        <w:t>apply</w:t>
-      </w:r>
-      <w:proofErr w:type="spellEnd"/>
-      <w:r>
-        <w:rPr>
-          <w:lang w:val="es-ES"/>
-        </w:rPr>
-        <w:t>.</w:t>
+        <w:rPr>
+          <w:lang w:val="es-ES"/>
+        </w:rPr>
+        <w:t>Aprender a controlar manualmente a qué apunta this con bind, call y apply.</w:t>
       </w:r>
     </w:p>
     <w:p>
@@ -10184,25 +7385,7 @@
           <w:iCs/>
           <w:lang w:val="es-ES"/>
         </w:rPr>
-        <w:t xml:space="preserve">Crea una función externa que use </w:t>
-      </w:r>
-      <w:proofErr w:type="spellStart"/>
-      <w:r>
-        <w:rPr>
-          <w:i/>
-          <w:iCs/>
-          <w:lang w:val="es-ES"/>
-        </w:rPr>
-        <w:t>this</w:t>
-      </w:r>
-      <w:proofErr w:type="spellEnd"/>
-      <w:r>
-        <w:rPr>
-          <w:i/>
-          <w:iCs/>
-          <w:lang w:val="es-ES"/>
-        </w:rPr>
-        <w:t xml:space="preserve"> </w:t>
+        <w:t xml:space="preserve">Crea una función externa que use this </w:t>
       </w:r>
     </w:p>
     <w:p>
@@ -10224,72 +7407,8 @@
           <w:iCs/>
           <w:lang w:val="es-ES"/>
         </w:rPr>
-        <w:t xml:space="preserve">Demuestra cómo </w:t>
-      </w:r>
-      <w:proofErr w:type="spellStart"/>
-      <w:r>
-        <w:rPr>
-          <w:i/>
-          <w:iCs/>
-          <w:lang w:val="es-ES"/>
-        </w:rPr>
-        <w:t>call</w:t>
-      </w:r>
-      <w:proofErr w:type="spellEnd"/>
-      <w:r>
-        <w:rPr>
-          <w:i/>
-          <w:iCs/>
-          <w:lang w:val="es-ES"/>
-        </w:rPr>
-        <w:t xml:space="preserve">, </w:t>
-      </w:r>
-      <w:proofErr w:type="spellStart"/>
-      <w:r>
-        <w:rPr>
-          <w:i/>
-          <w:iCs/>
-          <w:lang w:val="es-ES"/>
-        </w:rPr>
-        <w:t>apply</w:t>
-      </w:r>
-      <w:proofErr w:type="spellEnd"/>
-      <w:r>
-        <w:rPr>
-          <w:i/>
-          <w:iCs/>
-          <w:lang w:val="es-ES"/>
-        </w:rPr>
-        <w:t xml:space="preserve"> y </w:t>
-      </w:r>
-      <w:proofErr w:type="spellStart"/>
-      <w:r>
-        <w:rPr>
-          <w:i/>
-          <w:iCs/>
-          <w:lang w:val="es-ES"/>
-        </w:rPr>
-        <w:t>bind</w:t>
-      </w:r>
-      <w:proofErr w:type="spellEnd"/>
-      <w:r>
-        <w:rPr>
-          <w:i/>
-          <w:iCs/>
-          <w:lang w:val="es-ES"/>
-        </w:rPr>
-        <w:t xml:space="preserve"> cambian a qué objeto apunta </w:t>
-      </w:r>
-      <w:proofErr w:type="spellStart"/>
-      <w:r>
-        <w:rPr>
-          <w:i/>
-          <w:iCs/>
-          <w:lang w:val="es-ES"/>
-        </w:rPr>
-        <w:t>this</w:t>
-      </w:r>
-      <w:proofErr w:type="spellEnd"/>
+        <w:t>Demuestra cómo call, apply y bind cambian a qué objeto apunta this</w:t>
+      </w:r>
     </w:p>
     <w:p>
       <w:pPr>
@@ -10419,21 +7538,7 @@
                               <w:rPr>
                                 <w:rFonts w:ascii="Cascadia Mono SemiBold" w:hAnsi="Cascadia Mono SemiBold" w:cs="Cascadia Mono SemiBold"/>
                               </w:rPr>
-                              <w:t xml:space="preserve">Pod: </w:t>
-                            </w:r>
-                            <w:proofErr w:type="spellStart"/>
-                            <w:r>
-                              <w:rPr>
-                                <w:rFonts w:ascii="Cascadia Mono SemiBold" w:hAnsi="Cascadia Mono SemiBold" w:cs="Cascadia Mono SemiBold"/>
-                              </w:rPr>
-                              <w:t>api</w:t>
-                            </w:r>
-                            <w:proofErr w:type="spellEnd"/>
-                            <w:r>
-                              <w:rPr>
-                                <w:rFonts w:ascii="Cascadia Mono SemiBold" w:hAnsi="Cascadia Mono SemiBold" w:cs="Cascadia Mono SemiBold"/>
-                              </w:rPr>
-                              <w:t>-service | Memoria: 85%</w:t>
+                              <w:t>Pod: api-service | Memoria: 85%</w:t>
                             </w:r>
                           </w:p>
                           <w:p>
@@ -10493,23 +7598,7 @@
                                 <w:rFonts w:ascii="Cascadia Mono SemiBold" w:hAnsi="Cascadia Mono SemiBold" w:cs="Cascadia Mono SemiBold"/>
                                 <w:lang w:val="es-ES"/>
                               </w:rPr>
-                              <w:t xml:space="preserve">=== </w:t>
-                            </w:r>
-                            <w:proofErr w:type="spellStart"/>
-                            <w:r>
-                              <w:rPr>
-                                <w:rFonts w:ascii="Cascadia Mono SemiBold" w:hAnsi="Cascadia Mono SemiBold" w:cs="Cascadia Mono SemiBold"/>
-                                <w:lang w:val="es-ES"/>
-                              </w:rPr>
-                              <w:t>bind</w:t>
-                            </w:r>
-                            <w:proofErr w:type="spellEnd"/>
-                            <w:r>
-                              <w:rPr>
-                                <w:rFonts w:ascii="Cascadia Mono SemiBold" w:hAnsi="Cascadia Mono SemiBold" w:cs="Cascadia Mono SemiBold"/>
-                                <w:lang w:val="es-ES"/>
-                              </w:rPr>
-                              <w:t xml:space="preserve"> ===</w:t>
+                              <w:t>=== bind ===</w:t>
                             </w:r>
                           </w:p>
                           <w:p>
@@ -10525,23 +7614,7 @@
                                 <w:rFonts w:ascii="Cascadia Mono SemiBold" w:hAnsi="Cascadia Mono SemiBold" w:cs="Cascadia Mono SemiBold"/>
                                 <w:lang w:val="es-ES"/>
                               </w:rPr>
-                              <w:t xml:space="preserve">Función vinculada a </w:t>
-                            </w:r>
-                            <w:proofErr w:type="spellStart"/>
-                            <w:r>
-                              <w:rPr>
-                                <w:rFonts w:ascii="Cascadia Mono SemiBold" w:hAnsi="Cascadia Mono SemiBold" w:cs="Cascadia Mono SemiBold"/>
-                                <w:lang w:val="es-ES"/>
-                              </w:rPr>
-                              <w:t>db</w:t>
-                            </w:r>
-                            <w:proofErr w:type="spellEnd"/>
-                            <w:r>
-                              <w:rPr>
-                                <w:rFonts w:ascii="Cascadia Mono SemiBold" w:hAnsi="Cascadia Mono SemiBold" w:cs="Cascadia Mono SemiBold"/>
-                                <w:lang w:val="es-ES"/>
-                              </w:rPr>
-                              <w:t>-proxy</w:t>
+                              <w:t>Función vinculada a db-proxy</w:t>
                             </w:r>
                           </w:p>
                           <w:p>
@@ -10552,37 +7625,12 @@
                                 <w:lang w:val="es-ES"/>
                               </w:rPr>
                             </w:pPr>
-                            <w:proofErr w:type="spellStart"/>
                             <w:r>
                               <w:rPr>
                                 <w:rFonts w:ascii="Cascadia Mono SemiBold" w:hAnsi="Cascadia Mono SemiBold" w:cs="Cascadia Mono SemiBold"/>
                                 <w:lang w:val="es-ES"/>
                               </w:rPr>
-                              <w:t>Pod</w:t>
-                            </w:r>
-                            <w:proofErr w:type="spellEnd"/>
-                            <w:r>
-                              <w:rPr>
-                                <w:rFonts w:ascii="Cascadia Mono SemiBold" w:hAnsi="Cascadia Mono SemiBold" w:cs="Cascadia Mono SemiBold"/>
-                                <w:lang w:val="es-ES"/>
-                              </w:rPr>
-                              <w:t xml:space="preserve">: </w:t>
-                            </w:r>
-                            <w:proofErr w:type="spellStart"/>
-                            <w:r>
-                              <w:rPr>
-                                <w:rFonts w:ascii="Cascadia Mono SemiBold" w:hAnsi="Cascadia Mono SemiBold" w:cs="Cascadia Mono SemiBold"/>
-                                <w:lang w:val="es-ES"/>
-                              </w:rPr>
-                              <w:t>db</w:t>
-                            </w:r>
-                            <w:proofErr w:type="spellEnd"/>
-                            <w:r>
-                              <w:rPr>
-                                <w:rFonts w:ascii="Cascadia Mono SemiBold" w:hAnsi="Cascadia Mono SemiBold" w:cs="Cascadia Mono SemiBold"/>
-                                <w:lang w:val="es-ES"/>
-                              </w:rPr>
-                              <w:t>-proxy | Memoria: 92%</w:t>
+                              <w:t>Pod: db-proxy | Memoria: 92%</w:t>
                             </w:r>
                           </w:p>
                         </w:txbxContent>
@@ -10635,21 +7683,7 @@
                         <w:rPr>
                           <w:rFonts w:ascii="Cascadia Mono SemiBold" w:hAnsi="Cascadia Mono SemiBold" w:cs="Cascadia Mono SemiBold"/>
                         </w:rPr>
-                        <w:t xml:space="preserve">Pod: </w:t>
-                      </w:r>
-                      <w:proofErr w:type="spellStart"/>
-                      <w:r>
-                        <w:rPr>
-                          <w:rFonts w:ascii="Cascadia Mono SemiBold" w:hAnsi="Cascadia Mono SemiBold" w:cs="Cascadia Mono SemiBold"/>
-                        </w:rPr>
-                        <w:t>api</w:t>
-                      </w:r>
-                      <w:proofErr w:type="spellEnd"/>
-                      <w:r>
-                        <w:rPr>
-                          <w:rFonts w:ascii="Cascadia Mono SemiBold" w:hAnsi="Cascadia Mono SemiBold" w:cs="Cascadia Mono SemiBold"/>
-                        </w:rPr>
-                        <w:t>-service | Memoria: 85%</w:t>
+                        <w:t>Pod: api-service | Memoria: 85%</w:t>
                       </w:r>
                     </w:p>
                     <w:p>
@@ -10709,23 +7743,7 @@
                           <w:rFonts w:ascii="Cascadia Mono SemiBold" w:hAnsi="Cascadia Mono SemiBold" w:cs="Cascadia Mono SemiBold"/>
                           <w:lang w:val="es-ES"/>
                         </w:rPr>
-                        <w:t xml:space="preserve">=== </w:t>
-                      </w:r>
-                      <w:proofErr w:type="spellStart"/>
-                      <w:r>
-                        <w:rPr>
-                          <w:rFonts w:ascii="Cascadia Mono SemiBold" w:hAnsi="Cascadia Mono SemiBold" w:cs="Cascadia Mono SemiBold"/>
-                          <w:lang w:val="es-ES"/>
-                        </w:rPr>
-                        <w:t>bind</w:t>
-                      </w:r>
-                      <w:proofErr w:type="spellEnd"/>
-                      <w:r>
-                        <w:rPr>
-                          <w:rFonts w:ascii="Cascadia Mono SemiBold" w:hAnsi="Cascadia Mono SemiBold" w:cs="Cascadia Mono SemiBold"/>
-                          <w:lang w:val="es-ES"/>
-                        </w:rPr>
-                        <w:t xml:space="preserve"> ===</w:t>
+                        <w:t>=== bind ===</w:t>
                       </w:r>
                     </w:p>
                     <w:p>
@@ -10741,23 +7759,7 @@
                           <w:rFonts w:ascii="Cascadia Mono SemiBold" w:hAnsi="Cascadia Mono SemiBold" w:cs="Cascadia Mono SemiBold"/>
                           <w:lang w:val="es-ES"/>
                         </w:rPr>
-                        <w:t xml:space="preserve">Función vinculada a </w:t>
-                      </w:r>
-                      <w:proofErr w:type="spellStart"/>
-                      <w:r>
-                        <w:rPr>
-                          <w:rFonts w:ascii="Cascadia Mono SemiBold" w:hAnsi="Cascadia Mono SemiBold" w:cs="Cascadia Mono SemiBold"/>
-                          <w:lang w:val="es-ES"/>
-                        </w:rPr>
-                        <w:t>db</w:t>
-                      </w:r>
-                      <w:proofErr w:type="spellEnd"/>
-                      <w:r>
-                        <w:rPr>
-                          <w:rFonts w:ascii="Cascadia Mono SemiBold" w:hAnsi="Cascadia Mono SemiBold" w:cs="Cascadia Mono SemiBold"/>
-                          <w:lang w:val="es-ES"/>
-                        </w:rPr>
-                        <w:t>-proxy</w:t>
+                        <w:t>Función vinculada a db-proxy</w:t>
                       </w:r>
                     </w:p>
                     <w:p>
@@ -10768,37 +7770,12 @@
                           <w:lang w:val="es-ES"/>
                         </w:rPr>
                       </w:pPr>
-                      <w:proofErr w:type="spellStart"/>
                       <w:r>
                         <w:rPr>
                           <w:rFonts w:ascii="Cascadia Mono SemiBold" w:hAnsi="Cascadia Mono SemiBold" w:cs="Cascadia Mono SemiBold"/>
                           <w:lang w:val="es-ES"/>
                         </w:rPr>
-                        <w:t>Pod</w:t>
-                      </w:r>
-                      <w:proofErr w:type="spellEnd"/>
-                      <w:r>
-                        <w:rPr>
-                          <w:rFonts w:ascii="Cascadia Mono SemiBold" w:hAnsi="Cascadia Mono SemiBold" w:cs="Cascadia Mono SemiBold"/>
-                          <w:lang w:val="es-ES"/>
-                        </w:rPr>
-                        <w:t xml:space="preserve">: </w:t>
-                      </w:r>
-                      <w:proofErr w:type="spellStart"/>
-                      <w:r>
-                        <w:rPr>
-                          <w:rFonts w:ascii="Cascadia Mono SemiBold" w:hAnsi="Cascadia Mono SemiBold" w:cs="Cascadia Mono SemiBold"/>
-                          <w:lang w:val="es-ES"/>
-                        </w:rPr>
-                        <w:t>db</w:t>
-                      </w:r>
-                      <w:proofErr w:type="spellEnd"/>
-                      <w:r>
-                        <w:rPr>
-                          <w:rFonts w:ascii="Cascadia Mono SemiBold" w:hAnsi="Cascadia Mono SemiBold" w:cs="Cascadia Mono SemiBold"/>
-                          <w:lang w:val="es-ES"/>
-                        </w:rPr>
-                        <w:t>-proxy | Memoria: 92%</w:t>
+                        <w:t>Pod: db-proxy | Memoria: 92%</w:t>
                       </w:r>
                     </w:p>
                   </w:txbxContent>
@@ -10866,7 +7843,7 @@
           <w:lang w:val="es-ES"/>
         </w:rPr>
       </w:pPr>
-      <w:bookmarkStart w:id="8" w:name="_Toc234580357"/>
+      <w:bookmarkStart w:id="8" w:name="_Toc234932823"/>
       <w:r>
         <w:rPr>
           <w:highlight w:val="yellow"/>
@@ -10883,30 +7860,14 @@
         </w:rPr>
         <w:t xml:space="preserve">04: </w:t>
       </w:r>
-      <w:bookmarkEnd w:id="8"/>
       <w:r>
         <w:rPr>
           <w:bCs/>
           <w:highlight w:val="yellow"/>
         </w:rPr>
-        <w:t xml:space="preserve">El </w:t>
-      </w:r>
-      <w:proofErr w:type="spellStart"/>
-      <w:r>
-        <w:rPr>
-          <w:bCs/>
-          <w:highlight w:val="yellow"/>
-        </w:rPr>
-        <w:t>Ancestro</w:t>
-      </w:r>
-      <w:proofErr w:type="spellEnd"/>
-      <w:r>
-        <w:rPr>
-          <w:bCs/>
-          <w:highlight w:val="yellow"/>
-        </w:rPr>
-        <w:t xml:space="preserve"> Común</w:t>
-      </w:r>
+        <w:t>El Ancestro Común</w:t>
+      </w:r>
+      <w:bookmarkEnd w:id="8"/>
     </w:p>
     <w:p>
       <w:pPr>
@@ -10954,7 +7915,6 @@
           <w:numId w:val="4"/>
         </w:numPr>
       </w:pPr>
-      <w:proofErr w:type="spellStart"/>
       <w:r>
         <w:rPr>
           <w:b/>
@@ -10962,7 +7922,6 @@
         </w:rPr>
         <w:t>Archivo</w:t>
       </w:r>
-      <w:proofErr w:type="spellEnd"/>
       <w:r>
         <w:t xml:space="preserve">: </w:t>
       </w:r>
@@ -10999,16 +7958,8 @@
         <w:rPr>
           <w:lang w:val="es-ES"/>
         </w:rPr>
-        <w:t xml:space="preserve">console.log, </w:t>
-      </w:r>
-      <w:proofErr w:type="spellStart"/>
-      <w:r>
-        <w:rPr>
-          <w:lang w:val="es-ES"/>
-        </w:rPr>
-        <w:t>Object.create</w:t>
-      </w:r>
-      <w:proofErr w:type="spellEnd"/>
+        <w:t>console.log, Object.create</w:t>
+      </w:r>
     </w:p>
     <w:p>
       <w:pPr>
@@ -11088,25 +8039,7 @@
           <w:iCs/>
           <w:lang w:val="es-ES"/>
         </w:rPr>
-        <w:t xml:space="preserve">Crea un objeto base </w:t>
-      </w:r>
-      <w:proofErr w:type="spellStart"/>
-      <w:r>
-        <w:rPr>
-          <w:i/>
-          <w:iCs/>
-          <w:lang w:val="es-ES"/>
-        </w:rPr>
-        <w:t>podBase</w:t>
-      </w:r>
-      <w:proofErr w:type="spellEnd"/>
-      <w:r>
-        <w:rPr>
-          <w:i/>
-          <w:iCs/>
-          <w:lang w:val="es-ES"/>
-        </w:rPr>
-        <w:t xml:space="preserve"> con propiedades y métodos </w:t>
+        <w:t xml:space="preserve">Crea un objeto base podBase con propiedades y métodos </w:t>
       </w:r>
     </w:p>
     <w:p>
@@ -11128,25 +8061,7 @@
           <w:iCs/>
           <w:lang w:val="es-ES"/>
         </w:rPr>
-        <w:t xml:space="preserve">Crea otro objeto que herede de él con </w:t>
-      </w:r>
-      <w:proofErr w:type="spellStart"/>
-      <w:r>
-        <w:rPr>
-          <w:i/>
-          <w:iCs/>
-          <w:lang w:val="es-ES"/>
-        </w:rPr>
-        <w:t>Object.create</w:t>
-      </w:r>
-      <w:proofErr w:type="spellEnd"/>
-      <w:r>
-        <w:rPr>
-          <w:i/>
-          <w:iCs/>
-          <w:lang w:val="es-ES"/>
-        </w:rPr>
-        <w:t xml:space="preserve"> </w:t>
+        <w:t xml:space="preserve">Crea otro objeto que herede de él con Object.create </w:t>
       </w:r>
     </w:p>
     <w:p>
@@ -11303,23 +8218,7 @@
                                 <w:rFonts w:ascii="Cascadia Mono SemiBold" w:hAnsi="Cascadia Mono SemiBold" w:cs="Cascadia Mono SemiBold"/>
                                 <w:lang w:val="es-ES"/>
                               </w:rPr>
-                              <w:t>api-</w:t>
-                            </w:r>
-                            <w:proofErr w:type="spellStart"/>
-                            <w:r>
-                              <w:rPr>
-                                <w:rFonts w:ascii="Cascadia Mono SemiBold" w:hAnsi="Cascadia Mono SemiBold" w:cs="Cascadia Mono SemiBold"/>
-                                <w:lang w:val="es-ES"/>
-                              </w:rPr>
-                              <w:t>service</w:t>
-                            </w:r>
-                            <w:proofErr w:type="spellEnd"/>
-                            <w:r>
-                              <w:rPr>
-                                <w:rFonts w:ascii="Cascadia Mono SemiBold" w:hAnsi="Cascadia Mono SemiBold" w:cs="Cascadia Mono SemiBold"/>
-                                <w:lang w:val="es-ES"/>
-                              </w:rPr>
-                              <w:t xml:space="preserve"> está running</w:t>
+                              <w:t>api-service está running</w:t>
                             </w:r>
                           </w:p>
                           <w:p>
@@ -11355,31 +8254,13 @@
                                 <w:lang w:val="es-ES"/>
                               </w:rPr>
                             </w:pPr>
-                            <w:proofErr w:type="spellStart"/>
                             <w:r>
                               <w:rPr>
                                 <w:rFonts w:ascii="Cascadia Mono SemiBold" w:hAnsi="Cascadia Mono SemiBold" w:cs="Cascadia Mono SemiBold"/>
                                 <w:lang w:val="es-ES"/>
                               </w:rPr>
-                              <w:t>db</w:t>
+                              <w:t>db-proxy está critical</w:t>
                             </w:r>
-                            <w:proofErr w:type="spellEnd"/>
-                            <w:r>
-                              <w:rPr>
-                                <w:rFonts w:ascii="Cascadia Mono SemiBold" w:hAnsi="Cascadia Mono SemiBold" w:cs="Cascadia Mono SemiBold"/>
-                                <w:lang w:val="es-ES"/>
-                              </w:rPr>
-                              <w:t xml:space="preserve">-proxy está </w:t>
-                            </w:r>
-                            <w:proofErr w:type="spellStart"/>
-                            <w:r>
-                              <w:rPr>
-                                <w:rFonts w:ascii="Cascadia Mono SemiBold" w:hAnsi="Cascadia Mono SemiBold" w:cs="Cascadia Mono SemiBold"/>
-                                <w:lang w:val="es-ES"/>
-                              </w:rPr>
-                              <w:t>critical</w:t>
-                            </w:r>
-                            <w:proofErr w:type="spellEnd"/>
                           </w:p>
                           <w:p>
                             <w:pPr>
@@ -11389,38 +8270,20 @@
                                 <w:lang w:val="es-ES"/>
                               </w:rPr>
                             </w:pPr>
-                            <w:proofErr w:type="spellStart"/>
                             <w:r>
                               <w:rPr>
                                 <w:rFonts w:ascii="Cascadia Mono SemiBold" w:hAnsi="Cascadia Mono SemiBold" w:cs="Cascadia Mono SemiBold"/>
                                 <w:lang w:val="es-ES"/>
                               </w:rPr>
-                              <w:t>db</w:t>
+                              <w:t>db-proxy hereda el método de podBas</w:t>
                             </w:r>
-                            <w:proofErr w:type="spellEnd"/>
                             <w:r>
                               <w:rPr>
                                 <w:rFonts w:ascii="Cascadia Mono SemiBold" w:hAnsi="Cascadia Mono SemiBold" w:cs="Cascadia Mono SemiBold"/>
                                 <w:lang w:val="es-ES"/>
                               </w:rPr>
-                              <w:t xml:space="preserve">-proxy hereda el método de </w:t>
-                            </w:r>
-                            <w:proofErr w:type="spellStart"/>
-                            <w:r>
-                              <w:rPr>
-                                <w:rFonts w:ascii="Cascadia Mono SemiBold" w:hAnsi="Cascadia Mono SemiBold" w:cs="Cascadia Mono SemiBold"/>
-                                <w:lang w:val="es-ES"/>
-                              </w:rPr>
-                              <w:t>podBas</w:t>
-                            </w:r>
-                            <w:r>
-                              <w:rPr>
-                                <w:rFonts w:ascii="Cascadia Mono SemiBold" w:hAnsi="Cascadia Mono SemiBold" w:cs="Cascadia Mono SemiBold"/>
-                                <w:lang w:val="es-ES"/>
-                              </w:rPr>
                               <w:t>e</w:t>
                             </w:r>
-                            <w:proofErr w:type="spellEnd"/>
                           </w:p>
                           <w:p>
                             <w:pPr>
@@ -11455,21 +8318,12 @@
                                 <w:lang w:val="es-ES"/>
                               </w:rPr>
                             </w:pPr>
-                            <w:proofErr w:type="spellStart"/>
                             <w:r>
                               <w:rPr>
                                 <w:rFonts w:ascii="Cascadia Mono SemiBold" w:hAnsi="Cascadia Mono SemiBold" w:cs="Cascadia Mono SemiBold"/>
                                 <w:lang w:val="es-ES"/>
                               </w:rPr>
-                              <w:t>db</w:t>
-                            </w:r>
-                            <w:proofErr w:type="spellEnd"/>
-                            <w:r>
-                              <w:rPr>
-                                <w:rFonts w:ascii="Cascadia Mono SemiBold" w:hAnsi="Cascadia Mono SemiBold" w:cs="Cascadia Mono SemiBold"/>
-                                <w:lang w:val="es-ES"/>
-                              </w:rPr>
-                              <w:t>-proxy tiene su propio nombre: true</w:t>
+                              <w:t>db-proxy tiene su propio nombre: true</w:t>
                             </w:r>
                           </w:p>
                           <w:p>
@@ -11480,47 +8334,13 @@
                                 <w:lang w:val="es-ES"/>
                               </w:rPr>
                             </w:pPr>
-                            <w:proofErr w:type="spellStart"/>
                             <w:r>
                               <w:rPr>
                                 <w:rFonts w:ascii="Cascadia Mono SemiBold" w:hAnsi="Cascadia Mono SemiBold" w:cs="Cascadia Mono SemiBold"/>
                                 <w:lang w:val="es-ES"/>
                               </w:rPr>
-                              <w:t>db</w:t>
+                              <w:t>db-proxy tiene status propio: false → lo hereda de podBase</w:t>
                             </w:r>
-                            <w:proofErr w:type="spellEnd"/>
-                            <w:r>
-                              <w:rPr>
-                                <w:rFonts w:ascii="Cascadia Mono SemiBold" w:hAnsi="Cascadia Mono SemiBold" w:cs="Cascadia Mono SemiBold"/>
-                                <w:lang w:val="es-ES"/>
-                              </w:rPr>
-                              <w:t xml:space="preserve">-proxy tiene </w:t>
-                            </w:r>
-                            <w:proofErr w:type="gramStart"/>
-                            <w:r>
-                              <w:rPr>
-                                <w:rFonts w:ascii="Cascadia Mono SemiBold" w:hAnsi="Cascadia Mono SemiBold" w:cs="Cascadia Mono SemiBold"/>
-                                <w:lang w:val="es-ES"/>
-                              </w:rPr>
-                              <w:t>status</w:t>
-                            </w:r>
-                            <w:proofErr w:type="gramEnd"/>
-                            <w:r>
-                              <w:rPr>
-                                <w:rFonts w:ascii="Cascadia Mono SemiBold" w:hAnsi="Cascadia Mono SemiBold" w:cs="Cascadia Mono SemiBold"/>
-                                <w:lang w:val="es-ES"/>
-                              </w:rPr>
-                              <w:t xml:space="preserve"> propio: false → lo hereda de </w:t>
-                            </w:r>
-                            <w:proofErr w:type="spellStart"/>
-                            <w:r>
-                              <w:rPr>
-                                <w:rFonts w:ascii="Cascadia Mono SemiBold" w:hAnsi="Cascadia Mono SemiBold" w:cs="Cascadia Mono SemiBold"/>
-                                <w:lang w:val="es-ES"/>
-                              </w:rPr>
-                              <w:t>podBase</w:t>
-                            </w:r>
-                            <w:proofErr w:type="spellEnd"/>
                           </w:p>
                         </w:txbxContent>
                       </wps:txbx>
@@ -11576,23 +8396,7 @@
                           <w:rFonts w:ascii="Cascadia Mono SemiBold" w:hAnsi="Cascadia Mono SemiBold" w:cs="Cascadia Mono SemiBold"/>
                           <w:lang w:val="es-ES"/>
                         </w:rPr>
-                        <w:t>api-</w:t>
-                      </w:r>
-                      <w:proofErr w:type="spellStart"/>
-                      <w:r>
-                        <w:rPr>
-                          <w:rFonts w:ascii="Cascadia Mono SemiBold" w:hAnsi="Cascadia Mono SemiBold" w:cs="Cascadia Mono SemiBold"/>
-                          <w:lang w:val="es-ES"/>
-                        </w:rPr>
-                        <w:t>service</w:t>
-                      </w:r>
-                      <w:proofErr w:type="spellEnd"/>
-                      <w:r>
-                        <w:rPr>
-                          <w:rFonts w:ascii="Cascadia Mono SemiBold" w:hAnsi="Cascadia Mono SemiBold" w:cs="Cascadia Mono SemiBold"/>
-                          <w:lang w:val="es-ES"/>
-                        </w:rPr>
-                        <w:t xml:space="preserve"> está running</w:t>
+                        <w:t>api-service está running</w:t>
                       </w:r>
                     </w:p>
                     <w:p>
@@ -11628,31 +8432,13 @@
                           <w:lang w:val="es-ES"/>
                         </w:rPr>
                       </w:pPr>
-                      <w:proofErr w:type="spellStart"/>
                       <w:r>
                         <w:rPr>
                           <w:rFonts w:ascii="Cascadia Mono SemiBold" w:hAnsi="Cascadia Mono SemiBold" w:cs="Cascadia Mono SemiBold"/>
                           <w:lang w:val="es-ES"/>
                         </w:rPr>
-                        <w:t>db</w:t>
+                        <w:t>db-proxy está critical</w:t>
                       </w:r>
-                      <w:proofErr w:type="spellEnd"/>
-                      <w:r>
-                        <w:rPr>
-                          <w:rFonts w:ascii="Cascadia Mono SemiBold" w:hAnsi="Cascadia Mono SemiBold" w:cs="Cascadia Mono SemiBold"/>
-                          <w:lang w:val="es-ES"/>
-                        </w:rPr>
-                        <w:t xml:space="preserve">-proxy está </w:t>
-                      </w:r>
-                      <w:proofErr w:type="spellStart"/>
-                      <w:r>
-                        <w:rPr>
-                          <w:rFonts w:ascii="Cascadia Mono SemiBold" w:hAnsi="Cascadia Mono SemiBold" w:cs="Cascadia Mono SemiBold"/>
-                          <w:lang w:val="es-ES"/>
-                        </w:rPr>
-                        <w:t>critical</w:t>
-                      </w:r>
-                      <w:proofErr w:type="spellEnd"/>
                     </w:p>
                     <w:p>
                       <w:pPr>
@@ -11662,38 +8448,20 @@
                           <w:lang w:val="es-ES"/>
                         </w:rPr>
                       </w:pPr>
-                      <w:proofErr w:type="spellStart"/>
                       <w:r>
                         <w:rPr>
                           <w:rFonts w:ascii="Cascadia Mono SemiBold" w:hAnsi="Cascadia Mono SemiBold" w:cs="Cascadia Mono SemiBold"/>
                           <w:lang w:val="es-ES"/>
                         </w:rPr>
-                        <w:t>db</w:t>
+                        <w:t>db-proxy hereda el método de podBas</w:t>
                       </w:r>
-                      <w:proofErr w:type="spellEnd"/>
                       <w:r>
                         <w:rPr>
                           <w:rFonts w:ascii="Cascadia Mono SemiBold" w:hAnsi="Cascadia Mono SemiBold" w:cs="Cascadia Mono SemiBold"/>
                           <w:lang w:val="es-ES"/>
                         </w:rPr>
-                        <w:t xml:space="preserve">-proxy hereda el método de </w:t>
-                      </w:r>
-                      <w:proofErr w:type="spellStart"/>
-                      <w:r>
-                        <w:rPr>
-                          <w:rFonts w:ascii="Cascadia Mono SemiBold" w:hAnsi="Cascadia Mono SemiBold" w:cs="Cascadia Mono SemiBold"/>
-                          <w:lang w:val="es-ES"/>
-                        </w:rPr>
-                        <w:t>podBas</w:t>
-                      </w:r>
-                      <w:r>
-                        <w:rPr>
-                          <w:rFonts w:ascii="Cascadia Mono SemiBold" w:hAnsi="Cascadia Mono SemiBold" w:cs="Cascadia Mono SemiBold"/>
-                          <w:lang w:val="es-ES"/>
-                        </w:rPr>
                         <w:t>e</w:t>
                       </w:r>
-                      <w:proofErr w:type="spellEnd"/>
                     </w:p>
                     <w:p>
                       <w:pPr>
@@ -11728,21 +8496,12 @@
                           <w:lang w:val="es-ES"/>
                         </w:rPr>
                       </w:pPr>
-                      <w:proofErr w:type="spellStart"/>
                       <w:r>
                         <w:rPr>
                           <w:rFonts w:ascii="Cascadia Mono SemiBold" w:hAnsi="Cascadia Mono SemiBold" w:cs="Cascadia Mono SemiBold"/>
                           <w:lang w:val="es-ES"/>
                         </w:rPr>
-                        <w:t>db</w:t>
-                      </w:r>
-                      <w:proofErr w:type="spellEnd"/>
-                      <w:r>
-                        <w:rPr>
-                          <w:rFonts w:ascii="Cascadia Mono SemiBold" w:hAnsi="Cascadia Mono SemiBold" w:cs="Cascadia Mono SemiBold"/>
-                          <w:lang w:val="es-ES"/>
-                        </w:rPr>
-                        <w:t>-proxy tiene su propio nombre: true</w:t>
+                        <w:t>db-proxy tiene su propio nombre: true</w:t>
                       </w:r>
                     </w:p>
                     <w:p>
@@ -11753,47 +8512,13 @@
                           <w:lang w:val="es-ES"/>
                         </w:rPr>
                       </w:pPr>
-                      <w:proofErr w:type="spellStart"/>
                       <w:r>
                         <w:rPr>
                           <w:rFonts w:ascii="Cascadia Mono SemiBold" w:hAnsi="Cascadia Mono SemiBold" w:cs="Cascadia Mono SemiBold"/>
                           <w:lang w:val="es-ES"/>
                         </w:rPr>
-                        <w:t>db</w:t>
+                        <w:t>db-proxy tiene status propio: false → lo hereda de podBase</w:t>
                       </w:r>
-                      <w:proofErr w:type="spellEnd"/>
-                      <w:r>
-                        <w:rPr>
-                          <w:rFonts w:ascii="Cascadia Mono SemiBold" w:hAnsi="Cascadia Mono SemiBold" w:cs="Cascadia Mono SemiBold"/>
-                          <w:lang w:val="es-ES"/>
-                        </w:rPr>
-                        <w:t xml:space="preserve">-proxy tiene </w:t>
-                      </w:r>
-                      <w:proofErr w:type="gramStart"/>
-                      <w:r>
-                        <w:rPr>
-                          <w:rFonts w:ascii="Cascadia Mono SemiBold" w:hAnsi="Cascadia Mono SemiBold" w:cs="Cascadia Mono SemiBold"/>
-                          <w:lang w:val="es-ES"/>
-                        </w:rPr>
-                        <w:t>status</w:t>
-                      </w:r>
-                      <w:proofErr w:type="gramEnd"/>
-                      <w:r>
-                        <w:rPr>
-                          <w:rFonts w:ascii="Cascadia Mono SemiBold" w:hAnsi="Cascadia Mono SemiBold" w:cs="Cascadia Mono SemiBold"/>
-                          <w:lang w:val="es-ES"/>
-                        </w:rPr>
-                        <w:t xml:space="preserve"> propio: false → lo hereda de </w:t>
-                      </w:r>
-                      <w:proofErr w:type="spellStart"/>
-                      <w:r>
-                        <w:rPr>
-                          <w:rFonts w:ascii="Cascadia Mono SemiBold" w:hAnsi="Cascadia Mono SemiBold" w:cs="Cascadia Mono SemiBold"/>
-                          <w:lang w:val="es-ES"/>
-                        </w:rPr>
-                        <w:t>podBase</w:t>
-                      </w:r>
-                      <w:proofErr w:type="spellEnd"/>
                     </w:p>
                   </w:txbxContent>
                 </v:textbox>
@@ -11850,7 +8575,7 @@
           <w:lang w:val="es-ES"/>
         </w:rPr>
       </w:pPr>
-      <w:bookmarkStart w:id="9" w:name="_Toc234580358"/>
+      <w:bookmarkStart w:id="9" w:name="_Toc234932824"/>
       <w:r>
         <w:rPr>
           <w:lang w:val="es-ES"/>
@@ -11885,14 +8610,14 @@
         </w:rPr>
         <w:t xml:space="preserve">: </w:t>
       </w:r>
+      <w:r>
+        <w:rPr>
+          <w:bCs/>
+          <w:lang w:val="es-ES"/>
+        </w:rPr>
+        <w:t>La Herencia en Cadena</w:t>
+      </w:r>
       <w:bookmarkEnd w:id="9"/>
-      <w:r>
-        <w:rPr>
-          <w:bCs/>
-          <w:lang w:val="es-ES"/>
-        </w:rPr>
-        <w:t>La Herencia en Cadena</w:t>
-      </w:r>
     </w:p>
     <w:p>
       <w:pPr>
@@ -11940,7 +8665,6 @@
           <w:numId w:val="4"/>
         </w:numPr>
       </w:pPr>
-      <w:proofErr w:type="spellStart"/>
       <w:r>
         <w:rPr>
           <w:b/>
@@ -11948,7 +8672,6 @@
         </w:rPr>
         <w:t>Archivo</w:t>
       </w:r>
-      <w:proofErr w:type="spellEnd"/>
       <w:r>
         <w:t xml:space="preserve">: </w:t>
       </w:r>
@@ -11985,30 +8708,8 @@
         <w:rPr>
           <w:lang w:val="es-ES"/>
         </w:rPr>
-        <w:t xml:space="preserve">console.log, </w:t>
-      </w:r>
-      <w:proofErr w:type="spellStart"/>
-      <w:r>
-        <w:rPr>
-          <w:lang w:val="es-ES"/>
-        </w:rPr>
-        <w:t>Object.create</w:t>
-      </w:r>
-      <w:proofErr w:type="spellEnd"/>
-      <w:r>
-        <w:rPr>
-          <w:lang w:val="es-ES"/>
-        </w:rPr>
-        <w:t xml:space="preserve">, </w:t>
-      </w:r>
-      <w:proofErr w:type="spellStart"/>
-      <w:r>
-        <w:rPr>
-          <w:lang w:val="es-ES"/>
-        </w:rPr>
-        <w:t>hasOwnProperty</w:t>
-      </w:r>
-      <w:proofErr w:type="spellEnd"/>
+        <w:t>console.log, Object.create, hasOwnProperty</w:t>
+      </w:r>
     </w:p>
     <w:p>
       <w:pPr>
@@ -12086,61 +8787,7 @@
           <w:iCs/>
           <w:lang w:val="es-ES"/>
         </w:rPr>
-        <w:t xml:space="preserve">Crea tres niveles de herencia: </w:t>
-      </w:r>
-      <w:proofErr w:type="spellStart"/>
-      <w:r>
-        <w:rPr>
-          <w:i/>
-          <w:iCs/>
-          <w:lang w:val="es-ES"/>
-        </w:rPr>
-        <w:t>vehicle</w:t>
-      </w:r>
-      <w:proofErr w:type="spellEnd"/>
-      <w:r>
-        <w:rPr>
-          <w:i/>
-          <w:iCs/>
-          <w:lang w:val="es-ES"/>
-        </w:rPr>
-        <w:t xml:space="preserve"> → </w:t>
-      </w:r>
-      <w:proofErr w:type="spellStart"/>
-      <w:r>
-        <w:rPr>
-          <w:i/>
-          <w:iCs/>
-          <w:lang w:val="es-ES"/>
-        </w:rPr>
-        <w:t>drone</w:t>
-      </w:r>
-      <w:proofErr w:type="spellEnd"/>
-      <w:r>
-        <w:rPr>
-          <w:i/>
-          <w:iCs/>
-          <w:lang w:val="es-ES"/>
-        </w:rPr>
-        <w:t xml:space="preserve"> → </w:t>
-      </w:r>
-      <w:proofErr w:type="spellStart"/>
-      <w:r>
-        <w:rPr>
-          <w:i/>
-          <w:iCs/>
-          <w:lang w:val="es-ES"/>
-        </w:rPr>
-        <w:t>deliveryDrone</w:t>
-      </w:r>
-      <w:proofErr w:type="spellEnd"/>
-      <w:r>
-        <w:rPr>
-          <w:i/>
-          <w:iCs/>
-          <w:lang w:val="es-ES"/>
-        </w:rPr>
-        <w:t xml:space="preserve"> </w:t>
+        <w:t xml:space="preserve">Crea tres niveles de herencia: vehicle → drone → deliveryDrone </w:t>
       </w:r>
     </w:p>
     <w:p>
@@ -12206,25 +8853,7 @@
           <w:iCs/>
           <w:lang w:val="es-ES"/>
         </w:rPr>
-        <w:t xml:space="preserve">Usa </w:t>
-      </w:r>
-      <w:proofErr w:type="spellStart"/>
-      <w:r>
-        <w:rPr>
-          <w:i/>
-          <w:iCs/>
-          <w:lang w:val="es-ES"/>
-        </w:rPr>
-        <w:t>hasOwnProperty</w:t>
-      </w:r>
-      <w:proofErr w:type="spellEnd"/>
-      <w:r>
-        <w:rPr>
-          <w:i/>
-          <w:iCs/>
-          <w:lang w:val="es-ES"/>
-        </w:rPr>
-        <w:t xml:space="preserve"> para distinguir propiedades propias de heredadas</w:t>
+        <w:t>Usa hasOwnProperty para distinguir propiedades propias de heredadas</w:t>
       </w:r>
       <w:r>
         <w:rPr>
@@ -12364,89 +8993,12 @@
                                 <w:lang w:val="es-ES"/>
                               </w:rPr>
                             </w:pPr>
-                            <w:proofErr w:type="spellStart"/>
                             <w:r>
                               <w:rPr>
                                 <w:rFonts w:ascii="Cascadia Mono SemiBold" w:hAnsi="Cascadia Mono SemiBold" w:cs="Cascadia Mono SemiBold"/>
                                 <w:lang w:val="es-ES"/>
                               </w:rPr>
-                              <w:t>deliveryDrone</w:t>
-                            </w:r>
-                            <w:proofErr w:type="spellEnd"/>
-                            <w:r>
-                              <w:rPr>
-                                <w:rFonts w:ascii="Cascadia Mono SemiBold" w:hAnsi="Cascadia Mono SemiBold" w:cs="Cascadia Mono SemiBold"/>
-                                <w:lang w:val="es-ES"/>
-                              </w:rPr>
-                              <w:t xml:space="preserve"> puede volar: true       ← heredado de </w:t>
-                            </w:r>
-                            <w:proofErr w:type="spellStart"/>
-                            <w:r>
-                              <w:rPr>
-                                <w:rFonts w:ascii="Cascadia Mono SemiBold" w:hAnsi="Cascadia Mono SemiBold" w:cs="Cascadia Mono SemiBold"/>
-                                <w:lang w:val="es-ES"/>
-                              </w:rPr>
-                              <w:t>vehicle</w:t>
-                            </w:r>
-                            <w:proofErr w:type="spellEnd"/>
-                          </w:p>
-                          <w:p>
-                            <w:pPr>
-                              <w:pStyle w:val="Sinespaciado"/>
-                              <w:rPr>
-                                <w:rFonts w:ascii="Cascadia Mono SemiBold" w:hAnsi="Cascadia Mono SemiBold" w:cs="Cascadia Mono SemiBold"/>
-                                <w:lang w:val="es-ES"/>
-                              </w:rPr>
-                            </w:pPr>
-                            <w:proofErr w:type="spellStart"/>
-                            <w:r>
-                              <w:rPr>
-                                <w:rFonts w:ascii="Cascadia Mono SemiBold" w:hAnsi="Cascadia Mono SemiBold" w:cs="Cascadia Mono SemiBold"/>
-                                <w:lang w:val="es-ES"/>
-                              </w:rPr>
-                              <w:t>deliveryDrone</w:t>
-                            </w:r>
-                            <w:proofErr w:type="spellEnd"/>
-                            <w:r>
-                              <w:rPr>
-                                <w:rFonts w:ascii="Cascadia Mono SemiBold" w:hAnsi="Cascadia Mono SemiBold" w:cs="Cascadia Mono SemiBold"/>
-                                <w:lang w:val="es-ES"/>
-                              </w:rPr>
-                              <w:t xml:space="preserve"> es autónomo: true       ← heredado de </w:t>
-                            </w:r>
-                            <w:proofErr w:type="spellStart"/>
-                            <w:r>
-                              <w:rPr>
-                                <w:rFonts w:ascii="Cascadia Mono SemiBold" w:hAnsi="Cascadia Mono SemiBold" w:cs="Cascadia Mono SemiBold"/>
-                                <w:lang w:val="es-ES"/>
-                              </w:rPr>
-                              <w:t>drone</w:t>
-                            </w:r>
-                            <w:proofErr w:type="spellEnd"/>
-                          </w:p>
-                          <w:p>
-                            <w:pPr>
-                              <w:pStyle w:val="Sinespaciado"/>
-                              <w:rPr>
-                                <w:rFonts w:ascii="Cascadia Mono SemiBold" w:hAnsi="Cascadia Mono SemiBold" w:cs="Cascadia Mono SemiBold"/>
-                                <w:lang w:val="es-ES"/>
-                              </w:rPr>
-                            </w:pPr>
-                            <w:proofErr w:type="spellStart"/>
-                            <w:r>
-                              <w:rPr>
-                                <w:rFonts w:ascii="Cascadia Mono SemiBold" w:hAnsi="Cascadia Mono SemiBold" w:cs="Cascadia Mono SemiBold"/>
-                                <w:lang w:val="es-ES"/>
-                              </w:rPr>
-                              <w:t>deliveryDrone</w:t>
-                            </w:r>
-                            <w:proofErr w:type="spellEnd"/>
-                            <w:r>
-                              <w:rPr>
-                                <w:rFonts w:ascii="Cascadia Mono SemiBold" w:hAnsi="Cascadia Mono SemiBold" w:cs="Cascadia Mono SemiBold"/>
-                                <w:lang w:val="es-ES"/>
-                              </w:rPr>
-                              <w:t xml:space="preserve"> lleva paquetes: true    ← propio</w:t>
+                              <w:t>deliveryDrone puede volar: true       ← heredado de vehicle</w:t>
                             </w:r>
                           </w:p>
                           <w:p>
@@ -12457,37 +9009,12 @@
                                 <w:lang w:val="es-ES"/>
                               </w:rPr>
                             </w:pPr>
-                          </w:p>
-                          <w:p>
-                            <w:pPr>
-                              <w:pStyle w:val="Sinespaciado"/>
+                            <w:r>
                               <w:rPr>
                                 <w:rFonts w:ascii="Cascadia Mono SemiBold" w:hAnsi="Cascadia Mono SemiBold" w:cs="Cascadia Mono SemiBold"/>
                                 <w:lang w:val="es-ES"/>
                               </w:rPr>
-                            </w:pPr>
-                            <w:r>
-                              <w:rPr>
-                                <w:rFonts w:ascii="Cascadia Mono SemiBold" w:hAnsi="Cascadia Mono SemiBold" w:cs="Cascadia Mono SemiBold"/>
-                                <w:lang w:val="es-ES"/>
-                              </w:rPr>
-                              <w:t xml:space="preserve">=== </w:t>
-                            </w:r>
-                            <w:proofErr w:type="spellStart"/>
-                            <w:r>
-                              <w:rPr>
-                                <w:rFonts w:ascii="Cascadia Mono SemiBold" w:hAnsi="Cascadia Mono SemiBold" w:cs="Cascadia Mono SemiBold"/>
-                                <w:lang w:val="es-ES"/>
-                              </w:rPr>
-                              <w:t>hasOwnProperty</w:t>
-                            </w:r>
-                            <w:proofErr w:type="spellEnd"/>
-                            <w:r>
-                              <w:rPr>
-                                <w:rFonts w:ascii="Cascadia Mono SemiBold" w:hAnsi="Cascadia Mono SemiBold" w:cs="Cascadia Mono SemiBold"/>
-                                <w:lang w:val="es-ES"/>
-                              </w:rPr>
-                              <w:t xml:space="preserve"> ===</w:t>
+                              <w:t>deliveryDrone es autónomo: true       ← heredado de drone</w:t>
                             </w:r>
                           </w:p>
                           <w:p>
@@ -12503,23 +9030,7 @@
                                 <w:rFonts w:ascii="Cascadia Mono SemiBold" w:hAnsi="Cascadia Mono SemiBold" w:cs="Cascadia Mono SemiBold"/>
                                 <w:lang w:val="es-ES"/>
                               </w:rPr>
-                              <w:t>¿</w:t>
-                            </w:r>
-                            <w:proofErr w:type="spellStart"/>
-                            <w:r>
-                              <w:rPr>
-                                <w:rFonts w:ascii="Cascadia Mono SemiBold" w:hAnsi="Cascadia Mono SemiBold" w:cs="Cascadia Mono SemiBold"/>
-                                <w:lang w:val="es-ES"/>
-                              </w:rPr>
-                              <w:t>payload</w:t>
-                            </w:r>
-                            <w:proofErr w:type="spellEnd"/>
-                            <w:r>
-                              <w:rPr>
-                                <w:rFonts w:ascii="Cascadia Mono SemiBold" w:hAnsi="Cascadia Mono SemiBold" w:cs="Cascadia Mono SemiBold"/>
-                                <w:lang w:val="es-ES"/>
-                              </w:rPr>
-                              <w:t xml:space="preserve"> es propio?    true</w:t>
+                              <w:t>deliveryDrone lleva paquetes: true    ← propio</w:t>
                             </w:r>
                           </w:p>
                           <w:p>
@@ -12530,38 +9041,6 @@
                                 <w:lang w:val="es-ES"/>
                               </w:rPr>
                             </w:pPr>
-                            <w:r>
-                              <w:rPr>
-                                <w:rFonts w:ascii="Cascadia Mono SemiBold" w:hAnsi="Cascadia Mono SemiBold" w:cs="Cascadia Mono SemiBold"/>
-                                <w:lang w:val="es-ES"/>
-                              </w:rPr>
-                              <w:t>¿</w:t>
-                            </w:r>
-                            <w:proofErr w:type="spellStart"/>
-                            <w:r>
-                              <w:rPr>
-                                <w:rFonts w:ascii="Cascadia Mono SemiBold" w:hAnsi="Cascadia Mono SemiBold" w:cs="Cascadia Mono SemiBold"/>
-                                <w:lang w:val="es-ES"/>
-                              </w:rPr>
-                              <w:t>autonomous</w:t>
-                            </w:r>
-                            <w:proofErr w:type="spellEnd"/>
-                            <w:r>
-                              <w:rPr>
-                                <w:rFonts w:ascii="Cascadia Mono SemiBold" w:hAnsi="Cascadia Mono SemiBold" w:cs="Cascadia Mono SemiBold"/>
-                                <w:lang w:val="es-ES"/>
-                              </w:rPr>
-                              <w:t xml:space="preserve"> es propio? false → heredado de </w:t>
-                            </w:r>
-                            <w:proofErr w:type="spellStart"/>
-                            <w:r>
-                              <w:rPr>
-                                <w:rFonts w:ascii="Cascadia Mono SemiBold" w:hAnsi="Cascadia Mono SemiBold" w:cs="Cascadia Mono SemiBold"/>
-                                <w:lang w:val="es-ES"/>
-                              </w:rPr>
-                              <w:t>drone</w:t>
-                            </w:r>
-                            <w:proofErr w:type="spellEnd"/>
                           </w:p>
                           <w:p>
                             <w:pPr>
@@ -12576,33 +9055,56 @@
                                 <w:rFonts w:ascii="Cascadia Mono SemiBold" w:hAnsi="Cascadia Mono SemiBold" w:cs="Cascadia Mono SemiBold"/>
                                 <w:lang w:val="es-ES"/>
                               </w:rPr>
-                              <w:t>¿</w:t>
+                              <w:t>=== hasOwnProperty ===</w:t>
                             </w:r>
-                            <w:proofErr w:type="spellStart"/>
-                            <w:r>
+                          </w:p>
+                          <w:p>
+                            <w:pPr>
+                              <w:pStyle w:val="Sinespaciado"/>
                               <w:rPr>
                                 <w:rFonts w:ascii="Cascadia Mono SemiBold" w:hAnsi="Cascadia Mono SemiBold" w:cs="Cascadia Mono SemiBold"/>
                                 <w:lang w:val="es-ES"/>
                               </w:rPr>
-                              <w:t>canFly</w:t>
-                            </w:r>
-                            <w:proofErr w:type="spellEnd"/>
+                            </w:pPr>
                             <w:r>
                               <w:rPr>
                                 <w:rFonts w:ascii="Cascadia Mono SemiBold" w:hAnsi="Cascadia Mono SemiBold" w:cs="Cascadia Mono SemiBold"/>
                                 <w:lang w:val="es-ES"/>
                               </w:rPr>
-                              <w:t xml:space="preserve"> es propio?     false → heredado de </w:t>
+                              <w:t>¿payload es propio?    true</w:t>
                             </w:r>
-                            <w:proofErr w:type="spellStart"/>
-                            <w:r>
+                          </w:p>
+                          <w:p>
+                            <w:pPr>
+                              <w:pStyle w:val="Sinespaciado"/>
                               <w:rPr>
                                 <w:rFonts w:ascii="Cascadia Mono SemiBold" w:hAnsi="Cascadia Mono SemiBold" w:cs="Cascadia Mono SemiBold"/>
                                 <w:lang w:val="es-ES"/>
                               </w:rPr>
-                              <w:t>vehicle</w:t>
+                            </w:pPr>
+                            <w:r>
+                              <w:rPr>
+                                <w:rFonts w:ascii="Cascadia Mono SemiBold" w:hAnsi="Cascadia Mono SemiBold" w:cs="Cascadia Mono SemiBold"/>
+                                <w:lang w:val="es-ES"/>
+                              </w:rPr>
+                              <w:t>¿autonomous es propio? false → heredado de drone</w:t>
                             </w:r>
-                            <w:proofErr w:type="spellEnd"/>
+                          </w:p>
+                          <w:p>
+                            <w:pPr>
+                              <w:pStyle w:val="Sinespaciado"/>
+                              <w:rPr>
+                                <w:rFonts w:ascii="Cascadia Mono SemiBold" w:hAnsi="Cascadia Mono SemiBold" w:cs="Cascadia Mono SemiBold"/>
+                                <w:lang w:val="es-ES"/>
+                              </w:rPr>
+                            </w:pPr>
+                            <w:r>
+                              <w:rPr>
+                                <w:rFonts w:ascii="Cascadia Mono SemiBold" w:hAnsi="Cascadia Mono SemiBold" w:cs="Cascadia Mono SemiBold"/>
+                                <w:lang w:val="es-ES"/>
+                              </w:rPr>
+                              <w:t>¿canFly es propio?     false → heredado de vehicle</w:t>
+                            </w:r>
                           </w:p>
                         </w:txbxContent>
                       </wps:txbx>
@@ -12653,89 +9155,12 @@
                           <w:lang w:val="es-ES"/>
                         </w:rPr>
                       </w:pPr>
-                      <w:proofErr w:type="spellStart"/>
                       <w:r>
                         <w:rPr>
                           <w:rFonts w:ascii="Cascadia Mono SemiBold" w:hAnsi="Cascadia Mono SemiBold" w:cs="Cascadia Mono SemiBold"/>
                           <w:lang w:val="es-ES"/>
                         </w:rPr>
-                        <w:t>deliveryDrone</w:t>
-                      </w:r>
-                      <w:proofErr w:type="spellEnd"/>
-                      <w:r>
-                        <w:rPr>
-                          <w:rFonts w:ascii="Cascadia Mono SemiBold" w:hAnsi="Cascadia Mono SemiBold" w:cs="Cascadia Mono SemiBold"/>
-                          <w:lang w:val="es-ES"/>
-                        </w:rPr>
-                        <w:t xml:space="preserve"> puede volar: true       ← heredado de </w:t>
-                      </w:r>
-                      <w:proofErr w:type="spellStart"/>
-                      <w:r>
-                        <w:rPr>
-                          <w:rFonts w:ascii="Cascadia Mono SemiBold" w:hAnsi="Cascadia Mono SemiBold" w:cs="Cascadia Mono SemiBold"/>
-                          <w:lang w:val="es-ES"/>
-                        </w:rPr>
-                        <w:t>vehicle</w:t>
-                      </w:r>
-                      <w:proofErr w:type="spellEnd"/>
-                    </w:p>
-                    <w:p>
-                      <w:pPr>
-                        <w:pStyle w:val="Sinespaciado"/>
-                        <w:rPr>
-                          <w:rFonts w:ascii="Cascadia Mono SemiBold" w:hAnsi="Cascadia Mono SemiBold" w:cs="Cascadia Mono SemiBold"/>
-                          <w:lang w:val="es-ES"/>
-                        </w:rPr>
-                      </w:pPr>
-                      <w:proofErr w:type="spellStart"/>
-                      <w:r>
-                        <w:rPr>
-                          <w:rFonts w:ascii="Cascadia Mono SemiBold" w:hAnsi="Cascadia Mono SemiBold" w:cs="Cascadia Mono SemiBold"/>
-                          <w:lang w:val="es-ES"/>
-                        </w:rPr>
-                        <w:t>deliveryDrone</w:t>
-                      </w:r>
-                      <w:proofErr w:type="spellEnd"/>
-                      <w:r>
-                        <w:rPr>
-                          <w:rFonts w:ascii="Cascadia Mono SemiBold" w:hAnsi="Cascadia Mono SemiBold" w:cs="Cascadia Mono SemiBold"/>
-                          <w:lang w:val="es-ES"/>
-                        </w:rPr>
-                        <w:t xml:space="preserve"> es autónomo: true       ← heredado de </w:t>
-                      </w:r>
-                      <w:proofErr w:type="spellStart"/>
-                      <w:r>
-                        <w:rPr>
-                          <w:rFonts w:ascii="Cascadia Mono SemiBold" w:hAnsi="Cascadia Mono SemiBold" w:cs="Cascadia Mono SemiBold"/>
-                          <w:lang w:val="es-ES"/>
-                        </w:rPr>
-                        <w:t>drone</w:t>
-                      </w:r>
-                      <w:proofErr w:type="spellEnd"/>
-                    </w:p>
-                    <w:p>
-                      <w:pPr>
-                        <w:pStyle w:val="Sinespaciado"/>
-                        <w:rPr>
-                          <w:rFonts w:ascii="Cascadia Mono SemiBold" w:hAnsi="Cascadia Mono SemiBold" w:cs="Cascadia Mono SemiBold"/>
-                          <w:lang w:val="es-ES"/>
-                        </w:rPr>
-                      </w:pPr>
-                      <w:proofErr w:type="spellStart"/>
-                      <w:r>
-                        <w:rPr>
-                          <w:rFonts w:ascii="Cascadia Mono SemiBold" w:hAnsi="Cascadia Mono SemiBold" w:cs="Cascadia Mono SemiBold"/>
-                          <w:lang w:val="es-ES"/>
-                        </w:rPr>
-                        <w:t>deliveryDrone</w:t>
-                      </w:r>
-                      <w:proofErr w:type="spellEnd"/>
-                      <w:r>
-                        <w:rPr>
-                          <w:rFonts w:ascii="Cascadia Mono SemiBold" w:hAnsi="Cascadia Mono SemiBold" w:cs="Cascadia Mono SemiBold"/>
-                          <w:lang w:val="es-ES"/>
-                        </w:rPr>
-                        <w:t xml:space="preserve"> lleva paquetes: true    ← propio</w:t>
+                        <w:t>deliveryDrone puede volar: true       ← heredado de vehicle</w:t>
                       </w:r>
                     </w:p>
                     <w:p>
@@ -12746,37 +9171,12 @@
                           <w:lang w:val="es-ES"/>
                         </w:rPr>
                       </w:pPr>
-                    </w:p>
-                    <w:p>
-                      <w:pPr>
-                        <w:pStyle w:val="Sinespaciado"/>
+                      <w:r>
                         <w:rPr>
                           <w:rFonts w:ascii="Cascadia Mono SemiBold" w:hAnsi="Cascadia Mono SemiBold" w:cs="Cascadia Mono SemiBold"/>
                           <w:lang w:val="es-ES"/>
                         </w:rPr>
-                      </w:pPr>
-                      <w:r>
-                        <w:rPr>
-                          <w:rFonts w:ascii="Cascadia Mono SemiBold" w:hAnsi="Cascadia Mono SemiBold" w:cs="Cascadia Mono SemiBold"/>
-                          <w:lang w:val="es-ES"/>
-                        </w:rPr>
-                        <w:t xml:space="preserve">=== </w:t>
-                      </w:r>
-                      <w:proofErr w:type="spellStart"/>
-                      <w:r>
-                        <w:rPr>
-                          <w:rFonts w:ascii="Cascadia Mono SemiBold" w:hAnsi="Cascadia Mono SemiBold" w:cs="Cascadia Mono SemiBold"/>
-                          <w:lang w:val="es-ES"/>
-                        </w:rPr>
-                        <w:t>hasOwnProperty</w:t>
-                      </w:r>
-                      <w:proofErr w:type="spellEnd"/>
-                      <w:r>
-                        <w:rPr>
-                          <w:rFonts w:ascii="Cascadia Mono SemiBold" w:hAnsi="Cascadia Mono SemiBold" w:cs="Cascadia Mono SemiBold"/>
-                          <w:lang w:val="es-ES"/>
-                        </w:rPr>
-                        <w:t xml:space="preserve"> ===</w:t>
+                        <w:t>deliveryDrone es autónomo: true       ← heredado de drone</w:t>
                       </w:r>
                     </w:p>
                     <w:p>
@@ -12792,23 +9192,7 @@
                           <w:rFonts w:ascii="Cascadia Mono SemiBold" w:hAnsi="Cascadia Mono SemiBold" w:cs="Cascadia Mono SemiBold"/>
                           <w:lang w:val="es-ES"/>
                         </w:rPr>
-                        <w:t>¿</w:t>
-                      </w:r>
-                      <w:proofErr w:type="spellStart"/>
-                      <w:r>
-                        <w:rPr>
-                          <w:rFonts w:ascii="Cascadia Mono SemiBold" w:hAnsi="Cascadia Mono SemiBold" w:cs="Cascadia Mono SemiBold"/>
-                          <w:lang w:val="es-ES"/>
-                        </w:rPr>
-                        <w:t>payload</w:t>
-                      </w:r>
-                      <w:proofErr w:type="spellEnd"/>
-                      <w:r>
-                        <w:rPr>
-                          <w:rFonts w:ascii="Cascadia Mono SemiBold" w:hAnsi="Cascadia Mono SemiBold" w:cs="Cascadia Mono SemiBold"/>
-                          <w:lang w:val="es-ES"/>
-                        </w:rPr>
-                        <w:t xml:space="preserve"> es propio?    true</w:t>
+                        <w:t>deliveryDrone lleva paquetes: true    ← propio</w:t>
                       </w:r>
                     </w:p>
                     <w:p>
@@ -12819,38 +9203,6 @@
                           <w:lang w:val="es-ES"/>
                         </w:rPr>
                       </w:pPr>
-                      <w:r>
-                        <w:rPr>
-                          <w:rFonts w:ascii="Cascadia Mono SemiBold" w:hAnsi="Cascadia Mono SemiBold" w:cs="Cascadia Mono SemiBold"/>
-                          <w:lang w:val="es-ES"/>
-                        </w:rPr>
-                        <w:t>¿</w:t>
-                      </w:r>
-                      <w:proofErr w:type="spellStart"/>
-                      <w:r>
-                        <w:rPr>
-                          <w:rFonts w:ascii="Cascadia Mono SemiBold" w:hAnsi="Cascadia Mono SemiBold" w:cs="Cascadia Mono SemiBold"/>
-                          <w:lang w:val="es-ES"/>
-                        </w:rPr>
-                        <w:t>autonomous</w:t>
-                      </w:r>
-                      <w:proofErr w:type="spellEnd"/>
-                      <w:r>
-                        <w:rPr>
-                          <w:rFonts w:ascii="Cascadia Mono SemiBold" w:hAnsi="Cascadia Mono SemiBold" w:cs="Cascadia Mono SemiBold"/>
-                          <w:lang w:val="es-ES"/>
-                        </w:rPr>
-                        <w:t xml:space="preserve"> es propio? false → heredado de </w:t>
-                      </w:r>
-                      <w:proofErr w:type="spellStart"/>
-                      <w:r>
-                        <w:rPr>
-                          <w:rFonts w:ascii="Cascadia Mono SemiBold" w:hAnsi="Cascadia Mono SemiBold" w:cs="Cascadia Mono SemiBold"/>
-                          <w:lang w:val="es-ES"/>
-                        </w:rPr>
-                        <w:t>drone</w:t>
-                      </w:r>
-                      <w:proofErr w:type="spellEnd"/>
                     </w:p>
                     <w:p>
                       <w:pPr>
@@ -12865,33 +9217,56 @@
                           <w:rFonts w:ascii="Cascadia Mono SemiBold" w:hAnsi="Cascadia Mono SemiBold" w:cs="Cascadia Mono SemiBold"/>
                           <w:lang w:val="es-ES"/>
                         </w:rPr>
-                        <w:t>¿</w:t>
+                        <w:t>=== hasOwnProperty ===</w:t>
                       </w:r>
-                      <w:proofErr w:type="spellStart"/>
-                      <w:r>
+                    </w:p>
+                    <w:p>
+                      <w:pPr>
+                        <w:pStyle w:val="Sinespaciado"/>
                         <w:rPr>
                           <w:rFonts w:ascii="Cascadia Mono SemiBold" w:hAnsi="Cascadia Mono SemiBold" w:cs="Cascadia Mono SemiBold"/>
                           <w:lang w:val="es-ES"/>
                         </w:rPr>
-                        <w:t>canFly</w:t>
-                      </w:r>
-                      <w:proofErr w:type="spellEnd"/>
+                      </w:pPr>
                       <w:r>
                         <w:rPr>
                           <w:rFonts w:ascii="Cascadia Mono SemiBold" w:hAnsi="Cascadia Mono SemiBold" w:cs="Cascadia Mono SemiBold"/>
                           <w:lang w:val="es-ES"/>
                         </w:rPr>
-                        <w:t xml:space="preserve"> es propio?     false → heredado de </w:t>
+                        <w:t>¿payload es propio?    true</w:t>
                       </w:r>
-                      <w:proofErr w:type="spellStart"/>
-                      <w:r>
+                    </w:p>
+                    <w:p>
+                      <w:pPr>
+                        <w:pStyle w:val="Sinespaciado"/>
                         <w:rPr>
                           <w:rFonts w:ascii="Cascadia Mono SemiBold" w:hAnsi="Cascadia Mono SemiBold" w:cs="Cascadia Mono SemiBold"/>
                           <w:lang w:val="es-ES"/>
                         </w:rPr>
-                        <w:t>vehicle</w:t>
+                      </w:pPr>
+                      <w:r>
+                        <w:rPr>
+                          <w:rFonts w:ascii="Cascadia Mono SemiBold" w:hAnsi="Cascadia Mono SemiBold" w:cs="Cascadia Mono SemiBold"/>
+                          <w:lang w:val="es-ES"/>
+                        </w:rPr>
+                        <w:t>¿autonomous es propio? false → heredado de drone</w:t>
                       </w:r>
-                      <w:proofErr w:type="spellEnd"/>
+                    </w:p>
+                    <w:p>
+                      <w:pPr>
+                        <w:pStyle w:val="Sinespaciado"/>
+                        <w:rPr>
+                          <w:rFonts w:ascii="Cascadia Mono SemiBold" w:hAnsi="Cascadia Mono SemiBold" w:cs="Cascadia Mono SemiBold"/>
+                          <w:lang w:val="es-ES"/>
+                        </w:rPr>
+                      </w:pPr>
+                      <w:r>
+                        <w:rPr>
+                          <w:rFonts w:ascii="Cascadia Mono SemiBold" w:hAnsi="Cascadia Mono SemiBold" w:cs="Cascadia Mono SemiBold"/>
+                          <w:lang w:val="es-ES"/>
+                        </w:rPr>
+                        <w:t>¿canFly es propio?     false → heredado de vehicle</w:t>
+                      </w:r>
                     </w:p>
                   </w:txbxContent>
                 </v:textbox>
@@ -12991,7 +9366,7 @@
           <w:lang w:val="es-ES"/>
         </w:rPr>
       </w:pPr>
-      <w:bookmarkStart w:id="10" w:name="_Toc234580359"/>
+      <w:bookmarkStart w:id="10" w:name="_Toc234932825"/>
       <w:r>
         <w:rPr>
           <w:lang w:val="es-ES"/>
@@ -13026,13 +9401,13 @@
         </w:rPr>
         <w:t xml:space="preserve">: </w:t>
       </w:r>
+      <w:r>
+        <w:rPr>
+          <w:bCs/>
+        </w:rPr>
+        <w:t>La Cosecha Total</w:t>
+      </w:r>
       <w:bookmarkEnd w:id="10"/>
-      <w:r>
-        <w:rPr>
-          <w:bCs/>
-        </w:rPr>
-        <w:t>La Cosecha Total</w:t>
-      </w:r>
     </w:p>
     <w:p>
       <w:pPr>
@@ -13080,7 +9455,6 @@
           <w:numId w:val="4"/>
         </w:numPr>
       </w:pPr>
-      <w:proofErr w:type="spellStart"/>
       <w:r>
         <w:rPr>
           <w:b/>
@@ -13088,7 +9462,6 @@
         </w:rPr>
         <w:t>Archivo</w:t>
       </w:r>
-      <w:proofErr w:type="spellEnd"/>
       <w:r>
         <w:t xml:space="preserve">: </w:t>
       </w:r>
@@ -13125,18 +9498,8 @@
         <w:rPr>
           <w:lang w:val="es-ES"/>
         </w:rPr>
-        <w:t xml:space="preserve">reduce, console.log, </w:t>
-      </w:r>
-      <w:proofErr w:type="spellStart"/>
-      <w:proofErr w:type="gramStart"/>
-      <w:r>
-        <w:rPr>
-          <w:lang w:val="es-ES"/>
-        </w:rPr>
-        <w:t>process.argv</w:t>
-      </w:r>
-      <w:proofErr w:type="spellEnd"/>
-      <w:proofErr w:type="gramEnd"/>
+        <w:t>reduce, console.log, process.argv</w:t>
+      </w:r>
     </w:p>
     <w:p>
       <w:pPr>
@@ -13166,49 +9529,7 @@
         <w:rPr>
           <w:lang w:val="es-ES"/>
         </w:rPr>
-        <w:t xml:space="preserve">Aprender reduce, el método más potente de los </w:t>
-      </w:r>
-      <w:proofErr w:type="spellStart"/>
-      <w:r>
-        <w:rPr>
-          <w:lang w:val="es-ES"/>
-        </w:rPr>
-        <w:t>arrays</w:t>
-      </w:r>
-      <w:proofErr w:type="spellEnd"/>
-      <w:r>
-        <w:rPr>
-          <w:lang w:val="es-ES"/>
-        </w:rPr>
-        <w:t xml:space="preserve">. Mientras </w:t>
-      </w:r>
-      <w:proofErr w:type="spellStart"/>
-      <w:r>
-        <w:rPr>
-          <w:lang w:val="es-ES"/>
-        </w:rPr>
-        <w:t>map</w:t>
-      </w:r>
-      <w:proofErr w:type="spellEnd"/>
-      <w:r>
-        <w:rPr>
-          <w:lang w:val="es-ES"/>
-        </w:rPr>
-        <w:t xml:space="preserve"> transforma y </w:t>
-      </w:r>
-      <w:proofErr w:type="spellStart"/>
-      <w:r>
-        <w:rPr>
-          <w:lang w:val="es-ES"/>
-        </w:rPr>
-        <w:t>filter</w:t>
-      </w:r>
-      <w:proofErr w:type="spellEnd"/>
-      <w:r>
-        <w:rPr>
-          <w:lang w:val="es-ES"/>
-        </w:rPr>
-        <w:t xml:space="preserve"> selecciona, reduce </w:t>
+        <w:t xml:space="preserve">Aprender reduce, el método más potente de los arrays. Mientras map transforma y filter selecciona, reduce </w:t>
       </w:r>
       <w:r>
         <w:rPr>
@@ -13405,17 +9726,8 @@
                                 <w:rFonts w:ascii="Cascadia Mono SemiBold" w:hAnsi="Cascadia Mono SemiBold" w:cs="Cascadia Mono SemiBold"/>
                                 <w:lang w:val="es-ES"/>
                               </w:rPr>
-                              <w:t xml:space="preserve">Pesos registrados: [ 20, 35, 50, </w:t>
+                              <w:t>Pesos registrados: [ 20, 35, 50, 15 ]</w:t>
                             </w:r>
-                            <w:proofErr w:type="gramStart"/>
-                            <w:r>
-                              <w:rPr>
-                                <w:rFonts w:ascii="Cascadia Mono SemiBold" w:hAnsi="Cascadia Mono SemiBold" w:cs="Cascadia Mono SemiBold"/>
-                                <w:lang w:val="es-ES"/>
-                              </w:rPr>
-                              <w:t>15 ]</w:t>
-                            </w:r>
-                            <w:proofErr w:type="gramEnd"/>
                           </w:p>
                           <w:p>
                             <w:pPr>
@@ -13438,11 +9750,13 @@
                               <w:pStyle w:val="Sinespaciado"/>
                               <w:rPr>
                                 <w:rFonts w:ascii="Cascadia Mono SemiBold" w:hAnsi="Cascadia Mono SemiBold" w:cs="Cascadia Mono SemiBold"/>
+                                <w:lang w:val="es-ES"/>
                               </w:rPr>
                             </w:pPr>
                             <w:r>
                               <w:rPr>
                                 <w:rFonts w:ascii="Cascadia Mono SemiBold" w:hAnsi="Cascadia Mono SemiBold" w:cs="Cascadia Mono SemiBold"/>
+                                <w:lang w:val="es-ES"/>
                               </w:rPr>
                               <w:t>Peso total:        220</w:t>
                             </w:r>
@@ -13452,6 +9766,7 @@
                               <w:pStyle w:val="Sinespaciado"/>
                               <w:rPr>
                                 <w:rFonts w:ascii="Cascadia Mono SemiBold" w:hAnsi="Cascadia Mono SemiBold" w:cs="Cascadia Mono SemiBold"/>
+                                <w:lang w:val="es-ES"/>
                               </w:rPr>
                             </w:pPr>
                           </w:p>
@@ -13468,23 +9783,7 @@
                                 <w:rFonts w:ascii="Cascadia Mono SemiBold" w:hAnsi="Cascadia Mono SemiBold" w:cs="Cascadia Mono SemiBold"/>
                                 <w:lang w:val="es-ES"/>
                               </w:rPr>
-                              <w:t xml:space="preserve">Uso: </w:t>
-                            </w:r>
-                            <w:proofErr w:type="spellStart"/>
-                            <w:r>
-                              <w:rPr>
-                                <w:rFonts w:ascii="Cascadia Mono SemiBold" w:hAnsi="Cascadia Mono SemiBold" w:cs="Cascadia Mono SemiBold"/>
-                                <w:lang w:val="es-ES"/>
-                              </w:rPr>
-                              <w:t>node</w:t>
-                            </w:r>
-                            <w:proofErr w:type="spellEnd"/>
-                            <w:r>
-                              <w:rPr>
-                                <w:rFonts w:ascii="Cascadia Mono SemiBold" w:hAnsi="Cascadia Mono SemiBold" w:cs="Cascadia Mono SemiBold"/>
-                                <w:lang w:val="es-ES"/>
-                              </w:rPr>
-                              <w:t xml:space="preserve"> tk_total_weight.js &lt;peso1&gt; &lt;peso2&gt; ...</w:t>
+                              <w:t>Uso: node tk_total_weight.js &lt;peso1&gt; &lt;peso2&gt; ...</w:t>
                             </w:r>
                           </w:p>
                           <w:p>
@@ -13500,23 +9799,7 @@
                                 <w:rFonts w:ascii="Cascadia Mono SemiBold" w:hAnsi="Cascadia Mono SemiBold" w:cs="Cascadia Mono SemiBold"/>
                                 <w:lang w:val="es-ES"/>
                               </w:rPr>
-                              <w:t xml:space="preserve">    Ejemplo: </w:t>
-                            </w:r>
-                            <w:proofErr w:type="spellStart"/>
-                            <w:r>
-                              <w:rPr>
-                                <w:rFonts w:ascii="Cascadia Mono SemiBold" w:hAnsi="Cascadia Mono SemiBold" w:cs="Cascadia Mono SemiBold"/>
-                                <w:lang w:val="es-ES"/>
-                              </w:rPr>
-                              <w:t>node</w:t>
-                            </w:r>
-                            <w:proofErr w:type="spellEnd"/>
-                            <w:r>
-                              <w:rPr>
-                                <w:rFonts w:ascii="Cascadia Mono SemiBold" w:hAnsi="Cascadia Mono SemiBold" w:cs="Cascadia Mono SemiBold"/>
-                                <w:lang w:val="es-ES"/>
-                              </w:rPr>
-                              <w:t xml:space="preserve"> tk_total_weight.js 20 35 50 15</w:t>
+                              <w:t xml:space="preserve">    Ejemplo: node tk_total_weight.js 20 35 50 15</w:t>
                             </w:r>
                           </w:p>
                         </w:txbxContent>
@@ -13573,17 +9856,8 @@
                           <w:rFonts w:ascii="Cascadia Mono SemiBold" w:hAnsi="Cascadia Mono SemiBold" w:cs="Cascadia Mono SemiBold"/>
                           <w:lang w:val="es-ES"/>
                         </w:rPr>
-                        <w:t xml:space="preserve">Pesos registrados: [ 20, 35, 50, </w:t>
+                        <w:t>Pesos registrados: [ 20, 35, 50, 15 ]</w:t>
                       </w:r>
-                      <w:proofErr w:type="gramStart"/>
-                      <w:r>
-                        <w:rPr>
-                          <w:rFonts w:ascii="Cascadia Mono SemiBold" w:hAnsi="Cascadia Mono SemiBold" w:cs="Cascadia Mono SemiBold"/>
-                          <w:lang w:val="es-ES"/>
-                        </w:rPr>
-                        <w:t>15 ]</w:t>
-                      </w:r>
-                      <w:proofErr w:type="gramEnd"/>
                     </w:p>
                     <w:p>
                       <w:pPr>
@@ -13606,11 +9880,13 @@
                         <w:pStyle w:val="Sinespaciado"/>
                         <w:rPr>
                           <w:rFonts w:ascii="Cascadia Mono SemiBold" w:hAnsi="Cascadia Mono SemiBold" w:cs="Cascadia Mono SemiBold"/>
+                          <w:lang w:val="es-ES"/>
                         </w:rPr>
                       </w:pPr>
                       <w:r>
                         <w:rPr>
                           <w:rFonts w:ascii="Cascadia Mono SemiBold" w:hAnsi="Cascadia Mono SemiBold" w:cs="Cascadia Mono SemiBold"/>
+                          <w:lang w:val="es-ES"/>
                         </w:rPr>
                         <w:t>Peso total:        220</w:t>
                       </w:r>
@@ -13620,6 +9896,7 @@
                         <w:pStyle w:val="Sinespaciado"/>
                         <w:rPr>
                           <w:rFonts w:ascii="Cascadia Mono SemiBold" w:hAnsi="Cascadia Mono SemiBold" w:cs="Cascadia Mono SemiBold"/>
+                          <w:lang w:val="es-ES"/>
                         </w:rPr>
                       </w:pPr>
                     </w:p>
@@ -13636,23 +9913,7 @@
                           <w:rFonts w:ascii="Cascadia Mono SemiBold" w:hAnsi="Cascadia Mono SemiBold" w:cs="Cascadia Mono SemiBold"/>
                           <w:lang w:val="es-ES"/>
                         </w:rPr>
-                        <w:t xml:space="preserve">Uso: </w:t>
-                      </w:r>
-                      <w:proofErr w:type="spellStart"/>
-                      <w:r>
-                        <w:rPr>
-                          <w:rFonts w:ascii="Cascadia Mono SemiBold" w:hAnsi="Cascadia Mono SemiBold" w:cs="Cascadia Mono SemiBold"/>
-                          <w:lang w:val="es-ES"/>
-                        </w:rPr>
-                        <w:t>node</w:t>
-                      </w:r>
-                      <w:proofErr w:type="spellEnd"/>
-                      <w:r>
-                        <w:rPr>
-                          <w:rFonts w:ascii="Cascadia Mono SemiBold" w:hAnsi="Cascadia Mono SemiBold" w:cs="Cascadia Mono SemiBold"/>
-                          <w:lang w:val="es-ES"/>
-                        </w:rPr>
-                        <w:t xml:space="preserve"> tk_total_weight.js &lt;peso1&gt; &lt;peso2&gt; ...</w:t>
+                        <w:t>Uso: node tk_total_weight.js &lt;peso1&gt; &lt;peso2&gt; ...</w:t>
                       </w:r>
                     </w:p>
                     <w:p>
@@ -13668,23 +9929,7 @@
                           <w:rFonts w:ascii="Cascadia Mono SemiBold" w:hAnsi="Cascadia Mono SemiBold" w:cs="Cascadia Mono SemiBold"/>
                           <w:lang w:val="es-ES"/>
                         </w:rPr>
-                        <w:t xml:space="preserve">    Ejemplo: </w:t>
-                      </w:r>
-                      <w:proofErr w:type="spellStart"/>
-                      <w:r>
-                        <w:rPr>
-                          <w:rFonts w:ascii="Cascadia Mono SemiBold" w:hAnsi="Cascadia Mono SemiBold" w:cs="Cascadia Mono SemiBold"/>
-                          <w:lang w:val="es-ES"/>
-                        </w:rPr>
-                        <w:t>node</w:t>
-                      </w:r>
-                      <w:proofErr w:type="spellEnd"/>
-                      <w:r>
-                        <w:rPr>
-                          <w:rFonts w:ascii="Cascadia Mono SemiBold" w:hAnsi="Cascadia Mono SemiBold" w:cs="Cascadia Mono SemiBold"/>
-                          <w:lang w:val="es-ES"/>
-                        </w:rPr>
-                        <w:t xml:space="preserve"> tk_total_weight.js 20 35 50 15</w:t>
+                        <w:t xml:space="preserve">    Ejemplo: node tk_total_weight.js 20 35 50 15</w:t>
                       </w:r>
                     </w:p>
                   </w:txbxContent>
@@ -13835,7 +10080,7 @@
           <w:lang w:val="es-ES"/>
         </w:rPr>
       </w:pPr>
-      <w:bookmarkStart w:id="11" w:name="_Toc234580362"/>
+      <w:bookmarkStart w:id="11" w:name="_Toc234932826"/>
       <w:r>
         <w:rPr>
           <w:lang w:val="es-ES"/>
@@ -13843,18 +10088,10 @@
         <w:lastRenderedPageBreak/>
         <w:t xml:space="preserve">RETO - </w:t>
       </w:r>
+      <w:r>
+        <w:t>Kubernetes Cluster Monitor</w:t>
+      </w:r>
       <w:bookmarkEnd w:id="11"/>
-      <w:r>
-        <w:t xml:space="preserve">Kubernetes </w:t>
-      </w:r>
-      <w:proofErr w:type="gramStart"/>
-      <w:r>
-        <w:t>Cluster</w:t>
-      </w:r>
-      <w:proofErr w:type="gramEnd"/>
-      <w:r>
-        <w:t xml:space="preserve"> Monitor</w:t>
-      </w:r>
     </w:p>
     <w:p>
       <w:pPr>
@@ -13881,11 +10118,9 @@
         </w:rPr>
         <w:t xml:space="preserve">: </w:t>
       </w:r>
-      <w:proofErr w:type="spellStart"/>
       <w:r>
         <w:t>reto</w:t>
       </w:r>
-      <w:proofErr w:type="spellEnd"/>
       <w:r>
         <w:rPr>
           <w:lang w:val="es-ES"/>
@@ -13901,7 +10136,6 @@
           <w:numId w:val="4"/>
         </w:numPr>
       </w:pPr>
-      <w:proofErr w:type="spellStart"/>
       <w:r>
         <w:rPr>
           <w:b/>
@@ -13909,7 +10143,6 @@
         </w:rPr>
         <w:t>Archivo</w:t>
       </w:r>
-      <w:proofErr w:type="spellEnd"/>
       <w:r>
         <w:t xml:space="preserve">: </w:t>
       </w:r>
@@ -13945,49 +10178,11 @@
         </w:rPr>
         <w:t xml:space="preserve">: </w:t>
       </w:r>
-      <w:proofErr w:type="spellStart"/>
-      <w:proofErr w:type="gramStart"/>
-      <w:r>
-        <w:rPr>
-          <w:lang w:val="es-ES"/>
-        </w:rPr>
-        <w:t>process.argv</w:t>
-      </w:r>
-      <w:proofErr w:type="spellEnd"/>
-      <w:proofErr w:type="gramEnd"/>
-      <w:r>
-        <w:rPr>
-          <w:lang w:val="es-ES"/>
-        </w:rPr>
-        <w:t xml:space="preserve">, </w:t>
-      </w:r>
-      <w:proofErr w:type="spellStart"/>
-      <w:r>
-        <w:rPr>
-          <w:lang w:val="es-ES"/>
-        </w:rPr>
-        <w:t>closures</w:t>
-      </w:r>
-      <w:proofErr w:type="spellEnd"/>
-      <w:r>
-        <w:rPr>
-          <w:lang w:val="es-ES"/>
-        </w:rPr>
-        <w:t xml:space="preserve">, </w:t>
-      </w:r>
-      <w:proofErr w:type="spellStart"/>
-      <w:r>
-        <w:rPr>
-          <w:lang w:val="es-ES"/>
-        </w:rPr>
-        <w:t>this</w:t>
-      </w:r>
-      <w:proofErr w:type="spellEnd"/>
-      <w:r>
-        <w:rPr>
-          <w:lang w:val="es-ES"/>
-        </w:rPr>
-        <w:t>, console.log</w:t>
+      <w:r>
+        <w:rPr>
+          <w:lang w:val="es-ES"/>
+        </w:rPr>
+        <w:t>process.argv, closures, this, console.log</w:t>
       </w:r>
     </w:p>
     <w:p>
@@ -14018,35 +10213,7 @@
         <w:rPr>
           <w:lang w:val="es-ES"/>
         </w:rPr>
-        <w:t xml:space="preserve">Aplicar </w:t>
-      </w:r>
-      <w:proofErr w:type="spellStart"/>
-      <w:r>
-        <w:rPr>
-          <w:lang w:val="es-ES"/>
-        </w:rPr>
-        <w:t>closures</w:t>
-      </w:r>
-      <w:proofErr w:type="spellEnd"/>
-      <w:r>
-        <w:rPr>
-          <w:lang w:val="es-ES"/>
-        </w:rPr>
-        <w:t xml:space="preserve"> y </w:t>
-      </w:r>
-      <w:proofErr w:type="spellStart"/>
-      <w:r>
-        <w:rPr>
-          <w:lang w:val="es-ES"/>
-        </w:rPr>
-        <w:t>this</w:t>
-      </w:r>
-      <w:proofErr w:type="spellEnd"/>
-      <w:r>
-        <w:rPr>
-          <w:lang w:val="es-ES"/>
-        </w:rPr>
-        <w:t xml:space="preserve"> en un sistema real de monitoreo que mantiene estado privado.</w:t>
+        <w:t>Aplicar closures y this en un sistema real de monitoreo que mantiene estado privado.</w:t>
       </w:r>
     </w:p>
     <w:p>
@@ -14068,23 +10235,7 @@
         <w:rPr>
           <w:lang w:val="es-ES"/>
         </w:rPr>
-        <w:t xml:space="preserve">Crea un sistema de monitoreo de </w:t>
-      </w:r>
-      <w:proofErr w:type="spellStart"/>
-      <w:proofErr w:type="gramStart"/>
-      <w:r>
-        <w:rPr>
-          <w:lang w:val="es-ES"/>
-        </w:rPr>
-        <w:t>cluster</w:t>
-      </w:r>
-      <w:proofErr w:type="spellEnd"/>
-      <w:proofErr w:type="gramEnd"/>
-      <w:r>
-        <w:rPr>
-          <w:lang w:val="es-ES"/>
-        </w:rPr>
-        <w:t xml:space="preserve"> con dos piezas:</w:t>
+        <w:t>Crea un sistema de monitoreo de cluster con dos piezas:</w:t>
       </w:r>
     </w:p>
     <w:p>
@@ -14096,39 +10247,7 @@
           <w:b/>
           <w:bCs/>
         </w:rPr>
-        <w:t xml:space="preserve">1. </w:t>
-      </w:r>
-      <w:proofErr w:type="spellStart"/>
-      <w:r>
-        <w:rPr>
-          <w:b/>
-          <w:bCs/>
-        </w:rPr>
-        <w:t>tk_metric_tracker</w:t>
-      </w:r>
-      <w:proofErr w:type="spellEnd"/>
-      <w:r>
-        <w:rPr>
-          <w:b/>
-          <w:bCs/>
-        </w:rPr>
-        <w:t>(</w:t>
-      </w:r>
-      <w:proofErr w:type="spellStart"/>
-      <w:r>
-        <w:rPr>
-          <w:b/>
-          <w:bCs/>
-        </w:rPr>
-        <w:t>podName</w:t>
-      </w:r>
-      <w:proofErr w:type="spellEnd"/>
-      <w:r>
-        <w:rPr>
-          <w:b/>
-          <w:bCs/>
-        </w:rPr>
-        <w:t>)</w:t>
+        <w:t>1. tk_metric_tracker(podName)</w:t>
       </w:r>
       <w:r>
         <w:t xml:space="preserve"> closure que:</w:t>
@@ -14234,21 +10353,7 @@
         <w:rPr>
           <w:lang w:val="es-ES"/>
         </w:rPr>
-        <w:t xml:space="preserve"> — con métodos tradicionales que usen </w:t>
-      </w:r>
-      <w:proofErr w:type="spellStart"/>
-      <w:r>
-        <w:rPr>
-          <w:lang w:val="es-ES"/>
-        </w:rPr>
-        <w:t>this</w:t>
-      </w:r>
-      <w:proofErr w:type="spellEnd"/>
-      <w:r>
-        <w:rPr>
-          <w:lang w:val="es-ES"/>
-        </w:rPr>
-        <w:t xml:space="preserve"> para:</w:t>
+        <w:t xml:space="preserve"> — con métodos tradicionales que usen this para:</w:t>
       </w:r>
     </w:p>
     <w:p>
@@ -14281,23 +10386,7 @@
         <w:rPr>
           <w:lang w:val="es-ES"/>
         </w:rPr>
-        <w:t xml:space="preserve">Mostrar el estado del </w:t>
-      </w:r>
-      <w:proofErr w:type="spellStart"/>
-      <w:proofErr w:type="gramStart"/>
-      <w:r>
-        <w:rPr>
-          <w:lang w:val="es-ES"/>
-        </w:rPr>
-        <w:t>cluster</w:t>
-      </w:r>
-      <w:proofErr w:type="spellEnd"/>
-      <w:proofErr w:type="gramEnd"/>
-      <w:r>
-        <w:rPr>
-          <w:lang w:val="es-ES"/>
-        </w:rPr>
-        <w:t>.</w:t>
+        <w:t>Mostrar el estado del cluster.</w:t>
       </w:r>
     </w:p>
     <w:p>
@@ -14325,7 +10414,6 @@
           <w:lang w:val="es-ES"/>
         </w:rPr>
       </w:pPr>
-      <w:proofErr w:type="spellStart"/>
       <w:r>
         <w:rPr>
           <w:b/>
@@ -14333,7 +10421,6 @@
         </w:rPr>
         <w:t>Comandos</w:t>
       </w:r>
-      <w:proofErr w:type="spellEnd"/>
     </w:p>
     <w:p>
       <w:pPr>
@@ -14417,25 +10504,7 @@
                                 <w:sz w:val="20"/>
                                 <w:szCs w:val="20"/>
                               </w:rPr>
-                              <w:t xml:space="preserve">node tk_cluster_monitor.js track </w:t>
-                            </w:r>
-                            <w:proofErr w:type="spellStart"/>
-                            <w:r>
-                              <w:rPr>
-                                <w:rFonts w:ascii="Cascadia Mono SemiBold" w:hAnsi="Cascadia Mono SemiBold" w:cs="Cascadia Mono SemiBold"/>
-                                <w:sz w:val="20"/>
-                                <w:szCs w:val="20"/>
-                              </w:rPr>
-                              <w:t>api</w:t>
-                            </w:r>
-                            <w:proofErr w:type="spellEnd"/>
-                            <w:r>
-                              <w:rPr>
-                                <w:rFonts w:ascii="Cascadia Mono SemiBold" w:hAnsi="Cascadia Mono SemiBold" w:cs="Cascadia Mono SemiBold"/>
-                                <w:sz w:val="20"/>
-                                <w:szCs w:val="20"/>
-                              </w:rPr>
-                              <w:t>-service 85</w:t>
+                              <w:t>node tk_cluster_monitor.js track api-service 85</w:t>
                             </w:r>
                           </w:p>
                           <w:p>
@@ -14453,25 +10522,7 @@
                                 <w:sz w:val="20"/>
                                 <w:szCs w:val="20"/>
                               </w:rPr>
-                              <w:t xml:space="preserve">node tk_cluster_monitor.js track </w:t>
-                            </w:r>
-                            <w:proofErr w:type="spellStart"/>
-                            <w:r>
-                              <w:rPr>
-                                <w:rFonts w:ascii="Cascadia Mono SemiBold" w:hAnsi="Cascadia Mono SemiBold" w:cs="Cascadia Mono SemiBold"/>
-                                <w:sz w:val="20"/>
-                                <w:szCs w:val="20"/>
-                              </w:rPr>
-                              <w:t>api</w:t>
-                            </w:r>
-                            <w:proofErr w:type="spellEnd"/>
-                            <w:r>
-                              <w:rPr>
-                                <w:rFonts w:ascii="Cascadia Mono SemiBold" w:hAnsi="Cascadia Mono SemiBold" w:cs="Cascadia Mono SemiBold"/>
-                                <w:sz w:val="20"/>
-                                <w:szCs w:val="20"/>
-                              </w:rPr>
-                              <w:t>-service 90</w:t>
+                              <w:t>node tk_cluster_monitor.js track api-service 90</w:t>
                             </w:r>
                           </w:p>
                           <w:p>
@@ -14489,25 +10540,7 @@
                                 <w:sz w:val="20"/>
                                 <w:szCs w:val="20"/>
                               </w:rPr>
-                              <w:t xml:space="preserve">node tk_cluster_monitor.js average </w:t>
-                            </w:r>
-                            <w:proofErr w:type="spellStart"/>
-                            <w:r>
-                              <w:rPr>
-                                <w:rFonts w:ascii="Cascadia Mono SemiBold" w:hAnsi="Cascadia Mono SemiBold" w:cs="Cascadia Mono SemiBold"/>
-                                <w:sz w:val="20"/>
-                                <w:szCs w:val="20"/>
-                              </w:rPr>
-                              <w:t>api</w:t>
-                            </w:r>
-                            <w:proofErr w:type="spellEnd"/>
-                            <w:r>
-                              <w:rPr>
-                                <w:rFonts w:ascii="Cascadia Mono SemiBold" w:hAnsi="Cascadia Mono SemiBold" w:cs="Cascadia Mono SemiBold"/>
-                                <w:sz w:val="20"/>
-                                <w:szCs w:val="20"/>
-                              </w:rPr>
-                              <w:t>-service</w:t>
+                              <w:t>node tk_cluster_monitor.js average api-service</w:t>
                             </w:r>
                           </w:p>
                           <w:p>
@@ -14550,7 +10583,7 @@
           </mc:Choice>
           <mc:Fallback>
             <w:pict>
-              <v:rect w14:anchorId="2503A5CF" id="_x0000_s1034" style="position:absolute;margin-left:0;margin-top:8.75pt;width:482.25pt;height:57.75pt;z-index:251679744;visibility:visible;mso-wrap-style:square;mso-width-percent:0;mso-height-percent:0;mso-wrap-distance-left:9pt;mso-wrap-distance-top:0;mso-wrap-distance-right:9pt;mso-wrap-distance-bottom:0;mso-position-horizontal:left;mso-position-horizontal-relative:margin;mso-position-vertical:absolute;mso-position-vertical-relative:text;mso-width-percent:0;mso-height-percent:0;mso-width-relative:margin;mso-height-relative:margin;v-text-anchor:middle" o:gfxdata="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" fillcolor="black [3213]" strokecolor="black [3213]" strokeweight="1pt">
+              <v:rect w14:anchorId="2503A5CF" id="_x0000_s1034" style="position:absolute;margin-left:0;margin-top:8.75pt;width:482.25pt;height:57.75pt;z-index:251679744;visibility:visible;mso-wrap-style:square;mso-width-percent:0;mso-height-percent:0;mso-wrap-distance-left:9pt;mso-wrap-distance-top:0;mso-wrap-distance-right:9pt;mso-wrap-distance-bottom:0;mso-position-horizontal:left;mso-position-horizontal-relative:margin;mso-position-vertical:absolute;mso-position-vertical-relative:text;mso-width-percent:0;mso-height-percent:0;mso-width-relative:margin;mso-height-relative:margin;v-text-anchor:middle" o:gfxdata="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" fillcolor="black [3213]" strokecolor="black [3213]" strokeweight="1pt">
                 <v:textbox>
                   <w:txbxContent>
                     <w:p>
@@ -14568,25 +10601,7 @@
                           <w:sz w:val="20"/>
                           <w:szCs w:val="20"/>
                         </w:rPr>
-                        <w:t xml:space="preserve">node tk_cluster_monitor.js track </w:t>
-                      </w:r>
-                      <w:proofErr w:type="spellStart"/>
-                      <w:r>
-                        <w:rPr>
-                          <w:rFonts w:ascii="Cascadia Mono SemiBold" w:hAnsi="Cascadia Mono SemiBold" w:cs="Cascadia Mono SemiBold"/>
-                          <w:sz w:val="20"/>
-                          <w:szCs w:val="20"/>
-                        </w:rPr>
-                        <w:t>api</w:t>
-                      </w:r>
-                      <w:proofErr w:type="spellEnd"/>
-                      <w:r>
-                        <w:rPr>
-                          <w:rFonts w:ascii="Cascadia Mono SemiBold" w:hAnsi="Cascadia Mono SemiBold" w:cs="Cascadia Mono SemiBold"/>
-                          <w:sz w:val="20"/>
-                          <w:szCs w:val="20"/>
-                        </w:rPr>
-                        <w:t>-service 85</w:t>
+                        <w:t>node tk_cluster_monitor.js track api-service 85</w:t>
                       </w:r>
                     </w:p>
                     <w:p>
@@ -14604,25 +10619,7 @@
                           <w:sz w:val="20"/>
                           <w:szCs w:val="20"/>
                         </w:rPr>
-                        <w:t xml:space="preserve">node tk_cluster_monitor.js track </w:t>
-                      </w:r>
-                      <w:proofErr w:type="spellStart"/>
-                      <w:r>
-                        <w:rPr>
-                          <w:rFonts w:ascii="Cascadia Mono SemiBold" w:hAnsi="Cascadia Mono SemiBold" w:cs="Cascadia Mono SemiBold"/>
-                          <w:sz w:val="20"/>
-                          <w:szCs w:val="20"/>
-                        </w:rPr>
-                        <w:t>api</w:t>
-                      </w:r>
-                      <w:proofErr w:type="spellEnd"/>
-                      <w:r>
-                        <w:rPr>
-                          <w:rFonts w:ascii="Cascadia Mono SemiBold" w:hAnsi="Cascadia Mono SemiBold" w:cs="Cascadia Mono SemiBold"/>
-                          <w:sz w:val="20"/>
-                          <w:szCs w:val="20"/>
-                        </w:rPr>
-                        <w:t>-service 90</w:t>
+                        <w:t>node tk_cluster_monitor.js track api-service 90</w:t>
                       </w:r>
                     </w:p>
                     <w:p>
@@ -14640,25 +10637,7 @@
                           <w:sz w:val="20"/>
                           <w:szCs w:val="20"/>
                         </w:rPr>
-                        <w:t xml:space="preserve">node tk_cluster_monitor.js average </w:t>
-                      </w:r>
-                      <w:proofErr w:type="spellStart"/>
-                      <w:r>
-                        <w:rPr>
-                          <w:rFonts w:ascii="Cascadia Mono SemiBold" w:hAnsi="Cascadia Mono SemiBold" w:cs="Cascadia Mono SemiBold"/>
-                          <w:sz w:val="20"/>
-                          <w:szCs w:val="20"/>
-                        </w:rPr>
-                        <w:t>api</w:t>
-                      </w:r>
-                      <w:proofErr w:type="spellEnd"/>
-                      <w:r>
-                        <w:rPr>
-                          <w:rFonts w:ascii="Cascadia Mono SemiBold" w:hAnsi="Cascadia Mono SemiBold" w:cs="Cascadia Mono SemiBold"/>
-                          <w:sz w:val="20"/>
-                          <w:szCs w:val="20"/>
-                        </w:rPr>
-                        <w:t>-service</w:t>
+                        <w:t>node tk_cluster_monitor.js average api-service</w:t>
                       </w:r>
                     </w:p>
                     <w:p>
@@ -14734,17 +10713,8 @@
           <w:b/>
           <w:bCs/>
         </w:rPr>
-        <w:t xml:space="preserve">Salida </w:t>
-      </w:r>
-      <w:proofErr w:type="spellStart"/>
-      <w:r>
-        <w:rPr>
-          <w:b/>
-          <w:bCs/>
-        </w:rPr>
-        <w:t>esperada</w:t>
-      </w:r>
-      <w:proofErr w:type="spellEnd"/>
+        <w:t>Salida esperada</w:t>
+      </w:r>
     </w:p>
     <w:p>
       <w:pPr>
@@ -14830,27 +10800,7 @@
                                 <w:szCs w:val="20"/>
                                 <w:lang w:val="es-ES"/>
                               </w:rPr>
-                              <w:t>Lectura registrada: api-</w:t>
-                            </w:r>
-                            <w:proofErr w:type="spellStart"/>
-                            <w:r>
-                              <w:rPr>
-                                <w:rFonts w:ascii="Cascadia Mono SemiBold" w:hAnsi="Cascadia Mono SemiBold" w:cs="Cascadia Mono SemiBold"/>
-                                <w:sz w:val="20"/>
-                                <w:szCs w:val="20"/>
-                                <w:lang w:val="es-ES"/>
-                              </w:rPr>
-                              <w:t>service</w:t>
-                            </w:r>
-                            <w:proofErr w:type="spellEnd"/>
-                            <w:r>
-                              <w:rPr>
-                                <w:rFonts w:ascii="Cascadia Mono SemiBold" w:hAnsi="Cascadia Mono SemiBold" w:cs="Cascadia Mono SemiBold"/>
-                                <w:sz w:val="20"/>
-                                <w:szCs w:val="20"/>
-                                <w:lang w:val="es-ES"/>
-                              </w:rPr>
-                              <w:t xml:space="preserve"> → 85%</w:t>
+                              <w:t>Lectura registrada: api-service → 85%</w:t>
                             </w:r>
                           </w:p>
                           <w:p>
@@ -14870,27 +10820,7 @@
                                 <w:szCs w:val="20"/>
                                 <w:lang w:val="es-ES"/>
                               </w:rPr>
-                              <w:t>Promedio api-</w:t>
-                            </w:r>
-                            <w:proofErr w:type="spellStart"/>
-                            <w:r>
-                              <w:rPr>
-                                <w:rFonts w:ascii="Cascadia Mono SemiBold" w:hAnsi="Cascadia Mono SemiBold" w:cs="Cascadia Mono SemiBold"/>
-                                <w:sz w:val="20"/>
-                                <w:szCs w:val="20"/>
-                                <w:lang w:val="es-ES"/>
-                              </w:rPr>
-                              <w:t>service</w:t>
-                            </w:r>
-                            <w:proofErr w:type="spellEnd"/>
-                            <w:r>
-                              <w:rPr>
-                                <w:rFonts w:ascii="Cascadia Mono SemiBold" w:hAnsi="Cascadia Mono SemiBold" w:cs="Cascadia Mono SemiBold"/>
-                                <w:sz w:val="20"/>
-                                <w:szCs w:val="20"/>
-                                <w:lang w:val="es-ES"/>
-                              </w:rPr>
-                              <w:t>: 87.5%</w:t>
+                              <w:t>Promedio api-service: 87.5%</w:t>
                             </w:r>
                           </w:p>
                           <w:p>
@@ -14921,27 +10851,7 @@
                                 <w:szCs w:val="20"/>
                                 <w:lang w:val="es-ES"/>
                               </w:rPr>
-                              <w:t xml:space="preserve">=== </w:t>
-                            </w:r>
-                            <w:proofErr w:type="gramStart"/>
-                            <w:r>
-                              <w:rPr>
-                                <w:rFonts w:ascii="Cascadia Mono SemiBold" w:hAnsi="Cascadia Mono SemiBold" w:cs="Cascadia Mono SemiBold"/>
-                                <w:sz w:val="20"/>
-                                <w:szCs w:val="20"/>
-                                <w:lang w:val="es-ES"/>
-                              </w:rPr>
-                              <w:t>CLUSTER</w:t>
-                            </w:r>
-                            <w:proofErr w:type="gramEnd"/>
-                            <w:r>
-                              <w:rPr>
-                                <w:rFonts w:ascii="Cascadia Mono SemiBold" w:hAnsi="Cascadia Mono SemiBold" w:cs="Cascadia Mono SemiBold"/>
-                                <w:sz w:val="20"/>
-                                <w:szCs w:val="20"/>
-                                <w:lang w:val="es-ES"/>
-                              </w:rPr>
-                              <w:t xml:space="preserve"> STATUS ===</w:t>
+                              <w:t>=== CLUSTER STATUS ===</w:t>
                             </w:r>
                           </w:p>
                           <w:p>
@@ -14961,38 +10871,7 @@
                                 <w:szCs w:val="20"/>
                                 <w:lang w:val="es-ES"/>
                               </w:rPr>
-                              <w:t>api-</w:t>
-                            </w:r>
-                            <w:proofErr w:type="spellStart"/>
-                            <w:proofErr w:type="gramStart"/>
-                            <w:r>
-                              <w:rPr>
-                                <w:rFonts w:ascii="Cascadia Mono SemiBold" w:hAnsi="Cascadia Mono SemiBold" w:cs="Cascadia Mono SemiBold"/>
-                                <w:sz w:val="20"/>
-                                <w:szCs w:val="20"/>
-                                <w:lang w:val="es-ES"/>
-                              </w:rPr>
-                              <w:t>service</w:t>
-                            </w:r>
-                            <w:proofErr w:type="spellEnd"/>
-                            <w:r>
-                              <w:rPr>
-                                <w:rFonts w:ascii="Cascadia Mono SemiBold" w:hAnsi="Cascadia Mono SemiBold" w:cs="Cascadia Mono SemiBold"/>
-                                <w:sz w:val="20"/>
-                                <w:szCs w:val="20"/>
-                                <w:lang w:val="es-ES"/>
-                              </w:rPr>
-                              <w:t xml:space="preserve">  |</w:t>
-                            </w:r>
-                            <w:proofErr w:type="gramEnd"/>
-                            <w:r>
-                              <w:rPr>
-                                <w:rFonts w:ascii="Cascadia Mono SemiBold" w:hAnsi="Cascadia Mono SemiBold" w:cs="Cascadia Mono SemiBold"/>
-                                <w:sz w:val="20"/>
-                                <w:szCs w:val="20"/>
-                                <w:lang w:val="es-ES"/>
-                              </w:rPr>
-                              <w:t xml:space="preserve"> Lecturas: 2 | Promedio: 87.5% | ALTO</w:t>
+                              <w:t>api-service  | Lecturas: 2 | Promedio: 87.5% | ALTO</w:t>
                             </w:r>
                           </w:p>
                           <w:p>
@@ -15005,7 +10884,6 @@
                                 <w:lang w:val="es-ES"/>
                               </w:rPr>
                             </w:pPr>
-                            <w:proofErr w:type="spellStart"/>
                             <w:r>
                               <w:rPr>
                                 <w:rFonts w:ascii="Cascadia Mono SemiBold" w:hAnsi="Cascadia Mono SemiBold" w:cs="Cascadia Mono SemiBold"/>
@@ -15013,17 +10891,7 @@
                                 <w:szCs w:val="20"/>
                                 <w:lang w:val="es-ES"/>
                               </w:rPr>
-                              <w:t>auth-service</w:t>
-                            </w:r>
-                            <w:proofErr w:type="spellEnd"/>
-                            <w:r>
-                              <w:rPr>
-                                <w:rFonts w:ascii="Cascadia Mono SemiBold" w:hAnsi="Cascadia Mono SemiBold" w:cs="Cascadia Mono SemiBold"/>
-                                <w:sz w:val="20"/>
-                                <w:szCs w:val="20"/>
-                                <w:lang w:val="es-ES"/>
-                              </w:rPr>
-                              <w:t xml:space="preserve"> | Lecturas: 3 | Promedio: 35%   | OK</w:t>
+                              <w:t>auth-service | Lecturas: 3 | Promedio: 35%   | OK</w:t>
                             </w:r>
                           </w:p>
                           <w:p>
@@ -15054,58 +10922,7 @@
                                 <w:szCs w:val="20"/>
                                 <w:lang w:val="es-ES"/>
                               </w:rPr>
-                              <w:t xml:space="preserve">Uso: </w:t>
-                            </w:r>
-                            <w:proofErr w:type="spellStart"/>
-                            <w:r>
-                              <w:rPr>
-                                <w:rFonts w:ascii="Cascadia Mono SemiBold" w:hAnsi="Cascadia Mono SemiBold" w:cs="Cascadia Mono SemiBold"/>
-                                <w:sz w:val="20"/>
-                                <w:szCs w:val="20"/>
-                                <w:lang w:val="es-ES"/>
-                              </w:rPr>
-                              <w:t>node</w:t>
-                            </w:r>
-                            <w:proofErr w:type="spellEnd"/>
-                            <w:r>
-                              <w:rPr>
-                                <w:rFonts w:ascii="Cascadia Mono SemiBold" w:hAnsi="Cascadia Mono SemiBold" w:cs="Cascadia Mono SemiBold"/>
-                                <w:sz w:val="20"/>
-                                <w:szCs w:val="20"/>
-                                <w:lang w:val="es-ES"/>
-                              </w:rPr>
-                              <w:t xml:space="preserve"> tk_cluster_monitor.js &lt;</w:t>
-                            </w:r>
-                            <w:proofErr w:type="spellStart"/>
-                            <w:r>
-                              <w:rPr>
-                                <w:rFonts w:ascii="Cascadia Mono SemiBold" w:hAnsi="Cascadia Mono SemiBold" w:cs="Cascadia Mono SemiBold"/>
-                                <w:sz w:val="20"/>
-                                <w:szCs w:val="20"/>
-                                <w:lang w:val="es-ES"/>
-                              </w:rPr>
-                              <w:t>track|average|</w:t>
-                            </w:r>
-                            <w:proofErr w:type="gramStart"/>
-                            <w:r>
-                              <w:rPr>
-                                <w:rFonts w:ascii="Cascadia Mono SemiBold" w:hAnsi="Cascadia Mono SemiBold" w:cs="Cascadia Mono SemiBold"/>
-                                <w:sz w:val="20"/>
-                                <w:szCs w:val="20"/>
-                                <w:lang w:val="es-ES"/>
-                              </w:rPr>
-                              <w:t>status</w:t>
-                            </w:r>
-                            <w:proofErr w:type="spellEnd"/>
-                            <w:proofErr w:type="gramEnd"/>
-                            <w:r>
-                              <w:rPr>
-                                <w:rFonts w:ascii="Cascadia Mono SemiBold" w:hAnsi="Cascadia Mono SemiBold" w:cs="Cascadia Mono SemiBold"/>
-                                <w:sz w:val="20"/>
-                                <w:szCs w:val="20"/>
-                                <w:lang w:val="es-ES"/>
-                              </w:rPr>
-                              <w:t>&gt;</w:t>
+                              <w:t>Uso: node tk_cluster_monitor.js &lt;track|average|status&gt;</w:t>
                             </w:r>
                           </w:p>
                           <w:p>
@@ -15135,6 +10952,7 @@
                                 <w:rFonts w:ascii="Cascadia Mono SemiBold" w:hAnsi="Cascadia Mono SemiBold" w:cs="Cascadia Mono SemiBold"/>
                                 <w:sz w:val="20"/>
                                 <w:szCs w:val="20"/>
+                                <w:lang w:val="es-ES"/>
                               </w:rPr>
                             </w:pPr>
                             <w:r>
@@ -15151,26 +10969,9 @@
                                 <w:rFonts w:ascii="Cascadia Mono SemiBold" w:hAnsi="Cascadia Mono SemiBold" w:cs="Cascadia Mono SemiBold"/>
                                 <w:sz w:val="20"/>
                                 <w:szCs w:val="20"/>
-                              </w:rPr>
-                              <w:t xml:space="preserve">node tk_cluster_monitor.js track </w:t>
-                            </w:r>
-                            <w:proofErr w:type="spellStart"/>
-                            <w:r>
-                              <w:rPr>
-                                <w:rFonts w:ascii="Cascadia Mono SemiBold" w:hAnsi="Cascadia Mono SemiBold" w:cs="Cascadia Mono SemiBold"/>
-                                <w:sz w:val="20"/>
-                                <w:szCs w:val="20"/>
-                              </w:rPr>
-                              <w:t>api</w:t>
-                            </w:r>
-                            <w:proofErr w:type="spellEnd"/>
-                            <w:r>
-                              <w:rPr>
-                                <w:rFonts w:ascii="Cascadia Mono SemiBold" w:hAnsi="Cascadia Mono SemiBold" w:cs="Cascadia Mono SemiBold"/>
-                                <w:sz w:val="20"/>
-                                <w:szCs w:val="20"/>
-                              </w:rPr>
-                              <w:t>-service 85</w:t>
+                                <w:lang w:val="es-ES"/>
+                              </w:rPr>
+                              <w:t>node tk_cluster_monitor.js track api-service 85</w:t>
                             </w:r>
                           </w:p>
                           <w:p>
@@ -15187,26 +10988,17 @@
                                 <w:rFonts w:ascii="Cascadia Mono SemiBold" w:hAnsi="Cascadia Mono SemiBold" w:cs="Cascadia Mono SemiBold"/>
                                 <w:sz w:val="20"/>
                                 <w:szCs w:val="20"/>
-                              </w:rPr>
-                              <w:t xml:space="preserve">    node tk_cluster_monitor.js average </w:t>
+                                <w:lang w:val="es-ES"/>
+                              </w:rPr>
+                              <w:t xml:space="preserve">    </w:t>
                             </w:r>
-                            <w:proofErr w:type="spellStart"/>
                             <w:r>
                               <w:rPr>
                                 <w:rFonts w:ascii="Cascadia Mono SemiBold" w:hAnsi="Cascadia Mono SemiBold" w:cs="Cascadia Mono SemiBold"/>
                                 <w:sz w:val="20"/>
                                 <w:szCs w:val="20"/>
                               </w:rPr>
-                              <w:t>api</w:t>
-                            </w:r>
-                            <w:proofErr w:type="spellEnd"/>
-                            <w:r>
-                              <w:rPr>
-                                <w:rFonts w:ascii="Cascadia Mono SemiBold" w:hAnsi="Cascadia Mono SemiBold" w:cs="Cascadia Mono SemiBold"/>
-                                <w:sz w:val="20"/>
-                                <w:szCs w:val="20"/>
-                              </w:rPr>
-                              <w:t>-service</w:t>
+                              <w:t>node tk_cluster_monitor.js average api-service</w:t>
                             </w:r>
                           </w:p>
                           <w:p>
@@ -15249,7 +11041,7 @@
           </mc:Choice>
           <mc:Fallback>
             <w:pict>
-              <v:rect w14:anchorId="641F232C" id="_x0000_s1035" style="position:absolute;margin-left:0;margin-top:8.75pt;width:482.25pt;height:159pt;z-index:251681792;visibility:visible;mso-wrap-style:square;mso-width-percent:0;mso-height-percent:0;mso-wrap-distance-left:9pt;mso-wrap-distance-top:0;mso-wrap-distance-right:9pt;mso-wrap-distance-bottom:0;mso-position-horizontal:left;mso-position-horizontal-relative:margin;mso-position-vertical:absolute;mso-position-vertical-relative:text;mso-width-percent:0;mso-height-percent:0;mso-width-relative:margin;mso-height-relative:margin;v-text-anchor:middle" o:gfxdata="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" fillcolor="black [3213]" strokecolor="black [3213]" strokeweight="1pt">
+              <v:rect w14:anchorId="641F232C" id="_x0000_s1035" style="position:absolute;margin-left:0;margin-top:8.75pt;width:482.25pt;height:159pt;z-index:251681792;visibility:visible;mso-wrap-style:square;mso-width-percent:0;mso-height-percent:0;mso-wrap-distance-left:9pt;mso-wrap-distance-top:0;mso-wrap-distance-right:9pt;mso-wrap-distance-bottom:0;mso-position-horizontal:left;mso-position-horizontal-relative:margin;mso-position-vertical:absolute;mso-position-vertical-relative:text;mso-width-percent:0;mso-height-percent:0;mso-width-relative:margin;mso-height-relative:margin;v-text-anchor:middle" o:gfxdata="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" fillcolor="black [3213]" strokecolor="black [3213]" strokeweight="1pt">
                 <v:textbox>
                   <w:txbxContent>
                     <w:p>
@@ -15269,27 +11061,7 @@
                           <w:szCs w:val="20"/>
                           <w:lang w:val="es-ES"/>
                         </w:rPr>
-                        <w:t>Lectura registrada: api-</w:t>
-                      </w:r>
-                      <w:proofErr w:type="spellStart"/>
-                      <w:r>
-                        <w:rPr>
-                          <w:rFonts w:ascii="Cascadia Mono SemiBold" w:hAnsi="Cascadia Mono SemiBold" w:cs="Cascadia Mono SemiBold"/>
-                          <w:sz w:val="20"/>
-                          <w:szCs w:val="20"/>
-                          <w:lang w:val="es-ES"/>
-                        </w:rPr>
-                        <w:t>service</w:t>
-                      </w:r>
-                      <w:proofErr w:type="spellEnd"/>
-                      <w:r>
-                        <w:rPr>
-                          <w:rFonts w:ascii="Cascadia Mono SemiBold" w:hAnsi="Cascadia Mono SemiBold" w:cs="Cascadia Mono SemiBold"/>
-                          <w:sz w:val="20"/>
-                          <w:szCs w:val="20"/>
-                          <w:lang w:val="es-ES"/>
-                        </w:rPr>
-                        <w:t xml:space="preserve"> → 85%</w:t>
+                        <w:t>Lectura registrada: api-service → 85%</w:t>
                       </w:r>
                     </w:p>
                     <w:p>
@@ -15309,27 +11081,7 @@
                           <w:szCs w:val="20"/>
                           <w:lang w:val="es-ES"/>
                         </w:rPr>
-                        <w:t>Promedio api-</w:t>
-                      </w:r>
-                      <w:proofErr w:type="spellStart"/>
-                      <w:r>
-                        <w:rPr>
-                          <w:rFonts w:ascii="Cascadia Mono SemiBold" w:hAnsi="Cascadia Mono SemiBold" w:cs="Cascadia Mono SemiBold"/>
-                          <w:sz w:val="20"/>
-                          <w:szCs w:val="20"/>
-                          <w:lang w:val="es-ES"/>
-                        </w:rPr>
-                        <w:t>service</w:t>
-                      </w:r>
-                      <w:proofErr w:type="spellEnd"/>
-                      <w:r>
-                        <w:rPr>
-                          <w:rFonts w:ascii="Cascadia Mono SemiBold" w:hAnsi="Cascadia Mono SemiBold" w:cs="Cascadia Mono SemiBold"/>
-                          <w:sz w:val="20"/>
-                          <w:szCs w:val="20"/>
-                          <w:lang w:val="es-ES"/>
-                        </w:rPr>
-                        <w:t>: 87.5%</w:t>
+                        <w:t>Promedio api-service: 87.5%</w:t>
                       </w:r>
                     </w:p>
                     <w:p>
@@ -15360,27 +11112,7 @@
                           <w:szCs w:val="20"/>
                           <w:lang w:val="es-ES"/>
                         </w:rPr>
-                        <w:t xml:space="preserve">=== </w:t>
-                      </w:r>
-                      <w:proofErr w:type="gramStart"/>
-                      <w:r>
-                        <w:rPr>
-                          <w:rFonts w:ascii="Cascadia Mono SemiBold" w:hAnsi="Cascadia Mono SemiBold" w:cs="Cascadia Mono SemiBold"/>
-                          <w:sz w:val="20"/>
-                          <w:szCs w:val="20"/>
-                          <w:lang w:val="es-ES"/>
-                        </w:rPr>
-                        <w:t>CLUSTER</w:t>
-                      </w:r>
-                      <w:proofErr w:type="gramEnd"/>
-                      <w:r>
-                        <w:rPr>
-                          <w:rFonts w:ascii="Cascadia Mono SemiBold" w:hAnsi="Cascadia Mono SemiBold" w:cs="Cascadia Mono SemiBold"/>
-                          <w:sz w:val="20"/>
-                          <w:szCs w:val="20"/>
-                          <w:lang w:val="es-ES"/>
-                        </w:rPr>
-                        <w:t xml:space="preserve"> STATUS ===</w:t>
+                        <w:t>=== CLUSTER STATUS ===</w:t>
                       </w:r>
                     </w:p>
                     <w:p>
@@ -15400,38 +11132,7 @@
                           <w:szCs w:val="20"/>
                           <w:lang w:val="es-ES"/>
                         </w:rPr>
-                        <w:t>api-</w:t>
-                      </w:r>
-                      <w:proofErr w:type="spellStart"/>
-                      <w:proofErr w:type="gramStart"/>
-                      <w:r>
-                        <w:rPr>
-                          <w:rFonts w:ascii="Cascadia Mono SemiBold" w:hAnsi="Cascadia Mono SemiBold" w:cs="Cascadia Mono SemiBold"/>
-                          <w:sz w:val="20"/>
-                          <w:szCs w:val="20"/>
-                          <w:lang w:val="es-ES"/>
-                        </w:rPr>
-                        <w:t>service</w:t>
-                      </w:r>
-                      <w:proofErr w:type="spellEnd"/>
-                      <w:r>
-                        <w:rPr>
-                          <w:rFonts w:ascii="Cascadia Mono SemiBold" w:hAnsi="Cascadia Mono SemiBold" w:cs="Cascadia Mono SemiBold"/>
-                          <w:sz w:val="20"/>
-                          <w:szCs w:val="20"/>
-                          <w:lang w:val="es-ES"/>
-                        </w:rPr>
-                        <w:t xml:space="preserve">  |</w:t>
-                      </w:r>
-                      <w:proofErr w:type="gramEnd"/>
-                      <w:r>
-                        <w:rPr>
-                          <w:rFonts w:ascii="Cascadia Mono SemiBold" w:hAnsi="Cascadia Mono SemiBold" w:cs="Cascadia Mono SemiBold"/>
-                          <w:sz w:val="20"/>
-                          <w:szCs w:val="20"/>
-                          <w:lang w:val="es-ES"/>
-                        </w:rPr>
-                        <w:t xml:space="preserve"> Lecturas: 2 | Promedio: 87.5% | ALTO</w:t>
+                        <w:t>api-service  | Lecturas: 2 | Promedio: 87.5% | ALTO</w:t>
                       </w:r>
                     </w:p>
                     <w:p>
@@ -15444,7 +11145,6 @@
                           <w:lang w:val="es-ES"/>
                         </w:rPr>
                       </w:pPr>
-                      <w:proofErr w:type="spellStart"/>
                       <w:r>
                         <w:rPr>
                           <w:rFonts w:ascii="Cascadia Mono SemiBold" w:hAnsi="Cascadia Mono SemiBold" w:cs="Cascadia Mono SemiBold"/>
@@ -15452,17 +11152,7 @@
                           <w:szCs w:val="20"/>
                           <w:lang w:val="es-ES"/>
                         </w:rPr>
-                        <w:t>auth-service</w:t>
-                      </w:r>
-                      <w:proofErr w:type="spellEnd"/>
-                      <w:r>
-                        <w:rPr>
-                          <w:rFonts w:ascii="Cascadia Mono SemiBold" w:hAnsi="Cascadia Mono SemiBold" w:cs="Cascadia Mono SemiBold"/>
-                          <w:sz w:val="20"/>
-                          <w:szCs w:val="20"/>
-                          <w:lang w:val="es-ES"/>
-                        </w:rPr>
-                        <w:t xml:space="preserve"> | Lecturas: 3 | Promedio: 35%   | OK</w:t>
+                        <w:t>auth-service | Lecturas: 3 | Promedio: 35%   | OK</w:t>
                       </w:r>
                     </w:p>
                     <w:p>
@@ -15493,58 +11183,7 @@
                           <w:szCs w:val="20"/>
                           <w:lang w:val="es-ES"/>
                         </w:rPr>
-                        <w:t xml:space="preserve">Uso: </w:t>
-                      </w:r>
-                      <w:proofErr w:type="spellStart"/>
-                      <w:r>
-                        <w:rPr>
-                          <w:rFonts w:ascii="Cascadia Mono SemiBold" w:hAnsi="Cascadia Mono SemiBold" w:cs="Cascadia Mono SemiBold"/>
-                          <w:sz w:val="20"/>
-                          <w:szCs w:val="20"/>
-                          <w:lang w:val="es-ES"/>
-                        </w:rPr>
-                        <w:t>node</w:t>
-                      </w:r>
-                      <w:proofErr w:type="spellEnd"/>
-                      <w:r>
-                        <w:rPr>
-                          <w:rFonts w:ascii="Cascadia Mono SemiBold" w:hAnsi="Cascadia Mono SemiBold" w:cs="Cascadia Mono SemiBold"/>
-                          <w:sz w:val="20"/>
-                          <w:szCs w:val="20"/>
-                          <w:lang w:val="es-ES"/>
-                        </w:rPr>
-                        <w:t xml:space="preserve"> tk_cluster_monitor.js &lt;</w:t>
-                      </w:r>
-                      <w:proofErr w:type="spellStart"/>
-                      <w:r>
-                        <w:rPr>
-                          <w:rFonts w:ascii="Cascadia Mono SemiBold" w:hAnsi="Cascadia Mono SemiBold" w:cs="Cascadia Mono SemiBold"/>
-                          <w:sz w:val="20"/>
-                          <w:szCs w:val="20"/>
-                          <w:lang w:val="es-ES"/>
-                        </w:rPr>
-                        <w:t>track|average|</w:t>
-                      </w:r>
-                      <w:proofErr w:type="gramStart"/>
-                      <w:r>
-                        <w:rPr>
-                          <w:rFonts w:ascii="Cascadia Mono SemiBold" w:hAnsi="Cascadia Mono SemiBold" w:cs="Cascadia Mono SemiBold"/>
-                          <w:sz w:val="20"/>
-                          <w:szCs w:val="20"/>
-                          <w:lang w:val="es-ES"/>
-                        </w:rPr>
-                        <w:t>status</w:t>
-                      </w:r>
-                      <w:proofErr w:type="spellEnd"/>
-                      <w:proofErr w:type="gramEnd"/>
-                      <w:r>
-                        <w:rPr>
-                          <w:rFonts w:ascii="Cascadia Mono SemiBold" w:hAnsi="Cascadia Mono SemiBold" w:cs="Cascadia Mono SemiBold"/>
-                          <w:sz w:val="20"/>
-                          <w:szCs w:val="20"/>
-                          <w:lang w:val="es-ES"/>
-                        </w:rPr>
-                        <w:t>&gt;</w:t>
+                        <w:t>Uso: node tk_cluster_monitor.js &lt;track|average|status&gt;</w:t>
                       </w:r>
                     </w:p>
                     <w:p>
@@ -15574,6 +11213,7 @@
                           <w:rFonts w:ascii="Cascadia Mono SemiBold" w:hAnsi="Cascadia Mono SemiBold" w:cs="Cascadia Mono SemiBold"/>
                           <w:sz w:val="20"/>
                           <w:szCs w:val="20"/>
+                          <w:lang w:val="es-ES"/>
                         </w:rPr>
                       </w:pPr>
                       <w:r>
@@ -15590,26 +11230,9 @@
                           <w:rFonts w:ascii="Cascadia Mono SemiBold" w:hAnsi="Cascadia Mono SemiBold" w:cs="Cascadia Mono SemiBold"/>
                           <w:sz w:val="20"/>
                           <w:szCs w:val="20"/>
-                        </w:rPr>
-                        <w:t xml:space="preserve">node tk_cluster_monitor.js track </w:t>
-                      </w:r>
-                      <w:proofErr w:type="spellStart"/>
-                      <w:r>
-                        <w:rPr>
-                          <w:rFonts w:ascii="Cascadia Mono SemiBold" w:hAnsi="Cascadia Mono SemiBold" w:cs="Cascadia Mono SemiBold"/>
-                          <w:sz w:val="20"/>
-                          <w:szCs w:val="20"/>
-                        </w:rPr>
-                        <w:t>api</w:t>
-                      </w:r>
-                      <w:proofErr w:type="spellEnd"/>
-                      <w:r>
-                        <w:rPr>
-                          <w:rFonts w:ascii="Cascadia Mono SemiBold" w:hAnsi="Cascadia Mono SemiBold" w:cs="Cascadia Mono SemiBold"/>
-                          <w:sz w:val="20"/>
-                          <w:szCs w:val="20"/>
-                        </w:rPr>
-                        <w:t>-service 85</w:t>
+                          <w:lang w:val="es-ES"/>
+                        </w:rPr>
+                        <w:t>node tk_cluster_monitor.js track api-service 85</w:t>
                       </w:r>
                     </w:p>
                     <w:p>
@@ -15626,26 +11249,17 @@
                           <w:rFonts w:ascii="Cascadia Mono SemiBold" w:hAnsi="Cascadia Mono SemiBold" w:cs="Cascadia Mono SemiBold"/>
                           <w:sz w:val="20"/>
                           <w:szCs w:val="20"/>
-                        </w:rPr>
-                        <w:t xml:space="preserve">    node tk_cluster_monitor.js average </w:t>
+                          <w:lang w:val="es-ES"/>
+                        </w:rPr>
+                        <w:t xml:space="preserve">    </w:t>
                       </w:r>
-                      <w:proofErr w:type="spellStart"/>
                       <w:r>
                         <w:rPr>
                           <w:rFonts w:ascii="Cascadia Mono SemiBold" w:hAnsi="Cascadia Mono SemiBold" w:cs="Cascadia Mono SemiBold"/>
                           <w:sz w:val="20"/>
                           <w:szCs w:val="20"/>
                         </w:rPr>
-                        <w:t>api</w:t>
-                      </w:r>
-                      <w:proofErr w:type="spellEnd"/>
-                      <w:r>
-                        <w:rPr>
-                          <w:rFonts w:ascii="Cascadia Mono SemiBold" w:hAnsi="Cascadia Mono SemiBold" w:cs="Cascadia Mono SemiBold"/>
-                          <w:sz w:val="20"/>
-                          <w:szCs w:val="20"/>
-                        </w:rPr>
-                        <w:t>-service</w:t>
+                        <w:t>node tk_cluster_monitor.js average api-service</w:t>
                       </w:r>
                     </w:p>
                     <w:p>
@@ -15909,7 +11523,6 @@
                                 <w:calendar w:val="gregorian"/>
                               </w:date>
                             </w:sdtPr>
-                            <w:sdtEndPr/>
                             <w:sdtContent>
                               <w:p>
                                 <w:pPr>
@@ -15984,7 +11597,6 @@
                           <w:calendar w:val="gregorian"/>
                         </w:date>
                       </w:sdtPr>
-                      <w:sdtEndPr/>
                       <w:sdtContent>
                         <w:p>
                           <w:pPr>
@@ -21947,6 +17559,7 @@
   <w:style w:type="character" w:default="1" w:styleId="Fuentedeprrafopredeter">
     <w:name w:val="Default Paragraph Font"/>
     <w:uiPriority w:val="1"/>
+    <w:semiHidden/>
     <w:unhideWhenUsed/>
   </w:style>
   <w:style w:type="table" w:default="1" w:styleId="Tablanormal">

--- a/Javascript/Js_docs/Module_03_js.docx
+++ b/Javascript/Js_docs/Module_03_js.docx
@@ -132,12 +132,14 @@
               <w:lang w:val="es-ES"/>
             </w:rPr>
           </w:pPr>
+          <w:proofErr w:type="spellStart"/>
           <w:r>
             <w:rPr>
               <w:lang w:val="es-ES"/>
             </w:rPr>
             <w:t>Contents</w:t>
           </w:r>
+          <w:proofErr w:type="spellEnd"/>
         </w:p>
         <w:p>
           <w:pPr>
@@ -163,7 +165,7 @@
           <w:r>
             <w:fldChar w:fldCharType="separate"/>
           </w:r>
-          <w:hyperlink w:anchor="_Toc234932817" w:history="1">
+          <w:hyperlink w:anchor="_Toc235011846" w:history="1">
             <w:r>
               <w:rPr>
                 <w:rStyle w:val="Hipervnculo"/>
@@ -206,7 +208,7 @@
                 <w:noProof/>
                 <w:webHidden/>
               </w:rPr>
-              <w:instrText xml:space="preserve"> PAGEREF _Toc234932817 \h </w:instrText>
+              <w:instrText xml:space="preserve"> PAGEREF _Toc235011846 \h </w:instrText>
             </w:r>
             <w:r>
               <w:rPr>
@@ -249,7 +251,7 @@
               <w:noProof/>
             </w:rPr>
           </w:pPr>
-          <w:hyperlink w:anchor="_Toc234932818" w:history="1">
+          <w:hyperlink w:anchor="_Toc235011847" w:history="1">
             <w:r>
               <w:rPr>
                 <w:rStyle w:val="Hipervnculo"/>
@@ -292,7 +294,7 @@
                 <w:noProof/>
                 <w:webHidden/>
               </w:rPr>
-              <w:instrText xml:space="preserve"> PAGEREF _Toc234932818 \h </w:instrText>
+              <w:instrText xml:space="preserve"> PAGEREF _Toc235011847 \h </w:instrText>
             </w:r>
             <w:r>
               <w:rPr>
@@ -335,7 +337,7 @@
               <w:noProof/>
             </w:rPr>
           </w:pPr>
-          <w:hyperlink w:anchor="_Toc234932819" w:history="1">
+          <w:hyperlink w:anchor="_Toc235011848" w:history="1">
             <w:r>
               <w:rPr>
                 <w:rStyle w:val="Hipervnculo"/>
@@ -396,7 +398,7 @@
                 <w:noProof/>
                 <w:webHidden/>
               </w:rPr>
-              <w:instrText xml:space="preserve"> PAGEREF _Toc234932819 \h </w:instrText>
+              <w:instrText xml:space="preserve"> PAGEREF _Toc235011848 \h </w:instrText>
             </w:r>
             <w:r>
               <w:rPr>
@@ -439,7 +441,7 @@
               <w:noProof/>
             </w:rPr>
           </w:pPr>
-          <w:hyperlink w:anchor="_Toc234932820" w:history="1">
+          <w:hyperlink w:anchor="_Toc235011849" w:history="1">
             <w:r>
               <w:rPr>
                 <w:rStyle w:val="Hipervnculo"/>
@@ -492,7 +494,7 @@
                 <w:noProof/>
                 <w:webHidden/>
               </w:rPr>
-              <w:instrText xml:space="preserve"> PAGEREF _Toc234932820 \h </w:instrText>
+              <w:instrText xml:space="preserve"> PAGEREF _Toc235011849 \h </w:instrText>
             </w:r>
             <w:r>
               <w:rPr>
@@ -535,7 +537,7 @@
               <w:noProof/>
             </w:rPr>
           </w:pPr>
-          <w:hyperlink w:anchor="_Toc234932821" w:history="1">
+          <w:hyperlink w:anchor="_Toc235011850" w:history="1">
             <w:r>
               <w:rPr>
                 <w:rStyle w:val="Hipervnculo"/>
@@ -596,7 +598,7 @@
                 <w:noProof/>
                 <w:webHidden/>
               </w:rPr>
-              <w:instrText xml:space="preserve"> PAGEREF _Toc234932821 \h </w:instrText>
+              <w:instrText xml:space="preserve"> PAGEREF _Toc235011850 \h </w:instrText>
             </w:r>
             <w:r>
               <w:rPr>
@@ -639,7 +641,7 @@
               <w:noProof/>
             </w:rPr>
           </w:pPr>
-          <w:hyperlink w:anchor="_Toc234932822" w:history="1">
+          <w:hyperlink w:anchor="_Toc235011851" w:history="1">
             <w:r>
               <w:rPr>
                 <w:rStyle w:val="Hipervnculo"/>
@@ -700,7 +702,7 @@
                 <w:noProof/>
                 <w:webHidden/>
               </w:rPr>
-              <w:instrText xml:space="preserve"> PAGEREF _Toc234932822 \h </w:instrText>
+              <w:instrText xml:space="preserve"> PAGEREF _Toc235011851 \h </w:instrText>
             </w:r>
             <w:r>
               <w:rPr>
@@ -743,13 +745,12 @@
               <w:noProof/>
             </w:rPr>
           </w:pPr>
-          <w:hyperlink w:anchor="_Toc234932823" w:history="1">
+          <w:hyperlink w:anchor="_Toc235011852" w:history="1">
             <w:r>
               <w:rPr>
                 <w:rStyle w:val="Hipervnculo"/>
                 <w:bCs/>
                 <w:noProof/>
-                <w:highlight w:val="yellow"/>
                 <w:lang w:val="es-ES"/>
               </w:rPr>
               <w:t>E.</w:t>
@@ -765,7 +766,6 @@
               <w:rPr>
                 <w:rStyle w:val="Hipervnculo"/>
                 <w:noProof/>
-                <w:highlight w:val="yellow"/>
                 <w:lang w:val="es-ES"/>
               </w:rPr>
               <w:t xml:space="preserve">Ejercicio </w:t>
@@ -775,27 +775,15 @@
                 <w:rStyle w:val="Hipervnculo"/>
                 <w:bCs/>
                 <w:noProof/>
-                <w:highlight w:val="yellow"/>
                 <w:lang w:val="es-ES"/>
               </w:rPr>
-              <w:t>04:</w:t>
+              <w:t xml:space="preserve">04: </w:t>
             </w:r>
             <w:r>
               <w:rPr>
                 <w:rStyle w:val="Hipervnculo"/>
                 <w:bCs/>
                 <w:noProof/>
-                <w:highlight w:val="yellow"/>
-                <w:lang w:val="es-ES"/>
-              </w:rPr>
-              <w:t xml:space="preserve"> </w:t>
-            </w:r>
-            <w:r>
-              <w:rPr>
-                <w:rStyle w:val="Hipervnculo"/>
-                <w:bCs/>
-                <w:noProof/>
-                <w:highlight w:val="yellow"/>
               </w:rPr>
               <w:t>El Ancestro Común</w:t>
             </w:r>
@@ -818,7 +806,7 @@
                 <w:noProof/>
                 <w:webHidden/>
               </w:rPr>
-              <w:instrText xml:space="preserve"> PAGEREF _Toc234932823 \h </w:instrText>
+              <w:instrText xml:space="preserve"> PAGEREF _Toc235011852 \h </w:instrText>
             </w:r>
             <w:r>
               <w:rPr>
@@ -861,7 +849,7 @@
               <w:noProof/>
             </w:rPr>
           </w:pPr>
-          <w:hyperlink w:anchor="_Toc234932824" w:history="1">
+          <w:hyperlink w:anchor="_Toc235011853" w:history="1">
             <w:r>
               <w:rPr>
                 <w:rStyle w:val="Hipervnculo"/>
@@ -893,7 +881,25 @@
                 <w:noProof/>
                 <w:lang w:val="es-ES"/>
               </w:rPr>
-              <w:t>05: La Herencia en Cadena</w:t>
+              <w:t>05: La Herenc</w:t>
+            </w:r>
+            <w:r>
+              <w:rPr>
+                <w:rStyle w:val="Hipervnculo"/>
+                <w:bCs/>
+                <w:noProof/>
+                <w:lang w:val="es-ES"/>
+              </w:rPr>
+              <w:t>i</w:t>
+            </w:r>
+            <w:r>
+              <w:rPr>
+                <w:rStyle w:val="Hipervnculo"/>
+                <w:bCs/>
+                <w:noProof/>
+                <w:lang w:val="es-ES"/>
+              </w:rPr>
+              <w:t>a en Cadena</w:t>
             </w:r>
             <w:r>
               <w:rPr>
@@ -914,7 +920,7 @@
                 <w:noProof/>
                 <w:webHidden/>
               </w:rPr>
-              <w:instrText xml:space="preserve"> PAGEREF _Toc234932824 \h </w:instrText>
+              <w:instrText xml:space="preserve"> PAGEREF _Toc235011853 \h </w:instrText>
             </w:r>
             <w:r>
               <w:rPr>
@@ -957,7 +963,7 @@
               <w:noProof/>
             </w:rPr>
           </w:pPr>
-          <w:hyperlink w:anchor="_Toc234932825" w:history="1">
+          <w:hyperlink w:anchor="_Toc235011854" w:history="1">
             <w:r>
               <w:rPr>
                 <w:rStyle w:val="Hipervnculo"/>
@@ -989,7 +995,7 @@
                 <w:noProof/>
                 <w:lang w:val="es-ES"/>
               </w:rPr>
-              <w:t xml:space="preserve">07: </w:t>
+              <w:t xml:space="preserve">06: </w:t>
             </w:r>
             <w:r>
               <w:rPr>
@@ -1018,7 +1024,7 @@
                 <w:noProof/>
                 <w:webHidden/>
               </w:rPr>
-              <w:instrText xml:space="preserve"> PAGEREF _Toc234932825 \h </w:instrText>
+              <w:instrText xml:space="preserve"> PAGEREF _Toc235011854 \h </w:instrText>
             </w:r>
             <w:r>
               <w:rPr>
@@ -1061,7 +1067,7 @@
               <w:noProof/>
             </w:rPr>
           </w:pPr>
-          <w:hyperlink w:anchor="_Toc234932826" w:history="1">
+          <w:hyperlink w:anchor="_Toc235011855" w:history="1">
             <w:r>
               <w:rPr>
                 <w:rStyle w:val="Hipervnculo"/>
@@ -1112,7 +1118,7 @@
                 <w:noProof/>
                 <w:webHidden/>
               </w:rPr>
-              <w:instrText xml:space="preserve"> PAGEREF _Toc234932826 \h </w:instrText>
+              <w:instrText xml:space="preserve"> PAGEREF _Toc235011855 \h </w:instrText>
             </w:r>
             <w:r>
               <w:rPr>
@@ -1256,7 +1262,49 @@
         <w:rPr>
           <w:lang w:val="es-ES"/>
         </w:rPr>
-        <w:t>El código debe ejecutarse en el entorno de Node.js (no dependas de APIs exclusivas de navegador como alert o window).</w:t>
+        <w:t xml:space="preserve">El código debe ejecutarse en el entorno de Node.js (no dependas de </w:t>
+      </w:r>
+      <w:proofErr w:type="spellStart"/>
+      <w:r>
+        <w:rPr>
+          <w:lang w:val="es-ES"/>
+        </w:rPr>
+        <w:t>APIs</w:t>
+      </w:r>
+      <w:proofErr w:type="spellEnd"/>
+      <w:r>
+        <w:rPr>
+          <w:lang w:val="es-ES"/>
+        </w:rPr>
+        <w:t xml:space="preserve"> exclusivas de navegador como </w:t>
+      </w:r>
+      <w:proofErr w:type="spellStart"/>
+      <w:r>
+        <w:rPr>
+          <w:lang w:val="es-ES"/>
+        </w:rPr>
+        <w:t>alert</w:t>
+      </w:r>
+      <w:proofErr w:type="spellEnd"/>
+      <w:r>
+        <w:rPr>
+          <w:lang w:val="es-ES"/>
+        </w:rPr>
+        <w:t xml:space="preserve"> o </w:t>
+      </w:r>
+      <w:proofErr w:type="spellStart"/>
+      <w:r>
+        <w:rPr>
+          <w:lang w:val="es-ES"/>
+        </w:rPr>
+        <w:t>window</w:t>
+      </w:r>
+      <w:proofErr w:type="spellEnd"/>
+      <w:r>
+        <w:rPr>
+          <w:lang w:val="es-ES"/>
+        </w:rPr>
+        <w:t>).</w:t>
       </w:r>
     </w:p>
     <w:p>
@@ -1290,7 +1338,21 @@
         <w:rPr>
           <w:lang w:val="es-ES"/>
         </w:rPr>
-        <w:t>Un archivo .js por ejercicio. Cada archivo debe contener la función solicitada (y sus funciones auxiliares si fueran necesarias).</w:t>
+        <w:t>Un archivo .</w:t>
+      </w:r>
+      <w:proofErr w:type="spellStart"/>
+      <w:r>
+        <w:rPr>
+          <w:lang w:val="es-ES"/>
+        </w:rPr>
+        <w:t>js</w:t>
+      </w:r>
+      <w:proofErr w:type="spellEnd"/>
+      <w:r>
+        <w:rPr>
+          <w:lang w:val="es-ES"/>
+        </w:rPr>
+        <w:t xml:space="preserve"> por ejercicio. Cada archivo debe contener la función solicitada (y sus funciones auxiliares si fueran necesarias).</w:t>
       </w:r>
     </w:p>
     <w:p>
@@ -1304,6 +1366,7 @@
           <w:lang w:val="es-ES"/>
         </w:rPr>
       </w:pPr>
+      <w:proofErr w:type="spellStart"/>
       <w:r>
         <w:rPr>
           <w:b/>
@@ -1312,13 +1375,38 @@
           <w:iCs/>
           <w:lang w:val="es-ES"/>
         </w:rPr>
-        <w:t>Linter Obligatorio:</w:t>
-      </w:r>
-      <w:r>
-        <w:rPr>
-          <w:lang w:val="es-ES"/>
-        </w:rPr>
-        <w:t xml:space="preserve"> ESLint con la configuración JavaScript St</w:t>
+        <w:t>Linter</w:t>
+      </w:r>
+      <w:proofErr w:type="spellEnd"/>
+      <w:r>
+        <w:rPr>
+          <w:b/>
+          <w:bCs/>
+          <w:i/>
+          <w:iCs/>
+          <w:lang w:val="es-ES"/>
+        </w:rPr>
+        <w:t xml:space="preserve"> Obligatorio:</w:t>
+      </w:r>
+      <w:r>
+        <w:rPr>
+          <w:lang w:val="es-ES"/>
+        </w:rPr>
+        <w:t xml:space="preserve"> </w:t>
+      </w:r>
+      <w:proofErr w:type="spellStart"/>
+      <w:r>
+        <w:rPr>
+          <w:lang w:val="es-ES"/>
+        </w:rPr>
+        <w:t>ESLint</w:t>
+      </w:r>
+      <w:proofErr w:type="spellEnd"/>
+      <w:r>
+        <w:rPr>
+          <w:lang w:val="es-ES"/>
+        </w:rPr>
+        <w:t xml:space="preserve"> con la configuración JavaScript St</w:t>
       </w:r>
       <w:r>
         <w:rPr>
@@ -1380,6 +1468,7 @@
         </w:rPr>
         <w:t xml:space="preserve"> y siguiendo el estándar de </w:t>
       </w:r>
+      <w:proofErr w:type="spellStart"/>
       <w:r>
         <w:rPr>
           <w:b/>
@@ -1388,6 +1477,7 @@
         </w:rPr>
         <w:t>JSDoc</w:t>
       </w:r>
+      <w:proofErr w:type="spellEnd"/>
       <w:r>
         <w:rPr>
           <w:lang w:val="es-ES"/>
@@ -1436,6 +1526,7 @@
         </w:rPr>
         <w:t xml:space="preserve">: </w:t>
       </w:r>
+      <w:proofErr w:type="spellStart"/>
       <w:r>
         <w:rPr>
           <w:rStyle w:val="CdigoHTML"/>
@@ -1446,6 +1537,7 @@
         </w:rPr>
         <w:t>snake_case</w:t>
       </w:r>
+      <w:proofErr w:type="spellEnd"/>
       <w:r>
         <w:rPr>
           <w:lang w:val="es-ES"/>
@@ -1490,6 +1582,7 @@
         </w:rPr>
         <w:t xml:space="preserve">: Deben comenzar con el prefijo </w:t>
       </w:r>
+      <w:proofErr w:type="spellStart"/>
       <w:r>
         <w:rPr>
           <w:rStyle w:val="CdigoHTML"/>
@@ -1498,14 +1591,9 @@
           <w:szCs w:val="24"/>
           <w:lang w:val="es-ES"/>
         </w:rPr>
-        <w:t>tk_</w:t>
-      </w:r>
-      <w:r>
-        <w:rPr>
-          <w:lang w:val="es-ES"/>
-        </w:rPr>
-        <w:t xml:space="preserve"> seguido de </w:t>
-      </w:r>
+        <w:t>tk</w:t>
+      </w:r>
+      <w:proofErr w:type="spellEnd"/>
       <w:r>
         <w:rPr>
           <w:rStyle w:val="CdigoHTML"/>
@@ -1514,14 +1602,15 @@
           <w:szCs w:val="24"/>
           <w:lang w:val="es-ES"/>
         </w:rPr>
-        <w:t>snake_case</w:t>
-      </w:r>
-      <w:r>
-        <w:rPr>
-          <w:lang w:val="es-ES"/>
-        </w:rPr>
-        <w:t xml:space="preserve"> o </w:t>
-      </w:r>
+        <w:t>_</w:t>
+      </w:r>
+      <w:r>
+        <w:rPr>
+          <w:lang w:val="es-ES"/>
+        </w:rPr>
+        <w:t xml:space="preserve"> seguido de </w:t>
+      </w:r>
+      <w:proofErr w:type="spellStart"/>
       <w:r>
         <w:rPr>
           <w:rStyle w:val="CdigoHTML"/>
@@ -1530,8 +1619,27 @@
           <w:szCs w:val="24"/>
           <w:lang w:val="es-ES"/>
         </w:rPr>
+        <w:t>snake_case</w:t>
+      </w:r>
+      <w:proofErr w:type="spellEnd"/>
+      <w:r>
+        <w:rPr>
+          <w:lang w:val="es-ES"/>
+        </w:rPr>
+        <w:t xml:space="preserve"> o </w:t>
+      </w:r>
+      <w:proofErr w:type="spellStart"/>
+      <w:r>
+        <w:rPr>
+          <w:rStyle w:val="CdigoHTML"/>
+          <w:rFonts w:asciiTheme="minorHAnsi" w:eastAsiaTheme="minorHAnsi" w:hAnsiTheme="minorHAnsi" w:cstheme="minorBidi"/>
+          <w:sz w:val="24"/>
+          <w:szCs w:val="24"/>
+          <w:lang w:val="es-ES"/>
+        </w:rPr>
         <w:t>camelCase</w:t>
       </w:r>
+      <w:proofErr w:type="spellEnd"/>
       <w:r>
         <w:rPr>
           <w:lang w:val="es-ES"/>
@@ -1560,6 +1668,7 @@
         </w:rPr>
         <w:t xml:space="preserve">: </w:t>
       </w:r>
+      <w:proofErr w:type="spellStart"/>
       <w:r>
         <w:rPr>
           <w:rStyle w:val="CdigoHTML"/>
@@ -1570,6 +1679,7 @@
         </w:rPr>
         <w:t>camelCase</w:t>
       </w:r>
+      <w:proofErr w:type="spellEnd"/>
       <w:r>
         <w:rPr>
           <w:lang w:val="es-ES"/>
@@ -1592,6 +1702,7 @@
         </w:rPr>
         <w:t xml:space="preserve">: </w:t>
       </w:r>
+      <w:proofErr w:type="spellStart"/>
       <w:r>
         <w:rPr>
           <w:rStyle w:val="CdigoHTML"/>
@@ -1602,6 +1713,7 @@
         </w:rPr>
         <w:t>PascalCase</w:t>
       </w:r>
+      <w:proofErr w:type="spellEnd"/>
       <w:r>
         <w:rPr>
           <w:lang w:val="es-ES"/>
@@ -1642,7 +1754,43 @@
           <w:bCs/>
           <w:lang w:val="es-ES"/>
         </w:rPr>
-        <w:t>Visual Studio Code (VS Code)</w:t>
+        <w:t xml:space="preserve">Visual Studio </w:t>
+      </w:r>
+      <w:proofErr w:type="spellStart"/>
+      <w:r>
+        <w:rPr>
+          <w:b/>
+          <w:bCs/>
+          <w:lang w:val="es-ES"/>
+        </w:rPr>
+        <w:t>Code</w:t>
+      </w:r>
+      <w:proofErr w:type="spellEnd"/>
+      <w:r>
+        <w:rPr>
+          <w:b/>
+          <w:bCs/>
+          <w:lang w:val="es-ES"/>
+        </w:rPr>
+        <w:t xml:space="preserve"> (VS </w:t>
+      </w:r>
+      <w:proofErr w:type="spellStart"/>
+      <w:r>
+        <w:rPr>
+          <w:b/>
+          <w:bCs/>
+          <w:lang w:val="es-ES"/>
+        </w:rPr>
+        <w:t>Code</w:t>
+      </w:r>
+      <w:proofErr w:type="spellEnd"/>
+      <w:r>
+        <w:rPr>
+          <w:b/>
+          <w:bCs/>
+          <w:lang w:val="es-ES"/>
+        </w:rPr>
+        <w:t>)</w:t>
       </w:r>
       <w:r>
         <w:rPr>
@@ -1650,6 +1798,7 @@
         </w:rPr>
         <w:t xml:space="preserve"> con las extensiones de </w:t>
       </w:r>
+      <w:proofErr w:type="spellStart"/>
       <w:r>
         <w:rPr>
           <w:i/>
@@ -1658,12 +1807,14 @@
         </w:rPr>
         <w:t>ESLint</w:t>
       </w:r>
+      <w:proofErr w:type="spellEnd"/>
       <w:r>
         <w:rPr>
           <w:lang w:val="es-ES"/>
         </w:rPr>
         <w:t xml:space="preserve"> y </w:t>
       </w:r>
+      <w:proofErr w:type="spellStart"/>
       <w:r>
         <w:rPr>
           <w:i/>
@@ -1672,6 +1823,7 @@
         </w:rPr>
         <w:t>Prettier</w:t>
       </w:r>
+      <w:proofErr w:type="spellEnd"/>
       <w:r>
         <w:rPr>
           <w:lang w:val="es-ES"/>
@@ -1682,8 +1834,30 @@
         <w:rPr>
           <w:lang w:val="es-ES"/>
         </w:rPr>
-        <w:t>, Cursor, WebStorm, etc</w:t>
-      </w:r>
+        <w:t xml:space="preserve">, Cursor, </w:t>
+      </w:r>
+      <w:proofErr w:type="spellStart"/>
+      <w:r>
+        <w:rPr>
+          <w:lang w:val="es-ES"/>
+        </w:rPr>
+        <w:t>WebStorm</w:t>
+      </w:r>
+      <w:proofErr w:type="spellEnd"/>
+      <w:r>
+        <w:rPr>
+          <w:lang w:val="es-ES"/>
+        </w:rPr>
+        <w:t xml:space="preserve">, </w:t>
+      </w:r>
+      <w:proofErr w:type="spellStart"/>
+      <w:r>
+        <w:rPr>
+          <w:lang w:val="es-ES"/>
+        </w:rPr>
+        <w:t>etc</w:t>
+      </w:r>
+      <w:proofErr w:type="spellEnd"/>
       <w:r>
         <w:rPr>
           <w:lang w:val="es-ES"/>
@@ -1708,13 +1882,53 @@
           <w:bCs/>
           <w:lang w:val="es-ES"/>
         </w:rPr>
-        <w:t>Entorno Kubernetes (Local):</w:t>
-      </w:r>
-      <w:r>
-        <w:rPr>
-          <w:lang w:val="es-ES"/>
-        </w:rPr>
-        <w:t xml:space="preserve"> Para los retos de infraestructura, el alumno necesita una forma de ejecutar los archivos .yaml. Recomienda instalar:</w:t>
+        <w:t xml:space="preserve">Entorno </w:t>
+      </w:r>
+      <w:proofErr w:type="spellStart"/>
+      <w:r>
+        <w:rPr>
+          <w:b/>
+          <w:bCs/>
+          <w:lang w:val="es-ES"/>
+        </w:rPr>
+        <w:t>Kubernetes</w:t>
+      </w:r>
+      <w:proofErr w:type="spellEnd"/>
+      <w:r>
+        <w:rPr>
+          <w:b/>
+          <w:bCs/>
+          <w:lang w:val="es-ES"/>
+        </w:rPr>
+        <w:t xml:space="preserve"> (Local):</w:t>
+      </w:r>
+      <w:r>
+        <w:rPr>
+          <w:lang w:val="es-ES"/>
+        </w:rPr>
+        <w:t xml:space="preserve"> Para los retos de infraestructura, el alumno necesita una forma de ejecutar los </w:t>
+      </w:r>
+      <w:proofErr w:type="gramStart"/>
+      <w:r>
+        <w:rPr>
+          <w:lang w:val="es-ES"/>
+        </w:rPr>
+        <w:t>archivos .</w:t>
+      </w:r>
+      <w:proofErr w:type="spellStart"/>
+      <w:r>
+        <w:rPr>
+          <w:lang w:val="es-ES"/>
+        </w:rPr>
+        <w:t>yaml</w:t>
+      </w:r>
+      <w:proofErr w:type="spellEnd"/>
+      <w:proofErr w:type="gramEnd"/>
+      <w:r>
+        <w:rPr>
+          <w:lang w:val="es-ES"/>
+        </w:rPr>
+        <w:t>. Recomienda instalar:</w:t>
       </w:r>
     </w:p>
     <w:p>
@@ -1733,8 +1947,21 @@
         <w:t>Docker Desktop</w:t>
       </w:r>
       <w:r>
-        <w:t xml:space="preserve"> (incluye K8s) o </w:t>
-      </w:r>
+        <w:t xml:space="preserve"> (</w:t>
+      </w:r>
+      <w:proofErr w:type="spellStart"/>
+      <w:r>
+        <w:t>incluye</w:t>
+      </w:r>
+      <w:proofErr w:type="spellEnd"/>
+      <w:r>
+        <w:t xml:space="preserve"> K8s) </w:t>
+      </w:r>
+      <w:proofErr w:type="gramStart"/>
+      <w:r>
+        <w:t xml:space="preserve">o </w:t>
+      </w:r>
+      <w:proofErr w:type="spellStart"/>
       <w:r>
         <w:rPr>
           <w:b/>
@@ -1742,6 +1969,8 @@
         </w:rPr>
         <w:t>Minikube</w:t>
       </w:r>
+      <w:proofErr w:type="spellEnd"/>
+      <w:proofErr w:type="gramEnd"/>
       <w:r>
         <w:t>.</w:t>
       </w:r>
@@ -1757,6 +1986,7 @@
           <w:lang w:val="es-ES"/>
         </w:rPr>
       </w:pPr>
+      <w:proofErr w:type="spellStart"/>
       <w:r>
         <w:rPr>
           <w:b/>
@@ -1765,6 +1995,7 @@
         </w:rPr>
         <w:t>kubectl</w:t>
       </w:r>
+      <w:proofErr w:type="spellEnd"/>
       <w:r>
         <w:rPr>
           <w:lang w:val="es-ES"/>
@@ -1789,41 +2020,91 @@
           <w:bCs/>
           <w:lang w:val="es-ES"/>
         </w:rPr>
-        <w:t>Extensión de VS Code:</w:t>
-      </w:r>
-      <w:r>
-        <w:rPr>
-          <w:lang w:val="es-ES"/>
-        </w:rPr>
-        <w:t xml:space="preserve"> Añadir la extensión de </w:t>
-      </w:r>
+        <w:t xml:space="preserve">Extensión de VS </w:t>
+      </w:r>
+      <w:proofErr w:type="spellStart"/>
       <w:r>
         <w:rPr>
           <w:b/>
           <w:bCs/>
           <w:lang w:val="es-ES"/>
         </w:rPr>
-        <w:t>"Kubernetes"</w:t>
-      </w:r>
-      <w:r>
-        <w:rPr>
-          <w:lang w:val="es-ES"/>
-        </w:rPr>
-        <w:t xml:space="preserve"> de Microsoft y </w:t>
-      </w:r>
+        <w:t>Code</w:t>
+      </w:r>
+      <w:proofErr w:type="spellEnd"/>
       <w:r>
         <w:rPr>
           <w:b/>
           <w:bCs/>
           <w:lang w:val="es-ES"/>
         </w:rPr>
+        <w:t>:</w:t>
+      </w:r>
+      <w:r>
+        <w:rPr>
+          <w:lang w:val="es-ES"/>
+        </w:rPr>
+        <w:t xml:space="preserve"> Añadir la extensión de </w:t>
+      </w:r>
+      <w:r>
+        <w:rPr>
+          <w:b/>
+          <w:bCs/>
+          <w:lang w:val="es-ES"/>
+        </w:rPr>
+        <w:t>"</w:t>
+      </w:r>
+      <w:proofErr w:type="spellStart"/>
+      <w:r>
+        <w:rPr>
+          <w:b/>
+          <w:bCs/>
+          <w:lang w:val="es-ES"/>
+        </w:rPr>
+        <w:t>Kubernetes</w:t>
+      </w:r>
+      <w:proofErr w:type="spellEnd"/>
+      <w:r>
+        <w:rPr>
+          <w:b/>
+          <w:bCs/>
+          <w:lang w:val="es-ES"/>
+        </w:rPr>
+        <w:t>"</w:t>
+      </w:r>
+      <w:r>
+        <w:rPr>
+          <w:lang w:val="es-ES"/>
+        </w:rPr>
+        <w:t xml:space="preserve"> de Microsoft y </w:t>
+      </w:r>
+      <w:r>
+        <w:rPr>
+          <w:b/>
+          <w:bCs/>
+          <w:lang w:val="es-ES"/>
+        </w:rPr>
         <w:t>"YAML"</w:t>
       </w:r>
       <w:r>
         <w:rPr>
           <w:lang w:val="es-ES"/>
         </w:rPr>
-        <w:t xml:space="preserve"> de Red Hat para evitar errores de sintaxis en los manifiestos.</w:t>
+        <w:t xml:space="preserve"> de Red </w:t>
+      </w:r>
+      <w:proofErr w:type="spellStart"/>
+      <w:r>
+        <w:rPr>
+          <w:lang w:val="es-ES"/>
+        </w:rPr>
+        <w:t>Hat</w:t>
+      </w:r>
+      <w:proofErr w:type="spellEnd"/>
+      <w:r>
+        <w:rPr>
+          <w:lang w:val="es-ES"/>
+        </w:rPr>
+        <w:t xml:space="preserve"> para evitar errores de sintaxis en los manifiestos.</w:t>
       </w:r>
     </w:p>
     <w:p>
@@ -1871,7 +2152,21 @@
         <w:rPr>
           <w:lang w:val="es-ES"/>
         </w:rPr>
-        <w:t xml:space="preserve"> node.</w:t>
+        <w:t xml:space="preserve"> </w:t>
+      </w:r>
+      <w:proofErr w:type="spellStart"/>
+      <w:r>
+        <w:rPr>
+          <w:lang w:val="es-ES"/>
+        </w:rPr>
+        <w:t>node</w:t>
+      </w:r>
+      <w:proofErr w:type="spellEnd"/>
+      <w:r>
+        <w:rPr>
+          <w:lang w:val="es-ES"/>
+        </w:rPr>
+        <w:t>.</w:t>
       </w:r>
     </w:p>
     <w:p>
@@ -1890,13 +2185,31 @@
           <w:bCs/>
         </w:rPr>
       </w:pPr>
+      <w:proofErr w:type="spellStart"/>
       <w:r>
         <w:rPr>
           <w:b/>
           <w:bCs/>
         </w:rPr>
-        <w:t>Entrega y Evaluación</w:t>
-      </w:r>
+        <w:t>Entrega</w:t>
+      </w:r>
+      <w:proofErr w:type="spellEnd"/>
+      <w:r>
+        <w:rPr>
+          <w:b/>
+          <w:bCs/>
+        </w:rPr>
+        <w:t xml:space="preserve"> y </w:t>
+      </w:r>
+      <w:proofErr w:type="spellStart"/>
+      <w:r>
+        <w:rPr>
+          <w:b/>
+          <w:bCs/>
+        </w:rPr>
+        <w:t>Evaluación</w:t>
+      </w:r>
+      <w:proofErr w:type="spellEnd"/>
     </w:p>
     <w:p>
       <w:pPr>
@@ -1906,8 +2219,29 @@
           <w:numId w:val="2"/>
         </w:numPr>
       </w:pPr>
-      <w:r>
-        <w:t>Entrega en repositorio Git.</w:t>
+      <w:proofErr w:type="spellStart"/>
+      <w:r>
+        <w:t>Entrega</w:t>
+      </w:r>
+      <w:proofErr w:type="spellEnd"/>
+      <w:r>
+        <w:t xml:space="preserve"> </w:t>
+      </w:r>
+      <w:proofErr w:type="spellStart"/>
+      <w:r>
+        <w:t>en</w:t>
+      </w:r>
+      <w:proofErr w:type="spellEnd"/>
+      <w:r>
+        <w:t xml:space="preserve"> </w:t>
+      </w:r>
+      <w:proofErr w:type="spellStart"/>
+      <w:r>
+        <w:t>repositorio</w:t>
+      </w:r>
+      <w:proofErr w:type="spellEnd"/>
+      <w:r>
+        <w:t xml:space="preserve"> Git.</w:t>
       </w:r>
     </w:p>
     <w:p>
@@ -1944,6 +2278,7 @@
           <w:lang w:val="es-ES"/>
         </w:rPr>
       </w:pPr>
+      <w:proofErr w:type="spellStart"/>
       <w:r>
         <w:rPr>
           <w:b/>
@@ -1952,13 +2287,62 @@
           <w:iCs/>
           <w:lang w:val="es-ES"/>
         </w:rPr>
-        <w:t>npm init -y</w:t>
-      </w:r>
-      <w:r>
-        <w:rPr>
-          <w:lang w:val="es-ES"/>
-        </w:rPr>
-        <w:t xml:space="preserve"> (Esto crea un archivo package.json que gestiona tus dependencias).</w:t>
+        <w:t>npm</w:t>
+      </w:r>
+      <w:proofErr w:type="spellEnd"/>
+      <w:r>
+        <w:rPr>
+          <w:b/>
+          <w:bCs/>
+          <w:i/>
+          <w:iCs/>
+          <w:lang w:val="es-ES"/>
+        </w:rPr>
+        <w:t xml:space="preserve"> </w:t>
+      </w:r>
+      <w:proofErr w:type="spellStart"/>
+      <w:r>
+        <w:rPr>
+          <w:b/>
+          <w:bCs/>
+          <w:i/>
+          <w:iCs/>
+          <w:lang w:val="es-ES"/>
+        </w:rPr>
+        <w:t>init</w:t>
+      </w:r>
+      <w:proofErr w:type="spellEnd"/>
+      <w:r>
+        <w:rPr>
+          <w:b/>
+          <w:bCs/>
+          <w:i/>
+          <w:iCs/>
+          <w:lang w:val="es-ES"/>
+        </w:rPr>
+        <w:t xml:space="preserve"> -y</w:t>
+      </w:r>
+      <w:r>
+        <w:rPr>
+          <w:lang w:val="es-ES"/>
+        </w:rPr>
+        <w:t xml:space="preserve"> (Esto crea un archivo </w:t>
+      </w:r>
+      <w:proofErr w:type="spellStart"/>
+      <w:proofErr w:type="gramStart"/>
+      <w:r>
+        <w:rPr>
+          <w:lang w:val="es-ES"/>
+        </w:rPr>
+        <w:t>package.json</w:t>
+      </w:r>
+      <w:proofErr w:type="spellEnd"/>
+      <w:proofErr w:type="gramEnd"/>
+      <w:r>
+        <w:rPr>
+          <w:lang w:val="es-ES"/>
+        </w:rPr>
+        <w:t xml:space="preserve"> que gestiona tus dependencias).</w:t>
       </w:r>
     </w:p>
     <w:p>
@@ -1972,6 +2356,7 @@
           <w:lang w:val="es-ES"/>
         </w:rPr>
       </w:pPr>
+      <w:proofErr w:type="spellStart"/>
       <w:r>
         <w:rPr>
           <w:b/>
@@ -1980,13 +2365,94 @@
           <w:iCs/>
           <w:lang w:val="es-ES"/>
         </w:rPr>
-        <w:t>npm install eslint --save-dev</w:t>
-      </w:r>
-      <w:r>
-        <w:rPr>
-          <w:lang w:val="es-ES"/>
-        </w:rPr>
-        <w:t xml:space="preserve"> (Instalamos ESLint localmente).</w:t>
+        <w:t>npm</w:t>
+      </w:r>
+      <w:proofErr w:type="spellEnd"/>
+      <w:r>
+        <w:rPr>
+          <w:b/>
+          <w:bCs/>
+          <w:i/>
+          <w:iCs/>
+          <w:lang w:val="es-ES"/>
+        </w:rPr>
+        <w:t xml:space="preserve"> </w:t>
+      </w:r>
+      <w:proofErr w:type="spellStart"/>
+      <w:r>
+        <w:rPr>
+          <w:b/>
+          <w:bCs/>
+          <w:i/>
+          <w:iCs/>
+          <w:lang w:val="es-ES"/>
+        </w:rPr>
+        <w:t>install</w:t>
+      </w:r>
+      <w:proofErr w:type="spellEnd"/>
+      <w:r>
+        <w:rPr>
+          <w:b/>
+          <w:bCs/>
+          <w:i/>
+          <w:iCs/>
+          <w:lang w:val="es-ES"/>
+        </w:rPr>
+        <w:t xml:space="preserve"> </w:t>
+      </w:r>
+      <w:proofErr w:type="spellStart"/>
+      <w:r>
+        <w:rPr>
+          <w:b/>
+          <w:bCs/>
+          <w:i/>
+          <w:iCs/>
+          <w:lang w:val="es-ES"/>
+        </w:rPr>
+        <w:t>eslint</w:t>
+      </w:r>
+      <w:proofErr w:type="spellEnd"/>
+      <w:r>
+        <w:rPr>
+          <w:b/>
+          <w:bCs/>
+          <w:i/>
+          <w:iCs/>
+          <w:lang w:val="es-ES"/>
+        </w:rPr>
+        <w:t xml:space="preserve"> --</w:t>
+      </w:r>
+      <w:proofErr w:type="spellStart"/>
+      <w:r>
+        <w:rPr>
+          <w:b/>
+          <w:bCs/>
+          <w:i/>
+          <w:iCs/>
+          <w:lang w:val="es-ES"/>
+        </w:rPr>
+        <w:t>save-dev</w:t>
+      </w:r>
+      <w:proofErr w:type="spellEnd"/>
+      <w:r>
+        <w:rPr>
+          <w:lang w:val="es-ES"/>
+        </w:rPr>
+        <w:t xml:space="preserve"> (Instalamos </w:t>
+      </w:r>
+      <w:proofErr w:type="spellStart"/>
+      <w:r>
+        <w:rPr>
+          <w:lang w:val="es-ES"/>
+        </w:rPr>
+        <w:t>ESLint</w:t>
+      </w:r>
+      <w:proofErr w:type="spellEnd"/>
+      <w:r>
+        <w:rPr>
+          <w:lang w:val="es-ES"/>
+        </w:rPr>
+        <w:t xml:space="preserve"> localmente).</w:t>
       </w:r>
     </w:p>
     <w:p>
@@ -2000,6 +2466,7 @@
           <w:lang w:val="es-ES"/>
         </w:rPr>
       </w:pPr>
+      <w:proofErr w:type="spellStart"/>
       <w:r>
         <w:rPr>
           <w:b/>
@@ -2008,27 +2475,10 @@
           <w:iCs/>
           <w:lang w:val="es-ES"/>
         </w:rPr>
-        <w:t>npx eslint --init</w:t>
-      </w:r>
-      <w:r>
-        <w:rPr>
-          <w:lang w:val="es-ES"/>
-        </w:rPr>
-        <w:t xml:space="preserve"> (Responde a las preguntas: elige "To check syntax, find problems, and enforce code style", y selecciona "Google" cuando te pregunte por la guía de estilo).</w:t>
-      </w:r>
-    </w:p>
-    <w:p>
-      <w:pPr>
-        <w:pStyle w:val="Sinespaciado"/>
-        <w:rPr>
-          <w:lang w:val="es-ES"/>
-        </w:rPr>
-      </w:pPr>
-    </w:p>
-    <w:p>
-      <w:pPr>
-        <w:pStyle w:val="Sinespaciado"/>
-        <w:pageBreakBefore/>
+        <w:t>npx</w:t>
+      </w:r>
+      <w:proofErr w:type="spellEnd"/>
+      <w:r>
         <w:rPr>
           <w:b/>
           <w:bCs/>
@@ -2036,7 +2486,9 @@
           <w:iCs/>
           <w:lang w:val="es-ES"/>
         </w:rPr>
-      </w:pPr>
+        <w:t xml:space="preserve"> </w:t>
+      </w:r>
+      <w:proofErr w:type="spellStart"/>
       <w:r>
         <w:rPr>
           <w:b/>
@@ -2045,6 +2497,178 @@
           <w:iCs/>
           <w:lang w:val="es-ES"/>
         </w:rPr>
+        <w:t>eslint</w:t>
+      </w:r>
+      <w:proofErr w:type="spellEnd"/>
+      <w:r>
+        <w:rPr>
+          <w:b/>
+          <w:bCs/>
+          <w:i/>
+          <w:iCs/>
+          <w:lang w:val="es-ES"/>
+        </w:rPr>
+        <w:t xml:space="preserve"> --</w:t>
+      </w:r>
+      <w:proofErr w:type="spellStart"/>
+      <w:r>
+        <w:rPr>
+          <w:b/>
+          <w:bCs/>
+          <w:i/>
+          <w:iCs/>
+          <w:lang w:val="es-ES"/>
+        </w:rPr>
+        <w:t>init</w:t>
+      </w:r>
+      <w:proofErr w:type="spellEnd"/>
+      <w:r>
+        <w:rPr>
+          <w:lang w:val="es-ES"/>
+        </w:rPr>
+        <w:t xml:space="preserve"> (Responde a las preguntas: elige "</w:t>
+      </w:r>
+      <w:proofErr w:type="spellStart"/>
+      <w:r>
+        <w:rPr>
+          <w:lang w:val="es-ES"/>
+        </w:rPr>
+        <w:t>To</w:t>
+      </w:r>
+      <w:proofErr w:type="spellEnd"/>
+      <w:r>
+        <w:rPr>
+          <w:lang w:val="es-ES"/>
+        </w:rPr>
+        <w:t xml:space="preserve"> </w:t>
+      </w:r>
+      <w:proofErr w:type="spellStart"/>
+      <w:r>
+        <w:rPr>
+          <w:lang w:val="es-ES"/>
+        </w:rPr>
+        <w:t>check</w:t>
+      </w:r>
+      <w:proofErr w:type="spellEnd"/>
+      <w:r>
+        <w:rPr>
+          <w:lang w:val="es-ES"/>
+        </w:rPr>
+        <w:t xml:space="preserve"> </w:t>
+      </w:r>
+      <w:proofErr w:type="spellStart"/>
+      <w:r>
+        <w:rPr>
+          <w:lang w:val="es-ES"/>
+        </w:rPr>
+        <w:t>syntax</w:t>
+      </w:r>
+      <w:proofErr w:type="spellEnd"/>
+      <w:r>
+        <w:rPr>
+          <w:lang w:val="es-ES"/>
+        </w:rPr>
+        <w:t xml:space="preserve">, </w:t>
+      </w:r>
+      <w:proofErr w:type="spellStart"/>
+      <w:r>
+        <w:rPr>
+          <w:lang w:val="es-ES"/>
+        </w:rPr>
+        <w:t>find</w:t>
+      </w:r>
+      <w:proofErr w:type="spellEnd"/>
+      <w:r>
+        <w:rPr>
+          <w:lang w:val="es-ES"/>
+        </w:rPr>
+        <w:t xml:space="preserve"> </w:t>
+      </w:r>
+      <w:proofErr w:type="spellStart"/>
+      <w:r>
+        <w:rPr>
+          <w:lang w:val="es-ES"/>
+        </w:rPr>
+        <w:t>problems</w:t>
+      </w:r>
+      <w:proofErr w:type="spellEnd"/>
+      <w:r>
+        <w:rPr>
+          <w:lang w:val="es-ES"/>
+        </w:rPr>
+        <w:t xml:space="preserve">, and </w:t>
+      </w:r>
+      <w:proofErr w:type="spellStart"/>
+      <w:r>
+        <w:rPr>
+          <w:lang w:val="es-ES"/>
+        </w:rPr>
+        <w:t>enforce</w:t>
+      </w:r>
+      <w:proofErr w:type="spellEnd"/>
+      <w:r>
+        <w:rPr>
+          <w:lang w:val="es-ES"/>
+        </w:rPr>
+        <w:t xml:space="preserve"> </w:t>
+      </w:r>
+      <w:proofErr w:type="spellStart"/>
+      <w:r>
+        <w:rPr>
+          <w:lang w:val="es-ES"/>
+        </w:rPr>
+        <w:t>code</w:t>
+      </w:r>
+      <w:proofErr w:type="spellEnd"/>
+      <w:r>
+        <w:rPr>
+          <w:lang w:val="es-ES"/>
+        </w:rPr>
+        <w:t xml:space="preserve"> </w:t>
+      </w:r>
+      <w:proofErr w:type="spellStart"/>
+      <w:r>
+        <w:rPr>
+          <w:lang w:val="es-ES"/>
+        </w:rPr>
+        <w:t>style</w:t>
+      </w:r>
+      <w:proofErr w:type="spellEnd"/>
+      <w:r>
+        <w:rPr>
+          <w:lang w:val="es-ES"/>
+        </w:rPr>
+        <w:t>", y selecciona "Google" cuando te pregunte por la guía de estilo).</w:t>
+      </w:r>
+    </w:p>
+    <w:p>
+      <w:pPr>
+        <w:pStyle w:val="Sinespaciado"/>
+        <w:rPr>
+          <w:lang w:val="es-ES"/>
+        </w:rPr>
+      </w:pPr>
+    </w:p>
+    <w:p>
+      <w:pPr>
+        <w:pStyle w:val="Sinespaciado"/>
+        <w:pageBreakBefore/>
+        <w:rPr>
+          <w:b/>
+          <w:bCs/>
+          <w:i/>
+          <w:iCs/>
+          <w:lang w:val="es-ES"/>
+        </w:rPr>
+      </w:pPr>
+      <w:r>
+        <w:rPr>
+          <w:b/>
+          <w:bCs/>
+          <w:i/>
+          <w:iCs/>
+          <w:lang w:val="es-ES"/>
+        </w:rPr>
         <w:lastRenderedPageBreak/>
         <w:t>Tutorial de Instalación</w:t>
       </w:r>
@@ -2068,59 +2692,64 @@
           <w:szCs w:val="18"/>
           <w:lang w:val="es-ES"/>
         </w:rPr>
-        <w:t>XXXX&gt; npx eslint --init</w:t>
-      </w:r>
-    </w:p>
-    <w:p>
-      <w:pPr>
-        <w:pStyle w:val="Sinespaciado"/>
+        <w:t xml:space="preserve">XXXX&gt; </w:t>
+      </w:r>
+      <w:proofErr w:type="spellStart"/>
+      <w:r>
         <w:rPr>
           <w:i/>
           <w:iCs/>
           <w:sz w:val="18"/>
           <w:szCs w:val="18"/>
-        </w:rPr>
-      </w:pPr>
+          <w:lang w:val="es-ES"/>
+        </w:rPr>
+        <w:t>npx</w:t>
+      </w:r>
+      <w:proofErr w:type="spellEnd"/>
       <w:r>
         <w:rPr>
           <w:i/>
           <w:iCs/>
           <w:sz w:val="18"/>
           <w:szCs w:val="18"/>
-        </w:rPr>
-        <w:t>You can also run this command directly using 'npm init @eslint/config@latest'.</w:t>
-      </w:r>
-    </w:p>
-    <w:p>
-      <w:pPr>
-        <w:pStyle w:val="Sinespaciado"/>
+          <w:lang w:val="es-ES"/>
+        </w:rPr>
+        <w:t xml:space="preserve"> </w:t>
+      </w:r>
+      <w:proofErr w:type="spellStart"/>
+      <w:r>
         <w:rPr>
           <w:i/>
           <w:iCs/>
           <w:sz w:val="18"/>
           <w:szCs w:val="18"/>
-        </w:rPr>
-      </w:pPr>
-    </w:p>
-    <w:p>
-      <w:pPr>
-        <w:pStyle w:val="Sinespaciado"/>
+          <w:lang w:val="es-ES"/>
+        </w:rPr>
+        <w:t>eslint</w:t>
+      </w:r>
+      <w:proofErr w:type="spellEnd"/>
+      <w:r>
         <w:rPr>
           <w:i/>
           <w:iCs/>
           <w:sz w:val="18"/>
           <w:szCs w:val="18"/>
-        </w:rPr>
-      </w:pPr>
+          <w:lang w:val="es-ES"/>
+        </w:rPr>
+        <w:t xml:space="preserve"> --</w:t>
+      </w:r>
+      <w:proofErr w:type="spellStart"/>
       <w:r>
         <w:rPr>
           <w:i/>
           <w:iCs/>
           <w:sz w:val="18"/>
           <w:szCs w:val="18"/>
-        </w:rPr>
-        <w:t>&gt; js_module_00@1.0.0 npx</w:t>
-      </w:r>
+          <w:lang w:val="es-ES"/>
+        </w:rPr>
+        <w:t>init</w:t>
+      </w:r>
+      <w:proofErr w:type="spellEnd"/>
     </w:p>
     <w:p>
       <w:pPr>
@@ -2139,30 +2768,29 @@
           <w:sz w:val="18"/>
           <w:szCs w:val="18"/>
         </w:rPr>
-        <w:t>&gt; create-config</w:t>
-      </w:r>
-    </w:p>
-    <w:p>
-      <w:pPr>
-        <w:pStyle w:val="Sinespaciado"/>
+        <w:t>You can also run this command directly using '</w:t>
+      </w:r>
+      <w:proofErr w:type="spellStart"/>
+      <w:r>
         <w:rPr>
           <w:i/>
           <w:iCs/>
           <w:sz w:val="18"/>
           <w:szCs w:val="18"/>
         </w:rPr>
-      </w:pPr>
-    </w:p>
-    <w:p>
-      <w:pPr>
-        <w:pStyle w:val="Sinespaciado"/>
+        <w:t>npm</w:t>
+      </w:r>
+      <w:proofErr w:type="spellEnd"/>
+      <w:r>
         <w:rPr>
           <w:i/>
           <w:iCs/>
           <w:sz w:val="18"/>
           <w:szCs w:val="18"/>
         </w:rPr>
-      </w:pPr>
+        <w:t xml:space="preserve"> </w:t>
+      </w:r>
+      <w:proofErr w:type="spellStart"/>
       <w:r>
         <w:rPr>
           <w:i/>
@@ -2170,28 +2798,144 @@
           <w:sz w:val="18"/>
           <w:szCs w:val="18"/>
         </w:rPr>
-        <w:t>@eslint/create-config: v2.0.0</w:t>
-      </w:r>
-    </w:p>
-    <w:p>
-      <w:pPr>
-        <w:pStyle w:val="Sinespaciado"/>
+        <w:t>init</w:t>
+      </w:r>
+      <w:proofErr w:type="spellEnd"/>
+      <w:r>
         <w:rPr>
           <w:i/>
           <w:iCs/>
           <w:sz w:val="18"/>
           <w:szCs w:val="18"/>
         </w:rPr>
-      </w:pPr>
-      <w:r>
+        <w:t xml:space="preserve"> @eslint/config@latest'.</w:t>
+      </w:r>
+    </w:p>
+    <w:p>
+      <w:pPr>
+        <w:pStyle w:val="Sinespaciado"/>
         <w:rPr>
           <w:i/>
           <w:iCs/>
           <w:sz w:val="18"/>
           <w:szCs w:val="18"/>
         </w:rPr>
+      </w:pPr>
+    </w:p>
+    <w:p>
+      <w:pPr>
+        <w:pStyle w:val="Sinespaciado"/>
+        <w:rPr>
+          <w:i/>
+          <w:iCs/>
+          <w:sz w:val="18"/>
+          <w:szCs w:val="18"/>
+        </w:rPr>
+      </w:pPr>
+      <w:r>
+        <w:rPr>
+          <w:i/>
+          <w:iCs/>
+          <w:sz w:val="18"/>
+          <w:szCs w:val="18"/>
+        </w:rPr>
+        <w:t xml:space="preserve">&gt; js_module_00@1.0.0 </w:t>
+      </w:r>
+      <w:proofErr w:type="spellStart"/>
+      <w:r>
+        <w:rPr>
+          <w:i/>
+          <w:iCs/>
+          <w:sz w:val="18"/>
+          <w:szCs w:val="18"/>
+        </w:rPr>
+        <w:t>npx</w:t>
+      </w:r>
+      <w:proofErr w:type="spellEnd"/>
+    </w:p>
+    <w:p>
+      <w:pPr>
+        <w:pStyle w:val="Sinespaciado"/>
+        <w:rPr>
+          <w:i/>
+          <w:iCs/>
+          <w:sz w:val="18"/>
+          <w:szCs w:val="18"/>
+        </w:rPr>
+      </w:pPr>
+      <w:r>
+        <w:rPr>
+          <w:i/>
+          <w:iCs/>
+          <w:sz w:val="18"/>
+          <w:szCs w:val="18"/>
+        </w:rPr>
+        <w:t>&gt; create-config</w:t>
+      </w:r>
+    </w:p>
+    <w:p>
+      <w:pPr>
+        <w:pStyle w:val="Sinespaciado"/>
+        <w:rPr>
+          <w:i/>
+          <w:iCs/>
+          <w:sz w:val="18"/>
+          <w:szCs w:val="18"/>
+        </w:rPr>
+      </w:pPr>
+    </w:p>
+    <w:p>
+      <w:pPr>
+        <w:pStyle w:val="Sinespaciado"/>
+        <w:rPr>
+          <w:i/>
+          <w:iCs/>
+          <w:sz w:val="18"/>
+          <w:szCs w:val="18"/>
+        </w:rPr>
+      </w:pPr>
+      <w:proofErr w:type="gramStart"/>
+      <w:r>
+        <w:rPr>
+          <w:i/>
+          <w:iCs/>
+          <w:sz w:val="18"/>
+          <w:szCs w:val="18"/>
+        </w:rPr>
+        <w:t>@eslint</w:t>
+      </w:r>
+      <w:proofErr w:type="gramEnd"/>
+      <w:r>
+        <w:rPr>
+          <w:i/>
+          <w:iCs/>
+          <w:sz w:val="18"/>
+          <w:szCs w:val="18"/>
+        </w:rPr>
+        <w:t>/create-config: v2.0.0</w:t>
+      </w:r>
+    </w:p>
+    <w:p>
+      <w:pPr>
+        <w:pStyle w:val="Sinespaciado"/>
+        <w:rPr>
+          <w:i/>
+          <w:iCs/>
+          <w:sz w:val="18"/>
+          <w:szCs w:val="18"/>
+        </w:rPr>
+      </w:pPr>
+      <w:r>
+        <w:rPr>
+          <w:i/>
+          <w:iCs/>
+          <w:sz w:val="18"/>
+          <w:szCs w:val="18"/>
+        </w:rPr>
         <w:t xml:space="preserve">√ What do you want to lint? · </w:t>
       </w:r>
+      <w:proofErr w:type="spellStart"/>
+      <w:proofErr w:type="gramStart"/>
       <w:r>
         <w:rPr>
           <w:b/>
@@ -2203,6 +2947,8 @@
         </w:rPr>
         <w:t>javascript</w:t>
       </w:r>
+      <w:proofErr w:type="spellEnd"/>
+      <w:proofErr w:type="gramEnd"/>
     </w:p>
     <w:p>
       <w:pPr>
@@ -2221,8 +2967,29 @@
           <w:sz w:val="18"/>
           <w:szCs w:val="18"/>
         </w:rPr>
-        <w:t xml:space="preserve">√ How would you like to use ESLint? · </w:t>
-      </w:r>
+        <w:t xml:space="preserve">√ How would you like to use </w:t>
+      </w:r>
+      <w:proofErr w:type="spellStart"/>
+      <w:r>
+        <w:rPr>
+          <w:i/>
+          <w:iCs/>
+          <w:sz w:val="18"/>
+          <w:szCs w:val="18"/>
+        </w:rPr>
+        <w:t>ESLint</w:t>
+      </w:r>
+      <w:proofErr w:type="spellEnd"/>
+      <w:r>
+        <w:rPr>
+          <w:i/>
+          <w:iCs/>
+          <w:sz w:val="18"/>
+          <w:szCs w:val="18"/>
+        </w:rPr>
+        <w:t xml:space="preserve">? · </w:t>
+      </w:r>
+      <w:proofErr w:type="gramStart"/>
       <w:r>
         <w:rPr>
           <w:b/>
@@ -2234,6 +3001,7 @@
         </w:rPr>
         <w:t>problems</w:t>
       </w:r>
+      <w:proofErr w:type="gramEnd"/>
     </w:p>
     <w:p>
       <w:pPr>
@@ -2296,6 +3064,7 @@
         </w:rPr>
         <w:t xml:space="preserve">√ Which framework does your project use? · </w:t>
       </w:r>
+      <w:proofErr w:type="gramStart"/>
       <w:r>
         <w:rPr>
           <w:b/>
@@ -2305,6 +3074,7 @@
         </w:rPr>
         <w:t>none</w:t>
       </w:r>
+      <w:proofErr w:type="gramEnd"/>
     </w:p>
     <w:p>
       <w:pPr>
@@ -2365,6 +3135,7 @@
         </w:rPr>
         <w:t xml:space="preserve">√ Where does your code run? · </w:t>
       </w:r>
+      <w:proofErr w:type="gramStart"/>
       <w:r>
         <w:rPr>
           <w:b/>
@@ -2376,6 +3147,7 @@
         </w:rPr>
         <w:t>node</w:t>
       </w:r>
+      <w:proofErr w:type="gramEnd"/>
     </w:p>
     <w:p>
       <w:pPr>
@@ -2387,6 +3159,7 @@
           <w:szCs w:val="18"/>
         </w:rPr>
       </w:pPr>
+      <w:proofErr w:type="spellStart"/>
       <w:r>
         <w:rPr>
           <w:i/>
@@ -2394,30 +3167,29 @@
           <w:sz w:val="18"/>
           <w:szCs w:val="18"/>
         </w:rPr>
-        <w:t>i The config that you've selected requires the following dependencies:</w:t>
-      </w:r>
-    </w:p>
-    <w:p>
-      <w:pPr>
-        <w:pStyle w:val="Sinespaciado"/>
+        <w:t>i</w:t>
+      </w:r>
+      <w:proofErr w:type="spellEnd"/>
+      <w:r>
         <w:rPr>
           <w:i/>
           <w:iCs/>
           <w:sz w:val="18"/>
           <w:szCs w:val="18"/>
         </w:rPr>
-      </w:pPr>
-    </w:p>
-    <w:p>
-      <w:pPr>
-        <w:pStyle w:val="Sinespaciado"/>
+        <w:t xml:space="preserve"> </w:t>
+      </w:r>
+      <w:proofErr w:type="gramStart"/>
+      <w:r>
         <w:rPr>
           <w:i/>
           <w:iCs/>
           <w:sz w:val="18"/>
           <w:szCs w:val="18"/>
         </w:rPr>
-      </w:pPr>
+        <w:t>The</w:t>
+      </w:r>
+      <w:proofErr w:type="gramEnd"/>
       <w:r>
         <w:rPr>
           <w:i/>
@@ -2425,8 +3197,72 @@
           <w:sz w:val="18"/>
           <w:szCs w:val="18"/>
         </w:rPr>
-        <w:t>eslint, @eslint/js, globals</w:t>
-      </w:r>
+        <w:t xml:space="preserve"> config that you've selected requires the following dependencies:</w:t>
+      </w:r>
+    </w:p>
+    <w:p>
+      <w:pPr>
+        <w:pStyle w:val="Sinespaciado"/>
+        <w:rPr>
+          <w:i/>
+          <w:iCs/>
+          <w:sz w:val="18"/>
+          <w:szCs w:val="18"/>
+        </w:rPr>
+      </w:pPr>
+    </w:p>
+    <w:p>
+      <w:pPr>
+        <w:pStyle w:val="Sinespaciado"/>
+        <w:rPr>
+          <w:i/>
+          <w:iCs/>
+          <w:sz w:val="18"/>
+          <w:szCs w:val="18"/>
+        </w:rPr>
+      </w:pPr>
+      <w:proofErr w:type="spellStart"/>
+      <w:proofErr w:type="gramStart"/>
+      <w:r>
+        <w:rPr>
+          <w:i/>
+          <w:iCs/>
+          <w:sz w:val="18"/>
+          <w:szCs w:val="18"/>
+        </w:rPr>
+        <w:t>eslint</w:t>
+      </w:r>
+      <w:proofErr w:type="spellEnd"/>
+      <w:r>
+        <w:rPr>
+          <w:i/>
+          <w:iCs/>
+          <w:sz w:val="18"/>
+          <w:szCs w:val="18"/>
+        </w:rPr>
+        <w:t>, @</w:t>
+      </w:r>
+      <w:proofErr w:type="gramEnd"/>
+      <w:r>
+        <w:rPr>
+          <w:i/>
+          <w:iCs/>
+          <w:sz w:val="18"/>
+          <w:szCs w:val="18"/>
+        </w:rPr>
+        <w:t xml:space="preserve">eslint/js, </w:t>
+      </w:r>
+      <w:proofErr w:type="spellStart"/>
+      <w:r>
+        <w:rPr>
+          <w:i/>
+          <w:iCs/>
+          <w:sz w:val="18"/>
+          <w:szCs w:val="18"/>
+        </w:rPr>
+        <w:t>globals</w:t>
+      </w:r>
+      <w:proofErr w:type="spellEnd"/>
     </w:p>
     <w:p>
       <w:pPr>
@@ -2478,6 +3314,8 @@
         </w:rPr>
         <w:t xml:space="preserve">√ Which package manager do you want to use? · </w:t>
       </w:r>
+      <w:proofErr w:type="spellStart"/>
+      <w:proofErr w:type="gramStart"/>
       <w:r>
         <w:rPr>
           <w:b/>
@@ -2489,6 +3327,8 @@
         </w:rPr>
         <w:t>npm</w:t>
       </w:r>
+      <w:proofErr w:type="spellEnd"/>
+      <w:proofErr w:type="gramEnd"/>
     </w:p>
     <w:p>
       <w:pPr>
@@ -2535,7 +3375,47 @@
           <w:sz w:val="18"/>
           <w:szCs w:val="18"/>
         </w:rPr>
-        <w:t>up to date, audited 72 packages in 1s 18 packages are looking for funding  run `npm fund` for details, found 0 vulnerabilities</w:t>
+        <w:t xml:space="preserve">up to date, audited 72 packages in 1s 18 packages are looking for </w:t>
+      </w:r>
+      <w:proofErr w:type="gramStart"/>
+      <w:r>
+        <w:rPr>
+          <w:i/>
+          <w:iCs/>
+          <w:sz w:val="18"/>
+          <w:szCs w:val="18"/>
+        </w:rPr>
+        <w:t>funding  run</w:t>
+      </w:r>
+      <w:proofErr w:type="gramEnd"/>
+      <w:r>
+        <w:rPr>
+          <w:i/>
+          <w:iCs/>
+          <w:sz w:val="18"/>
+          <w:szCs w:val="18"/>
+        </w:rPr>
+        <w:t xml:space="preserve"> `</w:t>
+      </w:r>
+      <w:proofErr w:type="spellStart"/>
+      <w:r>
+        <w:rPr>
+          <w:i/>
+          <w:iCs/>
+          <w:sz w:val="18"/>
+          <w:szCs w:val="18"/>
+        </w:rPr>
+        <w:t>npm</w:t>
+      </w:r>
+      <w:proofErr w:type="spellEnd"/>
+      <w:r>
+        <w:rPr>
+          <w:i/>
+          <w:iCs/>
+          <w:sz w:val="18"/>
+          <w:szCs w:val="18"/>
+        </w:rPr>
+        <w:t xml:space="preserve"> fund` for details, found 0 vulnerabilities</w:t>
       </w:r>
     </w:p>
     <w:p>
@@ -2572,8 +3452,22 @@
           <w:szCs w:val="22"/>
           <w:lang w:val="es-ES"/>
         </w:rPr>
-        <w:t>Configura el nuevo eslint.config.mjs</w:t>
-      </w:r>
+        <w:t xml:space="preserve">Configura el nuevo </w:t>
+      </w:r>
+      <w:proofErr w:type="spellStart"/>
+      <w:r>
+        <w:rPr>
+          <w:b/>
+          <w:bCs/>
+          <w:i/>
+          <w:iCs/>
+          <w:sz w:val="22"/>
+          <w:szCs w:val="22"/>
+          <w:lang w:val="es-ES"/>
+        </w:rPr>
+        <w:t>eslint.config.mjs</w:t>
+      </w:r>
+      <w:proofErr w:type="spellEnd"/>
     </w:p>
     <w:p>
       <w:pPr>
@@ -2590,7 +3484,43 @@
           <w:szCs w:val="20"/>
           <w:lang w:val="es-ES"/>
         </w:rPr>
-        <w:t>Abre el archivo eslint.config.mjs que se acaba de crear y asegúrate de que tenga esta estructura para que sera estricto:</w:t>
+        <w:t xml:space="preserve">Abre el archivo </w:t>
+      </w:r>
+      <w:proofErr w:type="spellStart"/>
+      <w:r>
+        <w:rPr>
+          <w:sz w:val="20"/>
+          <w:szCs w:val="20"/>
+          <w:lang w:val="es-ES"/>
+        </w:rPr>
+        <w:t>eslint.config.mjs</w:t>
+      </w:r>
+      <w:proofErr w:type="spellEnd"/>
+      <w:r>
+        <w:rPr>
+          <w:sz w:val="20"/>
+          <w:szCs w:val="20"/>
+          <w:lang w:val="es-ES"/>
+        </w:rPr>
+        <w:t xml:space="preserve"> que se acaba de crear y asegúrate de que tenga esta estructura para que </w:t>
+      </w:r>
+      <w:proofErr w:type="spellStart"/>
+      <w:r>
+        <w:rPr>
+          <w:sz w:val="20"/>
+          <w:szCs w:val="20"/>
+          <w:lang w:val="es-ES"/>
+        </w:rPr>
+        <w:t>sera</w:t>
+      </w:r>
+      <w:proofErr w:type="spellEnd"/>
+      <w:r>
+        <w:rPr>
+          <w:sz w:val="20"/>
+          <w:szCs w:val="20"/>
+          <w:lang w:val="es-ES"/>
+        </w:rPr>
+        <w:t xml:space="preserve"> estricto:</w:t>
       </w:r>
     </w:p>
     <w:p>
@@ -2640,6 +3570,7 @@
         </w:rPr>
         <w:t xml:space="preserve"> - </w:t>
       </w:r>
+      <w:proofErr w:type="spellStart"/>
       <w:r>
         <w:rPr>
           <w:b/>
@@ -2650,8 +3581,113 @@
           <w:szCs w:val="20"/>
           <w:lang w:val="es-ES"/>
         </w:rPr>
-        <w:t>npm install --save-dev eslint-plugin-jsdoc</w:t>
-      </w:r>
+        <w:t>npm</w:t>
+      </w:r>
+      <w:proofErr w:type="spellEnd"/>
+      <w:r>
+        <w:rPr>
+          <w:b/>
+          <w:bCs/>
+          <w:i/>
+          <w:iCs/>
+          <w:sz w:val="20"/>
+          <w:szCs w:val="20"/>
+          <w:lang w:val="es-ES"/>
+        </w:rPr>
+        <w:t xml:space="preserve"> </w:t>
+      </w:r>
+      <w:proofErr w:type="spellStart"/>
+      <w:r>
+        <w:rPr>
+          <w:b/>
+          <w:bCs/>
+          <w:i/>
+          <w:iCs/>
+          <w:sz w:val="20"/>
+          <w:szCs w:val="20"/>
+          <w:lang w:val="es-ES"/>
+        </w:rPr>
+        <w:t>install</w:t>
+      </w:r>
+      <w:proofErr w:type="spellEnd"/>
+      <w:r>
+        <w:rPr>
+          <w:b/>
+          <w:bCs/>
+          <w:i/>
+          <w:iCs/>
+          <w:sz w:val="20"/>
+          <w:szCs w:val="20"/>
+          <w:lang w:val="es-ES"/>
+        </w:rPr>
+        <w:t xml:space="preserve"> --</w:t>
+      </w:r>
+      <w:proofErr w:type="spellStart"/>
+      <w:r>
+        <w:rPr>
+          <w:b/>
+          <w:bCs/>
+          <w:i/>
+          <w:iCs/>
+          <w:sz w:val="20"/>
+          <w:szCs w:val="20"/>
+          <w:lang w:val="es-ES"/>
+        </w:rPr>
+        <w:t>save-dev</w:t>
+      </w:r>
+      <w:proofErr w:type="spellEnd"/>
+      <w:r>
+        <w:rPr>
+          <w:b/>
+          <w:bCs/>
+          <w:i/>
+          <w:iCs/>
+          <w:sz w:val="20"/>
+          <w:szCs w:val="20"/>
+          <w:lang w:val="es-ES"/>
+        </w:rPr>
+        <w:t xml:space="preserve"> </w:t>
+      </w:r>
+      <w:proofErr w:type="spellStart"/>
+      <w:r>
+        <w:rPr>
+          <w:b/>
+          <w:bCs/>
+          <w:i/>
+          <w:iCs/>
+          <w:sz w:val="20"/>
+          <w:szCs w:val="20"/>
+          <w:lang w:val="es-ES"/>
+        </w:rPr>
+        <w:t>eslint</w:t>
+      </w:r>
+      <w:proofErr w:type="spellEnd"/>
+      <w:r>
+        <w:rPr>
+          <w:b/>
+          <w:bCs/>
+          <w:i/>
+          <w:iCs/>
+          <w:sz w:val="20"/>
+          <w:szCs w:val="20"/>
+          <w:lang w:val="es-ES"/>
+        </w:rPr>
+        <w:t>-plugin-</w:t>
+      </w:r>
+      <w:proofErr w:type="spellStart"/>
+      <w:r>
+        <w:rPr>
+          <w:b/>
+          <w:bCs/>
+          <w:i/>
+          <w:iCs/>
+          <w:sz w:val="20"/>
+          <w:szCs w:val="20"/>
+          <w:lang w:val="es-ES"/>
+        </w:rPr>
+        <w:t>jsdoc</w:t>
+      </w:r>
+      <w:proofErr w:type="spellEnd"/>
     </w:p>
     <w:p>
       <w:pPr>
@@ -2672,8 +3708,18 @@
           <w:szCs w:val="20"/>
           <w:lang w:val="es-ES"/>
         </w:rPr>
-        <w:t>Actualiza tu archivo eslint.config.mjs</w:t>
-      </w:r>
+        <w:t xml:space="preserve">Actualiza tu archivo </w:t>
+      </w:r>
+      <w:proofErr w:type="spellStart"/>
+      <w:r>
+        <w:rPr>
+          <w:sz w:val="20"/>
+          <w:szCs w:val="20"/>
+          <w:lang w:val="es-ES"/>
+        </w:rPr>
+        <w:t>eslint.config.mjs</w:t>
+      </w:r>
+      <w:proofErr w:type="spellEnd"/>
     </w:p>
     <w:p>
       <w:pPr>
@@ -2771,7 +3817,25 @@
                                 <w:sz w:val="16"/>
                                 <w:szCs w:val="16"/>
                               </w:rPr>
-                              <w:t xml:space="preserve"> globals </w:t>
+                              <w:t xml:space="preserve"> </w:t>
+                            </w:r>
+                            <w:proofErr w:type="spellStart"/>
+                            <w:r>
+                              <w:rPr>
+                                <w:rFonts w:ascii="Calibri" w:hAnsi="Calibri" w:cs="Calibri"/>
+                                <w:sz w:val="16"/>
+                                <w:szCs w:val="16"/>
+                              </w:rPr>
+                              <w:t>globals</w:t>
+                            </w:r>
+                            <w:proofErr w:type="spellEnd"/>
+                            <w:r>
+                              <w:rPr>
+                                <w:rFonts w:ascii="Calibri" w:hAnsi="Calibri" w:cs="Calibri"/>
+                                <w:sz w:val="16"/>
+                                <w:szCs w:val="16"/>
+                              </w:rPr>
+                              <w:t xml:space="preserve"> </w:t>
                             </w:r>
                             <w:r>
                               <w:rPr>
@@ -2789,8 +3853,28 @@
                                 <w:sz w:val="16"/>
                                 <w:szCs w:val="16"/>
                               </w:rPr>
-                              <w:t xml:space="preserve"> "globals";</w:t>
-                            </w:r>
+                              <w:t xml:space="preserve"> "</w:t>
+                            </w:r>
+                            <w:proofErr w:type="spellStart"/>
+                            <w:r>
+                              <w:rPr>
+                                <w:rFonts w:ascii="Calibri" w:hAnsi="Calibri" w:cs="Calibri"/>
+                                <w:sz w:val="16"/>
+                                <w:szCs w:val="16"/>
+                              </w:rPr>
+                              <w:t>globals</w:t>
+                            </w:r>
+                            <w:proofErr w:type="spellEnd"/>
+                            <w:proofErr w:type="gramStart"/>
+                            <w:r>
+                              <w:rPr>
+                                <w:rFonts w:ascii="Calibri" w:hAnsi="Calibri" w:cs="Calibri"/>
+                                <w:sz w:val="16"/>
+                                <w:szCs w:val="16"/>
+                              </w:rPr>
+                              <w:t>";</w:t>
+                            </w:r>
+                            <w:proofErr w:type="gramEnd"/>
                           </w:p>
                           <w:p>
                             <w:pPr>
@@ -2818,7 +3902,25 @@
                                 <w:sz w:val="16"/>
                                 <w:szCs w:val="16"/>
                               </w:rPr>
-                              <w:t xml:space="preserve"> js </w:t>
+                              <w:t xml:space="preserve"> </w:t>
+                            </w:r>
+                            <w:proofErr w:type="spellStart"/>
+                            <w:r>
+                              <w:rPr>
+                                <w:rFonts w:ascii="Calibri" w:hAnsi="Calibri" w:cs="Calibri"/>
+                                <w:sz w:val="16"/>
+                                <w:szCs w:val="16"/>
+                              </w:rPr>
+                              <w:t>js</w:t>
+                            </w:r>
+                            <w:proofErr w:type="spellEnd"/>
+                            <w:r>
+                              <w:rPr>
+                                <w:rFonts w:ascii="Calibri" w:hAnsi="Calibri" w:cs="Calibri"/>
+                                <w:sz w:val="16"/>
+                                <w:szCs w:val="16"/>
+                              </w:rPr>
+                              <w:t xml:space="preserve"> </w:t>
                             </w:r>
                             <w:r>
                               <w:rPr>
@@ -2836,8 +3938,46 @@
                                 <w:sz w:val="16"/>
                                 <w:szCs w:val="16"/>
                               </w:rPr>
-                              <w:t xml:space="preserve"> "@eslint/js";</w:t>
-                            </w:r>
+                              <w:t xml:space="preserve"> "@</w:t>
+                            </w:r>
+                            <w:proofErr w:type="spellStart"/>
+                            <w:r>
+                              <w:rPr>
+                                <w:rFonts w:ascii="Calibri" w:hAnsi="Calibri" w:cs="Calibri"/>
+                                <w:sz w:val="16"/>
+                                <w:szCs w:val="16"/>
+                              </w:rPr>
+                              <w:t>eslint</w:t>
+                            </w:r>
+                            <w:proofErr w:type="spellEnd"/>
+                            <w:r>
+                              <w:rPr>
+                                <w:rFonts w:ascii="Calibri" w:hAnsi="Calibri" w:cs="Calibri"/>
+                                <w:sz w:val="16"/>
+                                <w:szCs w:val="16"/>
+                              </w:rPr>
+                              <w:t>/</w:t>
+                            </w:r>
+                            <w:proofErr w:type="spellStart"/>
+                            <w:r>
+                              <w:rPr>
+                                <w:rFonts w:ascii="Calibri" w:hAnsi="Calibri" w:cs="Calibri"/>
+                                <w:sz w:val="16"/>
+                                <w:szCs w:val="16"/>
+                              </w:rPr>
+                              <w:t>js</w:t>
+                            </w:r>
+                            <w:proofErr w:type="spellEnd"/>
+                            <w:proofErr w:type="gramStart"/>
+                            <w:r>
+                              <w:rPr>
+                                <w:rFonts w:ascii="Calibri" w:hAnsi="Calibri" w:cs="Calibri"/>
+                                <w:sz w:val="16"/>
+                                <w:szCs w:val="16"/>
+                              </w:rPr>
+                              <w:t>";</w:t>
+                            </w:r>
+                            <w:proofErr w:type="gramEnd"/>
                           </w:p>
                           <w:p>
                             <w:pPr>
@@ -2865,7 +4005,25 @@
                                 <w:sz w:val="16"/>
                                 <w:szCs w:val="16"/>
                               </w:rPr>
-                              <w:t xml:space="preserve"> jsdoc </w:t>
+                              <w:t xml:space="preserve"> </w:t>
+                            </w:r>
+                            <w:proofErr w:type="spellStart"/>
+                            <w:r>
+                              <w:rPr>
+                                <w:rFonts w:ascii="Calibri" w:hAnsi="Calibri" w:cs="Calibri"/>
+                                <w:sz w:val="16"/>
+                                <w:szCs w:val="16"/>
+                              </w:rPr>
+                              <w:t>jsdoc</w:t>
+                            </w:r>
+                            <w:proofErr w:type="spellEnd"/>
+                            <w:r>
+                              <w:rPr>
+                                <w:rFonts w:ascii="Calibri" w:hAnsi="Calibri" w:cs="Calibri"/>
+                                <w:sz w:val="16"/>
+                                <w:szCs w:val="16"/>
+                              </w:rPr>
+                              <w:t xml:space="preserve"> </w:t>
                             </w:r>
                             <w:r>
                               <w:rPr>
@@ -2883,8 +4041,46 @@
                                 <w:sz w:val="16"/>
                                 <w:szCs w:val="16"/>
                               </w:rPr>
-                              <w:t xml:space="preserve"> "eslint-plugin-jsdoc";</w:t>
-                            </w:r>
+                              <w:t xml:space="preserve"> "</w:t>
+                            </w:r>
+                            <w:proofErr w:type="spellStart"/>
+                            <w:r>
+                              <w:rPr>
+                                <w:rFonts w:ascii="Calibri" w:hAnsi="Calibri" w:cs="Calibri"/>
+                                <w:sz w:val="16"/>
+                                <w:szCs w:val="16"/>
+                              </w:rPr>
+                              <w:t>eslint</w:t>
+                            </w:r>
+                            <w:proofErr w:type="spellEnd"/>
+                            <w:r>
+                              <w:rPr>
+                                <w:rFonts w:ascii="Calibri" w:hAnsi="Calibri" w:cs="Calibri"/>
+                                <w:sz w:val="16"/>
+                                <w:szCs w:val="16"/>
+                              </w:rPr>
+                              <w:t>-plugin-</w:t>
+                            </w:r>
+                            <w:proofErr w:type="spellStart"/>
+                            <w:r>
+                              <w:rPr>
+                                <w:rFonts w:ascii="Calibri" w:hAnsi="Calibri" w:cs="Calibri"/>
+                                <w:sz w:val="16"/>
+                                <w:szCs w:val="16"/>
+                              </w:rPr>
+                              <w:t>jsdoc</w:t>
+                            </w:r>
+                            <w:proofErr w:type="spellEnd"/>
+                            <w:proofErr w:type="gramStart"/>
+                            <w:r>
+                              <w:rPr>
+                                <w:rFonts w:ascii="Calibri" w:hAnsi="Calibri" w:cs="Calibri"/>
+                                <w:sz w:val="16"/>
+                                <w:szCs w:val="16"/>
+                              </w:rPr>
+                              <w:t>";</w:t>
+                            </w:r>
+                            <w:proofErr w:type="gramEnd"/>
                           </w:p>
                           <w:p>
                             <w:pPr>
@@ -2960,7 +4156,35 @@
                                 <w:sz w:val="16"/>
                                 <w:szCs w:val="16"/>
                               </w:rPr>
-                              <w:t>  js.configs.recommended,</w:t>
+                              <w:t xml:space="preserve">  </w:t>
+                            </w:r>
+                            <w:proofErr w:type="spellStart"/>
+                            <w:proofErr w:type="gramStart"/>
+                            <w:r>
+                              <w:rPr>
+                                <w:rFonts w:ascii="Calibri" w:hAnsi="Calibri" w:cs="Calibri"/>
+                                <w:sz w:val="16"/>
+                                <w:szCs w:val="16"/>
+                              </w:rPr>
+                              <w:t>js.configs</w:t>
+                            </w:r>
+                            <w:proofErr w:type="gramEnd"/>
+                            <w:r>
+                              <w:rPr>
+                                <w:rFonts w:ascii="Calibri" w:hAnsi="Calibri" w:cs="Calibri"/>
+                                <w:sz w:val="16"/>
+                                <w:szCs w:val="16"/>
+                              </w:rPr>
+                              <w:t>.recommended</w:t>
+                            </w:r>
+                            <w:proofErr w:type="spellEnd"/>
+                            <w:r>
+                              <w:rPr>
+                                <w:rFonts w:ascii="Calibri" w:hAnsi="Calibri" w:cs="Calibri"/>
+                                <w:sz w:val="16"/>
+                                <w:szCs w:val="16"/>
+                              </w:rPr>
+                              <w:t>,</w:t>
                             </w:r>
                           </w:p>
                           <w:p>
@@ -3017,7 +4241,43 @@
                                 <w:sz w:val="16"/>
                                 <w:szCs w:val="16"/>
                               </w:rPr>
-                              <w:t>      jsdoc: jsdoc,</w:t>
+                              <w:t xml:space="preserve">      </w:t>
+                            </w:r>
+                            <w:proofErr w:type="spellStart"/>
+                            <w:r>
+                              <w:rPr>
+                                <w:rFonts w:ascii="Calibri" w:hAnsi="Calibri" w:cs="Calibri"/>
+                                <w:sz w:val="16"/>
+                                <w:szCs w:val="16"/>
+                              </w:rPr>
+                              <w:t>jsdoc</w:t>
+                            </w:r>
+                            <w:proofErr w:type="spellEnd"/>
+                            <w:r>
+                              <w:rPr>
+                                <w:rFonts w:ascii="Calibri" w:hAnsi="Calibri" w:cs="Calibri"/>
+                                <w:sz w:val="16"/>
+                                <w:szCs w:val="16"/>
+                              </w:rPr>
+                              <w:t xml:space="preserve">: </w:t>
+                            </w:r>
+                            <w:proofErr w:type="spellStart"/>
+                            <w:r>
+                              <w:rPr>
+                                <w:rFonts w:ascii="Calibri" w:hAnsi="Calibri" w:cs="Calibri"/>
+                                <w:sz w:val="16"/>
+                                <w:szCs w:val="16"/>
+                              </w:rPr>
+                              <w:t>jsdoc</w:t>
+                            </w:r>
+                            <w:proofErr w:type="spellEnd"/>
+                            <w:r>
+                              <w:rPr>
+                                <w:rFonts w:ascii="Calibri" w:hAnsi="Calibri" w:cs="Calibri"/>
+                                <w:sz w:val="16"/>
+                                <w:szCs w:val="16"/>
+                              </w:rPr>
+                              <w:t>,</w:t>
                             </w:r>
                           </w:p>
                           <w:p>
@@ -3055,7 +4315,25 @@
                                 <w:sz w:val="16"/>
                                 <w:szCs w:val="16"/>
                               </w:rPr>
-                              <w:t>    languageOptions: {</w:t>
+                              <w:t xml:space="preserve">    </w:t>
+                            </w:r>
+                            <w:proofErr w:type="spellStart"/>
+                            <w:r>
+                              <w:rPr>
+                                <w:rFonts w:ascii="Calibri" w:hAnsi="Calibri" w:cs="Calibri"/>
+                                <w:sz w:val="16"/>
+                                <w:szCs w:val="16"/>
+                              </w:rPr>
+                              <w:t>languageOptions</w:t>
+                            </w:r>
+                            <w:proofErr w:type="spellEnd"/>
+                            <w:r>
+                              <w:rPr>
+                                <w:rFonts w:ascii="Calibri" w:hAnsi="Calibri" w:cs="Calibri"/>
+                                <w:sz w:val="16"/>
+                                <w:szCs w:val="16"/>
+                              </w:rPr>
+                              <w:t>: {</w:t>
                             </w:r>
                           </w:p>
                           <w:p>
@@ -3074,7 +4352,53 @@
                                 <w:sz w:val="16"/>
                                 <w:szCs w:val="16"/>
                               </w:rPr>
-                              <w:t>      globals: { ...globals.node },</w:t>
+                              <w:t xml:space="preserve">      </w:t>
+                            </w:r>
+                            <w:proofErr w:type="spellStart"/>
+                            <w:r>
+                              <w:rPr>
+                                <w:rFonts w:ascii="Calibri" w:hAnsi="Calibri" w:cs="Calibri"/>
+                                <w:sz w:val="16"/>
+                                <w:szCs w:val="16"/>
+                              </w:rPr>
+                              <w:t>globals</w:t>
+                            </w:r>
+                            <w:proofErr w:type="spellEnd"/>
+                            <w:r>
+                              <w:rPr>
+                                <w:rFonts w:ascii="Calibri" w:hAnsi="Calibri" w:cs="Calibri"/>
+                                <w:sz w:val="16"/>
+                                <w:szCs w:val="16"/>
+                              </w:rPr>
+                              <w:t xml:space="preserve">: </w:t>
+                            </w:r>
+                            <w:proofErr w:type="gramStart"/>
+                            <w:r>
+                              <w:rPr>
+                                <w:rFonts w:ascii="Calibri" w:hAnsi="Calibri" w:cs="Calibri"/>
+                                <w:sz w:val="16"/>
+                                <w:szCs w:val="16"/>
+                              </w:rPr>
+                              <w:t>{ ...</w:t>
+                            </w:r>
+                            <w:proofErr w:type="spellStart"/>
+                            <w:proofErr w:type="gramEnd"/>
+                            <w:r>
+                              <w:rPr>
+                                <w:rFonts w:ascii="Calibri" w:hAnsi="Calibri" w:cs="Calibri"/>
+                                <w:sz w:val="16"/>
+                                <w:szCs w:val="16"/>
+                              </w:rPr>
+                              <w:t>globals.node</w:t>
+                            </w:r>
+                            <w:proofErr w:type="spellEnd"/>
+                            <w:r>
+                              <w:rPr>
+                                <w:rFonts w:ascii="Calibri" w:hAnsi="Calibri" w:cs="Calibri"/>
+                                <w:sz w:val="16"/>
+                                <w:szCs w:val="16"/>
+                              </w:rPr>
+                              <w:t xml:space="preserve"> },</w:t>
                             </w:r>
                           </w:p>
                           <w:p>
@@ -3131,7 +4455,25 @@
                                 <w:sz w:val="16"/>
                                 <w:szCs w:val="16"/>
                               </w:rPr>
-                              <w:t>      "no-console": "off",</w:t>
+                              <w:t>      "</w:t>
+                            </w:r>
+                            <w:proofErr w:type="gramStart"/>
+                            <w:r>
+                              <w:rPr>
+                                <w:rFonts w:ascii="Calibri" w:hAnsi="Calibri" w:cs="Calibri"/>
+                                <w:sz w:val="16"/>
+                                <w:szCs w:val="16"/>
+                              </w:rPr>
+                              <w:t>no</w:t>
+                            </w:r>
+                            <w:proofErr w:type="gramEnd"/>
+                            <w:r>
+                              <w:rPr>
+                                <w:rFonts w:ascii="Calibri" w:hAnsi="Calibri" w:cs="Calibri"/>
+                                <w:sz w:val="16"/>
+                                <w:szCs w:val="16"/>
+                              </w:rPr>
+                              <w:t>-console": "off",</w:t>
                             </w:r>
                           </w:p>
                           <w:p>
@@ -3207,7 +4549,43 @@
                                 <w:sz w:val="16"/>
                                 <w:szCs w:val="16"/>
                               </w:rPr>
-                              <w:t>      "jsdoc/require-jsdoc": ["error", {</w:t>
+                              <w:t>      "</w:t>
+                            </w:r>
+                            <w:proofErr w:type="spellStart"/>
+                            <w:r>
+                              <w:rPr>
+                                <w:rFonts w:ascii="Calibri" w:hAnsi="Calibri" w:cs="Calibri"/>
+                                <w:sz w:val="16"/>
+                                <w:szCs w:val="16"/>
+                              </w:rPr>
+                              <w:t>jsdoc</w:t>
+                            </w:r>
+                            <w:proofErr w:type="spellEnd"/>
+                            <w:r>
+                              <w:rPr>
+                                <w:rFonts w:ascii="Calibri" w:hAnsi="Calibri" w:cs="Calibri"/>
+                                <w:sz w:val="16"/>
+                                <w:szCs w:val="16"/>
+                              </w:rPr>
+                              <w:t>/require-</w:t>
+                            </w:r>
+                            <w:proofErr w:type="spellStart"/>
+                            <w:r>
+                              <w:rPr>
+                                <w:rFonts w:ascii="Calibri" w:hAnsi="Calibri" w:cs="Calibri"/>
+                                <w:sz w:val="16"/>
+                                <w:szCs w:val="16"/>
+                              </w:rPr>
+                              <w:t>jsdoc</w:t>
+                            </w:r>
+                            <w:proofErr w:type="spellEnd"/>
+                            <w:r>
+                              <w:rPr>
+                                <w:rFonts w:ascii="Calibri" w:hAnsi="Calibri" w:cs="Calibri"/>
+                                <w:sz w:val="16"/>
+                                <w:szCs w:val="16"/>
+                              </w:rPr>
+                              <w:t>": ["error", {</w:t>
                             </w:r>
                           </w:p>
                           <w:p>
@@ -3226,7 +4604,25 @@
                                 <w:sz w:val="16"/>
                                 <w:szCs w:val="16"/>
                               </w:rPr>
-                              <w:t xml:space="preserve">        "publicOnly": </w:t>
+                              <w:t>        "</w:t>
+                            </w:r>
+                            <w:proofErr w:type="spellStart"/>
+                            <w:r>
+                              <w:rPr>
+                                <w:rFonts w:ascii="Calibri" w:hAnsi="Calibri" w:cs="Calibri"/>
+                                <w:sz w:val="16"/>
+                                <w:szCs w:val="16"/>
+                              </w:rPr>
+                              <w:t>publicOnly</w:t>
+                            </w:r>
+                            <w:proofErr w:type="spellEnd"/>
+                            <w:r>
+                              <w:rPr>
+                                <w:rFonts w:ascii="Calibri" w:hAnsi="Calibri" w:cs="Calibri"/>
+                                <w:sz w:val="16"/>
+                                <w:szCs w:val="16"/>
+                              </w:rPr>
+                              <w:t xml:space="preserve">": </w:t>
                             </w:r>
                             <w:r>
                               <w:rPr>
@@ -3282,7 +4678,25 @@
                                 <w:sz w:val="16"/>
                                 <w:szCs w:val="16"/>
                               </w:rPr>
-                              <w:t xml:space="preserve">          "FunctionDeclaration": </w:t>
+                              <w:t>          "</w:t>
+                            </w:r>
+                            <w:proofErr w:type="spellStart"/>
+                            <w:r>
+                              <w:rPr>
+                                <w:rFonts w:ascii="Calibri" w:hAnsi="Calibri" w:cs="Calibri"/>
+                                <w:sz w:val="16"/>
+                                <w:szCs w:val="16"/>
+                              </w:rPr>
+                              <w:t>FunctionDeclaration</w:t>
+                            </w:r>
+                            <w:proofErr w:type="spellEnd"/>
+                            <w:r>
+                              <w:rPr>
+                                <w:rFonts w:ascii="Calibri" w:hAnsi="Calibri" w:cs="Calibri"/>
+                                <w:sz w:val="16"/>
+                                <w:szCs w:val="16"/>
+                              </w:rPr>
+                              <w:t xml:space="preserve">": </w:t>
                             </w:r>
                             <w:r>
                               <w:rPr>
@@ -3319,7 +4733,25 @@
                                 <w:sz w:val="16"/>
                                 <w:szCs w:val="16"/>
                               </w:rPr>
-                              <w:t xml:space="preserve">          "MethodDefinition": </w:t>
+                              <w:t>          "</w:t>
+                            </w:r>
+                            <w:proofErr w:type="spellStart"/>
+                            <w:r>
+                              <w:rPr>
+                                <w:rFonts w:ascii="Calibri" w:hAnsi="Calibri" w:cs="Calibri"/>
+                                <w:sz w:val="16"/>
+                                <w:szCs w:val="16"/>
+                              </w:rPr>
+                              <w:t>MethodDefinition</w:t>
+                            </w:r>
+                            <w:proofErr w:type="spellEnd"/>
+                            <w:r>
+                              <w:rPr>
+                                <w:rFonts w:ascii="Calibri" w:hAnsi="Calibri" w:cs="Calibri"/>
+                                <w:sz w:val="16"/>
+                                <w:szCs w:val="16"/>
+                              </w:rPr>
+                              <w:t xml:space="preserve">": </w:t>
                             </w:r>
                             <w:r>
                               <w:rPr>
@@ -3356,8 +4788,27 @@
                                 <w:sz w:val="16"/>
                                 <w:szCs w:val="16"/>
                               </w:rPr>
-                              <w:t xml:space="preserve">          "ClassDeclaration": </w:t>
-                            </w:r>
+                              <w:t>          "</w:t>
+                            </w:r>
+                            <w:proofErr w:type="spellStart"/>
+                            <w:r>
+                              <w:rPr>
+                                <w:rFonts w:ascii="Calibri" w:hAnsi="Calibri" w:cs="Calibri"/>
+                                <w:sz w:val="16"/>
+                                <w:szCs w:val="16"/>
+                              </w:rPr>
+                              <w:t>ClassDeclaration</w:t>
+                            </w:r>
+                            <w:proofErr w:type="spellEnd"/>
+                            <w:r>
+                              <w:rPr>
+                                <w:rFonts w:ascii="Calibri" w:hAnsi="Calibri" w:cs="Calibri"/>
+                                <w:sz w:val="16"/>
+                                <w:szCs w:val="16"/>
+                              </w:rPr>
+                              <w:t xml:space="preserve">": </w:t>
+                            </w:r>
+                            <w:proofErr w:type="gramStart"/>
                             <w:r>
                               <w:rPr>
                                 <w:rFonts w:ascii="Calibri" w:hAnsi="Calibri" w:cs="Calibri"/>
@@ -3384,6 +4835,7 @@
                               </w:rPr>
                               <w:t>}</w:t>
                             </w:r>
+                            <w:proofErr w:type="gramEnd"/>
                           </w:p>
                           <w:p>
                             <w:pPr>
@@ -3520,7 +4972,25 @@
                           <w:sz w:val="16"/>
                           <w:szCs w:val="16"/>
                         </w:rPr>
-                        <w:t xml:space="preserve"> globals </w:t>
+                        <w:t xml:space="preserve"> </w:t>
+                      </w:r>
+                      <w:proofErr w:type="spellStart"/>
+                      <w:r>
+                        <w:rPr>
+                          <w:rFonts w:ascii="Calibri" w:hAnsi="Calibri" w:cs="Calibri"/>
+                          <w:sz w:val="16"/>
+                          <w:szCs w:val="16"/>
+                        </w:rPr>
+                        <w:t>globals</w:t>
+                      </w:r>
+                      <w:proofErr w:type="spellEnd"/>
+                      <w:r>
+                        <w:rPr>
+                          <w:rFonts w:ascii="Calibri" w:hAnsi="Calibri" w:cs="Calibri"/>
+                          <w:sz w:val="16"/>
+                          <w:szCs w:val="16"/>
+                        </w:rPr>
+                        <w:t xml:space="preserve"> </w:t>
                       </w:r>
                       <w:r>
                         <w:rPr>
@@ -3538,8 +5008,28 @@
                           <w:sz w:val="16"/>
                           <w:szCs w:val="16"/>
                         </w:rPr>
-                        <w:t xml:space="preserve"> "globals";</w:t>
-                      </w:r>
+                        <w:t xml:space="preserve"> "</w:t>
+                      </w:r>
+                      <w:proofErr w:type="spellStart"/>
+                      <w:r>
+                        <w:rPr>
+                          <w:rFonts w:ascii="Calibri" w:hAnsi="Calibri" w:cs="Calibri"/>
+                          <w:sz w:val="16"/>
+                          <w:szCs w:val="16"/>
+                        </w:rPr>
+                        <w:t>globals</w:t>
+                      </w:r>
+                      <w:proofErr w:type="spellEnd"/>
+                      <w:proofErr w:type="gramStart"/>
+                      <w:r>
+                        <w:rPr>
+                          <w:rFonts w:ascii="Calibri" w:hAnsi="Calibri" w:cs="Calibri"/>
+                          <w:sz w:val="16"/>
+                          <w:szCs w:val="16"/>
+                        </w:rPr>
+                        <w:t>";</w:t>
+                      </w:r>
+                      <w:proofErr w:type="gramEnd"/>
                     </w:p>
                     <w:p>
                       <w:pPr>
@@ -3567,7 +5057,25 @@
                           <w:sz w:val="16"/>
                           <w:szCs w:val="16"/>
                         </w:rPr>
-                        <w:t xml:space="preserve"> js </w:t>
+                        <w:t xml:space="preserve"> </w:t>
+                      </w:r>
+                      <w:proofErr w:type="spellStart"/>
+                      <w:r>
+                        <w:rPr>
+                          <w:rFonts w:ascii="Calibri" w:hAnsi="Calibri" w:cs="Calibri"/>
+                          <w:sz w:val="16"/>
+                          <w:szCs w:val="16"/>
+                        </w:rPr>
+                        <w:t>js</w:t>
+                      </w:r>
+                      <w:proofErr w:type="spellEnd"/>
+                      <w:r>
+                        <w:rPr>
+                          <w:rFonts w:ascii="Calibri" w:hAnsi="Calibri" w:cs="Calibri"/>
+                          <w:sz w:val="16"/>
+                          <w:szCs w:val="16"/>
+                        </w:rPr>
+                        <w:t xml:space="preserve"> </w:t>
                       </w:r>
                       <w:r>
                         <w:rPr>
@@ -3585,8 +5093,46 @@
                           <w:sz w:val="16"/>
                           <w:szCs w:val="16"/>
                         </w:rPr>
-                        <w:t xml:space="preserve"> "@eslint/js";</w:t>
-                      </w:r>
+                        <w:t xml:space="preserve"> "@</w:t>
+                      </w:r>
+                      <w:proofErr w:type="spellStart"/>
+                      <w:r>
+                        <w:rPr>
+                          <w:rFonts w:ascii="Calibri" w:hAnsi="Calibri" w:cs="Calibri"/>
+                          <w:sz w:val="16"/>
+                          <w:szCs w:val="16"/>
+                        </w:rPr>
+                        <w:t>eslint</w:t>
+                      </w:r>
+                      <w:proofErr w:type="spellEnd"/>
+                      <w:r>
+                        <w:rPr>
+                          <w:rFonts w:ascii="Calibri" w:hAnsi="Calibri" w:cs="Calibri"/>
+                          <w:sz w:val="16"/>
+                          <w:szCs w:val="16"/>
+                        </w:rPr>
+                        <w:t>/</w:t>
+                      </w:r>
+                      <w:proofErr w:type="spellStart"/>
+                      <w:r>
+                        <w:rPr>
+                          <w:rFonts w:ascii="Calibri" w:hAnsi="Calibri" w:cs="Calibri"/>
+                          <w:sz w:val="16"/>
+                          <w:szCs w:val="16"/>
+                        </w:rPr>
+                        <w:t>js</w:t>
+                      </w:r>
+                      <w:proofErr w:type="spellEnd"/>
+                      <w:proofErr w:type="gramStart"/>
+                      <w:r>
+                        <w:rPr>
+                          <w:rFonts w:ascii="Calibri" w:hAnsi="Calibri" w:cs="Calibri"/>
+                          <w:sz w:val="16"/>
+                          <w:szCs w:val="16"/>
+                        </w:rPr>
+                        <w:t>";</w:t>
+                      </w:r>
+                      <w:proofErr w:type="gramEnd"/>
                     </w:p>
                     <w:p>
                       <w:pPr>
@@ -3614,7 +5160,25 @@
                           <w:sz w:val="16"/>
                           <w:szCs w:val="16"/>
                         </w:rPr>
-                        <w:t xml:space="preserve"> jsdoc </w:t>
+                        <w:t xml:space="preserve"> </w:t>
+                      </w:r>
+                      <w:proofErr w:type="spellStart"/>
+                      <w:r>
+                        <w:rPr>
+                          <w:rFonts w:ascii="Calibri" w:hAnsi="Calibri" w:cs="Calibri"/>
+                          <w:sz w:val="16"/>
+                          <w:szCs w:val="16"/>
+                        </w:rPr>
+                        <w:t>jsdoc</w:t>
+                      </w:r>
+                      <w:proofErr w:type="spellEnd"/>
+                      <w:r>
+                        <w:rPr>
+                          <w:rFonts w:ascii="Calibri" w:hAnsi="Calibri" w:cs="Calibri"/>
+                          <w:sz w:val="16"/>
+                          <w:szCs w:val="16"/>
+                        </w:rPr>
+                        <w:t xml:space="preserve"> </w:t>
                       </w:r>
                       <w:r>
                         <w:rPr>
@@ -3632,8 +5196,46 @@
                           <w:sz w:val="16"/>
                           <w:szCs w:val="16"/>
                         </w:rPr>
-                        <w:t xml:space="preserve"> "eslint-plugin-jsdoc";</w:t>
-                      </w:r>
+                        <w:t xml:space="preserve"> "</w:t>
+                      </w:r>
+                      <w:proofErr w:type="spellStart"/>
+                      <w:r>
+                        <w:rPr>
+                          <w:rFonts w:ascii="Calibri" w:hAnsi="Calibri" w:cs="Calibri"/>
+                          <w:sz w:val="16"/>
+                          <w:szCs w:val="16"/>
+                        </w:rPr>
+                        <w:t>eslint</w:t>
+                      </w:r>
+                      <w:proofErr w:type="spellEnd"/>
+                      <w:r>
+                        <w:rPr>
+                          <w:rFonts w:ascii="Calibri" w:hAnsi="Calibri" w:cs="Calibri"/>
+                          <w:sz w:val="16"/>
+                          <w:szCs w:val="16"/>
+                        </w:rPr>
+                        <w:t>-plugin-</w:t>
+                      </w:r>
+                      <w:proofErr w:type="spellStart"/>
+                      <w:r>
+                        <w:rPr>
+                          <w:rFonts w:ascii="Calibri" w:hAnsi="Calibri" w:cs="Calibri"/>
+                          <w:sz w:val="16"/>
+                          <w:szCs w:val="16"/>
+                        </w:rPr>
+                        <w:t>jsdoc</w:t>
+                      </w:r>
+                      <w:proofErr w:type="spellEnd"/>
+                      <w:proofErr w:type="gramStart"/>
+                      <w:r>
+                        <w:rPr>
+                          <w:rFonts w:ascii="Calibri" w:hAnsi="Calibri" w:cs="Calibri"/>
+                          <w:sz w:val="16"/>
+                          <w:szCs w:val="16"/>
+                        </w:rPr>
+                        <w:t>";</w:t>
+                      </w:r>
+                      <w:proofErr w:type="gramEnd"/>
                     </w:p>
                     <w:p>
                       <w:pPr>
@@ -3709,7 +5311,35 @@
                           <w:sz w:val="16"/>
                           <w:szCs w:val="16"/>
                         </w:rPr>
-                        <w:t>  js.configs.recommended,</w:t>
+                        <w:t xml:space="preserve">  </w:t>
+                      </w:r>
+                      <w:proofErr w:type="spellStart"/>
+                      <w:proofErr w:type="gramStart"/>
+                      <w:r>
+                        <w:rPr>
+                          <w:rFonts w:ascii="Calibri" w:hAnsi="Calibri" w:cs="Calibri"/>
+                          <w:sz w:val="16"/>
+                          <w:szCs w:val="16"/>
+                        </w:rPr>
+                        <w:t>js.configs</w:t>
+                      </w:r>
+                      <w:proofErr w:type="gramEnd"/>
+                      <w:r>
+                        <w:rPr>
+                          <w:rFonts w:ascii="Calibri" w:hAnsi="Calibri" w:cs="Calibri"/>
+                          <w:sz w:val="16"/>
+                          <w:szCs w:val="16"/>
+                        </w:rPr>
+                        <w:t>.recommended</w:t>
+                      </w:r>
+                      <w:proofErr w:type="spellEnd"/>
+                      <w:r>
+                        <w:rPr>
+                          <w:rFonts w:ascii="Calibri" w:hAnsi="Calibri" w:cs="Calibri"/>
+                          <w:sz w:val="16"/>
+                          <w:szCs w:val="16"/>
+                        </w:rPr>
+                        <w:t>,</w:t>
                       </w:r>
                     </w:p>
                     <w:p>
@@ -3766,7 +5396,43 @@
                           <w:sz w:val="16"/>
                           <w:szCs w:val="16"/>
                         </w:rPr>
-                        <w:t>      jsdoc: jsdoc,</w:t>
+                        <w:t xml:space="preserve">      </w:t>
+                      </w:r>
+                      <w:proofErr w:type="spellStart"/>
+                      <w:r>
+                        <w:rPr>
+                          <w:rFonts w:ascii="Calibri" w:hAnsi="Calibri" w:cs="Calibri"/>
+                          <w:sz w:val="16"/>
+                          <w:szCs w:val="16"/>
+                        </w:rPr>
+                        <w:t>jsdoc</w:t>
+                      </w:r>
+                      <w:proofErr w:type="spellEnd"/>
+                      <w:r>
+                        <w:rPr>
+                          <w:rFonts w:ascii="Calibri" w:hAnsi="Calibri" w:cs="Calibri"/>
+                          <w:sz w:val="16"/>
+                          <w:szCs w:val="16"/>
+                        </w:rPr>
+                        <w:t xml:space="preserve">: </w:t>
+                      </w:r>
+                      <w:proofErr w:type="spellStart"/>
+                      <w:r>
+                        <w:rPr>
+                          <w:rFonts w:ascii="Calibri" w:hAnsi="Calibri" w:cs="Calibri"/>
+                          <w:sz w:val="16"/>
+                          <w:szCs w:val="16"/>
+                        </w:rPr>
+                        <w:t>jsdoc</w:t>
+                      </w:r>
+                      <w:proofErr w:type="spellEnd"/>
+                      <w:r>
+                        <w:rPr>
+                          <w:rFonts w:ascii="Calibri" w:hAnsi="Calibri" w:cs="Calibri"/>
+                          <w:sz w:val="16"/>
+                          <w:szCs w:val="16"/>
+                        </w:rPr>
+                        <w:t>,</w:t>
                       </w:r>
                     </w:p>
                     <w:p>
@@ -3804,7 +5470,25 @@
                           <w:sz w:val="16"/>
                           <w:szCs w:val="16"/>
                         </w:rPr>
-                        <w:t>    languageOptions: {</w:t>
+                        <w:t xml:space="preserve">    </w:t>
+                      </w:r>
+                      <w:proofErr w:type="spellStart"/>
+                      <w:r>
+                        <w:rPr>
+                          <w:rFonts w:ascii="Calibri" w:hAnsi="Calibri" w:cs="Calibri"/>
+                          <w:sz w:val="16"/>
+                          <w:szCs w:val="16"/>
+                        </w:rPr>
+                        <w:t>languageOptions</w:t>
+                      </w:r>
+                      <w:proofErr w:type="spellEnd"/>
+                      <w:r>
+                        <w:rPr>
+                          <w:rFonts w:ascii="Calibri" w:hAnsi="Calibri" w:cs="Calibri"/>
+                          <w:sz w:val="16"/>
+                          <w:szCs w:val="16"/>
+                        </w:rPr>
+                        <w:t>: {</w:t>
                       </w:r>
                     </w:p>
                     <w:p>
@@ -3823,7 +5507,53 @@
                           <w:sz w:val="16"/>
                           <w:szCs w:val="16"/>
                         </w:rPr>
-                        <w:t>      globals: { ...globals.node },</w:t>
+                        <w:t xml:space="preserve">      </w:t>
+                      </w:r>
+                      <w:proofErr w:type="spellStart"/>
+                      <w:r>
+                        <w:rPr>
+                          <w:rFonts w:ascii="Calibri" w:hAnsi="Calibri" w:cs="Calibri"/>
+                          <w:sz w:val="16"/>
+                          <w:szCs w:val="16"/>
+                        </w:rPr>
+                        <w:t>globals</w:t>
+                      </w:r>
+                      <w:proofErr w:type="spellEnd"/>
+                      <w:r>
+                        <w:rPr>
+                          <w:rFonts w:ascii="Calibri" w:hAnsi="Calibri" w:cs="Calibri"/>
+                          <w:sz w:val="16"/>
+                          <w:szCs w:val="16"/>
+                        </w:rPr>
+                        <w:t xml:space="preserve">: </w:t>
+                      </w:r>
+                      <w:proofErr w:type="gramStart"/>
+                      <w:r>
+                        <w:rPr>
+                          <w:rFonts w:ascii="Calibri" w:hAnsi="Calibri" w:cs="Calibri"/>
+                          <w:sz w:val="16"/>
+                          <w:szCs w:val="16"/>
+                        </w:rPr>
+                        <w:t>{ ...</w:t>
+                      </w:r>
+                      <w:proofErr w:type="spellStart"/>
+                      <w:proofErr w:type="gramEnd"/>
+                      <w:r>
+                        <w:rPr>
+                          <w:rFonts w:ascii="Calibri" w:hAnsi="Calibri" w:cs="Calibri"/>
+                          <w:sz w:val="16"/>
+                          <w:szCs w:val="16"/>
+                        </w:rPr>
+                        <w:t>globals.node</w:t>
+                      </w:r>
+                      <w:proofErr w:type="spellEnd"/>
+                      <w:r>
+                        <w:rPr>
+                          <w:rFonts w:ascii="Calibri" w:hAnsi="Calibri" w:cs="Calibri"/>
+                          <w:sz w:val="16"/>
+                          <w:szCs w:val="16"/>
+                        </w:rPr>
+                        <w:t xml:space="preserve"> },</w:t>
                       </w:r>
                     </w:p>
                     <w:p>
@@ -3880,7 +5610,25 @@
                           <w:sz w:val="16"/>
                           <w:szCs w:val="16"/>
                         </w:rPr>
-                        <w:t>      "no-console": "off",</w:t>
+                        <w:t>      "</w:t>
+                      </w:r>
+                      <w:proofErr w:type="gramStart"/>
+                      <w:r>
+                        <w:rPr>
+                          <w:rFonts w:ascii="Calibri" w:hAnsi="Calibri" w:cs="Calibri"/>
+                          <w:sz w:val="16"/>
+                          <w:szCs w:val="16"/>
+                        </w:rPr>
+                        <w:t>no</w:t>
+                      </w:r>
+                      <w:proofErr w:type="gramEnd"/>
+                      <w:r>
+                        <w:rPr>
+                          <w:rFonts w:ascii="Calibri" w:hAnsi="Calibri" w:cs="Calibri"/>
+                          <w:sz w:val="16"/>
+                          <w:szCs w:val="16"/>
+                        </w:rPr>
+                        <w:t>-console": "off",</w:t>
                       </w:r>
                     </w:p>
                     <w:p>
@@ -3956,7 +5704,43 @@
                           <w:sz w:val="16"/>
                           <w:szCs w:val="16"/>
                         </w:rPr>
-                        <w:t>      "jsdoc/require-jsdoc": ["error", {</w:t>
+                        <w:t>      "</w:t>
+                      </w:r>
+                      <w:proofErr w:type="spellStart"/>
+                      <w:r>
+                        <w:rPr>
+                          <w:rFonts w:ascii="Calibri" w:hAnsi="Calibri" w:cs="Calibri"/>
+                          <w:sz w:val="16"/>
+                          <w:szCs w:val="16"/>
+                        </w:rPr>
+                        <w:t>jsdoc</w:t>
+                      </w:r>
+                      <w:proofErr w:type="spellEnd"/>
+                      <w:r>
+                        <w:rPr>
+                          <w:rFonts w:ascii="Calibri" w:hAnsi="Calibri" w:cs="Calibri"/>
+                          <w:sz w:val="16"/>
+                          <w:szCs w:val="16"/>
+                        </w:rPr>
+                        <w:t>/require-</w:t>
+                      </w:r>
+                      <w:proofErr w:type="spellStart"/>
+                      <w:r>
+                        <w:rPr>
+                          <w:rFonts w:ascii="Calibri" w:hAnsi="Calibri" w:cs="Calibri"/>
+                          <w:sz w:val="16"/>
+                          <w:szCs w:val="16"/>
+                        </w:rPr>
+                        <w:t>jsdoc</w:t>
+                      </w:r>
+                      <w:proofErr w:type="spellEnd"/>
+                      <w:r>
+                        <w:rPr>
+                          <w:rFonts w:ascii="Calibri" w:hAnsi="Calibri" w:cs="Calibri"/>
+                          <w:sz w:val="16"/>
+                          <w:szCs w:val="16"/>
+                        </w:rPr>
+                        <w:t>": ["error", {</w:t>
                       </w:r>
                     </w:p>
                     <w:p>
@@ -3975,7 +5759,25 @@
                           <w:sz w:val="16"/>
                           <w:szCs w:val="16"/>
                         </w:rPr>
-                        <w:t xml:space="preserve">        "publicOnly": </w:t>
+                        <w:t>        "</w:t>
+                      </w:r>
+                      <w:proofErr w:type="spellStart"/>
+                      <w:r>
+                        <w:rPr>
+                          <w:rFonts w:ascii="Calibri" w:hAnsi="Calibri" w:cs="Calibri"/>
+                          <w:sz w:val="16"/>
+                          <w:szCs w:val="16"/>
+                        </w:rPr>
+                        <w:t>publicOnly</w:t>
+                      </w:r>
+                      <w:proofErr w:type="spellEnd"/>
+                      <w:r>
+                        <w:rPr>
+                          <w:rFonts w:ascii="Calibri" w:hAnsi="Calibri" w:cs="Calibri"/>
+                          <w:sz w:val="16"/>
+                          <w:szCs w:val="16"/>
+                        </w:rPr>
+                        <w:t xml:space="preserve">": </w:t>
                       </w:r>
                       <w:r>
                         <w:rPr>
@@ -4031,7 +5833,25 @@
                           <w:sz w:val="16"/>
                           <w:szCs w:val="16"/>
                         </w:rPr>
-                        <w:t xml:space="preserve">          "FunctionDeclaration": </w:t>
+                        <w:t>          "</w:t>
+                      </w:r>
+                      <w:proofErr w:type="spellStart"/>
+                      <w:r>
+                        <w:rPr>
+                          <w:rFonts w:ascii="Calibri" w:hAnsi="Calibri" w:cs="Calibri"/>
+                          <w:sz w:val="16"/>
+                          <w:szCs w:val="16"/>
+                        </w:rPr>
+                        <w:t>FunctionDeclaration</w:t>
+                      </w:r>
+                      <w:proofErr w:type="spellEnd"/>
+                      <w:r>
+                        <w:rPr>
+                          <w:rFonts w:ascii="Calibri" w:hAnsi="Calibri" w:cs="Calibri"/>
+                          <w:sz w:val="16"/>
+                          <w:szCs w:val="16"/>
+                        </w:rPr>
+                        <w:t xml:space="preserve">": </w:t>
                       </w:r>
                       <w:r>
                         <w:rPr>
@@ -4068,7 +5888,25 @@
                           <w:sz w:val="16"/>
                           <w:szCs w:val="16"/>
                         </w:rPr>
-                        <w:t xml:space="preserve">          "MethodDefinition": </w:t>
+                        <w:t>          "</w:t>
+                      </w:r>
+                      <w:proofErr w:type="spellStart"/>
+                      <w:r>
+                        <w:rPr>
+                          <w:rFonts w:ascii="Calibri" w:hAnsi="Calibri" w:cs="Calibri"/>
+                          <w:sz w:val="16"/>
+                          <w:szCs w:val="16"/>
+                        </w:rPr>
+                        <w:t>MethodDefinition</w:t>
+                      </w:r>
+                      <w:proofErr w:type="spellEnd"/>
+                      <w:r>
+                        <w:rPr>
+                          <w:rFonts w:ascii="Calibri" w:hAnsi="Calibri" w:cs="Calibri"/>
+                          <w:sz w:val="16"/>
+                          <w:szCs w:val="16"/>
+                        </w:rPr>
+                        <w:t xml:space="preserve">": </w:t>
                       </w:r>
                       <w:r>
                         <w:rPr>
@@ -4105,8 +5943,27 @@
                           <w:sz w:val="16"/>
                           <w:szCs w:val="16"/>
                         </w:rPr>
-                        <w:t xml:space="preserve">          "ClassDeclaration": </w:t>
-                      </w:r>
+                        <w:t>          "</w:t>
+                      </w:r>
+                      <w:proofErr w:type="spellStart"/>
+                      <w:r>
+                        <w:rPr>
+                          <w:rFonts w:ascii="Calibri" w:hAnsi="Calibri" w:cs="Calibri"/>
+                          <w:sz w:val="16"/>
+                          <w:szCs w:val="16"/>
+                        </w:rPr>
+                        <w:t>ClassDeclaration</w:t>
+                      </w:r>
+                      <w:proofErr w:type="spellEnd"/>
+                      <w:r>
+                        <w:rPr>
+                          <w:rFonts w:ascii="Calibri" w:hAnsi="Calibri" w:cs="Calibri"/>
+                          <w:sz w:val="16"/>
+                          <w:szCs w:val="16"/>
+                        </w:rPr>
+                        <w:t xml:space="preserve">": </w:t>
+                      </w:r>
+                      <w:proofErr w:type="gramStart"/>
                       <w:r>
                         <w:rPr>
                           <w:rFonts w:ascii="Calibri" w:hAnsi="Calibri" w:cs="Calibri"/>
@@ -4133,6 +5990,7 @@
                         </w:rPr>
                         <w:t>}</w:t>
                       </w:r>
+                      <w:proofErr w:type="gramEnd"/>
                     </w:p>
                     <w:p>
                       <w:pPr>
@@ -4336,7 +6194,7 @@
         </w:rPr>
       </w:pPr>
       <w:bookmarkStart w:id="0" w:name="_Toc233887147"/>
-      <w:bookmarkStart w:id="1" w:name="_Toc234932817"/>
+      <w:bookmarkStart w:id="1" w:name="_Toc235011846"/>
       <w:r>
         <w:rPr>
           <w:lang w:val="es-ES"/>
@@ -4519,7 +6377,7 @@
           <w:noProof/>
         </w:rPr>
         <w:drawing>
-          <wp:inline distT="0" distB="0" distL="0" distR="0" wp14:anchorId="6665AAF2" wp14:editId="20E68821">
+          <wp:inline distT="0" distB="0" distL="0" distR="0" wp14:anchorId="6665AAF2" wp14:editId="37BE653A">
             <wp:extent cx="4994910" cy="2809425"/>
             <wp:effectExtent l="133350" t="114300" r="148590" b="162560"/>
             <wp:docPr id="1428303298" name="Imagen 2" descr="Venom: este es el origen de los Simbiontes"/>
@@ -4607,7 +6465,7 @@
           <w:lang w:val="es-ES"/>
         </w:rPr>
       </w:pPr>
-      <w:bookmarkStart w:id="2" w:name="_Toc234932818"/>
+      <w:bookmarkStart w:id="2" w:name="_Toc235011847"/>
       <w:r>
         <w:rPr>
           <w:lang w:val="es-ES"/>
@@ -4721,7 +6579,21 @@
         <w:rPr>
           <w:lang w:val="es-ES"/>
         </w:rPr>
-        <w:t xml:space="preserve">En el módulo 02 dominaste arrays y objetos, las estructuras. Ahora toca entender la </w:t>
+        <w:t xml:space="preserve">En el módulo 02 dominaste </w:t>
+      </w:r>
+      <w:proofErr w:type="spellStart"/>
+      <w:r>
+        <w:rPr>
+          <w:lang w:val="es-ES"/>
+        </w:rPr>
+        <w:t>arrays</w:t>
+      </w:r>
+      <w:proofErr w:type="spellEnd"/>
+      <w:r>
+        <w:rPr>
+          <w:lang w:val="es-ES"/>
+        </w:rPr>
+        <w:t xml:space="preserve"> y objetos, las estructuras. Ahora toca entender la </w:t>
       </w:r>
       <w:r>
         <w:rPr>
@@ -4758,6 +6630,7 @@
         </w:rPr>
         <w:t xml:space="preserve">Cuando una función recuerda una variable que ya no existe en memoria, eso es un </w:t>
       </w:r>
+      <w:proofErr w:type="spellStart"/>
       <w:r>
         <w:rPr>
           <w:rStyle w:val="Textoennegrita"/>
@@ -4765,12 +6638,14 @@
         </w:rPr>
         <w:t>closure</w:t>
       </w:r>
+      <w:proofErr w:type="spellEnd"/>
       <w:r>
         <w:rPr>
           <w:lang w:val="es-ES"/>
         </w:rPr>
         <w:t xml:space="preserve">. Cuando un método sabe a qué objeto pertenece, eso es </w:t>
       </w:r>
+      <w:proofErr w:type="spellStart"/>
       <w:r>
         <w:rPr>
           <w:rStyle w:val="CdigoHTML"/>
@@ -4781,6 +6656,7 @@
         </w:rPr>
         <w:t>this</w:t>
       </w:r>
+      <w:proofErr w:type="spellEnd"/>
       <w:r>
         <w:rPr>
           <w:lang w:val="es-ES"/>
@@ -4833,44 +6709,115 @@
         <w:rPr>
           <w:lang w:val="es-ES"/>
         </w:rPr>
-        <w:t>. React los usa constantemente. Node.js los usa constantemente. Cualquier framework que toques los usa constantemente, solo que ocultos bajo capas de abstracción.</w:t>
-      </w:r>
-    </w:p>
-    <w:p>
-      <w:pPr>
-        <w:pStyle w:val="Sinespaciado"/>
-        <w:rPr>
-          <w:lang w:val="es-ES"/>
-        </w:rPr>
-      </w:pPr>
-      <w:r>
-        <w:rPr>
-          <w:lang w:val="es-ES"/>
-        </w:rPr>
-        <w:t>La diferencia entre un developer que sufre los frameworks y uno que los domina es exactamente esta: entender lo que hay debajo.</w:t>
-      </w:r>
-    </w:p>
-    <w:p>
-      <w:pPr>
-        <w:pStyle w:val="Sinespaciado"/>
-        <w:rPr>
-          <w:lang w:val="es-ES"/>
-        </w:rPr>
-      </w:pPr>
-    </w:p>
-    <w:p>
-      <w:pPr>
-        <w:pStyle w:val="Sinespaciado"/>
-        <w:rPr>
-          <w:lang w:val="es-ES"/>
-        </w:rPr>
-      </w:pPr>
-      <w:r>
-        <w:rPr>
-          <w:lang w:val="es-ES"/>
-        </w:rPr>
-        <w:t xml:space="preserve">Cuando termines este módulo el código de otros te parecerá transparente. Verás closures donde otros ven magia. Entenderás </w:t>
-      </w:r>
+        <w:t xml:space="preserve">. </w:t>
+      </w:r>
+      <w:proofErr w:type="spellStart"/>
+      <w:r>
+        <w:rPr>
+          <w:lang w:val="es-ES"/>
+        </w:rPr>
+        <w:t>React</w:t>
+      </w:r>
+      <w:proofErr w:type="spellEnd"/>
+      <w:r>
+        <w:rPr>
+          <w:lang w:val="es-ES"/>
+        </w:rPr>
+        <w:t xml:space="preserve"> los usa constantemente. Node.js los usa constantemente. Cualquier </w:t>
+      </w:r>
+      <w:proofErr w:type="spellStart"/>
+      <w:r>
+        <w:rPr>
+          <w:lang w:val="es-ES"/>
+        </w:rPr>
+        <w:t>framework</w:t>
+      </w:r>
+      <w:proofErr w:type="spellEnd"/>
+      <w:r>
+        <w:rPr>
+          <w:lang w:val="es-ES"/>
+        </w:rPr>
+        <w:t xml:space="preserve"> que toques los usa constantemente, solo que ocultos bajo capas de abstracción.</w:t>
+      </w:r>
+    </w:p>
+    <w:p>
+      <w:pPr>
+        <w:pStyle w:val="Sinespaciado"/>
+        <w:rPr>
+          <w:lang w:val="es-ES"/>
+        </w:rPr>
+      </w:pPr>
+      <w:r>
+        <w:rPr>
+          <w:lang w:val="es-ES"/>
+        </w:rPr>
+        <w:t xml:space="preserve">La diferencia entre un </w:t>
+      </w:r>
+      <w:proofErr w:type="spellStart"/>
+      <w:r>
+        <w:rPr>
+          <w:lang w:val="es-ES"/>
+        </w:rPr>
+        <w:t>developer</w:t>
+      </w:r>
+      <w:proofErr w:type="spellEnd"/>
+      <w:r>
+        <w:rPr>
+          <w:lang w:val="es-ES"/>
+        </w:rPr>
+        <w:t xml:space="preserve"> que sufre los </w:t>
+      </w:r>
+      <w:proofErr w:type="spellStart"/>
+      <w:r>
+        <w:rPr>
+          <w:lang w:val="es-ES"/>
+        </w:rPr>
+        <w:t>frameworks</w:t>
+      </w:r>
+      <w:proofErr w:type="spellEnd"/>
+      <w:r>
+        <w:rPr>
+          <w:lang w:val="es-ES"/>
+        </w:rPr>
+        <w:t xml:space="preserve"> y uno que los domina es exactamente esta: entender lo que hay debajo.</w:t>
+      </w:r>
+    </w:p>
+    <w:p>
+      <w:pPr>
+        <w:pStyle w:val="Sinespaciado"/>
+        <w:rPr>
+          <w:lang w:val="es-ES"/>
+        </w:rPr>
+      </w:pPr>
+    </w:p>
+    <w:p>
+      <w:pPr>
+        <w:pStyle w:val="Sinespaciado"/>
+        <w:rPr>
+          <w:lang w:val="es-ES"/>
+        </w:rPr>
+      </w:pPr>
+      <w:r>
+        <w:rPr>
+          <w:lang w:val="es-ES"/>
+        </w:rPr>
+        <w:t xml:space="preserve">Cuando termines este módulo el código de otros te parecerá transparente. Verás </w:t>
+      </w:r>
+      <w:proofErr w:type="spellStart"/>
+      <w:r>
+        <w:rPr>
+          <w:lang w:val="es-ES"/>
+        </w:rPr>
+        <w:t>closures</w:t>
+      </w:r>
+      <w:proofErr w:type="spellEnd"/>
+      <w:r>
+        <w:rPr>
+          <w:lang w:val="es-ES"/>
+        </w:rPr>
+        <w:t xml:space="preserve"> donde otros ven magia. Entenderás </w:t>
+      </w:r>
+      <w:proofErr w:type="spellStart"/>
       <w:r>
         <w:rPr>
           <w:rStyle w:val="CdigoHTML"/>
@@ -4879,6 +6826,7 @@
         </w:rPr>
         <w:t>this</w:t>
       </w:r>
+      <w:proofErr w:type="spellEnd"/>
       <w:r>
         <w:rPr>
           <w:lang w:val="es-ES"/>
@@ -4903,7 +6851,49 @@
         <w:rPr>
           <w:rStyle w:val="nfasis"/>
         </w:rPr>
-        <w:t>El simbionte te espera.</w:t>
+        <w:t xml:space="preserve">El </w:t>
+      </w:r>
+      <w:proofErr w:type="spellStart"/>
+      <w:r>
+        <w:rPr>
+          <w:rStyle w:val="nfasis"/>
+        </w:rPr>
+        <w:t>simbionte</w:t>
+      </w:r>
+      <w:proofErr w:type="spellEnd"/>
+      <w:r>
+        <w:rPr>
+          <w:rStyle w:val="nfasis"/>
+        </w:rPr>
+        <w:t xml:space="preserve"> </w:t>
+      </w:r>
+      <w:proofErr w:type="spellStart"/>
+      <w:r>
+        <w:rPr>
+          <w:rStyle w:val="nfasis"/>
+        </w:rPr>
+        <w:t>te</w:t>
+      </w:r>
+      <w:proofErr w:type="spellEnd"/>
+      <w:r>
+        <w:rPr>
+          <w:rStyle w:val="nfasis"/>
+        </w:rPr>
+        <w:t xml:space="preserve"> </w:t>
+      </w:r>
+      <w:proofErr w:type="spellStart"/>
+      <w:r>
+        <w:rPr>
+          <w:rStyle w:val="nfasis"/>
+        </w:rPr>
+        <w:t>espera</w:t>
+      </w:r>
+      <w:proofErr w:type="spellEnd"/>
+      <w:r>
+        <w:rPr>
+          <w:rStyle w:val="nfasis"/>
+        </w:rPr>
+        <w:t>.</w:t>
       </w:r>
     </w:p>
     <w:p>
@@ -5025,7 +7015,7 @@
         </w:rPr>
       </w:pPr>
       <w:bookmarkStart w:id="3" w:name="_Toc233887149"/>
-      <w:bookmarkStart w:id="4" w:name="_Toc234932819"/>
+      <w:bookmarkStart w:id="4" w:name="_Toc235011848"/>
       <w:r>
         <w:rPr>
           <w:lang w:val="es-ES"/>
@@ -5051,9 +7041,17 @@
         <w:rPr>
           <w:bCs/>
         </w:rPr>
-        <w:t>La Memoria Persistente</w:t>
+        <w:t xml:space="preserve">La Memoria </w:t>
+      </w:r>
+      <w:proofErr w:type="spellStart"/>
+      <w:r>
+        <w:rPr>
+          <w:bCs/>
+        </w:rPr>
+        <w:t>Persistente</w:t>
       </w:r>
       <w:bookmarkEnd w:id="4"/>
+      <w:proofErr w:type="spellEnd"/>
     </w:p>
     <w:p>
       <w:pPr>
@@ -5089,6 +7087,7 @@
           <w:numId w:val="3"/>
         </w:numPr>
       </w:pPr>
+      <w:proofErr w:type="spellStart"/>
       <w:r>
         <w:rPr>
           <w:b/>
@@ -5096,6 +7095,7 @@
         </w:rPr>
         <w:t>Archivo</w:t>
       </w:r>
+      <w:proofErr w:type="spellEnd"/>
       <w:r>
         <w:t xml:space="preserve">: </w:t>
       </w:r>
@@ -5168,7 +7168,35 @@
         <w:rPr>
           <w:lang w:val="es-ES"/>
         </w:rPr>
-        <w:t xml:space="preserve">Entender qué es un closure y por qué una función puede recordar variables de su scope </w:t>
+        <w:t xml:space="preserve">Entender qué es un </w:t>
+      </w:r>
+      <w:proofErr w:type="spellStart"/>
+      <w:r>
+        <w:rPr>
+          <w:lang w:val="es-ES"/>
+        </w:rPr>
+        <w:t>closure</w:t>
+      </w:r>
+      <w:proofErr w:type="spellEnd"/>
+      <w:r>
+        <w:rPr>
+          <w:lang w:val="es-ES"/>
+        </w:rPr>
+        <w:t xml:space="preserve"> y por qué una función puede recordar variables de su </w:t>
+      </w:r>
+      <w:proofErr w:type="spellStart"/>
+      <w:r>
+        <w:rPr>
+          <w:lang w:val="es-ES"/>
+        </w:rPr>
+        <w:t>scope</w:t>
+      </w:r>
+      <w:proofErr w:type="spellEnd"/>
+      <w:r>
+        <w:rPr>
+          <w:lang w:val="es-ES"/>
+        </w:rPr>
+        <w:t xml:space="preserve"> </w:t>
       </w:r>
       <w:r>
         <w:rPr>
@@ -5180,7 +7208,21 @@
         <w:rPr>
           <w:lang w:val="es-ES"/>
         </w:rPr>
-        <w:t xml:space="preserve"> aunque ese scope ya haya terminado.</w:t>
+        <w:t xml:space="preserve"> aunque ese </w:t>
+      </w:r>
+      <w:proofErr w:type="spellStart"/>
+      <w:r>
+        <w:rPr>
+          <w:lang w:val="es-ES"/>
+        </w:rPr>
+        <w:t>scope</w:t>
+      </w:r>
+      <w:proofErr w:type="spellEnd"/>
+      <w:r>
+        <w:rPr>
+          <w:lang w:val="es-ES"/>
+        </w:rPr>
+        <w:t xml:space="preserve"> ya haya terminado.</w:t>
       </w:r>
     </w:p>
     <w:p>
@@ -5226,7 +7268,25 @@
           <w:iCs/>
           <w:lang w:val="es-ES"/>
         </w:rPr>
-        <w:t xml:space="preserve">Crea una función tk_counter que devuelva otra función </w:t>
+        <w:t xml:space="preserve">Crea una función </w:t>
+      </w:r>
+      <w:proofErr w:type="spellStart"/>
+      <w:r>
+        <w:rPr>
+          <w:i/>
+          <w:iCs/>
+          <w:lang w:val="es-ES"/>
+        </w:rPr>
+        <w:t>tk_counter</w:t>
+      </w:r>
+      <w:proofErr w:type="spellEnd"/>
+      <w:r>
+        <w:rPr>
+          <w:i/>
+          <w:iCs/>
+          <w:lang w:val="es-ES"/>
+        </w:rPr>
+        <w:t xml:space="preserve"> que devuelva otra función </w:t>
       </w:r>
       <w:r>
         <w:rPr>
@@ -5782,12 +7842,14 @@
           <w:lang w:val="es-ES"/>
         </w:rPr>
       </w:pPr>
+      <w:proofErr w:type="spellStart"/>
       <w:r>
         <w:rPr>
           <w:lang w:val="es-ES"/>
         </w:rPr>
         <w:t>node</w:t>
       </w:r>
+      <w:proofErr w:type="spellEnd"/>
       <w:r>
         <w:rPr>
           <w:lang w:val="es-ES"/>
@@ -5809,18 +7871,34 @@
           <w:lang w:val="es-ES"/>
         </w:rPr>
       </w:pPr>
-      <w:r>
-        <w:rPr>
-          <w:lang w:val="es-ES"/>
-        </w:rPr>
-        <w:t>npx eslint</w:t>
-      </w:r>
+      <w:proofErr w:type="spellStart"/>
+      <w:r>
+        <w:rPr>
+          <w:lang w:val="es-ES"/>
+        </w:rPr>
+        <w:t>npx</w:t>
+      </w:r>
+      <w:proofErr w:type="spellEnd"/>
       <w:r>
         <w:rPr>
           <w:lang w:val="es-ES"/>
         </w:rPr>
         <w:t xml:space="preserve"> </w:t>
       </w:r>
+      <w:proofErr w:type="spellStart"/>
+      <w:r>
+        <w:rPr>
+          <w:lang w:val="es-ES"/>
+        </w:rPr>
+        <w:t>eslint</w:t>
+      </w:r>
+      <w:proofErr w:type="spellEnd"/>
+      <w:r>
+        <w:rPr>
+          <w:lang w:val="es-ES"/>
+        </w:rPr>
+        <w:t xml:space="preserve"> </w:t>
+      </w:r>
       <w:r>
         <w:rPr>
           <w:lang w:val="es-ES"/>
@@ -5836,11 +7914,47 @@
           <w:lang w:val="es-ES"/>
         </w:rPr>
       </w:pPr>
-      <w:r>
-        <w:rPr>
-          <w:lang w:val="es-ES"/>
-        </w:rPr>
-        <w:t>npx eslint archivo.js –fix (Solucionar error</w:t>
+      <w:proofErr w:type="spellStart"/>
+      <w:r>
+        <w:rPr>
+          <w:lang w:val="es-ES"/>
+        </w:rPr>
+        <w:t>npx</w:t>
+      </w:r>
+      <w:proofErr w:type="spellEnd"/>
+      <w:r>
+        <w:rPr>
+          <w:lang w:val="es-ES"/>
+        </w:rPr>
+        <w:t xml:space="preserve"> </w:t>
+      </w:r>
+      <w:proofErr w:type="spellStart"/>
+      <w:r>
+        <w:rPr>
+          <w:lang w:val="es-ES"/>
+        </w:rPr>
+        <w:t>eslint</w:t>
+      </w:r>
+      <w:proofErr w:type="spellEnd"/>
+      <w:r>
+        <w:rPr>
+          <w:lang w:val="es-ES"/>
+        </w:rPr>
+        <w:t xml:space="preserve"> archivo.js –</w:t>
+      </w:r>
+      <w:proofErr w:type="spellStart"/>
+      <w:r>
+        <w:rPr>
+          <w:lang w:val="es-ES"/>
+        </w:rPr>
+        <w:t>fix</w:t>
+      </w:r>
+      <w:proofErr w:type="spellEnd"/>
+      <w:r>
+        <w:rPr>
+          <w:lang w:val="es-ES"/>
+        </w:rPr>
+        <w:t xml:space="preserve"> (Solucionar error</w:t>
       </w:r>
       <w:r>
         <w:rPr>
@@ -5869,7 +7983,7 @@
           <w:lang w:val="es-ES"/>
         </w:rPr>
       </w:pPr>
-      <w:bookmarkStart w:id="5" w:name="_Toc234932820"/>
+      <w:bookmarkStart w:id="5" w:name="_Toc235011849"/>
       <w:r>
         <w:rPr>
           <w:lang w:val="es-ES"/>
@@ -5955,6 +8069,7 @@
           <w:lang w:val="es-ES"/>
         </w:rPr>
       </w:pPr>
+      <w:proofErr w:type="spellStart"/>
       <w:r>
         <w:rPr>
           <w:b/>
@@ -5962,6 +8077,7 @@
         </w:rPr>
         <w:t>Archivo</w:t>
       </w:r>
+      <w:proofErr w:type="spellEnd"/>
       <w:r>
         <w:t xml:space="preserve">: </w:t>
       </w:r>
@@ -5998,8 +8114,30 @@
         <w:rPr>
           <w:lang w:val="es-ES"/>
         </w:rPr>
-        <w:t>console.log, arrow functions</w:t>
-      </w:r>
+        <w:t xml:space="preserve">console.log, </w:t>
+      </w:r>
+      <w:proofErr w:type="spellStart"/>
+      <w:r>
+        <w:rPr>
+          <w:lang w:val="es-ES"/>
+        </w:rPr>
+        <w:t>arrow</w:t>
+      </w:r>
+      <w:proofErr w:type="spellEnd"/>
+      <w:r>
+        <w:rPr>
+          <w:lang w:val="es-ES"/>
+        </w:rPr>
+        <w:t xml:space="preserve"> </w:t>
+      </w:r>
+      <w:proofErr w:type="spellStart"/>
+      <w:r>
+        <w:rPr>
+          <w:lang w:val="es-ES"/>
+        </w:rPr>
+        <w:t>functions</w:t>
+      </w:r>
+      <w:proofErr w:type="spellEnd"/>
     </w:p>
     <w:p>
       <w:pPr>
@@ -6035,7 +8173,21 @@
         <w:rPr>
           <w:lang w:val="es-ES"/>
         </w:rPr>
-        <w:t>Aplicar closures para crear funciones especializadas que comparten lógica base, pero mantienen datos privados</w:t>
+        <w:t xml:space="preserve">Aplicar </w:t>
+      </w:r>
+      <w:proofErr w:type="spellStart"/>
+      <w:r>
+        <w:rPr>
+          <w:lang w:val="es-ES"/>
+        </w:rPr>
+        <w:t>closures</w:t>
+      </w:r>
+      <w:proofErr w:type="spellEnd"/>
+      <w:r>
+        <w:rPr>
+          <w:lang w:val="es-ES"/>
+        </w:rPr>
+        <w:t xml:space="preserve"> para crear funciones especializadas que comparten lógica base, pero mantienen datos privados</w:t>
       </w:r>
       <w:r>
         <w:rPr>
@@ -6043,12 +8195,28 @@
         </w:rPr>
         <w:t xml:space="preserve"> (</w:t>
       </w:r>
-      <w:r>
-        <w:rPr>
-          <w:lang w:val="es-ES"/>
-        </w:rPr>
-        <w:t>factory function</w:t>
-      </w:r>
+      <w:proofErr w:type="spellStart"/>
+      <w:r>
+        <w:rPr>
+          <w:lang w:val="es-ES"/>
+        </w:rPr>
+        <w:t>factory</w:t>
+      </w:r>
+      <w:proofErr w:type="spellEnd"/>
+      <w:r>
+        <w:rPr>
+          <w:lang w:val="es-ES"/>
+        </w:rPr>
+        <w:t xml:space="preserve"> </w:t>
+      </w:r>
+      <w:proofErr w:type="spellStart"/>
+      <w:r>
+        <w:rPr>
+          <w:lang w:val="es-ES"/>
+        </w:rPr>
+        <w:t>function</w:t>
+      </w:r>
+      <w:proofErr w:type="spellEnd"/>
       <w:r>
         <w:rPr>
           <w:lang w:val="es-ES"/>
@@ -6109,7 +8277,35 @@
         <w:rPr>
           <w:lang w:val="es-ES"/>
         </w:rPr>
-        <w:t>Crea tk_sensor_factory(type) que devuelva una función</w:t>
+        <w:t xml:space="preserve">Crea </w:t>
+      </w:r>
+      <w:proofErr w:type="spellStart"/>
+      <w:r>
+        <w:rPr>
+          <w:lang w:val="es-ES"/>
+        </w:rPr>
+        <w:t>tk_sensor_factory</w:t>
+      </w:r>
+      <w:proofErr w:type="spellEnd"/>
+      <w:r>
+        <w:rPr>
+          <w:lang w:val="es-ES"/>
+        </w:rPr>
+        <w:t>(</w:t>
+      </w:r>
+      <w:proofErr w:type="spellStart"/>
+      <w:r>
+        <w:rPr>
+          <w:lang w:val="es-ES"/>
+        </w:rPr>
+        <w:t>type</w:t>
+      </w:r>
+      <w:proofErr w:type="spellEnd"/>
+      <w:r>
+        <w:rPr>
+          <w:lang w:val="es-ES"/>
+        </w:rPr>
+        <w:t>) que devuelva una función</w:t>
       </w:r>
       <w:r>
         <w:rPr>
@@ -6133,7 +8329,21 @@
         <w:rPr>
           <w:lang w:val="es-ES"/>
         </w:rPr>
-        <w:t>La función devuelta recibe un valor y devuelve un string formateado</w:t>
+        <w:t xml:space="preserve">La función devuelta recibe un valor y devuelve un </w:t>
+      </w:r>
+      <w:proofErr w:type="spellStart"/>
+      <w:r>
+        <w:rPr>
+          <w:lang w:val="es-ES"/>
+        </w:rPr>
+        <w:t>string</w:t>
+      </w:r>
+      <w:proofErr w:type="spellEnd"/>
+      <w:r>
+        <w:rPr>
+          <w:lang w:val="es-ES"/>
+        </w:rPr>
+        <w:t xml:space="preserve"> formateado</w:t>
       </w:r>
       <w:r>
         <w:rPr>
@@ -6157,7 +8367,35 @@
         <w:rPr>
           <w:lang w:val="es-ES"/>
         </w:rPr>
-        <w:t>El type debe quedar encerrado en el closure, no modificable desde fuera</w:t>
+        <w:t xml:space="preserve">El </w:t>
+      </w:r>
+      <w:proofErr w:type="spellStart"/>
+      <w:r>
+        <w:rPr>
+          <w:lang w:val="es-ES"/>
+        </w:rPr>
+        <w:t>type</w:t>
+      </w:r>
+      <w:proofErr w:type="spellEnd"/>
+      <w:r>
+        <w:rPr>
+          <w:lang w:val="es-ES"/>
+        </w:rPr>
+        <w:t xml:space="preserve"> debe quedar encerrado en el </w:t>
+      </w:r>
+      <w:proofErr w:type="spellStart"/>
+      <w:r>
+        <w:rPr>
+          <w:lang w:val="es-ES"/>
+        </w:rPr>
+        <w:t>closure</w:t>
+      </w:r>
+      <w:proofErr w:type="spellEnd"/>
+      <w:r>
+        <w:rPr>
+          <w:lang w:val="es-ES"/>
+        </w:rPr>
+        <w:t>, no modificable desde fuera</w:t>
       </w:r>
       <w:r>
         <w:rPr>
@@ -6282,7 +8520,23 @@
                                 <w:rFonts w:ascii="Cascadia Mono SemiBold" w:hAnsi="Cascadia Mono SemiBold" w:cs="Cascadia Mono SemiBold"/>
                                 <w:lang w:val="es-ES"/>
                               </w:rPr>
-                              <w:t>[Temperature]: 25ºC</w:t>
+                              <w:t>[</w:t>
+                            </w:r>
+                            <w:proofErr w:type="spellStart"/>
+                            <w:r>
+                              <w:rPr>
+                                <w:rFonts w:ascii="Cascadia Mono SemiBold" w:hAnsi="Cascadia Mono SemiBold" w:cs="Cascadia Mono SemiBold"/>
+                                <w:lang w:val="es-ES"/>
+                              </w:rPr>
+                              <w:t>Temperature</w:t>
+                            </w:r>
+                            <w:proofErr w:type="spellEnd"/>
+                            <w:r>
+                              <w:rPr>
+                                <w:rFonts w:ascii="Cascadia Mono SemiBold" w:hAnsi="Cascadia Mono SemiBold" w:cs="Cascadia Mono SemiBold"/>
+                                <w:lang w:val="es-ES"/>
+                              </w:rPr>
+                              <w:t>]: 25ºC</w:t>
                             </w:r>
                           </w:p>
                           <w:p>
@@ -6298,7 +8552,23 @@
                                 <w:rFonts w:ascii="Cascadia Mono SemiBold" w:hAnsi="Cascadia Mono SemiBold" w:cs="Cascadia Mono SemiBold"/>
                                 <w:lang w:val="es-ES"/>
                               </w:rPr>
-                              <w:t>[Humidity]: 80%</w:t>
+                              <w:t>[</w:t>
+                            </w:r>
+                            <w:proofErr w:type="spellStart"/>
+                            <w:r>
+                              <w:rPr>
+                                <w:rFonts w:ascii="Cascadia Mono SemiBold" w:hAnsi="Cascadia Mono SemiBold" w:cs="Cascadia Mono SemiBold"/>
+                                <w:lang w:val="es-ES"/>
+                              </w:rPr>
+                              <w:t>Humidity</w:t>
+                            </w:r>
+                            <w:proofErr w:type="spellEnd"/>
+                            <w:r>
+                              <w:rPr>
+                                <w:rFonts w:ascii="Cascadia Mono SemiBold" w:hAnsi="Cascadia Mono SemiBold" w:cs="Cascadia Mono SemiBold"/>
+                                <w:lang w:val="es-ES"/>
+                              </w:rPr>
+                              <w:t>]: 80%</w:t>
                             </w:r>
                           </w:p>
                           <w:p>
@@ -6314,7 +8584,23 @@
                                 <w:rFonts w:ascii="Cascadia Mono SemiBold" w:hAnsi="Cascadia Mono SemiBold" w:cs="Cascadia Mono SemiBold"/>
                                 <w:lang w:val="es-ES"/>
                               </w:rPr>
-                              <w:t>[Pressure]: 101.3hPa</w:t>
+                              <w:t>[</w:t>
+                            </w:r>
+                            <w:proofErr w:type="spellStart"/>
+                            <w:r>
+                              <w:rPr>
+                                <w:rFonts w:ascii="Cascadia Mono SemiBold" w:hAnsi="Cascadia Mono SemiBold" w:cs="Cascadia Mono SemiBold"/>
+                                <w:lang w:val="es-ES"/>
+                              </w:rPr>
+                              <w:t>Pressure</w:t>
+                            </w:r>
+                            <w:proofErr w:type="spellEnd"/>
+                            <w:r>
+                              <w:rPr>
+                                <w:rFonts w:ascii="Cascadia Mono SemiBold" w:hAnsi="Cascadia Mono SemiBold" w:cs="Cascadia Mono SemiBold"/>
+                                <w:lang w:val="es-ES"/>
+                              </w:rPr>
+                              <w:t>]: 101.3hPa</w:t>
                             </w:r>
                           </w:p>
                         </w:txbxContent>
@@ -6355,7 +8641,23 @@
                           <w:rFonts w:ascii="Cascadia Mono SemiBold" w:hAnsi="Cascadia Mono SemiBold" w:cs="Cascadia Mono SemiBold"/>
                           <w:lang w:val="es-ES"/>
                         </w:rPr>
-                        <w:t>[Temperature]: 25ºC</w:t>
+                        <w:t>[</w:t>
+                      </w:r>
+                      <w:proofErr w:type="spellStart"/>
+                      <w:r>
+                        <w:rPr>
+                          <w:rFonts w:ascii="Cascadia Mono SemiBold" w:hAnsi="Cascadia Mono SemiBold" w:cs="Cascadia Mono SemiBold"/>
+                          <w:lang w:val="es-ES"/>
+                        </w:rPr>
+                        <w:t>Temperature</w:t>
+                      </w:r>
+                      <w:proofErr w:type="spellEnd"/>
+                      <w:r>
+                        <w:rPr>
+                          <w:rFonts w:ascii="Cascadia Mono SemiBold" w:hAnsi="Cascadia Mono SemiBold" w:cs="Cascadia Mono SemiBold"/>
+                          <w:lang w:val="es-ES"/>
+                        </w:rPr>
+                        <w:t>]: 25ºC</w:t>
                       </w:r>
                     </w:p>
                     <w:p>
@@ -6371,7 +8673,23 @@
                           <w:rFonts w:ascii="Cascadia Mono SemiBold" w:hAnsi="Cascadia Mono SemiBold" w:cs="Cascadia Mono SemiBold"/>
                           <w:lang w:val="es-ES"/>
                         </w:rPr>
-                        <w:t>[Humidity]: 80%</w:t>
+                        <w:t>[</w:t>
+                      </w:r>
+                      <w:proofErr w:type="spellStart"/>
+                      <w:r>
+                        <w:rPr>
+                          <w:rFonts w:ascii="Cascadia Mono SemiBold" w:hAnsi="Cascadia Mono SemiBold" w:cs="Cascadia Mono SemiBold"/>
+                          <w:lang w:val="es-ES"/>
+                        </w:rPr>
+                        <w:t>Humidity</w:t>
+                      </w:r>
+                      <w:proofErr w:type="spellEnd"/>
+                      <w:r>
+                        <w:rPr>
+                          <w:rFonts w:ascii="Cascadia Mono SemiBold" w:hAnsi="Cascadia Mono SemiBold" w:cs="Cascadia Mono SemiBold"/>
+                          <w:lang w:val="es-ES"/>
+                        </w:rPr>
+                        <w:t>]: 80%</w:t>
                       </w:r>
                     </w:p>
                     <w:p>
@@ -6387,7 +8705,23 @@
                           <w:rFonts w:ascii="Cascadia Mono SemiBold" w:hAnsi="Cascadia Mono SemiBold" w:cs="Cascadia Mono SemiBold"/>
                           <w:lang w:val="es-ES"/>
                         </w:rPr>
-                        <w:t>[Pressure]: 101.3hPa</w:t>
+                        <w:t>[</w:t>
+                      </w:r>
+                      <w:proofErr w:type="spellStart"/>
+                      <w:r>
+                        <w:rPr>
+                          <w:rFonts w:ascii="Cascadia Mono SemiBold" w:hAnsi="Cascadia Mono SemiBold" w:cs="Cascadia Mono SemiBold"/>
+                          <w:lang w:val="es-ES"/>
+                        </w:rPr>
+                        <w:t>Pressure</w:t>
+                      </w:r>
+                      <w:proofErr w:type="spellEnd"/>
+                      <w:r>
+                        <w:rPr>
+                          <w:rFonts w:ascii="Cascadia Mono SemiBold" w:hAnsi="Cascadia Mono SemiBold" w:cs="Cascadia Mono SemiBold"/>
+                          <w:lang w:val="es-ES"/>
+                        </w:rPr>
+                        <w:t>]: 101.3hPa</w:t>
                       </w:r>
                     </w:p>
                   </w:txbxContent>
@@ -6462,7 +8796,7 @@
           <w:lang w:val="es-ES"/>
         </w:rPr>
       </w:pPr>
-      <w:bookmarkStart w:id="6" w:name="_Toc234932821"/>
+      <w:bookmarkStart w:id="6" w:name="_Toc235011850"/>
       <w:r>
         <w:rPr>
           <w:lang w:val="es-ES"/>
@@ -6487,7 +8821,21 @@
         <w:rPr>
           <w:bCs/>
         </w:rPr>
-        <w:t>El Contexto Perdido</w:t>
+        <w:t xml:space="preserve">El </w:t>
+      </w:r>
+      <w:proofErr w:type="spellStart"/>
+      <w:r>
+        <w:rPr>
+          <w:bCs/>
+        </w:rPr>
+        <w:t>Contexto</w:t>
+      </w:r>
+      <w:proofErr w:type="spellEnd"/>
+      <w:r>
+        <w:rPr>
+          <w:bCs/>
+        </w:rPr>
+        <w:t xml:space="preserve"> Perdido</w:t>
       </w:r>
       <w:bookmarkEnd w:id="6"/>
     </w:p>
@@ -6534,6 +8882,7 @@
           <w:numId w:val="4"/>
         </w:numPr>
       </w:pPr>
+      <w:proofErr w:type="spellStart"/>
       <w:r>
         <w:rPr>
           <w:b/>
@@ -6541,6 +8890,7 @@
         </w:rPr>
         <w:t>Archivo</w:t>
       </w:r>
+      <w:proofErr w:type="spellEnd"/>
       <w:r>
         <w:t xml:space="preserve">: </w:t>
       </w:r>
@@ -6586,7 +8936,14 @@
         <w:rPr>
           <w:lang w:val="es-ES"/>
         </w:rPr>
-        <w:t>, t</w:t>
+        <w:t xml:space="preserve">, </w:t>
+      </w:r>
+      <w:proofErr w:type="spellStart"/>
+      <w:r>
+        <w:rPr>
+          <w:lang w:val="es-ES"/>
+        </w:rPr>
+        <w:t>t</w:t>
       </w:r>
       <w:r>
         <w:rPr>
@@ -6594,6 +8951,7 @@
         </w:rPr>
         <w:t>his</w:t>
       </w:r>
+      <w:proofErr w:type="spellEnd"/>
       <w:r>
         <w:rPr>
           <w:lang w:val="es-ES"/>
@@ -6637,6 +8995,7 @@
         </w:rPr>
         <w:t xml:space="preserve">Entender que </w:t>
       </w:r>
+      <w:proofErr w:type="spellStart"/>
       <w:r>
         <w:rPr>
           <w:b/>
@@ -6647,11 +9006,40 @@
         </w:rPr>
         <w:t>this</w:t>
       </w:r>
-      <w:r>
-        <w:rPr>
-          <w:lang w:val="es-ES"/>
-        </w:rPr>
-        <w:t xml:space="preserve"> no siempre apunta a lo que esperas y cómo arrow functions y funciones tradicionales lo gestionan diferente.</w:t>
+      <w:proofErr w:type="spellEnd"/>
+      <w:r>
+        <w:rPr>
+          <w:lang w:val="es-ES"/>
+        </w:rPr>
+        <w:t xml:space="preserve"> no siempre apunta a lo que esperas y cómo </w:t>
+      </w:r>
+      <w:proofErr w:type="spellStart"/>
+      <w:r>
+        <w:rPr>
+          <w:lang w:val="es-ES"/>
+        </w:rPr>
+        <w:t>arrow</w:t>
+      </w:r>
+      <w:proofErr w:type="spellEnd"/>
+      <w:r>
+        <w:rPr>
+          <w:lang w:val="es-ES"/>
+        </w:rPr>
+        <w:t xml:space="preserve"> </w:t>
+      </w:r>
+      <w:proofErr w:type="spellStart"/>
+      <w:r>
+        <w:rPr>
+          <w:lang w:val="es-ES"/>
+        </w:rPr>
+        <w:t>functions</w:t>
+      </w:r>
+      <w:proofErr w:type="spellEnd"/>
+      <w:r>
+        <w:rPr>
+          <w:lang w:val="es-ES"/>
+        </w:rPr>
+        <w:t xml:space="preserve"> y funciones tradicionales lo gestionan diferente.</w:t>
       </w:r>
     </w:p>
     <w:p>
@@ -6693,7 +9081,35 @@
         <w:rPr>
           <w:lang w:val="es-ES"/>
         </w:rPr>
-        <w:t xml:space="preserve">Crea un objeto garden con plants: 10 </w:t>
+        <w:t xml:space="preserve">Crea un objeto </w:t>
+      </w:r>
+      <w:proofErr w:type="spellStart"/>
+      <w:r>
+        <w:rPr>
+          <w:lang w:val="es-ES"/>
+        </w:rPr>
+        <w:t>garden</w:t>
+      </w:r>
+      <w:proofErr w:type="spellEnd"/>
+      <w:r>
+        <w:rPr>
+          <w:lang w:val="es-ES"/>
+        </w:rPr>
+        <w:t xml:space="preserve"> con </w:t>
+      </w:r>
+      <w:proofErr w:type="spellStart"/>
+      <w:r>
+        <w:rPr>
+          <w:lang w:val="es-ES"/>
+        </w:rPr>
+        <w:t>plants</w:t>
+      </w:r>
+      <w:proofErr w:type="spellEnd"/>
+      <w:r>
+        <w:rPr>
+          <w:lang w:val="es-ES"/>
+        </w:rPr>
+        <w:t xml:space="preserve">: 10 </w:t>
       </w:r>
     </w:p>
     <w:p>
@@ -6711,7 +9127,23 @@
         <w:rPr>
           <w:lang w:val="es-ES"/>
         </w:rPr>
-        <w:t xml:space="preserve">Añade un método tradicional que imprima this.plants </w:t>
+        <w:t xml:space="preserve">Añade un método tradicional que imprima </w:t>
+      </w:r>
+      <w:proofErr w:type="spellStart"/>
+      <w:proofErr w:type="gramStart"/>
+      <w:r>
+        <w:rPr>
+          <w:lang w:val="es-ES"/>
+        </w:rPr>
+        <w:t>this.plants</w:t>
+      </w:r>
+      <w:proofErr w:type="spellEnd"/>
+      <w:proofErr w:type="gramEnd"/>
+      <w:r>
+        <w:rPr>
+          <w:lang w:val="es-ES"/>
+        </w:rPr>
+        <w:t xml:space="preserve"> </w:t>
       </w:r>
     </w:p>
     <w:p>
@@ -6729,7 +9161,51 @@
         <w:rPr>
           <w:lang w:val="es-ES"/>
         </w:rPr>
-        <w:t xml:space="preserve">Añade una arrow function que intente imprimir this.plants </w:t>
+        <w:t xml:space="preserve">Añade una </w:t>
+      </w:r>
+      <w:proofErr w:type="spellStart"/>
+      <w:r>
+        <w:rPr>
+          <w:lang w:val="es-ES"/>
+        </w:rPr>
+        <w:t>arrow</w:t>
+      </w:r>
+      <w:proofErr w:type="spellEnd"/>
+      <w:r>
+        <w:rPr>
+          <w:lang w:val="es-ES"/>
+        </w:rPr>
+        <w:t xml:space="preserve"> </w:t>
+      </w:r>
+      <w:proofErr w:type="spellStart"/>
+      <w:r>
+        <w:rPr>
+          <w:lang w:val="es-ES"/>
+        </w:rPr>
+        <w:t>function</w:t>
+      </w:r>
+      <w:proofErr w:type="spellEnd"/>
+      <w:r>
+        <w:rPr>
+          <w:lang w:val="es-ES"/>
+        </w:rPr>
+        <w:t xml:space="preserve"> que intente imprimir </w:t>
+      </w:r>
+      <w:proofErr w:type="spellStart"/>
+      <w:proofErr w:type="gramStart"/>
+      <w:r>
+        <w:rPr>
+          <w:lang w:val="es-ES"/>
+        </w:rPr>
+        <w:t>this.plants</w:t>
+      </w:r>
+      <w:proofErr w:type="spellEnd"/>
+      <w:proofErr w:type="gramEnd"/>
+      <w:r>
+        <w:rPr>
+          <w:lang w:val="es-ES"/>
+        </w:rPr>
+        <w:t xml:space="preserve"> </w:t>
       </w:r>
     </w:p>
     <w:p>
@@ -6899,7 +9375,23 @@
                                 <w:rFonts w:ascii="Cascadia Mono SemiBold" w:hAnsi="Cascadia Mono SemiBold" w:cs="Cascadia Mono SemiBold"/>
                                 <w:lang w:val="es-ES"/>
                               </w:rPr>
-                              <w:t>=== Arrow function ===</w:t>
+                              <w:t xml:space="preserve">=== Arrow </w:t>
+                            </w:r>
+                            <w:proofErr w:type="spellStart"/>
+                            <w:r>
+                              <w:rPr>
+                                <w:rFonts w:ascii="Cascadia Mono SemiBold" w:hAnsi="Cascadia Mono SemiBold" w:cs="Cascadia Mono SemiBold"/>
+                                <w:lang w:val="es-ES"/>
+                              </w:rPr>
+                              <w:t>function</w:t>
+                            </w:r>
+                            <w:proofErr w:type="spellEnd"/>
+                            <w:r>
+                              <w:rPr>
+                                <w:rFonts w:ascii="Cascadia Mono SemiBold" w:hAnsi="Cascadia Mono SemiBold" w:cs="Cascadia Mono SemiBold"/>
+                                <w:lang w:val="es-ES"/>
+                              </w:rPr>
+                              <w:t xml:space="preserve"> ===</w:t>
                             </w:r>
                           </w:p>
                           <w:p>
@@ -6915,8 +9407,17 @@
                                 <w:rFonts w:ascii="Cascadia Mono SemiBold" w:hAnsi="Cascadia Mono SemiBold" w:cs="Cascadia Mono SemiBold"/>
                                 <w:lang w:val="es-ES"/>
                               </w:rPr>
-                              <w:t>Plantas: undefined</w:t>
-                            </w:r>
+                              <w:t xml:space="preserve">Plantas: </w:t>
+                            </w:r>
+                            <w:proofErr w:type="spellStart"/>
+                            <w:r>
+                              <w:rPr>
+                                <w:rFonts w:ascii="Cascadia Mono SemiBold" w:hAnsi="Cascadia Mono SemiBold" w:cs="Cascadia Mono SemiBold"/>
+                                <w:lang w:val="es-ES"/>
+                              </w:rPr>
+                              <w:t>undefined</w:t>
+                            </w:r>
+                            <w:proofErr w:type="spellEnd"/>
                           </w:p>
                           <w:p>
                             <w:pPr>
@@ -6931,8 +9432,49 @@
                                 <w:rFonts w:ascii="Cascadia Mono SemiBold" w:hAnsi="Cascadia Mono SemiBold" w:cs="Cascadia Mono SemiBold"/>
                                 <w:lang w:val="es-ES"/>
                               </w:rPr>
-                              <w:t>Razón: las arrow functions no tienen su propio this</w:t>
-                            </w:r>
+                              <w:t xml:space="preserve">Razón: las </w:t>
+                            </w:r>
+                            <w:proofErr w:type="spellStart"/>
+                            <w:r>
+                              <w:rPr>
+                                <w:rFonts w:ascii="Cascadia Mono SemiBold" w:hAnsi="Cascadia Mono SemiBold" w:cs="Cascadia Mono SemiBold"/>
+                                <w:lang w:val="es-ES"/>
+                              </w:rPr>
+                              <w:t>arrow</w:t>
+                            </w:r>
+                            <w:proofErr w:type="spellEnd"/>
+                            <w:r>
+                              <w:rPr>
+                                <w:rFonts w:ascii="Cascadia Mono SemiBold" w:hAnsi="Cascadia Mono SemiBold" w:cs="Cascadia Mono SemiBold"/>
+                                <w:lang w:val="es-ES"/>
+                              </w:rPr>
+                              <w:t xml:space="preserve"> </w:t>
+                            </w:r>
+                            <w:proofErr w:type="spellStart"/>
+                            <w:r>
+                              <w:rPr>
+                                <w:rFonts w:ascii="Cascadia Mono SemiBold" w:hAnsi="Cascadia Mono SemiBold" w:cs="Cascadia Mono SemiBold"/>
+                                <w:lang w:val="es-ES"/>
+                              </w:rPr>
+                              <w:t>functions</w:t>
+                            </w:r>
+                            <w:proofErr w:type="spellEnd"/>
+                            <w:r>
+                              <w:rPr>
+                                <w:rFonts w:ascii="Cascadia Mono SemiBold" w:hAnsi="Cascadia Mono SemiBold" w:cs="Cascadia Mono SemiBold"/>
+                                <w:lang w:val="es-ES"/>
+                              </w:rPr>
+                              <w:t xml:space="preserve"> no tienen su propio </w:t>
+                            </w:r>
+                            <w:proofErr w:type="spellStart"/>
+                            <w:r>
+                              <w:rPr>
+                                <w:rFonts w:ascii="Cascadia Mono SemiBold" w:hAnsi="Cascadia Mono SemiBold" w:cs="Cascadia Mono SemiBold"/>
+                                <w:lang w:val="es-ES"/>
+                              </w:rPr>
+                              <w:t>this</w:t>
+                            </w:r>
+                            <w:proofErr w:type="spellEnd"/>
                           </w:p>
                         </w:txbxContent>
                       </wps:txbx>
@@ -7013,7 +9555,23 @@
                           <w:rFonts w:ascii="Cascadia Mono SemiBold" w:hAnsi="Cascadia Mono SemiBold" w:cs="Cascadia Mono SemiBold"/>
                           <w:lang w:val="es-ES"/>
                         </w:rPr>
-                        <w:t>=== Arrow function ===</w:t>
+                        <w:t xml:space="preserve">=== Arrow </w:t>
+                      </w:r>
+                      <w:proofErr w:type="spellStart"/>
+                      <w:r>
+                        <w:rPr>
+                          <w:rFonts w:ascii="Cascadia Mono SemiBold" w:hAnsi="Cascadia Mono SemiBold" w:cs="Cascadia Mono SemiBold"/>
+                          <w:lang w:val="es-ES"/>
+                        </w:rPr>
+                        <w:t>function</w:t>
+                      </w:r>
+                      <w:proofErr w:type="spellEnd"/>
+                      <w:r>
+                        <w:rPr>
+                          <w:rFonts w:ascii="Cascadia Mono SemiBold" w:hAnsi="Cascadia Mono SemiBold" w:cs="Cascadia Mono SemiBold"/>
+                          <w:lang w:val="es-ES"/>
+                        </w:rPr>
+                        <w:t xml:space="preserve"> ===</w:t>
                       </w:r>
                     </w:p>
                     <w:p>
@@ -7029,8 +9587,17 @@
                           <w:rFonts w:ascii="Cascadia Mono SemiBold" w:hAnsi="Cascadia Mono SemiBold" w:cs="Cascadia Mono SemiBold"/>
                           <w:lang w:val="es-ES"/>
                         </w:rPr>
-                        <w:t>Plantas: undefined</w:t>
-                      </w:r>
+                        <w:t xml:space="preserve">Plantas: </w:t>
+                      </w:r>
+                      <w:proofErr w:type="spellStart"/>
+                      <w:r>
+                        <w:rPr>
+                          <w:rFonts w:ascii="Cascadia Mono SemiBold" w:hAnsi="Cascadia Mono SemiBold" w:cs="Cascadia Mono SemiBold"/>
+                          <w:lang w:val="es-ES"/>
+                        </w:rPr>
+                        <w:t>undefined</w:t>
+                      </w:r>
+                      <w:proofErr w:type="spellEnd"/>
                     </w:p>
                     <w:p>
                       <w:pPr>
@@ -7045,8 +9612,49 @@
                           <w:rFonts w:ascii="Cascadia Mono SemiBold" w:hAnsi="Cascadia Mono SemiBold" w:cs="Cascadia Mono SemiBold"/>
                           <w:lang w:val="es-ES"/>
                         </w:rPr>
-                        <w:t>Razón: las arrow functions no tienen su propio this</w:t>
-                      </w:r>
+                        <w:t xml:space="preserve">Razón: las </w:t>
+                      </w:r>
+                      <w:proofErr w:type="spellStart"/>
+                      <w:r>
+                        <w:rPr>
+                          <w:rFonts w:ascii="Cascadia Mono SemiBold" w:hAnsi="Cascadia Mono SemiBold" w:cs="Cascadia Mono SemiBold"/>
+                          <w:lang w:val="es-ES"/>
+                        </w:rPr>
+                        <w:t>arrow</w:t>
+                      </w:r>
+                      <w:proofErr w:type="spellEnd"/>
+                      <w:r>
+                        <w:rPr>
+                          <w:rFonts w:ascii="Cascadia Mono SemiBold" w:hAnsi="Cascadia Mono SemiBold" w:cs="Cascadia Mono SemiBold"/>
+                          <w:lang w:val="es-ES"/>
+                        </w:rPr>
+                        <w:t xml:space="preserve"> </w:t>
+                      </w:r>
+                      <w:proofErr w:type="spellStart"/>
+                      <w:r>
+                        <w:rPr>
+                          <w:rFonts w:ascii="Cascadia Mono SemiBold" w:hAnsi="Cascadia Mono SemiBold" w:cs="Cascadia Mono SemiBold"/>
+                          <w:lang w:val="es-ES"/>
+                        </w:rPr>
+                        <w:t>functions</w:t>
+                      </w:r>
+                      <w:proofErr w:type="spellEnd"/>
+                      <w:r>
+                        <w:rPr>
+                          <w:rFonts w:ascii="Cascadia Mono SemiBold" w:hAnsi="Cascadia Mono SemiBold" w:cs="Cascadia Mono SemiBold"/>
+                          <w:lang w:val="es-ES"/>
+                        </w:rPr>
+                        <w:t xml:space="preserve"> no tienen su propio </w:t>
+                      </w:r>
+                      <w:proofErr w:type="spellStart"/>
+                      <w:r>
+                        <w:rPr>
+                          <w:rFonts w:ascii="Cascadia Mono SemiBold" w:hAnsi="Cascadia Mono SemiBold" w:cs="Cascadia Mono SemiBold"/>
+                          <w:lang w:val="es-ES"/>
+                        </w:rPr>
+                        <w:t>this</w:t>
+                      </w:r>
+                      <w:proofErr w:type="spellEnd"/>
                     </w:p>
                   </w:txbxContent>
                 </v:textbox>
@@ -7129,7 +9737,7 @@
           <w:lang w:val="es-ES"/>
         </w:rPr>
       </w:pPr>
-      <w:bookmarkStart w:id="7" w:name="_Toc234932822"/>
+      <w:bookmarkStart w:id="7" w:name="_Toc235011851"/>
       <w:r>
         <w:rPr>
           <w:lang w:val="es-ES"/>
@@ -7166,9 +9774,17 @@
         <w:rPr>
           <w:bCs/>
         </w:rPr>
-        <w:t>El this Encadenado</w:t>
+        <w:t xml:space="preserve">El this </w:t>
+      </w:r>
+      <w:proofErr w:type="spellStart"/>
+      <w:r>
+        <w:rPr>
+          <w:bCs/>
+        </w:rPr>
+        <w:t>Encadenado</w:t>
       </w:r>
       <w:bookmarkEnd w:id="7"/>
+      <w:proofErr w:type="spellEnd"/>
     </w:p>
     <w:p>
       <w:pPr>
@@ -7216,6 +9832,7 @@
           <w:numId w:val="4"/>
         </w:numPr>
       </w:pPr>
+      <w:proofErr w:type="spellStart"/>
       <w:r>
         <w:rPr>
           <w:b/>
@@ -7223,6 +9840,7 @@
         </w:rPr>
         <w:t>Archivo</w:t>
       </w:r>
+      <w:proofErr w:type="spellEnd"/>
       <w:r>
         <w:t xml:space="preserve">: </w:t>
       </w:r>
@@ -7238,37 +9856,55 @@
           <w:numId w:val="4"/>
         </w:numPr>
       </w:pPr>
+      <w:proofErr w:type="spellStart"/>
       <w:r>
         <w:rPr>
           <w:b/>
           <w:bCs/>
         </w:rPr>
-        <w:t>Funciones autorizadas</w:t>
-      </w:r>
-      <w:r>
-        <w:t xml:space="preserve">: </w:t>
-      </w:r>
-      <w:r>
-        <w:t>console.log, bind, call, apply</w:t>
-      </w:r>
-    </w:p>
-    <w:p>
-      <w:pPr>
-        <w:pStyle w:val="Sinespaciado"/>
-        <w:ind w:left="360"/>
-      </w:pPr>
-    </w:p>
-    <w:p>
-      <w:pPr>
-        <w:pStyle w:val="Sinespaciado"/>
-        <w:rPr>
-          <w:lang w:val="es-ES"/>
-        </w:rPr>
-      </w:pPr>
+        <w:t>Funciones</w:t>
+      </w:r>
+      <w:proofErr w:type="spellEnd"/>
       <w:r>
         <w:rPr>
           <w:b/>
           <w:bCs/>
+        </w:rPr>
+        <w:t xml:space="preserve"> </w:t>
+      </w:r>
+      <w:proofErr w:type="spellStart"/>
+      <w:r>
+        <w:rPr>
+          <w:b/>
+          <w:bCs/>
+        </w:rPr>
+        <w:t>autorizadas</w:t>
+      </w:r>
+      <w:proofErr w:type="spellEnd"/>
+      <w:r>
+        <w:t xml:space="preserve">: </w:t>
+      </w:r>
+      <w:r>
+        <w:t>console.log, bind, call, apply</w:t>
+      </w:r>
+    </w:p>
+    <w:p>
+      <w:pPr>
+        <w:pStyle w:val="Sinespaciado"/>
+        <w:ind w:left="360"/>
+      </w:pPr>
+    </w:p>
+    <w:p>
+      <w:pPr>
+        <w:pStyle w:val="Sinespaciado"/>
+        <w:rPr>
+          <w:lang w:val="es-ES"/>
+        </w:rPr>
+      </w:pPr>
+      <w:r>
+        <w:rPr>
+          <w:b/>
+          <w:bCs/>
           <w:lang w:val="es-ES"/>
         </w:rPr>
         <w:t>Objetivo</w:t>
@@ -7283,7 +9919,63 @@
         <w:rPr>
           <w:lang w:val="es-ES"/>
         </w:rPr>
-        <w:t>Aprender a controlar manualmente a qué apunta this con bind, call y apply.</w:t>
+        <w:t xml:space="preserve">Aprender a controlar manualmente a qué apunta </w:t>
+      </w:r>
+      <w:proofErr w:type="spellStart"/>
+      <w:r>
+        <w:rPr>
+          <w:lang w:val="es-ES"/>
+        </w:rPr>
+        <w:t>this</w:t>
+      </w:r>
+      <w:proofErr w:type="spellEnd"/>
+      <w:r>
+        <w:rPr>
+          <w:lang w:val="es-ES"/>
+        </w:rPr>
+        <w:t xml:space="preserve"> con </w:t>
+      </w:r>
+      <w:proofErr w:type="spellStart"/>
+      <w:r>
+        <w:rPr>
+          <w:lang w:val="es-ES"/>
+        </w:rPr>
+        <w:t>bind</w:t>
+      </w:r>
+      <w:proofErr w:type="spellEnd"/>
+      <w:r>
+        <w:rPr>
+          <w:lang w:val="es-ES"/>
+        </w:rPr>
+        <w:t xml:space="preserve">, </w:t>
+      </w:r>
+      <w:proofErr w:type="spellStart"/>
+      <w:r>
+        <w:rPr>
+          <w:lang w:val="es-ES"/>
+        </w:rPr>
+        <w:t>call</w:t>
+      </w:r>
+      <w:proofErr w:type="spellEnd"/>
+      <w:r>
+        <w:rPr>
+          <w:lang w:val="es-ES"/>
+        </w:rPr>
+        <w:t xml:space="preserve"> y </w:t>
+      </w:r>
+      <w:proofErr w:type="spellStart"/>
+      <w:r>
+        <w:rPr>
+          <w:lang w:val="es-ES"/>
+        </w:rPr>
+        <w:t>apply</w:t>
+      </w:r>
+      <w:proofErr w:type="spellEnd"/>
+      <w:r>
+        <w:rPr>
+          <w:lang w:val="es-ES"/>
+        </w:rPr>
+        <w:t>.</w:t>
       </w:r>
     </w:p>
     <w:p>
@@ -7385,7 +10077,25 @@
           <w:iCs/>
           <w:lang w:val="es-ES"/>
         </w:rPr>
-        <w:t xml:space="preserve">Crea una función externa que use this </w:t>
+        <w:t xml:space="preserve">Crea una función externa que use </w:t>
+      </w:r>
+      <w:proofErr w:type="spellStart"/>
+      <w:r>
+        <w:rPr>
+          <w:i/>
+          <w:iCs/>
+          <w:lang w:val="es-ES"/>
+        </w:rPr>
+        <w:t>this</w:t>
+      </w:r>
+      <w:proofErr w:type="spellEnd"/>
+      <w:r>
+        <w:rPr>
+          <w:i/>
+          <w:iCs/>
+          <w:lang w:val="es-ES"/>
+        </w:rPr>
+        <w:t xml:space="preserve"> </w:t>
       </w:r>
     </w:p>
     <w:p>
@@ -7407,8 +10117,72 @@
           <w:iCs/>
           <w:lang w:val="es-ES"/>
         </w:rPr>
-        <w:t>Demuestra cómo call, apply y bind cambian a qué objeto apunta this</w:t>
-      </w:r>
+        <w:t xml:space="preserve">Demuestra cómo </w:t>
+      </w:r>
+      <w:proofErr w:type="spellStart"/>
+      <w:r>
+        <w:rPr>
+          <w:i/>
+          <w:iCs/>
+          <w:lang w:val="es-ES"/>
+        </w:rPr>
+        <w:t>call</w:t>
+      </w:r>
+      <w:proofErr w:type="spellEnd"/>
+      <w:r>
+        <w:rPr>
+          <w:i/>
+          <w:iCs/>
+          <w:lang w:val="es-ES"/>
+        </w:rPr>
+        <w:t xml:space="preserve">, </w:t>
+      </w:r>
+      <w:proofErr w:type="spellStart"/>
+      <w:r>
+        <w:rPr>
+          <w:i/>
+          <w:iCs/>
+          <w:lang w:val="es-ES"/>
+        </w:rPr>
+        <w:t>apply</w:t>
+      </w:r>
+      <w:proofErr w:type="spellEnd"/>
+      <w:r>
+        <w:rPr>
+          <w:i/>
+          <w:iCs/>
+          <w:lang w:val="es-ES"/>
+        </w:rPr>
+        <w:t xml:space="preserve"> y </w:t>
+      </w:r>
+      <w:proofErr w:type="spellStart"/>
+      <w:r>
+        <w:rPr>
+          <w:i/>
+          <w:iCs/>
+          <w:lang w:val="es-ES"/>
+        </w:rPr>
+        <w:t>bind</w:t>
+      </w:r>
+      <w:proofErr w:type="spellEnd"/>
+      <w:r>
+        <w:rPr>
+          <w:i/>
+          <w:iCs/>
+          <w:lang w:val="es-ES"/>
+        </w:rPr>
+        <w:t xml:space="preserve"> cambian a qué objeto apunta </w:t>
+      </w:r>
+      <w:proofErr w:type="spellStart"/>
+      <w:r>
+        <w:rPr>
+          <w:i/>
+          <w:iCs/>
+          <w:lang w:val="es-ES"/>
+        </w:rPr>
+        <w:t>this</w:t>
+      </w:r>
+      <w:proofErr w:type="spellEnd"/>
     </w:p>
     <w:p>
       <w:pPr>
@@ -7538,7 +10312,21 @@
                               <w:rPr>
                                 <w:rFonts w:ascii="Cascadia Mono SemiBold" w:hAnsi="Cascadia Mono SemiBold" w:cs="Cascadia Mono SemiBold"/>
                               </w:rPr>
-                              <w:t>Pod: api-service | Memoria: 85%</w:t>
+                              <w:t xml:space="preserve">Pod: </w:t>
+                            </w:r>
+                            <w:proofErr w:type="spellStart"/>
+                            <w:r>
+                              <w:rPr>
+                                <w:rFonts w:ascii="Cascadia Mono SemiBold" w:hAnsi="Cascadia Mono SemiBold" w:cs="Cascadia Mono SemiBold"/>
+                              </w:rPr>
+                              <w:t>api</w:t>
+                            </w:r>
+                            <w:proofErr w:type="spellEnd"/>
+                            <w:r>
+                              <w:rPr>
+                                <w:rFonts w:ascii="Cascadia Mono SemiBold" w:hAnsi="Cascadia Mono SemiBold" w:cs="Cascadia Mono SemiBold"/>
+                              </w:rPr>
+                              <w:t>-service | Memoria: 85%</w:t>
                             </w:r>
                           </w:p>
                           <w:p>
@@ -7598,7 +10386,23 @@
                                 <w:rFonts w:ascii="Cascadia Mono SemiBold" w:hAnsi="Cascadia Mono SemiBold" w:cs="Cascadia Mono SemiBold"/>
                                 <w:lang w:val="es-ES"/>
                               </w:rPr>
-                              <w:t>=== bind ===</w:t>
+                              <w:t xml:space="preserve">=== </w:t>
+                            </w:r>
+                            <w:proofErr w:type="spellStart"/>
+                            <w:r>
+                              <w:rPr>
+                                <w:rFonts w:ascii="Cascadia Mono SemiBold" w:hAnsi="Cascadia Mono SemiBold" w:cs="Cascadia Mono SemiBold"/>
+                                <w:lang w:val="es-ES"/>
+                              </w:rPr>
+                              <w:t>bind</w:t>
+                            </w:r>
+                            <w:proofErr w:type="spellEnd"/>
+                            <w:r>
+                              <w:rPr>
+                                <w:rFonts w:ascii="Cascadia Mono SemiBold" w:hAnsi="Cascadia Mono SemiBold" w:cs="Cascadia Mono SemiBold"/>
+                                <w:lang w:val="es-ES"/>
+                              </w:rPr>
+                              <w:t xml:space="preserve"> ===</w:t>
                             </w:r>
                           </w:p>
                           <w:p>
@@ -7614,7 +10418,23 @@
                                 <w:rFonts w:ascii="Cascadia Mono SemiBold" w:hAnsi="Cascadia Mono SemiBold" w:cs="Cascadia Mono SemiBold"/>
                                 <w:lang w:val="es-ES"/>
                               </w:rPr>
-                              <w:t>Función vinculada a db-proxy</w:t>
+                              <w:t xml:space="preserve">Función vinculada a </w:t>
+                            </w:r>
+                            <w:proofErr w:type="spellStart"/>
+                            <w:r>
+                              <w:rPr>
+                                <w:rFonts w:ascii="Cascadia Mono SemiBold" w:hAnsi="Cascadia Mono SemiBold" w:cs="Cascadia Mono SemiBold"/>
+                                <w:lang w:val="es-ES"/>
+                              </w:rPr>
+                              <w:t>db</w:t>
+                            </w:r>
+                            <w:proofErr w:type="spellEnd"/>
+                            <w:r>
+                              <w:rPr>
+                                <w:rFonts w:ascii="Cascadia Mono SemiBold" w:hAnsi="Cascadia Mono SemiBold" w:cs="Cascadia Mono SemiBold"/>
+                                <w:lang w:val="es-ES"/>
+                              </w:rPr>
+                              <w:t>-proxy</w:t>
                             </w:r>
                           </w:p>
                           <w:p>
@@ -7625,12 +10445,37 @@
                                 <w:lang w:val="es-ES"/>
                               </w:rPr>
                             </w:pPr>
+                            <w:proofErr w:type="spellStart"/>
                             <w:r>
                               <w:rPr>
                                 <w:rFonts w:ascii="Cascadia Mono SemiBold" w:hAnsi="Cascadia Mono SemiBold" w:cs="Cascadia Mono SemiBold"/>
                                 <w:lang w:val="es-ES"/>
                               </w:rPr>
-                              <w:t>Pod: db-proxy | Memoria: 92%</w:t>
+                              <w:t>Pod</w:t>
+                            </w:r>
+                            <w:proofErr w:type="spellEnd"/>
+                            <w:r>
+                              <w:rPr>
+                                <w:rFonts w:ascii="Cascadia Mono SemiBold" w:hAnsi="Cascadia Mono SemiBold" w:cs="Cascadia Mono SemiBold"/>
+                                <w:lang w:val="es-ES"/>
+                              </w:rPr>
+                              <w:t xml:space="preserve">: </w:t>
+                            </w:r>
+                            <w:proofErr w:type="spellStart"/>
+                            <w:r>
+                              <w:rPr>
+                                <w:rFonts w:ascii="Cascadia Mono SemiBold" w:hAnsi="Cascadia Mono SemiBold" w:cs="Cascadia Mono SemiBold"/>
+                                <w:lang w:val="es-ES"/>
+                              </w:rPr>
+                              <w:t>db</w:t>
+                            </w:r>
+                            <w:proofErr w:type="spellEnd"/>
+                            <w:r>
+                              <w:rPr>
+                                <w:rFonts w:ascii="Cascadia Mono SemiBold" w:hAnsi="Cascadia Mono SemiBold" w:cs="Cascadia Mono SemiBold"/>
+                                <w:lang w:val="es-ES"/>
+                              </w:rPr>
+                              <w:t>-proxy | Memoria: 92%</w:t>
                             </w:r>
                           </w:p>
                         </w:txbxContent>
@@ -7683,7 +10528,21 @@
                         <w:rPr>
                           <w:rFonts w:ascii="Cascadia Mono SemiBold" w:hAnsi="Cascadia Mono SemiBold" w:cs="Cascadia Mono SemiBold"/>
                         </w:rPr>
-                        <w:t>Pod: api-service | Memoria: 85%</w:t>
+                        <w:t xml:space="preserve">Pod: </w:t>
+                      </w:r>
+                      <w:proofErr w:type="spellStart"/>
+                      <w:r>
+                        <w:rPr>
+                          <w:rFonts w:ascii="Cascadia Mono SemiBold" w:hAnsi="Cascadia Mono SemiBold" w:cs="Cascadia Mono SemiBold"/>
+                        </w:rPr>
+                        <w:t>api</w:t>
+                      </w:r>
+                      <w:proofErr w:type="spellEnd"/>
+                      <w:r>
+                        <w:rPr>
+                          <w:rFonts w:ascii="Cascadia Mono SemiBold" w:hAnsi="Cascadia Mono SemiBold" w:cs="Cascadia Mono SemiBold"/>
+                        </w:rPr>
+                        <w:t>-service | Memoria: 85%</w:t>
                       </w:r>
                     </w:p>
                     <w:p>
@@ -7743,7 +10602,23 @@
                           <w:rFonts w:ascii="Cascadia Mono SemiBold" w:hAnsi="Cascadia Mono SemiBold" w:cs="Cascadia Mono SemiBold"/>
                           <w:lang w:val="es-ES"/>
                         </w:rPr>
-                        <w:t>=== bind ===</w:t>
+                        <w:t xml:space="preserve">=== </w:t>
+                      </w:r>
+                      <w:proofErr w:type="spellStart"/>
+                      <w:r>
+                        <w:rPr>
+                          <w:rFonts w:ascii="Cascadia Mono SemiBold" w:hAnsi="Cascadia Mono SemiBold" w:cs="Cascadia Mono SemiBold"/>
+                          <w:lang w:val="es-ES"/>
+                        </w:rPr>
+                        <w:t>bind</w:t>
+                      </w:r>
+                      <w:proofErr w:type="spellEnd"/>
+                      <w:r>
+                        <w:rPr>
+                          <w:rFonts w:ascii="Cascadia Mono SemiBold" w:hAnsi="Cascadia Mono SemiBold" w:cs="Cascadia Mono SemiBold"/>
+                          <w:lang w:val="es-ES"/>
+                        </w:rPr>
+                        <w:t xml:space="preserve"> ===</w:t>
                       </w:r>
                     </w:p>
                     <w:p>
@@ -7759,7 +10634,23 @@
                           <w:rFonts w:ascii="Cascadia Mono SemiBold" w:hAnsi="Cascadia Mono SemiBold" w:cs="Cascadia Mono SemiBold"/>
                           <w:lang w:val="es-ES"/>
                         </w:rPr>
-                        <w:t>Función vinculada a db-proxy</w:t>
+                        <w:t xml:space="preserve">Función vinculada a </w:t>
+                      </w:r>
+                      <w:proofErr w:type="spellStart"/>
+                      <w:r>
+                        <w:rPr>
+                          <w:rFonts w:ascii="Cascadia Mono SemiBold" w:hAnsi="Cascadia Mono SemiBold" w:cs="Cascadia Mono SemiBold"/>
+                          <w:lang w:val="es-ES"/>
+                        </w:rPr>
+                        <w:t>db</w:t>
+                      </w:r>
+                      <w:proofErr w:type="spellEnd"/>
+                      <w:r>
+                        <w:rPr>
+                          <w:rFonts w:ascii="Cascadia Mono SemiBold" w:hAnsi="Cascadia Mono SemiBold" w:cs="Cascadia Mono SemiBold"/>
+                          <w:lang w:val="es-ES"/>
+                        </w:rPr>
+                        <w:t>-proxy</w:t>
                       </w:r>
                     </w:p>
                     <w:p>
@@ -7770,12 +10661,37 @@
                           <w:lang w:val="es-ES"/>
                         </w:rPr>
                       </w:pPr>
+                      <w:proofErr w:type="spellStart"/>
                       <w:r>
                         <w:rPr>
                           <w:rFonts w:ascii="Cascadia Mono SemiBold" w:hAnsi="Cascadia Mono SemiBold" w:cs="Cascadia Mono SemiBold"/>
                           <w:lang w:val="es-ES"/>
                         </w:rPr>
-                        <w:t>Pod: db-proxy | Memoria: 92%</w:t>
+                        <w:t>Pod</w:t>
+                      </w:r>
+                      <w:proofErr w:type="spellEnd"/>
+                      <w:r>
+                        <w:rPr>
+                          <w:rFonts w:ascii="Cascadia Mono SemiBold" w:hAnsi="Cascadia Mono SemiBold" w:cs="Cascadia Mono SemiBold"/>
+                          <w:lang w:val="es-ES"/>
+                        </w:rPr>
+                        <w:t xml:space="preserve">: </w:t>
+                      </w:r>
+                      <w:proofErr w:type="spellStart"/>
+                      <w:r>
+                        <w:rPr>
+                          <w:rFonts w:ascii="Cascadia Mono SemiBold" w:hAnsi="Cascadia Mono SemiBold" w:cs="Cascadia Mono SemiBold"/>
+                          <w:lang w:val="es-ES"/>
+                        </w:rPr>
+                        <w:t>db</w:t>
+                      </w:r>
+                      <w:proofErr w:type="spellEnd"/>
+                      <w:r>
+                        <w:rPr>
+                          <w:rFonts w:ascii="Cascadia Mono SemiBold" w:hAnsi="Cascadia Mono SemiBold" w:cs="Cascadia Mono SemiBold"/>
+                          <w:lang w:val="es-ES"/>
+                        </w:rPr>
+                        <w:t>-proxy | Memoria: 92%</w:t>
                       </w:r>
                     </w:p>
                   </w:txbxContent>
@@ -7839,14 +10755,12 @@
         </w:numPr>
         <w:rPr>
           <w:bCs/>
-          <w:highlight w:val="yellow"/>
-          <w:lang w:val="es-ES"/>
-        </w:rPr>
-      </w:pPr>
-      <w:bookmarkStart w:id="8" w:name="_Toc234932823"/>
-      <w:r>
-        <w:rPr>
-          <w:highlight w:val="yellow"/>
+          <w:lang w:val="es-ES"/>
+        </w:rPr>
+      </w:pPr>
+      <w:bookmarkStart w:id="8" w:name="_Toc235011852"/>
+      <w:r>
+        <w:rPr>
           <w:lang w:val="es-ES"/>
         </w:rPr>
         <w:lastRenderedPageBreak/>
@@ -7855,7 +10769,6 @@
       <w:r>
         <w:rPr>
           <w:bCs/>
-          <w:highlight w:val="yellow"/>
           <w:lang w:val="es-ES"/>
         </w:rPr>
         <w:t xml:space="preserve">04: </w:t>
@@ -7863,9 +10776,22 @@
       <w:r>
         <w:rPr>
           <w:bCs/>
-          <w:highlight w:val="yellow"/>
-        </w:rPr>
-        <w:t>El Ancestro Común</w:t>
+        </w:rPr>
+        <w:t xml:space="preserve">El </w:t>
+      </w:r>
+      <w:proofErr w:type="spellStart"/>
+      <w:r>
+        <w:rPr>
+          <w:bCs/>
+        </w:rPr>
+        <w:t>Ancestro</w:t>
+      </w:r>
+      <w:proofErr w:type="spellEnd"/>
+      <w:r>
+        <w:rPr>
+          <w:bCs/>
+        </w:rPr>
+        <w:t xml:space="preserve"> Común</w:t>
       </w:r>
       <w:bookmarkEnd w:id="8"/>
     </w:p>
@@ -7915,6 +10841,7 @@
           <w:numId w:val="4"/>
         </w:numPr>
       </w:pPr>
+      <w:proofErr w:type="spellStart"/>
       <w:r>
         <w:rPr>
           <w:b/>
@@ -7922,6 +10849,7 @@
         </w:rPr>
         <w:t>Archivo</w:t>
       </w:r>
+      <w:proofErr w:type="spellEnd"/>
       <w:r>
         <w:t xml:space="preserve">: </w:t>
       </w:r>
@@ -7936,9 +10864,6 @@
           <w:ilvl w:val="0"/>
           <w:numId w:val="4"/>
         </w:numPr>
-        <w:rPr>
-          <w:lang w:val="es-ES"/>
-        </w:rPr>
       </w:pPr>
       <w:r>
         <w:rPr>
@@ -7958,7 +10883,31 @@
         <w:rPr>
           <w:lang w:val="es-ES"/>
         </w:rPr>
-        <w:t>console.log, Object.create</w:t>
+        <w:t xml:space="preserve">console.log, </w:t>
+      </w:r>
+      <w:proofErr w:type="spellStart"/>
+      <w:r>
+        <w:rPr>
+          <w:lang w:val="es-ES"/>
+        </w:rPr>
+        <w:t>Object.create</w:t>
+      </w:r>
+      <w:proofErr w:type="spellEnd"/>
+      <w:r>
+        <w:rPr>
+          <w:lang w:val="es-ES"/>
+        </w:rPr>
+        <w:t xml:space="preserve">, </w:t>
+      </w:r>
+      <w:proofErr w:type="spellStart"/>
+      <w:proofErr w:type="gramStart"/>
+      <w:r>
+        <w:t>Object.prototype.hasOwnProperty.call</w:t>
+      </w:r>
+      <w:proofErr w:type="spellEnd"/>
+      <w:proofErr w:type="gramEnd"/>
+      <w:r>
+        <w:t>()</w:t>
       </w:r>
     </w:p>
     <w:p>
@@ -8039,7 +10988,33 @@
           <w:iCs/>
           <w:lang w:val="es-ES"/>
         </w:rPr>
-        <w:t xml:space="preserve">Crea un objeto base podBase con propiedades y métodos </w:t>
+        <w:t xml:space="preserve">Crea un objeto base </w:t>
+      </w:r>
+      <w:proofErr w:type="spellStart"/>
+      <w:r>
+        <w:rPr>
+          <w:i/>
+          <w:iCs/>
+          <w:lang w:val="es-ES"/>
+        </w:rPr>
+        <w:t>podBase</w:t>
+      </w:r>
+      <w:proofErr w:type="spellEnd"/>
+      <w:r>
+        <w:rPr>
+          <w:i/>
+          <w:iCs/>
+          <w:lang w:val="es-ES"/>
+        </w:rPr>
+        <w:t xml:space="preserve"> con propiedades y métodos</w:t>
+      </w:r>
+      <w:r>
+        <w:rPr>
+          <w:i/>
+          <w:iCs/>
+          <w:lang w:val="es-ES"/>
+        </w:rPr>
+        <w:t>.</w:t>
       </w:r>
     </w:p>
     <w:p>
@@ -8061,7 +11036,109 @@
           <w:iCs/>
           <w:lang w:val="es-ES"/>
         </w:rPr>
-        <w:t xml:space="preserve">Crea otro objeto que herede de él con Object.create </w:t>
+        <w:t xml:space="preserve">Crea </w:t>
+      </w:r>
+      <w:r>
+        <w:rPr>
+          <w:i/>
+          <w:iCs/>
+          <w:lang w:val="es-ES"/>
+        </w:rPr>
+        <w:t>otro</w:t>
+      </w:r>
+      <w:r>
+        <w:rPr>
+          <w:i/>
+          <w:iCs/>
+          <w:lang w:val="es-ES"/>
+        </w:rPr>
+        <w:t>s</w:t>
+      </w:r>
+      <w:r>
+        <w:rPr>
+          <w:i/>
+          <w:iCs/>
+          <w:lang w:val="es-ES"/>
+        </w:rPr>
+        <w:t xml:space="preserve"> objetos</w:t>
+      </w:r>
+      <w:r>
+        <w:rPr>
+          <w:i/>
+          <w:iCs/>
+          <w:lang w:val="es-ES"/>
+        </w:rPr>
+        <w:t xml:space="preserve"> </w:t>
+      </w:r>
+      <w:r>
+        <w:rPr>
+          <w:i/>
+          <w:iCs/>
+          <w:lang w:val="es-ES"/>
+        </w:rPr>
+        <w:t>(</w:t>
+      </w:r>
+      <w:proofErr w:type="spellStart"/>
+      <w:r>
+        <w:rPr>
+          <w:i/>
+          <w:iCs/>
+          <w:lang w:val="es-ES"/>
+        </w:rPr>
+        <w:t>pobA</w:t>
+      </w:r>
+      <w:proofErr w:type="spellEnd"/>
+      <w:r>
+        <w:rPr>
+          <w:i/>
+          <w:iCs/>
+          <w:lang w:val="es-ES"/>
+        </w:rPr>
+        <w:t xml:space="preserve">, </w:t>
+      </w:r>
+      <w:proofErr w:type="spellStart"/>
+      <w:r>
+        <w:rPr>
+          <w:i/>
+          <w:iCs/>
+          <w:lang w:val="es-ES"/>
+        </w:rPr>
+        <w:t>pobB</w:t>
+      </w:r>
+      <w:proofErr w:type="spellEnd"/>
+      <w:r>
+        <w:rPr>
+          <w:i/>
+          <w:iCs/>
+          <w:lang w:val="es-ES"/>
+        </w:rPr>
+        <w:t xml:space="preserve">) </w:t>
+      </w:r>
+      <w:r>
+        <w:rPr>
+          <w:i/>
+          <w:iCs/>
+          <w:lang w:val="es-ES"/>
+        </w:rPr>
+        <w:t xml:space="preserve">que herede de él con </w:t>
+      </w:r>
+      <w:proofErr w:type="spellStart"/>
+      <w:r>
+        <w:rPr>
+          <w:i/>
+          <w:iCs/>
+          <w:lang w:val="es-ES"/>
+        </w:rPr>
+        <w:t>Object.create</w:t>
+      </w:r>
+      <w:proofErr w:type="spellEnd"/>
+      <w:r>
+        <w:rPr>
+          <w:i/>
+          <w:iCs/>
+          <w:lang w:val="es-ES"/>
+        </w:rPr>
+        <w:t xml:space="preserve"> </w:t>
       </w:r>
     </w:p>
     <w:p>
@@ -8137,16 +11214,16 @@
         <mc:AlternateContent>
           <mc:Choice Requires="wps">
             <w:drawing>
-              <wp:anchor distT="0" distB="0" distL="114300" distR="114300" simplePos="0" relativeHeight="251669504" behindDoc="0" locked="0" layoutInCell="1" allowOverlap="1" wp14:anchorId="4C96FB70" wp14:editId="26798892">
+              <wp:anchor distT="0" distB="0" distL="114300" distR="114300" simplePos="0" relativeHeight="251669504" behindDoc="0" locked="0" layoutInCell="1" allowOverlap="1" wp14:anchorId="4C96FB70" wp14:editId="17BFE18A">
                 <wp:simplePos x="0" y="0"/>
                 <wp:positionH relativeFrom="margin">
-                  <wp:posOffset>-22860</wp:posOffset>
+                  <wp:posOffset>-19086</wp:posOffset>
                 </wp:positionH>
                 <wp:positionV relativeFrom="paragraph">
-                  <wp:posOffset>99060</wp:posOffset>
+                  <wp:posOffset>96675</wp:posOffset>
                 </wp:positionV>
-                <wp:extent cx="6378575" cy="2247900"/>
-                <wp:effectExtent l="0" t="0" r="22225" b="19050"/>
+                <wp:extent cx="6378575" cy="2104845"/>
+                <wp:effectExtent l="0" t="0" r="22225" b="10160"/>
                 <wp:wrapNone/>
                 <wp:docPr id="1147415086" name="Rectángulo 2"/>
                 <wp:cNvGraphicFramePr/>
@@ -8157,7 +11234,7 @@
                       <wps:spPr>
                         <a:xfrm>
                           <a:off x="0" y="0"/>
-                          <a:ext cx="6378575" cy="2247900"/>
+                          <a:ext cx="6378575" cy="2104845"/>
                         </a:xfrm>
                         <a:prstGeom prst="rect">
                           <a:avLst/>
@@ -8218,7 +11295,23 @@
                                 <w:rFonts w:ascii="Cascadia Mono SemiBold" w:hAnsi="Cascadia Mono SemiBold" w:cs="Cascadia Mono SemiBold"/>
                                 <w:lang w:val="es-ES"/>
                               </w:rPr>
-                              <w:t>api-service está running</w:t>
+                              <w:t>api-</w:t>
+                            </w:r>
+                            <w:proofErr w:type="spellStart"/>
+                            <w:r>
+                              <w:rPr>
+                                <w:rFonts w:ascii="Cascadia Mono SemiBold" w:hAnsi="Cascadia Mono SemiBold" w:cs="Cascadia Mono SemiBold"/>
+                                <w:lang w:val="es-ES"/>
+                              </w:rPr>
+                              <w:t>service</w:t>
+                            </w:r>
+                            <w:proofErr w:type="spellEnd"/>
+                            <w:r>
+                              <w:rPr>
+                                <w:rFonts w:ascii="Cascadia Mono SemiBold" w:hAnsi="Cascadia Mono SemiBold" w:cs="Cascadia Mono SemiBold"/>
+                                <w:lang w:val="es-ES"/>
+                              </w:rPr>
+                              <w:t xml:space="preserve"> está running</w:t>
                             </w:r>
                           </w:p>
                           <w:p>
@@ -8254,13 +11347,31 @@
                                 <w:lang w:val="es-ES"/>
                               </w:rPr>
                             </w:pPr>
+                            <w:proofErr w:type="spellStart"/>
                             <w:r>
                               <w:rPr>
                                 <w:rFonts w:ascii="Cascadia Mono SemiBold" w:hAnsi="Cascadia Mono SemiBold" w:cs="Cascadia Mono SemiBold"/>
                                 <w:lang w:val="es-ES"/>
                               </w:rPr>
-                              <w:t>db-proxy está critical</w:t>
-                            </w:r>
+                              <w:t>db</w:t>
+                            </w:r>
+                            <w:proofErr w:type="spellEnd"/>
+                            <w:r>
+                              <w:rPr>
+                                <w:rFonts w:ascii="Cascadia Mono SemiBold" w:hAnsi="Cascadia Mono SemiBold" w:cs="Cascadia Mono SemiBold"/>
+                                <w:lang w:val="es-ES"/>
+                              </w:rPr>
+                              <w:t xml:space="preserve">-proxy está </w:t>
+                            </w:r>
+                            <w:proofErr w:type="spellStart"/>
+                            <w:r>
+                              <w:rPr>
+                                <w:rFonts w:ascii="Cascadia Mono SemiBold" w:hAnsi="Cascadia Mono SemiBold" w:cs="Cascadia Mono SemiBold"/>
+                                <w:lang w:val="es-ES"/>
+                              </w:rPr>
+                              <w:t>critical</w:t>
+                            </w:r>
+                            <w:proofErr w:type="spellEnd"/>
                           </w:p>
                           <w:p>
                             <w:pPr>
@@ -8270,20 +11381,31 @@
                                 <w:lang w:val="es-ES"/>
                               </w:rPr>
                             </w:pPr>
+                            <w:proofErr w:type="spellStart"/>
                             <w:r>
                               <w:rPr>
                                 <w:rFonts w:ascii="Cascadia Mono SemiBold" w:hAnsi="Cascadia Mono SemiBold" w:cs="Cascadia Mono SemiBold"/>
                                 <w:lang w:val="es-ES"/>
                               </w:rPr>
-                              <w:t>db-proxy hereda el método de podBas</w:t>
-                            </w:r>
+                              <w:t>db</w:t>
+                            </w:r>
+                            <w:proofErr w:type="spellEnd"/>
                             <w:r>
                               <w:rPr>
                                 <w:rFonts w:ascii="Cascadia Mono SemiBold" w:hAnsi="Cascadia Mono SemiBold" w:cs="Cascadia Mono SemiBold"/>
                                 <w:lang w:val="es-ES"/>
                               </w:rPr>
-                              <w:t>e</w:t>
-                            </w:r>
+                              <w:t xml:space="preserve">-proxy hereda el método de </w:t>
+                            </w:r>
+                            <w:proofErr w:type="spellStart"/>
+                            <w:r>
+                              <w:rPr>
+                                <w:rFonts w:ascii="Cascadia Mono SemiBold" w:hAnsi="Cascadia Mono SemiBold" w:cs="Cascadia Mono SemiBold"/>
+                                <w:lang w:val="es-ES"/>
+                              </w:rPr>
+                              <w:t>podBase</w:t>
+                            </w:r>
+                            <w:proofErr w:type="spellEnd"/>
                           </w:p>
                           <w:p>
                             <w:pPr>
@@ -8318,12 +11440,21 @@
                                 <w:lang w:val="es-ES"/>
                               </w:rPr>
                             </w:pPr>
+                            <w:proofErr w:type="spellStart"/>
                             <w:r>
                               <w:rPr>
                                 <w:rFonts w:ascii="Cascadia Mono SemiBold" w:hAnsi="Cascadia Mono SemiBold" w:cs="Cascadia Mono SemiBold"/>
                                 <w:lang w:val="es-ES"/>
                               </w:rPr>
-                              <w:t>db-proxy tiene su propio nombre: true</w:t>
+                              <w:t>db</w:t>
+                            </w:r>
+                            <w:proofErr w:type="spellEnd"/>
+                            <w:r>
+                              <w:rPr>
+                                <w:rFonts w:ascii="Cascadia Mono SemiBold" w:hAnsi="Cascadia Mono SemiBold" w:cs="Cascadia Mono SemiBold"/>
+                                <w:lang w:val="es-ES"/>
+                              </w:rPr>
+                              <w:t>-proxy tiene su propio nombre: true</w:t>
                             </w:r>
                           </w:p>
                           <w:p>
@@ -8334,13 +11465,47 @@
                                 <w:lang w:val="es-ES"/>
                               </w:rPr>
                             </w:pPr>
+                            <w:proofErr w:type="spellStart"/>
                             <w:r>
                               <w:rPr>
                                 <w:rFonts w:ascii="Cascadia Mono SemiBold" w:hAnsi="Cascadia Mono SemiBold" w:cs="Cascadia Mono SemiBold"/>
                                 <w:lang w:val="es-ES"/>
                               </w:rPr>
-                              <w:t>db-proxy tiene status propio: false → lo hereda de podBase</w:t>
-                            </w:r>
+                              <w:t>db</w:t>
+                            </w:r>
+                            <w:proofErr w:type="spellEnd"/>
+                            <w:r>
+                              <w:rPr>
+                                <w:rFonts w:ascii="Cascadia Mono SemiBold" w:hAnsi="Cascadia Mono SemiBold" w:cs="Cascadia Mono SemiBold"/>
+                                <w:lang w:val="es-ES"/>
+                              </w:rPr>
+                              <w:t xml:space="preserve">-proxy tiene su </w:t>
+                            </w:r>
+                            <w:proofErr w:type="gramStart"/>
+                            <w:r>
+                              <w:rPr>
+                                <w:rFonts w:ascii="Cascadia Mono SemiBold" w:hAnsi="Cascadia Mono SemiBold" w:cs="Cascadia Mono SemiBold"/>
+                                <w:lang w:val="es-ES"/>
+                              </w:rPr>
+                              <w:t>status</w:t>
+                            </w:r>
+                            <w:proofErr w:type="gramEnd"/>
+                            <w:r>
+                              <w:rPr>
+                                <w:rFonts w:ascii="Cascadia Mono SemiBold" w:hAnsi="Cascadia Mono SemiBold" w:cs="Cascadia Mono SemiBold"/>
+                                <w:lang w:val="es-ES"/>
+                              </w:rPr>
+                              <w:t xml:space="preserve"> propio: true -&gt; lo hereda de </w:t>
+                            </w:r>
+                            <w:proofErr w:type="spellStart"/>
+                            <w:r>
+                              <w:rPr>
+                                <w:rFonts w:ascii="Cascadia Mono SemiBold" w:hAnsi="Cascadia Mono SemiBold" w:cs="Cascadia Mono SemiBold"/>
+                                <w:lang w:val="es-ES"/>
+                              </w:rPr>
+                              <w:t>pobBase</w:t>
+                            </w:r>
+                            <w:proofErr w:type="spellEnd"/>
                           </w:p>
                         </w:txbxContent>
                       </wps:txbx>
@@ -8364,7 +11529,7 @@
           </mc:Choice>
           <mc:Fallback>
             <w:pict>
-              <v:rect w14:anchorId="4C96FB70" id="_x0000_s1031" style="position:absolute;margin-left:-1.8pt;margin-top:7.8pt;width:502.25pt;height:177pt;z-index:251669504;visibility:visible;mso-wrap-style:square;mso-width-percent:0;mso-height-percent:0;mso-wrap-distance-left:9pt;mso-wrap-distance-top:0;mso-wrap-distance-right:9pt;mso-wrap-distance-bottom:0;mso-position-horizontal:absolute;mso-position-horizontal-relative:margin;mso-position-vertical:absolute;mso-position-vertical-relative:text;mso-width-percent:0;mso-height-percent:0;mso-width-relative:margin;mso-height-relative:margin;v-text-anchor:middle" o:gfxdata="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" fillcolor="black [3213]" strokecolor="black [3213]" strokeweight="1pt">
+              <v:rect w14:anchorId="4C96FB70" id="_x0000_s1031" style="position:absolute;margin-left:-1.5pt;margin-top:7.6pt;width:502.25pt;height:165.75pt;z-index:251669504;visibility:visible;mso-wrap-style:square;mso-width-percent:0;mso-height-percent:0;mso-wrap-distance-left:9pt;mso-wrap-distance-top:0;mso-wrap-distance-right:9pt;mso-wrap-distance-bottom:0;mso-position-horizontal:absolute;mso-position-horizontal-relative:margin;mso-position-vertical:absolute;mso-position-vertical-relative:text;mso-width-percent:0;mso-height-percent:0;mso-width-relative:margin;mso-height-relative:margin;v-text-anchor:middle" o:gfxdata="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" fillcolor="black [3213]" strokecolor="black [3213]" strokeweight="1pt">
                 <v:textbox>
                   <w:txbxContent>
                     <w:p>
@@ -8396,7 +11561,23 @@
                           <w:rFonts w:ascii="Cascadia Mono SemiBold" w:hAnsi="Cascadia Mono SemiBold" w:cs="Cascadia Mono SemiBold"/>
                           <w:lang w:val="es-ES"/>
                         </w:rPr>
-                        <w:t>api-service está running</w:t>
+                        <w:t>api-</w:t>
+                      </w:r>
+                      <w:proofErr w:type="spellStart"/>
+                      <w:r>
+                        <w:rPr>
+                          <w:rFonts w:ascii="Cascadia Mono SemiBold" w:hAnsi="Cascadia Mono SemiBold" w:cs="Cascadia Mono SemiBold"/>
+                          <w:lang w:val="es-ES"/>
+                        </w:rPr>
+                        <w:t>service</w:t>
+                      </w:r>
+                      <w:proofErr w:type="spellEnd"/>
+                      <w:r>
+                        <w:rPr>
+                          <w:rFonts w:ascii="Cascadia Mono SemiBold" w:hAnsi="Cascadia Mono SemiBold" w:cs="Cascadia Mono SemiBold"/>
+                          <w:lang w:val="es-ES"/>
+                        </w:rPr>
+                        <w:t xml:space="preserve"> está running</w:t>
                       </w:r>
                     </w:p>
                     <w:p>
@@ -8432,13 +11613,31 @@
                           <w:lang w:val="es-ES"/>
                         </w:rPr>
                       </w:pPr>
+                      <w:proofErr w:type="spellStart"/>
                       <w:r>
                         <w:rPr>
                           <w:rFonts w:ascii="Cascadia Mono SemiBold" w:hAnsi="Cascadia Mono SemiBold" w:cs="Cascadia Mono SemiBold"/>
                           <w:lang w:val="es-ES"/>
                         </w:rPr>
-                        <w:t>db-proxy está critical</w:t>
-                      </w:r>
+                        <w:t>db</w:t>
+                      </w:r>
+                      <w:proofErr w:type="spellEnd"/>
+                      <w:r>
+                        <w:rPr>
+                          <w:rFonts w:ascii="Cascadia Mono SemiBold" w:hAnsi="Cascadia Mono SemiBold" w:cs="Cascadia Mono SemiBold"/>
+                          <w:lang w:val="es-ES"/>
+                        </w:rPr>
+                        <w:t xml:space="preserve">-proxy está </w:t>
+                      </w:r>
+                      <w:proofErr w:type="spellStart"/>
+                      <w:r>
+                        <w:rPr>
+                          <w:rFonts w:ascii="Cascadia Mono SemiBold" w:hAnsi="Cascadia Mono SemiBold" w:cs="Cascadia Mono SemiBold"/>
+                          <w:lang w:val="es-ES"/>
+                        </w:rPr>
+                        <w:t>critical</w:t>
+                      </w:r>
+                      <w:proofErr w:type="spellEnd"/>
                     </w:p>
                     <w:p>
                       <w:pPr>
@@ -8448,20 +11647,31 @@
                           <w:lang w:val="es-ES"/>
                         </w:rPr>
                       </w:pPr>
+                      <w:proofErr w:type="spellStart"/>
                       <w:r>
                         <w:rPr>
                           <w:rFonts w:ascii="Cascadia Mono SemiBold" w:hAnsi="Cascadia Mono SemiBold" w:cs="Cascadia Mono SemiBold"/>
                           <w:lang w:val="es-ES"/>
                         </w:rPr>
-                        <w:t>db-proxy hereda el método de podBas</w:t>
-                      </w:r>
+                        <w:t>db</w:t>
+                      </w:r>
+                      <w:proofErr w:type="spellEnd"/>
                       <w:r>
                         <w:rPr>
                           <w:rFonts w:ascii="Cascadia Mono SemiBold" w:hAnsi="Cascadia Mono SemiBold" w:cs="Cascadia Mono SemiBold"/>
                           <w:lang w:val="es-ES"/>
                         </w:rPr>
-                        <w:t>e</w:t>
-                      </w:r>
+                        <w:t xml:space="preserve">-proxy hereda el método de </w:t>
+                      </w:r>
+                      <w:proofErr w:type="spellStart"/>
+                      <w:r>
+                        <w:rPr>
+                          <w:rFonts w:ascii="Cascadia Mono SemiBold" w:hAnsi="Cascadia Mono SemiBold" w:cs="Cascadia Mono SemiBold"/>
+                          <w:lang w:val="es-ES"/>
+                        </w:rPr>
+                        <w:t>podBase</w:t>
+                      </w:r>
+                      <w:proofErr w:type="spellEnd"/>
                     </w:p>
                     <w:p>
                       <w:pPr>
@@ -8496,12 +11706,21 @@
                           <w:lang w:val="es-ES"/>
                         </w:rPr>
                       </w:pPr>
+                      <w:proofErr w:type="spellStart"/>
                       <w:r>
                         <w:rPr>
                           <w:rFonts w:ascii="Cascadia Mono SemiBold" w:hAnsi="Cascadia Mono SemiBold" w:cs="Cascadia Mono SemiBold"/>
                           <w:lang w:val="es-ES"/>
                         </w:rPr>
-                        <w:t>db-proxy tiene su propio nombre: true</w:t>
+                        <w:t>db</w:t>
+                      </w:r>
+                      <w:proofErr w:type="spellEnd"/>
+                      <w:r>
+                        <w:rPr>
+                          <w:rFonts w:ascii="Cascadia Mono SemiBold" w:hAnsi="Cascadia Mono SemiBold" w:cs="Cascadia Mono SemiBold"/>
+                          <w:lang w:val="es-ES"/>
+                        </w:rPr>
+                        <w:t>-proxy tiene su propio nombre: true</w:t>
                       </w:r>
                     </w:p>
                     <w:p>
@@ -8512,13 +11731,47 @@
                           <w:lang w:val="es-ES"/>
                         </w:rPr>
                       </w:pPr>
+                      <w:proofErr w:type="spellStart"/>
                       <w:r>
                         <w:rPr>
                           <w:rFonts w:ascii="Cascadia Mono SemiBold" w:hAnsi="Cascadia Mono SemiBold" w:cs="Cascadia Mono SemiBold"/>
                           <w:lang w:val="es-ES"/>
                         </w:rPr>
-                        <w:t>db-proxy tiene status propio: false → lo hereda de podBase</w:t>
-                      </w:r>
+                        <w:t>db</w:t>
+                      </w:r>
+                      <w:proofErr w:type="spellEnd"/>
+                      <w:r>
+                        <w:rPr>
+                          <w:rFonts w:ascii="Cascadia Mono SemiBold" w:hAnsi="Cascadia Mono SemiBold" w:cs="Cascadia Mono SemiBold"/>
+                          <w:lang w:val="es-ES"/>
+                        </w:rPr>
+                        <w:t xml:space="preserve">-proxy tiene su </w:t>
+                      </w:r>
+                      <w:proofErr w:type="gramStart"/>
+                      <w:r>
+                        <w:rPr>
+                          <w:rFonts w:ascii="Cascadia Mono SemiBold" w:hAnsi="Cascadia Mono SemiBold" w:cs="Cascadia Mono SemiBold"/>
+                          <w:lang w:val="es-ES"/>
+                        </w:rPr>
+                        <w:t>status</w:t>
+                      </w:r>
+                      <w:proofErr w:type="gramEnd"/>
+                      <w:r>
+                        <w:rPr>
+                          <w:rFonts w:ascii="Cascadia Mono SemiBold" w:hAnsi="Cascadia Mono SemiBold" w:cs="Cascadia Mono SemiBold"/>
+                          <w:lang w:val="es-ES"/>
+                        </w:rPr>
+                        <w:t xml:space="preserve"> propio: true -&gt; lo hereda de </w:t>
+                      </w:r>
+                      <w:proofErr w:type="spellStart"/>
+                      <w:r>
+                        <w:rPr>
+                          <w:rFonts w:ascii="Cascadia Mono SemiBold" w:hAnsi="Cascadia Mono SemiBold" w:cs="Cascadia Mono SemiBold"/>
+                          <w:lang w:val="es-ES"/>
+                        </w:rPr>
+                        <w:t>pobBase</w:t>
+                      </w:r>
+                      <w:proofErr w:type="spellEnd"/>
                     </w:p>
                   </w:txbxContent>
                 </v:textbox>
@@ -8575,7 +11828,7 @@
           <w:lang w:val="es-ES"/>
         </w:rPr>
       </w:pPr>
-      <w:bookmarkStart w:id="9" w:name="_Toc234932824"/>
+      <w:bookmarkStart w:id="9" w:name="_Toc235011853"/>
       <w:r>
         <w:rPr>
           <w:lang w:val="es-ES"/>
@@ -8665,6 +11918,7 @@
           <w:numId w:val="4"/>
         </w:numPr>
       </w:pPr>
+      <w:proofErr w:type="spellStart"/>
       <w:r>
         <w:rPr>
           <w:b/>
@@ -8672,6 +11926,7 @@
         </w:rPr>
         <w:t>Archivo</w:t>
       </w:r>
+      <w:proofErr w:type="spellEnd"/>
       <w:r>
         <w:t xml:space="preserve">: </w:t>
       </w:r>
@@ -8708,7 +11963,31 @@
         <w:rPr>
           <w:lang w:val="es-ES"/>
         </w:rPr>
-        <w:t>console.log, Object.create, hasOwnProperty</w:t>
+        <w:t xml:space="preserve">console.log, </w:t>
+      </w:r>
+      <w:proofErr w:type="spellStart"/>
+      <w:r>
+        <w:rPr>
+          <w:lang w:val="es-ES"/>
+        </w:rPr>
+        <w:t>Object.create</w:t>
+      </w:r>
+      <w:proofErr w:type="spellEnd"/>
+      <w:r>
+        <w:rPr>
+          <w:lang w:val="es-ES"/>
+        </w:rPr>
+        <w:t xml:space="preserve">, </w:t>
+      </w:r>
+      <w:proofErr w:type="spellStart"/>
+      <w:proofErr w:type="gramStart"/>
+      <w:r>
+        <w:t>Object.prototype.hasOwnProperty.call</w:t>
+      </w:r>
+      <w:proofErr w:type="spellEnd"/>
+      <w:proofErr w:type="gramEnd"/>
+      <w:r>
+        <w:t>()</w:t>
       </w:r>
     </w:p>
     <w:p>
@@ -8787,7 +12066,161 @@
           <w:iCs/>
           <w:lang w:val="es-ES"/>
         </w:rPr>
-        <w:t xml:space="preserve">Crea tres niveles de herencia: vehicle → drone → deliveryDrone </w:t>
+        <w:t xml:space="preserve">Crea tres niveles de herencia: </w:t>
+      </w:r>
+      <w:proofErr w:type="spellStart"/>
+      <w:r>
+        <w:rPr>
+          <w:i/>
+          <w:iCs/>
+          <w:lang w:val="es-ES"/>
+        </w:rPr>
+        <w:t>vehicle</w:t>
+      </w:r>
+      <w:proofErr w:type="spellEnd"/>
+      <w:r>
+        <w:rPr>
+          <w:i/>
+          <w:iCs/>
+          <w:lang w:val="es-ES"/>
+        </w:rPr>
+        <w:t>(</w:t>
+      </w:r>
+      <w:proofErr w:type="spellStart"/>
+      <w:r>
+        <w:rPr>
+          <w:b/>
+          <w:bCs/>
+          <w:i/>
+          <w:iCs/>
+          <w:lang w:val="es-ES"/>
+        </w:rPr>
+        <w:t>canFly</w:t>
+      </w:r>
+      <w:proofErr w:type="spellEnd"/>
+      <w:r>
+        <w:rPr>
+          <w:i/>
+          <w:iCs/>
+          <w:lang w:val="es-ES"/>
+        </w:rPr>
+        <w:t>)</w:t>
+      </w:r>
+      <w:r>
+        <w:rPr>
+          <w:i/>
+          <w:iCs/>
+          <w:lang w:val="es-ES"/>
+        </w:rPr>
+        <w:t xml:space="preserve"> → </w:t>
+      </w:r>
+      <w:proofErr w:type="spellStart"/>
+      <w:r>
+        <w:rPr>
+          <w:i/>
+          <w:iCs/>
+          <w:lang w:val="es-ES"/>
+        </w:rPr>
+        <w:t>drone</w:t>
+      </w:r>
+      <w:proofErr w:type="spellEnd"/>
+      <w:r>
+        <w:rPr>
+          <w:i/>
+          <w:iCs/>
+          <w:lang w:val="es-ES"/>
+        </w:rPr>
+        <w:t>(</w:t>
+      </w:r>
+      <w:proofErr w:type="spellStart"/>
+      <w:r>
+        <w:rPr>
+          <w:b/>
+          <w:bCs/>
+          <w:i/>
+          <w:iCs/>
+          <w:lang w:val="es-ES"/>
+        </w:rPr>
+        <w:t>autonomous</w:t>
+      </w:r>
+      <w:proofErr w:type="spellEnd"/>
+      <w:r>
+        <w:rPr>
+          <w:i/>
+          <w:iCs/>
+          <w:lang w:val="es-ES"/>
+        </w:rPr>
+        <w:t>)</w:t>
+      </w:r>
+      <w:r>
+        <w:rPr>
+          <w:i/>
+          <w:iCs/>
+          <w:lang w:val="es-ES"/>
+        </w:rPr>
+        <w:t xml:space="preserve"> → </w:t>
+      </w:r>
+      <w:proofErr w:type="spellStart"/>
+      <w:proofErr w:type="gramStart"/>
+      <w:r>
+        <w:rPr>
+          <w:i/>
+          <w:iCs/>
+          <w:lang w:val="es-ES"/>
+        </w:rPr>
+        <w:t>deliveryDrone</w:t>
+      </w:r>
+      <w:proofErr w:type="spellEnd"/>
+      <w:r>
+        <w:rPr>
+          <w:i/>
+          <w:iCs/>
+          <w:lang w:val="es-ES"/>
+        </w:rPr>
+        <w:t>(</w:t>
+      </w:r>
+      <w:proofErr w:type="spellStart"/>
+      <w:proofErr w:type="gramEnd"/>
+      <w:r>
+        <w:rPr>
+          <w:b/>
+          <w:bCs/>
+          <w:i/>
+          <w:iCs/>
+          <w:lang w:val="es-ES"/>
+        </w:rPr>
+        <w:t>name</w:t>
+      </w:r>
+      <w:proofErr w:type="spellEnd"/>
+      <w:r>
+        <w:rPr>
+          <w:b/>
+          <w:bCs/>
+          <w:i/>
+          <w:iCs/>
+          <w:lang w:val="es-ES"/>
+        </w:rPr>
+        <w:t xml:space="preserve">, </w:t>
+      </w:r>
+      <w:proofErr w:type="spellStart"/>
+      <w:r>
+        <w:rPr>
+          <w:b/>
+          <w:bCs/>
+          <w:i/>
+          <w:iCs/>
+          <w:lang w:val="es-ES"/>
+        </w:rPr>
+        <w:t>payload</w:t>
+      </w:r>
+      <w:proofErr w:type="spellEnd"/>
+      <w:r>
+        <w:rPr>
+          <w:i/>
+          <w:iCs/>
+          <w:lang w:val="es-ES"/>
+        </w:rPr>
+        <w:t>).</w:t>
       </w:r>
     </w:p>
     <w:p>
@@ -8853,26 +12286,78 @@
           <w:iCs/>
           <w:lang w:val="es-ES"/>
         </w:rPr>
-        <w:t>Usa hasOwnProperty para distinguir propiedades propias de heredadas</w:t>
-      </w:r>
-      <w:r>
-        <w:rPr>
+        <w:t xml:space="preserve">Usa </w:t>
+      </w:r>
+      <w:proofErr w:type="spellStart"/>
+      <w:r>
+        <w:rPr>
+          <w:b/>
+          <w:bCs/>
           <w:i/>
           <w:iCs/>
           <w:lang w:val="es-ES"/>
         </w:rPr>
-        <w:t>.</w:t>
-      </w:r>
-    </w:p>
-    <w:p>
-      <w:pPr>
-        <w:pStyle w:val="Sinespaciado"/>
+        <w:t>Object.prototype</w:t>
+      </w:r>
+      <w:proofErr w:type="spellEnd"/>
+      <w:r>
         <w:rPr>
           <w:b/>
           <w:bCs/>
-          <w:lang w:val="es-ES"/>
-        </w:rPr>
-      </w:pPr>
+          <w:i/>
+          <w:iCs/>
+          <w:lang w:val="es-ES"/>
+        </w:rPr>
+        <w:t xml:space="preserve">. </w:t>
+      </w:r>
+      <w:proofErr w:type="spellStart"/>
+      <w:r>
+        <w:rPr>
+          <w:b/>
+          <w:bCs/>
+          <w:i/>
+          <w:iCs/>
+          <w:lang w:val="es-ES"/>
+        </w:rPr>
+        <w:t>hasOwnProperty.call</w:t>
+      </w:r>
+      <w:proofErr w:type="spellEnd"/>
+      <w:r>
+        <w:rPr>
+          <w:b/>
+          <w:bCs/>
+          <w:i/>
+          <w:iCs/>
+          <w:lang w:val="es-ES"/>
+        </w:rPr>
+        <w:t>()</w:t>
+      </w:r>
+      <w:r>
+        <w:rPr>
+          <w:b/>
+          <w:bCs/>
+          <w:i/>
+          <w:iCs/>
+          <w:lang w:val="es-ES"/>
+        </w:rPr>
+        <w:t xml:space="preserve"> </w:t>
+      </w:r>
+      <w:r>
+        <w:rPr>
+          <w:i/>
+          <w:iCs/>
+          <w:lang w:val="es-ES"/>
+        </w:rPr>
+        <w:t>para distinguir propiedades propias de heredadas</w:t>
+      </w:r>
+      <w:r>
+        <w:rPr>
+          <w:i/>
+          <w:iCs/>
+          <w:lang w:val="es-ES"/>
+        </w:rPr>
+        <w:t>.</w:t>
+      </w:r>
     </w:p>
     <w:p>
       <w:pPr>
@@ -8993,13 +12478,31 @@
                                 <w:lang w:val="es-ES"/>
                               </w:rPr>
                             </w:pPr>
+                            <w:proofErr w:type="spellStart"/>
                             <w:r>
                               <w:rPr>
                                 <w:rFonts w:ascii="Cascadia Mono SemiBold" w:hAnsi="Cascadia Mono SemiBold" w:cs="Cascadia Mono SemiBold"/>
                                 <w:lang w:val="es-ES"/>
                               </w:rPr>
-                              <w:t>deliveryDrone puede volar: true       ← heredado de vehicle</w:t>
-                            </w:r>
+                              <w:t>deliveryDrone</w:t>
+                            </w:r>
+                            <w:proofErr w:type="spellEnd"/>
+                            <w:r>
+                              <w:rPr>
+                                <w:rFonts w:ascii="Cascadia Mono SemiBold" w:hAnsi="Cascadia Mono SemiBold" w:cs="Cascadia Mono SemiBold"/>
+                                <w:lang w:val="es-ES"/>
+                              </w:rPr>
+                              <w:t xml:space="preserve"> puede volar       ← heredado de </w:t>
+                            </w:r>
+                            <w:proofErr w:type="spellStart"/>
+                            <w:r>
+                              <w:rPr>
+                                <w:rFonts w:ascii="Cascadia Mono SemiBold" w:hAnsi="Cascadia Mono SemiBold" w:cs="Cascadia Mono SemiBold"/>
+                                <w:lang w:val="es-ES"/>
+                              </w:rPr>
+                              <w:t>vehicle</w:t>
+                            </w:r>
+                            <w:proofErr w:type="spellEnd"/>
                           </w:p>
                           <w:p>
                             <w:pPr>
@@ -9009,13 +12512,31 @@
                                 <w:lang w:val="es-ES"/>
                               </w:rPr>
                             </w:pPr>
+                            <w:proofErr w:type="spellStart"/>
                             <w:r>
                               <w:rPr>
                                 <w:rFonts w:ascii="Cascadia Mono SemiBold" w:hAnsi="Cascadia Mono SemiBold" w:cs="Cascadia Mono SemiBold"/>
                                 <w:lang w:val="es-ES"/>
                               </w:rPr>
-                              <w:t>deliveryDrone es autónomo: true       ← heredado de drone</w:t>
-                            </w:r>
+                              <w:t>deliveryDrone</w:t>
+                            </w:r>
+                            <w:proofErr w:type="spellEnd"/>
+                            <w:r>
+                              <w:rPr>
+                                <w:rFonts w:ascii="Cascadia Mono SemiBold" w:hAnsi="Cascadia Mono SemiBold" w:cs="Cascadia Mono SemiBold"/>
+                                <w:lang w:val="es-ES"/>
+                              </w:rPr>
+                              <w:t xml:space="preserve"> es autónomo       ← heredado de </w:t>
+                            </w:r>
+                            <w:proofErr w:type="spellStart"/>
+                            <w:r>
+                              <w:rPr>
+                                <w:rFonts w:ascii="Cascadia Mono SemiBold" w:hAnsi="Cascadia Mono SemiBold" w:cs="Cascadia Mono SemiBold"/>
+                                <w:lang w:val="es-ES"/>
+                              </w:rPr>
+                              <w:t>drone</w:t>
+                            </w:r>
+                            <w:proofErr w:type="spellEnd"/>
                           </w:p>
                           <w:p>
                             <w:pPr>
@@ -9025,12 +12546,21 @@
                                 <w:lang w:val="es-ES"/>
                               </w:rPr>
                             </w:pPr>
+                            <w:proofErr w:type="spellStart"/>
                             <w:r>
                               <w:rPr>
                                 <w:rFonts w:ascii="Cascadia Mono SemiBold" w:hAnsi="Cascadia Mono SemiBold" w:cs="Cascadia Mono SemiBold"/>
                                 <w:lang w:val="es-ES"/>
                               </w:rPr>
-                              <w:t>deliveryDrone lleva paquetes: true    ← propio</w:t>
+                              <w:t>deliveryDrone</w:t>
+                            </w:r>
+                            <w:proofErr w:type="spellEnd"/>
+                            <w:r>
+                              <w:rPr>
+                                <w:rFonts w:ascii="Cascadia Mono SemiBold" w:hAnsi="Cascadia Mono SemiBold" w:cs="Cascadia Mono SemiBold"/>
+                                <w:lang w:val="es-ES"/>
+                              </w:rPr>
+                              <w:t xml:space="preserve"> lleva paquetes    ← propio</w:t>
                             </w:r>
                           </w:p>
                           <w:p>
@@ -9055,7 +12585,23 @@
                                 <w:rFonts w:ascii="Cascadia Mono SemiBold" w:hAnsi="Cascadia Mono SemiBold" w:cs="Cascadia Mono SemiBold"/>
                                 <w:lang w:val="es-ES"/>
                               </w:rPr>
-                              <w:t>=== hasOwnProperty ===</w:t>
+                              <w:t xml:space="preserve">=== </w:t>
+                            </w:r>
+                            <w:proofErr w:type="spellStart"/>
+                            <w:r>
+                              <w:rPr>
+                                <w:rFonts w:ascii="Cascadia Mono SemiBold" w:hAnsi="Cascadia Mono SemiBold" w:cs="Cascadia Mono SemiBold"/>
+                                <w:lang w:val="es-ES"/>
+                              </w:rPr>
+                              <w:t>hasOwnProperty</w:t>
+                            </w:r>
+                            <w:proofErr w:type="spellEnd"/>
+                            <w:r>
+                              <w:rPr>
+                                <w:rFonts w:ascii="Cascadia Mono SemiBold" w:hAnsi="Cascadia Mono SemiBold" w:cs="Cascadia Mono SemiBold"/>
+                                <w:lang w:val="es-ES"/>
+                              </w:rPr>
+                              <w:t xml:space="preserve"> ===</w:t>
                             </w:r>
                           </w:p>
                           <w:p>
@@ -9071,7 +12617,23 @@
                                 <w:rFonts w:ascii="Cascadia Mono SemiBold" w:hAnsi="Cascadia Mono SemiBold" w:cs="Cascadia Mono SemiBold"/>
                                 <w:lang w:val="es-ES"/>
                               </w:rPr>
-                              <w:t>¿payload es propio?    true</w:t>
+                              <w:t>¿</w:t>
+                            </w:r>
+                            <w:proofErr w:type="spellStart"/>
+                            <w:r>
+                              <w:rPr>
+                                <w:rFonts w:ascii="Cascadia Mono SemiBold" w:hAnsi="Cascadia Mono SemiBold" w:cs="Cascadia Mono SemiBold"/>
+                                <w:lang w:val="es-ES"/>
+                              </w:rPr>
+                              <w:t>payload</w:t>
+                            </w:r>
+                            <w:proofErr w:type="spellEnd"/>
+                            <w:r>
+                              <w:rPr>
+                                <w:rFonts w:ascii="Cascadia Mono SemiBold" w:hAnsi="Cascadia Mono SemiBold" w:cs="Cascadia Mono SemiBold"/>
+                                <w:lang w:val="es-ES"/>
+                              </w:rPr>
+                              <w:t xml:space="preserve"> es propio?    true</w:t>
                             </w:r>
                           </w:p>
                           <w:p>
@@ -9087,8 +12649,33 @@
                                 <w:rFonts w:ascii="Cascadia Mono SemiBold" w:hAnsi="Cascadia Mono SemiBold" w:cs="Cascadia Mono SemiBold"/>
                                 <w:lang w:val="es-ES"/>
                               </w:rPr>
-                              <w:t>¿autonomous es propio? false → heredado de drone</w:t>
-                            </w:r>
+                              <w:t>¿</w:t>
+                            </w:r>
+                            <w:proofErr w:type="spellStart"/>
+                            <w:r>
+                              <w:rPr>
+                                <w:rFonts w:ascii="Cascadia Mono SemiBold" w:hAnsi="Cascadia Mono SemiBold" w:cs="Cascadia Mono SemiBold"/>
+                                <w:lang w:val="es-ES"/>
+                              </w:rPr>
+                              <w:t>autonomous</w:t>
+                            </w:r>
+                            <w:proofErr w:type="spellEnd"/>
+                            <w:r>
+                              <w:rPr>
+                                <w:rFonts w:ascii="Cascadia Mono SemiBold" w:hAnsi="Cascadia Mono SemiBold" w:cs="Cascadia Mono SemiBold"/>
+                                <w:lang w:val="es-ES"/>
+                              </w:rPr>
+                              <w:t xml:space="preserve"> es propio? false → heredado de </w:t>
+                            </w:r>
+                            <w:proofErr w:type="spellStart"/>
+                            <w:r>
+                              <w:rPr>
+                                <w:rFonts w:ascii="Cascadia Mono SemiBold" w:hAnsi="Cascadia Mono SemiBold" w:cs="Cascadia Mono SemiBold"/>
+                                <w:lang w:val="es-ES"/>
+                              </w:rPr>
+                              <w:t>drone</w:t>
+                            </w:r>
+                            <w:proofErr w:type="spellEnd"/>
                           </w:p>
                           <w:p>
                             <w:pPr>
@@ -9103,8 +12690,33 @@
                                 <w:rFonts w:ascii="Cascadia Mono SemiBold" w:hAnsi="Cascadia Mono SemiBold" w:cs="Cascadia Mono SemiBold"/>
                                 <w:lang w:val="es-ES"/>
                               </w:rPr>
-                              <w:t>¿canFly es propio?     false → heredado de vehicle</w:t>
-                            </w:r>
+                              <w:t>¿</w:t>
+                            </w:r>
+                            <w:proofErr w:type="spellStart"/>
+                            <w:r>
+                              <w:rPr>
+                                <w:rFonts w:ascii="Cascadia Mono SemiBold" w:hAnsi="Cascadia Mono SemiBold" w:cs="Cascadia Mono SemiBold"/>
+                                <w:lang w:val="es-ES"/>
+                              </w:rPr>
+                              <w:t>canFly</w:t>
+                            </w:r>
+                            <w:proofErr w:type="spellEnd"/>
+                            <w:r>
+                              <w:rPr>
+                                <w:rFonts w:ascii="Cascadia Mono SemiBold" w:hAnsi="Cascadia Mono SemiBold" w:cs="Cascadia Mono SemiBold"/>
+                                <w:lang w:val="es-ES"/>
+                              </w:rPr>
+                              <w:t xml:space="preserve"> es propio?     false → heredado de </w:t>
+                            </w:r>
+                            <w:proofErr w:type="spellStart"/>
+                            <w:r>
+                              <w:rPr>
+                                <w:rFonts w:ascii="Cascadia Mono SemiBold" w:hAnsi="Cascadia Mono SemiBold" w:cs="Cascadia Mono SemiBold"/>
+                                <w:lang w:val="es-ES"/>
+                              </w:rPr>
+                              <w:t>vehicle</w:t>
+                            </w:r>
+                            <w:proofErr w:type="spellEnd"/>
                           </w:p>
                         </w:txbxContent>
                       </wps:txbx>
@@ -9155,13 +12767,31 @@
                           <w:lang w:val="es-ES"/>
                         </w:rPr>
                       </w:pPr>
+                      <w:proofErr w:type="spellStart"/>
                       <w:r>
                         <w:rPr>
                           <w:rFonts w:ascii="Cascadia Mono SemiBold" w:hAnsi="Cascadia Mono SemiBold" w:cs="Cascadia Mono SemiBold"/>
                           <w:lang w:val="es-ES"/>
                         </w:rPr>
-                        <w:t>deliveryDrone puede volar: true       ← heredado de vehicle</w:t>
-                      </w:r>
+                        <w:t>deliveryDrone</w:t>
+                      </w:r>
+                      <w:proofErr w:type="spellEnd"/>
+                      <w:r>
+                        <w:rPr>
+                          <w:rFonts w:ascii="Cascadia Mono SemiBold" w:hAnsi="Cascadia Mono SemiBold" w:cs="Cascadia Mono SemiBold"/>
+                          <w:lang w:val="es-ES"/>
+                        </w:rPr>
+                        <w:t xml:space="preserve"> puede volar       ← heredado de </w:t>
+                      </w:r>
+                      <w:proofErr w:type="spellStart"/>
+                      <w:r>
+                        <w:rPr>
+                          <w:rFonts w:ascii="Cascadia Mono SemiBold" w:hAnsi="Cascadia Mono SemiBold" w:cs="Cascadia Mono SemiBold"/>
+                          <w:lang w:val="es-ES"/>
+                        </w:rPr>
+                        <w:t>vehicle</w:t>
+                      </w:r>
+                      <w:proofErr w:type="spellEnd"/>
                     </w:p>
                     <w:p>
                       <w:pPr>
@@ -9171,13 +12801,31 @@
                           <w:lang w:val="es-ES"/>
                         </w:rPr>
                       </w:pPr>
+                      <w:proofErr w:type="spellStart"/>
                       <w:r>
                         <w:rPr>
                           <w:rFonts w:ascii="Cascadia Mono SemiBold" w:hAnsi="Cascadia Mono SemiBold" w:cs="Cascadia Mono SemiBold"/>
                           <w:lang w:val="es-ES"/>
                         </w:rPr>
-                        <w:t>deliveryDrone es autónomo: true       ← heredado de drone</w:t>
-                      </w:r>
+                        <w:t>deliveryDrone</w:t>
+                      </w:r>
+                      <w:proofErr w:type="spellEnd"/>
+                      <w:r>
+                        <w:rPr>
+                          <w:rFonts w:ascii="Cascadia Mono SemiBold" w:hAnsi="Cascadia Mono SemiBold" w:cs="Cascadia Mono SemiBold"/>
+                          <w:lang w:val="es-ES"/>
+                        </w:rPr>
+                        <w:t xml:space="preserve"> es autónomo       ← heredado de </w:t>
+                      </w:r>
+                      <w:proofErr w:type="spellStart"/>
+                      <w:r>
+                        <w:rPr>
+                          <w:rFonts w:ascii="Cascadia Mono SemiBold" w:hAnsi="Cascadia Mono SemiBold" w:cs="Cascadia Mono SemiBold"/>
+                          <w:lang w:val="es-ES"/>
+                        </w:rPr>
+                        <w:t>drone</w:t>
+                      </w:r>
+                      <w:proofErr w:type="spellEnd"/>
                     </w:p>
                     <w:p>
                       <w:pPr>
@@ -9187,12 +12835,21 @@
                           <w:lang w:val="es-ES"/>
                         </w:rPr>
                       </w:pPr>
+                      <w:proofErr w:type="spellStart"/>
                       <w:r>
                         <w:rPr>
                           <w:rFonts w:ascii="Cascadia Mono SemiBold" w:hAnsi="Cascadia Mono SemiBold" w:cs="Cascadia Mono SemiBold"/>
                           <w:lang w:val="es-ES"/>
                         </w:rPr>
-                        <w:t>deliveryDrone lleva paquetes: true    ← propio</w:t>
+                        <w:t>deliveryDrone</w:t>
+                      </w:r>
+                      <w:proofErr w:type="spellEnd"/>
+                      <w:r>
+                        <w:rPr>
+                          <w:rFonts w:ascii="Cascadia Mono SemiBold" w:hAnsi="Cascadia Mono SemiBold" w:cs="Cascadia Mono SemiBold"/>
+                          <w:lang w:val="es-ES"/>
+                        </w:rPr>
+                        <w:t xml:space="preserve"> lleva paquetes    ← propio</w:t>
                       </w:r>
                     </w:p>
                     <w:p>
@@ -9217,7 +12874,23 @@
                           <w:rFonts w:ascii="Cascadia Mono SemiBold" w:hAnsi="Cascadia Mono SemiBold" w:cs="Cascadia Mono SemiBold"/>
                           <w:lang w:val="es-ES"/>
                         </w:rPr>
-                        <w:t>=== hasOwnProperty ===</w:t>
+                        <w:t xml:space="preserve">=== </w:t>
+                      </w:r>
+                      <w:proofErr w:type="spellStart"/>
+                      <w:r>
+                        <w:rPr>
+                          <w:rFonts w:ascii="Cascadia Mono SemiBold" w:hAnsi="Cascadia Mono SemiBold" w:cs="Cascadia Mono SemiBold"/>
+                          <w:lang w:val="es-ES"/>
+                        </w:rPr>
+                        <w:t>hasOwnProperty</w:t>
+                      </w:r>
+                      <w:proofErr w:type="spellEnd"/>
+                      <w:r>
+                        <w:rPr>
+                          <w:rFonts w:ascii="Cascadia Mono SemiBold" w:hAnsi="Cascadia Mono SemiBold" w:cs="Cascadia Mono SemiBold"/>
+                          <w:lang w:val="es-ES"/>
+                        </w:rPr>
+                        <w:t xml:space="preserve"> ===</w:t>
                       </w:r>
                     </w:p>
                     <w:p>
@@ -9233,7 +12906,23 @@
                           <w:rFonts w:ascii="Cascadia Mono SemiBold" w:hAnsi="Cascadia Mono SemiBold" w:cs="Cascadia Mono SemiBold"/>
                           <w:lang w:val="es-ES"/>
                         </w:rPr>
-                        <w:t>¿payload es propio?    true</w:t>
+                        <w:t>¿</w:t>
+                      </w:r>
+                      <w:proofErr w:type="spellStart"/>
+                      <w:r>
+                        <w:rPr>
+                          <w:rFonts w:ascii="Cascadia Mono SemiBold" w:hAnsi="Cascadia Mono SemiBold" w:cs="Cascadia Mono SemiBold"/>
+                          <w:lang w:val="es-ES"/>
+                        </w:rPr>
+                        <w:t>payload</w:t>
+                      </w:r>
+                      <w:proofErr w:type="spellEnd"/>
+                      <w:r>
+                        <w:rPr>
+                          <w:rFonts w:ascii="Cascadia Mono SemiBold" w:hAnsi="Cascadia Mono SemiBold" w:cs="Cascadia Mono SemiBold"/>
+                          <w:lang w:val="es-ES"/>
+                        </w:rPr>
+                        <w:t xml:space="preserve"> es propio?    true</w:t>
                       </w:r>
                     </w:p>
                     <w:p>
@@ -9249,8 +12938,33 @@
                           <w:rFonts w:ascii="Cascadia Mono SemiBold" w:hAnsi="Cascadia Mono SemiBold" w:cs="Cascadia Mono SemiBold"/>
                           <w:lang w:val="es-ES"/>
                         </w:rPr>
-                        <w:t>¿autonomous es propio? false → heredado de drone</w:t>
-                      </w:r>
+                        <w:t>¿</w:t>
+                      </w:r>
+                      <w:proofErr w:type="spellStart"/>
+                      <w:r>
+                        <w:rPr>
+                          <w:rFonts w:ascii="Cascadia Mono SemiBold" w:hAnsi="Cascadia Mono SemiBold" w:cs="Cascadia Mono SemiBold"/>
+                          <w:lang w:val="es-ES"/>
+                        </w:rPr>
+                        <w:t>autonomous</w:t>
+                      </w:r>
+                      <w:proofErr w:type="spellEnd"/>
+                      <w:r>
+                        <w:rPr>
+                          <w:rFonts w:ascii="Cascadia Mono SemiBold" w:hAnsi="Cascadia Mono SemiBold" w:cs="Cascadia Mono SemiBold"/>
+                          <w:lang w:val="es-ES"/>
+                        </w:rPr>
+                        <w:t xml:space="preserve"> es propio? false → heredado de </w:t>
+                      </w:r>
+                      <w:proofErr w:type="spellStart"/>
+                      <w:r>
+                        <w:rPr>
+                          <w:rFonts w:ascii="Cascadia Mono SemiBold" w:hAnsi="Cascadia Mono SemiBold" w:cs="Cascadia Mono SemiBold"/>
+                          <w:lang w:val="es-ES"/>
+                        </w:rPr>
+                        <w:t>drone</w:t>
+                      </w:r>
+                      <w:proofErr w:type="spellEnd"/>
                     </w:p>
                     <w:p>
                       <w:pPr>
@@ -9265,8 +12979,33 @@
                           <w:rFonts w:ascii="Cascadia Mono SemiBold" w:hAnsi="Cascadia Mono SemiBold" w:cs="Cascadia Mono SemiBold"/>
                           <w:lang w:val="es-ES"/>
                         </w:rPr>
-                        <w:t>¿canFly es propio?     false → heredado de vehicle</w:t>
-                      </w:r>
+                        <w:t>¿</w:t>
+                      </w:r>
+                      <w:proofErr w:type="spellStart"/>
+                      <w:r>
+                        <w:rPr>
+                          <w:rFonts w:ascii="Cascadia Mono SemiBold" w:hAnsi="Cascadia Mono SemiBold" w:cs="Cascadia Mono SemiBold"/>
+                          <w:lang w:val="es-ES"/>
+                        </w:rPr>
+                        <w:t>canFly</w:t>
+                      </w:r>
+                      <w:proofErr w:type="spellEnd"/>
+                      <w:r>
+                        <w:rPr>
+                          <w:rFonts w:ascii="Cascadia Mono SemiBold" w:hAnsi="Cascadia Mono SemiBold" w:cs="Cascadia Mono SemiBold"/>
+                          <w:lang w:val="es-ES"/>
+                        </w:rPr>
+                        <w:t xml:space="preserve"> es propio?     false → heredado de </w:t>
+                      </w:r>
+                      <w:proofErr w:type="spellStart"/>
+                      <w:r>
+                        <w:rPr>
+                          <w:rFonts w:ascii="Cascadia Mono SemiBold" w:hAnsi="Cascadia Mono SemiBold" w:cs="Cascadia Mono SemiBold"/>
+                          <w:lang w:val="es-ES"/>
+                        </w:rPr>
+                        <w:t>vehicle</w:t>
+                      </w:r>
+                      <w:proofErr w:type="spellEnd"/>
                     </w:p>
                   </w:txbxContent>
                 </v:textbox>
@@ -9366,7 +13105,7 @@
           <w:lang w:val="es-ES"/>
         </w:rPr>
       </w:pPr>
-      <w:bookmarkStart w:id="10" w:name="_Toc234932825"/>
+      <w:bookmarkStart w:id="10" w:name="_Toc235011854"/>
       <w:r>
         <w:rPr>
           <w:lang w:val="es-ES"/>
@@ -9392,7 +13131,7 @@
           <w:bCs/>
           <w:lang w:val="es-ES"/>
         </w:rPr>
-        <w:t>7</w:t>
+        <w:t>6</w:t>
       </w:r>
       <w:r>
         <w:rPr>
@@ -9455,6 +13194,7 @@
           <w:numId w:val="4"/>
         </w:numPr>
       </w:pPr>
+      <w:proofErr w:type="spellStart"/>
       <w:r>
         <w:rPr>
           <w:b/>
@@ -9462,6 +13202,7 @@
         </w:rPr>
         <w:t>Archivo</w:t>
       </w:r>
+      <w:proofErr w:type="spellEnd"/>
       <w:r>
         <w:t xml:space="preserve">: </w:t>
       </w:r>
@@ -9498,7 +13239,23 @@
         <w:rPr>
           <w:lang w:val="es-ES"/>
         </w:rPr>
-        <w:t>reduce, console.log, process.argv</w:t>
+        <w:t xml:space="preserve">reduce, console.log, </w:t>
+      </w:r>
+      <w:proofErr w:type="spellStart"/>
+      <w:proofErr w:type="gramStart"/>
+      <w:r>
+        <w:rPr>
+          <w:lang w:val="es-ES"/>
+        </w:rPr>
+        <w:t>process.argv</w:t>
+      </w:r>
+      <w:proofErr w:type="spellEnd"/>
+      <w:proofErr w:type="gramEnd"/>
+      <w:r>
+        <w:rPr>
+          <w:lang w:val="es-ES"/>
+        </w:rPr>
+        <w:t>, try/catch</w:t>
       </w:r>
     </w:p>
     <w:p>
@@ -9529,7 +13286,49 @@
         <w:rPr>
           <w:lang w:val="es-ES"/>
         </w:rPr>
-        <w:t xml:space="preserve">Aprender reduce, el método más potente de los arrays. Mientras map transforma y filter selecciona, reduce </w:t>
+        <w:t xml:space="preserve">Aprender reduce, el método más potente de los </w:t>
+      </w:r>
+      <w:proofErr w:type="spellStart"/>
+      <w:r>
+        <w:rPr>
+          <w:lang w:val="es-ES"/>
+        </w:rPr>
+        <w:t>arrays</w:t>
+      </w:r>
+      <w:proofErr w:type="spellEnd"/>
+      <w:r>
+        <w:rPr>
+          <w:lang w:val="es-ES"/>
+        </w:rPr>
+        <w:t xml:space="preserve">. Mientras </w:t>
+      </w:r>
+      <w:proofErr w:type="spellStart"/>
+      <w:r>
+        <w:rPr>
+          <w:lang w:val="es-ES"/>
+        </w:rPr>
+        <w:t>map</w:t>
+      </w:r>
+      <w:proofErr w:type="spellEnd"/>
+      <w:r>
+        <w:rPr>
+          <w:lang w:val="es-ES"/>
+        </w:rPr>
+        <w:t xml:space="preserve"> transforma y </w:t>
+      </w:r>
+      <w:proofErr w:type="spellStart"/>
+      <w:r>
+        <w:rPr>
+          <w:lang w:val="es-ES"/>
+        </w:rPr>
+        <w:t>filter</w:t>
+      </w:r>
+      <w:proofErr w:type="spellEnd"/>
+      <w:r>
+        <w:rPr>
+          <w:lang w:val="es-ES"/>
+        </w:rPr>
+        <w:t xml:space="preserve"> selecciona, reduce </w:t>
       </w:r>
       <w:r>
         <w:rPr>
@@ -9577,6 +13376,74 @@
     <w:p>
       <w:pPr>
         <w:pStyle w:val="Sinespaciado"/>
+        <w:numPr>
+          <w:ilvl w:val="0"/>
+          <w:numId w:val="45"/>
+        </w:numPr>
+        <w:rPr>
+          <w:lang w:val="es-ES"/>
+        </w:rPr>
+      </w:pPr>
+      <w:r>
+        <w:rPr>
+          <w:lang w:val="es-ES"/>
+        </w:rPr>
+        <w:t xml:space="preserve">Debes </w:t>
+      </w:r>
+      <w:proofErr w:type="spellStart"/>
+      <w:r>
+        <w:rPr>
+          <w:lang w:val="es-ES"/>
+        </w:rPr>
+        <w:t>parse</w:t>
+      </w:r>
+      <w:r>
+        <w:rPr>
+          <w:lang w:val="es-ES"/>
+        </w:rPr>
+        <w:t>a</w:t>
+      </w:r>
+      <w:r>
+        <w:rPr>
+          <w:lang w:val="es-ES"/>
+        </w:rPr>
+        <w:t>r</w:t>
+      </w:r>
+      <w:proofErr w:type="spellEnd"/>
+      <w:r>
+        <w:rPr>
+          <w:lang w:val="es-ES"/>
+        </w:rPr>
+        <w:t xml:space="preserve"> cada </w:t>
+      </w:r>
+      <w:r>
+        <w:rPr>
+          <w:lang w:val="es-ES"/>
+        </w:rPr>
+        <w:t xml:space="preserve">argumento a entero con </w:t>
+      </w:r>
+      <w:proofErr w:type="spellStart"/>
+      <w:r>
+        <w:rPr>
+          <w:lang w:val="es-ES"/>
+        </w:rPr>
+        <w:t>map</w:t>
+      </w:r>
+      <w:proofErr w:type="spellEnd"/>
+      <w:r>
+        <w:rPr>
+          <w:lang w:val="es-ES"/>
+        </w:rPr>
+        <w:t>.</w:t>
+      </w:r>
+    </w:p>
+    <w:p>
+      <w:pPr>
+        <w:pStyle w:val="Sinespaciado"/>
+        <w:numPr>
+          <w:ilvl w:val="0"/>
+          <w:numId w:val="45"/>
+        </w:numPr>
         <w:rPr>
           <w:lang w:val="es-ES"/>
         </w:rPr>
@@ -9645,7 +13512,7 @@
         <mc:AlternateContent>
           <mc:Choice Requires="wps">
             <w:drawing>
-              <wp:anchor distT="0" distB="0" distL="114300" distR="114300" simplePos="0" relativeHeight="251673600" behindDoc="0" locked="0" layoutInCell="1" allowOverlap="1" wp14:anchorId="426EE8B6" wp14:editId="45734653">
+              <wp:anchor distT="0" distB="0" distL="114300" distR="114300" simplePos="0" relativeHeight="251673600" behindDoc="0" locked="0" layoutInCell="1" allowOverlap="1" wp14:anchorId="426EE8B6" wp14:editId="7160E94C">
                 <wp:simplePos x="0" y="0"/>
                 <wp:positionH relativeFrom="margin">
                   <wp:align>left</wp:align>
@@ -9653,8 +13520,8 @@
                 <wp:positionV relativeFrom="paragraph">
                   <wp:posOffset>111125</wp:posOffset>
                 </wp:positionV>
-                <wp:extent cx="6124575" cy="1438275"/>
-                <wp:effectExtent l="0" t="0" r="28575" b="28575"/>
+                <wp:extent cx="6124575" cy="2234241"/>
+                <wp:effectExtent l="0" t="0" r="28575" b="13970"/>
                 <wp:wrapNone/>
                 <wp:docPr id="892447048" name="Rectángulo 2"/>
                 <wp:cNvGraphicFramePr/>
@@ -9665,7 +13532,7 @@
                       <wps:spPr>
                         <a:xfrm>
                           <a:off x="0" y="0"/>
-                          <a:ext cx="6124575" cy="1438275"/>
+                          <a:ext cx="6124575" cy="2234241"/>
                         </a:xfrm>
                         <a:prstGeom prst="rect">
                           <a:avLst/>
@@ -9726,8 +13593,17 @@
                                 <w:rFonts w:ascii="Cascadia Mono SemiBold" w:hAnsi="Cascadia Mono SemiBold" w:cs="Cascadia Mono SemiBold"/>
                                 <w:lang w:val="es-ES"/>
                               </w:rPr>
-                              <w:t>Pesos registrados: [ 20, 35, 50, 15 ]</w:t>
-                            </w:r>
+                              <w:t xml:space="preserve">Pesos registrados: [ 20, 35, 50, </w:t>
+                            </w:r>
+                            <w:proofErr w:type="gramStart"/>
+                            <w:r>
+                              <w:rPr>
+                                <w:rFonts w:ascii="Cascadia Mono SemiBold" w:hAnsi="Cascadia Mono SemiBold" w:cs="Cascadia Mono SemiBold"/>
+                                <w:lang w:val="es-ES"/>
+                              </w:rPr>
+                              <w:t>15 ]</w:t>
+                            </w:r>
+                            <w:proofErr w:type="gramEnd"/>
                           </w:p>
                           <w:p>
                             <w:pPr>
@@ -9783,7 +13659,23 @@
                                 <w:rFonts w:ascii="Cascadia Mono SemiBold" w:hAnsi="Cascadia Mono SemiBold" w:cs="Cascadia Mono SemiBold"/>
                                 <w:lang w:val="es-ES"/>
                               </w:rPr>
-                              <w:t>Uso: node tk_total_weight.js &lt;peso1&gt; &lt;peso2&gt; ...</w:t>
+                              <w:t xml:space="preserve">Uso: </w:t>
+                            </w:r>
+                            <w:proofErr w:type="spellStart"/>
+                            <w:r>
+                              <w:rPr>
+                                <w:rFonts w:ascii="Cascadia Mono SemiBold" w:hAnsi="Cascadia Mono SemiBold" w:cs="Cascadia Mono SemiBold"/>
+                                <w:lang w:val="es-ES"/>
+                              </w:rPr>
+                              <w:t>node</w:t>
+                            </w:r>
+                            <w:proofErr w:type="spellEnd"/>
+                            <w:r>
+                              <w:rPr>
+                                <w:rFonts w:ascii="Cascadia Mono SemiBold" w:hAnsi="Cascadia Mono SemiBold" w:cs="Cascadia Mono SemiBold"/>
+                                <w:lang w:val="es-ES"/>
+                              </w:rPr>
+                              <w:t xml:space="preserve"> tk_total_weight.js &lt;peso1&gt; &lt;peso2&gt; ...</w:t>
                             </w:r>
                           </w:p>
                           <w:p>
@@ -9799,7 +13691,78 @@
                                 <w:rFonts w:ascii="Cascadia Mono SemiBold" w:hAnsi="Cascadia Mono SemiBold" w:cs="Cascadia Mono SemiBold"/>
                                 <w:lang w:val="es-ES"/>
                               </w:rPr>
-                              <w:t xml:space="preserve">    Ejemplo: node tk_total_weight.js 20 35 50 15</w:t>
+                              <w:t xml:space="preserve">    Ejemplo: </w:t>
+                            </w:r>
+                            <w:proofErr w:type="spellStart"/>
+                            <w:r>
+                              <w:rPr>
+                                <w:rFonts w:ascii="Cascadia Mono SemiBold" w:hAnsi="Cascadia Mono SemiBold" w:cs="Cascadia Mono SemiBold"/>
+                                <w:lang w:val="es-ES"/>
+                              </w:rPr>
+                              <w:t>node</w:t>
+                            </w:r>
+                            <w:proofErr w:type="spellEnd"/>
+                            <w:r>
+                              <w:rPr>
+                                <w:rFonts w:ascii="Cascadia Mono SemiBold" w:hAnsi="Cascadia Mono SemiBold" w:cs="Cascadia Mono SemiBold"/>
+                                <w:lang w:val="es-ES"/>
+                              </w:rPr>
+                              <w:t xml:space="preserve"> tk_total_weight.js 20 35 50 15</w:t>
+                            </w:r>
+                          </w:p>
+                          <w:p>
+                            <w:pPr>
+                              <w:pStyle w:val="Sinespaciado"/>
+                              <w:rPr>
+                                <w:rFonts w:ascii="Cascadia Mono SemiBold" w:hAnsi="Cascadia Mono SemiBold" w:cs="Cascadia Mono SemiBold"/>
+                                <w:lang w:val="es-ES"/>
+                              </w:rPr>
+                            </w:pPr>
+                          </w:p>
+                          <w:p>
+                            <w:pPr>
+                              <w:pStyle w:val="Sinespaciado"/>
+                              <w:rPr>
+                                <w:rFonts w:ascii="Cascadia Mono SemiBold" w:hAnsi="Cascadia Mono SemiBold" w:cs="Cascadia Mono SemiBold"/>
+                              </w:rPr>
+                            </w:pPr>
+                            <w:r>
+                              <w:rPr>
+                                <w:rFonts w:ascii="Cascadia Mono SemiBold" w:hAnsi="Cascadia Mono SemiBold" w:cs="Cascadia Mono SemiBold"/>
+                              </w:rPr>
+                              <w:t xml:space="preserve">node .\tk_total_weight.js pepe 15 20  </w:t>
+                            </w:r>
+                          </w:p>
+                          <w:p>
+                            <w:pPr>
+                              <w:pStyle w:val="Sinespaciado"/>
+                              <w:rPr>
+                                <w:rFonts w:ascii="Cascadia Mono SemiBold" w:hAnsi="Cascadia Mono SemiBold" w:cs="Cascadia Mono SemiBold"/>
+                                <w:lang w:val="es-ES"/>
+                              </w:rPr>
+                            </w:pPr>
+                            <w:r>
+                              <w:rPr>
+                                <w:rFonts w:ascii="Cascadia Mono SemiBold" w:hAnsi="Cascadia Mono SemiBold" w:cs="Cascadia Mono SemiBold"/>
+                                <w:lang w:val="es-ES"/>
+                              </w:rPr>
+                              <w:t>=== Cosecha Total ===</w:t>
+                            </w:r>
+                          </w:p>
+                          <w:p>
+                            <w:pPr>
+                              <w:pStyle w:val="Sinespaciado"/>
+                              <w:rPr>
+                                <w:rFonts w:ascii="Cascadia Mono SemiBold" w:hAnsi="Cascadia Mono SemiBold" w:cs="Cascadia Mono SemiBold"/>
+                                <w:lang w:val="es-ES"/>
+                              </w:rPr>
+                            </w:pPr>
+                            <w:r>
+                              <w:rPr>
+                                <w:rFonts w:ascii="Cascadia Mono SemiBold" w:hAnsi="Cascadia Mono SemiBold" w:cs="Cascadia Mono SemiBold"/>
+                                <w:lang w:val="es-ES"/>
+                              </w:rPr>
+                              <w:t>Error: "pepe" no es un número válido.</w:t>
                             </w:r>
                           </w:p>
                         </w:txbxContent>
@@ -9824,7 +13787,7 @@
           </mc:Choice>
           <mc:Fallback>
             <w:pict>
-              <v:rect w14:anchorId="426EE8B6" id="_x0000_s1033" style="position:absolute;margin-left:0;margin-top:8.75pt;width:482.25pt;height:113.25pt;z-index:251673600;visibility:visible;mso-wrap-style:square;mso-width-percent:0;mso-height-percent:0;mso-wrap-distance-left:9pt;mso-wrap-distance-top:0;mso-wrap-distance-right:9pt;mso-wrap-distance-bottom:0;mso-position-horizontal:left;mso-position-horizontal-relative:margin;mso-position-vertical:absolute;mso-position-vertical-relative:text;mso-width-percent:0;mso-height-percent:0;mso-width-relative:margin;mso-height-relative:margin;v-text-anchor:middle" o:gfxdata="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" fillcolor="black [3213]" strokecolor="black [3213]" strokeweight="1pt">
+              <v:rect w14:anchorId="426EE8B6" id="_x0000_s1033" style="position:absolute;margin-left:0;margin-top:8.75pt;width:482.25pt;height:175.9pt;z-index:251673600;visibility:visible;mso-wrap-style:square;mso-width-percent:0;mso-height-percent:0;mso-wrap-distance-left:9pt;mso-wrap-distance-top:0;mso-wrap-distance-right:9pt;mso-wrap-distance-bottom:0;mso-position-horizontal:left;mso-position-horizontal-relative:margin;mso-position-vertical:absolute;mso-position-vertical-relative:text;mso-width-percent:0;mso-height-percent:0;mso-width-relative:margin;mso-height-relative:margin;v-text-anchor:middle" o:gfxdata="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" fillcolor="black [3213]" strokecolor="black [3213]" strokeweight="1pt">
                 <v:textbox>
                   <w:txbxContent>
                     <w:p>
@@ -9856,8 +13819,17 @@
                           <w:rFonts w:ascii="Cascadia Mono SemiBold" w:hAnsi="Cascadia Mono SemiBold" w:cs="Cascadia Mono SemiBold"/>
                           <w:lang w:val="es-ES"/>
                         </w:rPr>
-                        <w:t>Pesos registrados: [ 20, 35, 50, 15 ]</w:t>
-                      </w:r>
+                        <w:t xml:space="preserve">Pesos registrados: [ 20, 35, 50, </w:t>
+                      </w:r>
+                      <w:proofErr w:type="gramStart"/>
+                      <w:r>
+                        <w:rPr>
+                          <w:rFonts w:ascii="Cascadia Mono SemiBold" w:hAnsi="Cascadia Mono SemiBold" w:cs="Cascadia Mono SemiBold"/>
+                          <w:lang w:val="es-ES"/>
+                        </w:rPr>
+                        <w:t>15 ]</w:t>
+                      </w:r>
+                      <w:proofErr w:type="gramEnd"/>
                     </w:p>
                     <w:p>
                       <w:pPr>
@@ -9913,7 +13885,23 @@
                           <w:rFonts w:ascii="Cascadia Mono SemiBold" w:hAnsi="Cascadia Mono SemiBold" w:cs="Cascadia Mono SemiBold"/>
                           <w:lang w:val="es-ES"/>
                         </w:rPr>
-                        <w:t>Uso: node tk_total_weight.js &lt;peso1&gt; &lt;peso2&gt; ...</w:t>
+                        <w:t xml:space="preserve">Uso: </w:t>
+                      </w:r>
+                      <w:proofErr w:type="spellStart"/>
+                      <w:r>
+                        <w:rPr>
+                          <w:rFonts w:ascii="Cascadia Mono SemiBold" w:hAnsi="Cascadia Mono SemiBold" w:cs="Cascadia Mono SemiBold"/>
+                          <w:lang w:val="es-ES"/>
+                        </w:rPr>
+                        <w:t>node</w:t>
+                      </w:r>
+                      <w:proofErr w:type="spellEnd"/>
+                      <w:r>
+                        <w:rPr>
+                          <w:rFonts w:ascii="Cascadia Mono SemiBold" w:hAnsi="Cascadia Mono SemiBold" w:cs="Cascadia Mono SemiBold"/>
+                          <w:lang w:val="es-ES"/>
+                        </w:rPr>
+                        <w:t xml:space="preserve"> tk_total_weight.js &lt;peso1&gt; &lt;peso2&gt; ...</w:t>
                       </w:r>
                     </w:p>
                     <w:p>
@@ -9929,7 +13917,78 @@
                           <w:rFonts w:ascii="Cascadia Mono SemiBold" w:hAnsi="Cascadia Mono SemiBold" w:cs="Cascadia Mono SemiBold"/>
                           <w:lang w:val="es-ES"/>
                         </w:rPr>
-                        <w:t xml:space="preserve">    Ejemplo: node tk_total_weight.js 20 35 50 15</w:t>
+                        <w:t xml:space="preserve">    Ejemplo: </w:t>
+                      </w:r>
+                      <w:proofErr w:type="spellStart"/>
+                      <w:r>
+                        <w:rPr>
+                          <w:rFonts w:ascii="Cascadia Mono SemiBold" w:hAnsi="Cascadia Mono SemiBold" w:cs="Cascadia Mono SemiBold"/>
+                          <w:lang w:val="es-ES"/>
+                        </w:rPr>
+                        <w:t>node</w:t>
+                      </w:r>
+                      <w:proofErr w:type="spellEnd"/>
+                      <w:r>
+                        <w:rPr>
+                          <w:rFonts w:ascii="Cascadia Mono SemiBold" w:hAnsi="Cascadia Mono SemiBold" w:cs="Cascadia Mono SemiBold"/>
+                          <w:lang w:val="es-ES"/>
+                        </w:rPr>
+                        <w:t xml:space="preserve"> tk_total_weight.js 20 35 50 15</w:t>
+                      </w:r>
+                    </w:p>
+                    <w:p>
+                      <w:pPr>
+                        <w:pStyle w:val="Sinespaciado"/>
+                        <w:rPr>
+                          <w:rFonts w:ascii="Cascadia Mono SemiBold" w:hAnsi="Cascadia Mono SemiBold" w:cs="Cascadia Mono SemiBold"/>
+                          <w:lang w:val="es-ES"/>
+                        </w:rPr>
+                      </w:pPr>
+                    </w:p>
+                    <w:p>
+                      <w:pPr>
+                        <w:pStyle w:val="Sinespaciado"/>
+                        <w:rPr>
+                          <w:rFonts w:ascii="Cascadia Mono SemiBold" w:hAnsi="Cascadia Mono SemiBold" w:cs="Cascadia Mono SemiBold"/>
+                        </w:rPr>
+                      </w:pPr>
+                      <w:r>
+                        <w:rPr>
+                          <w:rFonts w:ascii="Cascadia Mono SemiBold" w:hAnsi="Cascadia Mono SemiBold" w:cs="Cascadia Mono SemiBold"/>
+                        </w:rPr>
+                        <w:t xml:space="preserve">node .\tk_total_weight.js pepe 15 20  </w:t>
+                      </w:r>
+                    </w:p>
+                    <w:p>
+                      <w:pPr>
+                        <w:pStyle w:val="Sinespaciado"/>
+                        <w:rPr>
+                          <w:rFonts w:ascii="Cascadia Mono SemiBold" w:hAnsi="Cascadia Mono SemiBold" w:cs="Cascadia Mono SemiBold"/>
+                          <w:lang w:val="es-ES"/>
+                        </w:rPr>
+                      </w:pPr>
+                      <w:r>
+                        <w:rPr>
+                          <w:rFonts w:ascii="Cascadia Mono SemiBold" w:hAnsi="Cascadia Mono SemiBold" w:cs="Cascadia Mono SemiBold"/>
+                          <w:lang w:val="es-ES"/>
+                        </w:rPr>
+                        <w:t>=== Cosecha Total ===</w:t>
+                      </w:r>
+                    </w:p>
+                    <w:p>
+                      <w:pPr>
+                        <w:pStyle w:val="Sinespaciado"/>
+                        <w:rPr>
+                          <w:rFonts w:ascii="Cascadia Mono SemiBold" w:hAnsi="Cascadia Mono SemiBold" w:cs="Cascadia Mono SemiBold"/>
+                          <w:lang w:val="es-ES"/>
+                        </w:rPr>
+                      </w:pPr>
+                      <w:r>
+                        <w:rPr>
+                          <w:rFonts w:ascii="Cascadia Mono SemiBold" w:hAnsi="Cascadia Mono SemiBold" w:cs="Cascadia Mono SemiBold"/>
+                          <w:lang w:val="es-ES"/>
+                        </w:rPr>
+                        <w:t>Error: "pepe" no es un número válido.</w:t>
                       </w:r>
                     </w:p>
                   </w:txbxContent>
@@ -10080,7 +14139,7 @@
           <w:lang w:val="es-ES"/>
         </w:rPr>
       </w:pPr>
-      <w:bookmarkStart w:id="11" w:name="_Toc234932826"/>
+      <w:bookmarkStart w:id="11" w:name="_Toc235011855"/>
       <w:r>
         <w:rPr>
           <w:lang w:val="es-ES"/>
@@ -10089,7 +14148,15 @@
         <w:t xml:space="preserve">RETO - </w:t>
       </w:r>
       <w:r>
-        <w:t>Kubernetes Cluster Monitor</w:t>
+        <w:t xml:space="preserve">Kubernetes </w:t>
+      </w:r>
+      <w:proofErr w:type="gramStart"/>
+      <w:r>
+        <w:t>Cluster</w:t>
+      </w:r>
+      <w:proofErr w:type="gramEnd"/>
+      <w:r>
+        <w:t xml:space="preserve"> Monitor</w:t>
       </w:r>
       <w:bookmarkEnd w:id="11"/>
     </w:p>
@@ -10118,9 +14185,11 @@
         </w:rPr>
         <w:t xml:space="preserve">: </w:t>
       </w:r>
+      <w:proofErr w:type="spellStart"/>
       <w:r>
         <w:t>reto</w:t>
       </w:r>
+      <w:proofErr w:type="spellEnd"/>
       <w:r>
         <w:rPr>
           <w:lang w:val="es-ES"/>
@@ -10136,6 +14205,7 @@
           <w:numId w:val="4"/>
         </w:numPr>
       </w:pPr>
+      <w:proofErr w:type="spellStart"/>
       <w:r>
         <w:rPr>
           <w:b/>
@@ -10143,6 +14213,7 @@
         </w:rPr>
         <w:t>Archivo</w:t>
       </w:r>
+      <w:proofErr w:type="spellEnd"/>
       <w:r>
         <w:t xml:space="preserve">: </w:t>
       </w:r>
@@ -10178,11 +14249,49 @@
         </w:rPr>
         <w:t xml:space="preserve">: </w:t>
       </w:r>
-      <w:r>
-        <w:rPr>
-          <w:lang w:val="es-ES"/>
-        </w:rPr>
-        <w:t>process.argv, closures, this, console.log</w:t>
+      <w:proofErr w:type="spellStart"/>
+      <w:proofErr w:type="gramStart"/>
+      <w:r>
+        <w:rPr>
+          <w:lang w:val="es-ES"/>
+        </w:rPr>
+        <w:t>process.argv</w:t>
+      </w:r>
+      <w:proofErr w:type="spellEnd"/>
+      <w:proofErr w:type="gramEnd"/>
+      <w:r>
+        <w:rPr>
+          <w:lang w:val="es-ES"/>
+        </w:rPr>
+        <w:t xml:space="preserve">, </w:t>
+      </w:r>
+      <w:proofErr w:type="spellStart"/>
+      <w:r>
+        <w:rPr>
+          <w:lang w:val="es-ES"/>
+        </w:rPr>
+        <w:t>closures</w:t>
+      </w:r>
+      <w:proofErr w:type="spellEnd"/>
+      <w:r>
+        <w:rPr>
+          <w:lang w:val="es-ES"/>
+        </w:rPr>
+        <w:t xml:space="preserve">, </w:t>
+      </w:r>
+      <w:proofErr w:type="spellStart"/>
+      <w:r>
+        <w:rPr>
+          <w:lang w:val="es-ES"/>
+        </w:rPr>
+        <w:t>this</w:t>
+      </w:r>
+      <w:proofErr w:type="spellEnd"/>
+      <w:r>
+        <w:rPr>
+          <w:lang w:val="es-ES"/>
+        </w:rPr>
+        <w:t>, console.log</w:t>
       </w:r>
     </w:p>
     <w:p>
@@ -10213,7 +14322,35 @@
         <w:rPr>
           <w:lang w:val="es-ES"/>
         </w:rPr>
-        <w:t>Aplicar closures y this en un sistema real de monitoreo que mantiene estado privado.</w:t>
+        <w:t xml:space="preserve">Aplicar </w:t>
+      </w:r>
+      <w:proofErr w:type="spellStart"/>
+      <w:r>
+        <w:rPr>
+          <w:lang w:val="es-ES"/>
+        </w:rPr>
+        <w:t>closures</w:t>
+      </w:r>
+      <w:proofErr w:type="spellEnd"/>
+      <w:r>
+        <w:rPr>
+          <w:lang w:val="es-ES"/>
+        </w:rPr>
+        <w:t xml:space="preserve"> y </w:t>
+      </w:r>
+      <w:proofErr w:type="spellStart"/>
+      <w:r>
+        <w:rPr>
+          <w:lang w:val="es-ES"/>
+        </w:rPr>
+        <w:t>this</w:t>
+      </w:r>
+      <w:proofErr w:type="spellEnd"/>
+      <w:r>
+        <w:rPr>
+          <w:lang w:val="es-ES"/>
+        </w:rPr>
+        <w:t xml:space="preserve"> en un sistema real de monitoreo que mantiene estado privado.</w:t>
       </w:r>
     </w:p>
     <w:p>
@@ -10235,7 +14372,23 @@
         <w:rPr>
           <w:lang w:val="es-ES"/>
         </w:rPr>
-        <w:t>Crea un sistema de monitoreo de cluster con dos piezas:</w:t>
+        <w:t xml:space="preserve">Crea un sistema de monitoreo de </w:t>
+      </w:r>
+      <w:proofErr w:type="spellStart"/>
+      <w:proofErr w:type="gramStart"/>
+      <w:r>
+        <w:rPr>
+          <w:lang w:val="es-ES"/>
+        </w:rPr>
+        <w:t>cluster</w:t>
+      </w:r>
+      <w:proofErr w:type="spellEnd"/>
+      <w:proofErr w:type="gramEnd"/>
+      <w:r>
+        <w:rPr>
+          <w:lang w:val="es-ES"/>
+        </w:rPr>
+        <w:t xml:space="preserve"> con dos piezas:</w:t>
       </w:r>
     </w:p>
     <w:p>
@@ -10247,7 +14400,39 @@
           <w:b/>
           <w:bCs/>
         </w:rPr>
-        <w:t>1. tk_metric_tracker(podName)</w:t>
+        <w:t xml:space="preserve">1. </w:t>
+      </w:r>
+      <w:proofErr w:type="spellStart"/>
+      <w:r>
+        <w:rPr>
+          <w:b/>
+          <w:bCs/>
+        </w:rPr>
+        <w:t>tk_metric_tracker</w:t>
+      </w:r>
+      <w:proofErr w:type="spellEnd"/>
+      <w:r>
+        <w:rPr>
+          <w:b/>
+          <w:bCs/>
+        </w:rPr>
+        <w:t>(</w:t>
+      </w:r>
+      <w:proofErr w:type="spellStart"/>
+      <w:r>
+        <w:rPr>
+          <w:b/>
+          <w:bCs/>
+        </w:rPr>
+        <w:t>podName</w:t>
+      </w:r>
+      <w:proofErr w:type="spellEnd"/>
+      <w:r>
+        <w:rPr>
+          <w:b/>
+          <w:bCs/>
+        </w:rPr>
+        <w:t>)</w:t>
       </w:r>
       <w:r>
         <w:t xml:space="preserve"> closure que:</w:t>
@@ -10353,7 +14538,21 @@
         <w:rPr>
           <w:lang w:val="es-ES"/>
         </w:rPr>
-        <w:t xml:space="preserve"> — con métodos tradicionales que usen this para:</w:t>
+        <w:t xml:space="preserve"> — con métodos tradicionales que usen </w:t>
+      </w:r>
+      <w:proofErr w:type="spellStart"/>
+      <w:r>
+        <w:rPr>
+          <w:lang w:val="es-ES"/>
+        </w:rPr>
+        <w:t>this</w:t>
+      </w:r>
+      <w:proofErr w:type="spellEnd"/>
+      <w:r>
+        <w:rPr>
+          <w:lang w:val="es-ES"/>
+        </w:rPr>
+        <w:t xml:space="preserve"> para:</w:t>
       </w:r>
     </w:p>
     <w:p>
@@ -10386,7 +14585,23 @@
         <w:rPr>
           <w:lang w:val="es-ES"/>
         </w:rPr>
-        <w:t>Mostrar el estado del cluster.</w:t>
+        <w:t xml:space="preserve">Mostrar el estado del </w:t>
+      </w:r>
+      <w:proofErr w:type="spellStart"/>
+      <w:proofErr w:type="gramStart"/>
+      <w:r>
+        <w:rPr>
+          <w:lang w:val="es-ES"/>
+        </w:rPr>
+        <w:t>cluster</w:t>
+      </w:r>
+      <w:proofErr w:type="spellEnd"/>
+      <w:proofErr w:type="gramEnd"/>
+      <w:r>
+        <w:rPr>
+          <w:lang w:val="es-ES"/>
+        </w:rPr>
+        <w:t>.</w:t>
       </w:r>
     </w:p>
     <w:p>
@@ -10414,6 +14629,7 @@
           <w:lang w:val="es-ES"/>
         </w:rPr>
       </w:pPr>
+      <w:proofErr w:type="spellStart"/>
       <w:r>
         <w:rPr>
           <w:b/>
@@ -10421,6 +14637,7 @@
         </w:rPr>
         <w:t>Comandos</w:t>
       </w:r>
+      <w:proofErr w:type="spellEnd"/>
     </w:p>
     <w:p>
       <w:pPr>
@@ -10504,7 +14721,25 @@
                                 <w:sz w:val="20"/>
                                 <w:szCs w:val="20"/>
                               </w:rPr>
-                              <w:t>node tk_cluster_monitor.js track api-service 85</w:t>
+                              <w:t xml:space="preserve">node tk_cluster_monitor.js track </w:t>
+                            </w:r>
+                            <w:proofErr w:type="spellStart"/>
+                            <w:r>
+                              <w:rPr>
+                                <w:rFonts w:ascii="Cascadia Mono SemiBold" w:hAnsi="Cascadia Mono SemiBold" w:cs="Cascadia Mono SemiBold"/>
+                                <w:sz w:val="20"/>
+                                <w:szCs w:val="20"/>
+                              </w:rPr>
+                              <w:t>api</w:t>
+                            </w:r>
+                            <w:proofErr w:type="spellEnd"/>
+                            <w:r>
+                              <w:rPr>
+                                <w:rFonts w:ascii="Cascadia Mono SemiBold" w:hAnsi="Cascadia Mono SemiBold" w:cs="Cascadia Mono SemiBold"/>
+                                <w:sz w:val="20"/>
+                                <w:szCs w:val="20"/>
+                              </w:rPr>
+                              <w:t>-service 85</w:t>
                             </w:r>
                           </w:p>
                           <w:p>
@@ -10522,7 +14757,25 @@
                                 <w:sz w:val="20"/>
                                 <w:szCs w:val="20"/>
                               </w:rPr>
-                              <w:t>node tk_cluster_monitor.js track api-service 90</w:t>
+                              <w:t xml:space="preserve">node tk_cluster_monitor.js track </w:t>
+                            </w:r>
+                            <w:proofErr w:type="spellStart"/>
+                            <w:r>
+                              <w:rPr>
+                                <w:rFonts w:ascii="Cascadia Mono SemiBold" w:hAnsi="Cascadia Mono SemiBold" w:cs="Cascadia Mono SemiBold"/>
+                                <w:sz w:val="20"/>
+                                <w:szCs w:val="20"/>
+                              </w:rPr>
+                              <w:t>api</w:t>
+                            </w:r>
+                            <w:proofErr w:type="spellEnd"/>
+                            <w:r>
+                              <w:rPr>
+                                <w:rFonts w:ascii="Cascadia Mono SemiBold" w:hAnsi="Cascadia Mono SemiBold" w:cs="Cascadia Mono SemiBold"/>
+                                <w:sz w:val="20"/>
+                                <w:szCs w:val="20"/>
+                              </w:rPr>
+                              <w:t>-service 90</w:t>
                             </w:r>
                           </w:p>
                           <w:p>
@@ -10540,7 +14793,25 @@
                                 <w:sz w:val="20"/>
                                 <w:szCs w:val="20"/>
                               </w:rPr>
-                              <w:t>node tk_cluster_monitor.js average api-service</w:t>
+                              <w:t xml:space="preserve">node tk_cluster_monitor.js average </w:t>
+                            </w:r>
+                            <w:proofErr w:type="spellStart"/>
+                            <w:r>
+                              <w:rPr>
+                                <w:rFonts w:ascii="Cascadia Mono SemiBold" w:hAnsi="Cascadia Mono SemiBold" w:cs="Cascadia Mono SemiBold"/>
+                                <w:sz w:val="20"/>
+                                <w:szCs w:val="20"/>
+                              </w:rPr>
+                              <w:t>api</w:t>
+                            </w:r>
+                            <w:proofErr w:type="spellEnd"/>
+                            <w:r>
+                              <w:rPr>
+                                <w:rFonts w:ascii="Cascadia Mono SemiBold" w:hAnsi="Cascadia Mono SemiBold" w:cs="Cascadia Mono SemiBold"/>
+                                <w:sz w:val="20"/>
+                                <w:szCs w:val="20"/>
+                              </w:rPr>
+                              <w:t>-service</w:t>
                             </w:r>
                           </w:p>
                           <w:p>
@@ -10601,7 +14872,25 @@
                           <w:sz w:val="20"/>
                           <w:szCs w:val="20"/>
                         </w:rPr>
-                        <w:t>node tk_cluster_monitor.js track api-service 85</w:t>
+                        <w:t xml:space="preserve">node tk_cluster_monitor.js track </w:t>
+                      </w:r>
+                      <w:proofErr w:type="spellStart"/>
+                      <w:r>
+                        <w:rPr>
+                          <w:rFonts w:ascii="Cascadia Mono SemiBold" w:hAnsi="Cascadia Mono SemiBold" w:cs="Cascadia Mono SemiBold"/>
+                          <w:sz w:val="20"/>
+                          <w:szCs w:val="20"/>
+                        </w:rPr>
+                        <w:t>api</w:t>
+                      </w:r>
+                      <w:proofErr w:type="spellEnd"/>
+                      <w:r>
+                        <w:rPr>
+                          <w:rFonts w:ascii="Cascadia Mono SemiBold" w:hAnsi="Cascadia Mono SemiBold" w:cs="Cascadia Mono SemiBold"/>
+                          <w:sz w:val="20"/>
+                          <w:szCs w:val="20"/>
+                        </w:rPr>
+                        <w:t>-service 85</w:t>
                       </w:r>
                     </w:p>
                     <w:p>
@@ -10619,7 +14908,25 @@
                           <w:sz w:val="20"/>
                           <w:szCs w:val="20"/>
                         </w:rPr>
-                        <w:t>node tk_cluster_monitor.js track api-service 90</w:t>
+                        <w:t xml:space="preserve">node tk_cluster_monitor.js track </w:t>
+                      </w:r>
+                      <w:proofErr w:type="spellStart"/>
+                      <w:r>
+                        <w:rPr>
+                          <w:rFonts w:ascii="Cascadia Mono SemiBold" w:hAnsi="Cascadia Mono SemiBold" w:cs="Cascadia Mono SemiBold"/>
+                          <w:sz w:val="20"/>
+                          <w:szCs w:val="20"/>
+                        </w:rPr>
+                        <w:t>api</w:t>
+                      </w:r>
+                      <w:proofErr w:type="spellEnd"/>
+                      <w:r>
+                        <w:rPr>
+                          <w:rFonts w:ascii="Cascadia Mono SemiBold" w:hAnsi="Cascadia Mono SemiBold" w:cs="Cascadia Mono SemiBold"/>
+                          <w:sz w:val="20"/>
+                          <w:szCs w:val="20"/>
+                        </w:rPr>
+                        <w:t>-service 90</w:t>
                       </w:r>
                     </w:p>
                     <w:p>
@@ -10637,7 +14944,25 @@
                           <w:sz w:val="20"/>
                           <w:szCs w:val="20"/>
                         </w:rPr>
-                        <w:t>node tk_cluster_monitor.js average api-service</w:t>
+                        <w:t xml:space="preserve">node tk_cluster_monitor.js average </w:t>
+                      </w:r>
+                      <w:proofErr w:type="spellStart"/>
+                      <w:r>
+                        <w:rPr>
+                          <w:rFonts w:ascii="Cascadia Mono SemiBold" w:hAnsi="Cascadia Mono SemiBold" w:cs="Cascadia Mono SemiBold"/>
+                          <w:sz w:val="20"/>
+                          <w:szCs w:val="20"/>
+                        </w:rPr>
+                        <w:t>api</w:t>
+                      </w:r>
+                      <w:proofErr w:type="spellEnd"/>
+                      <w:r>
+                        <w:rPr>
+                          <w:rFonts w:ascii="Cascadia Mono SemiBold" w:hAnsi="Cascadia Mono SemiBold" w:cs="Cascadia Mono SemiBold"/>
+                          <w:sz w:val="20"/>
+                          <w:szCs w:val="20"/>
+                        </w:rPr>
+                        <w:t>-service</w:t>
                       </w:r>
                     </w:p>
                     <w:p>
@@ -10713,8 +15038,17 @@
           <w:b/>
           <w:bCs/>
         </w:rPr>
-        <w:t>Salida esperada</w:t>
-      </w:r>
+        <w:t xml:space="preserve">Salida </w:t>
+      </w:r>
+      <w:proofErr w:type="spellStart"/>
+      <w:r>
+        <w:rPr>
+          <w:b/>
+          <w:bCs/>
+        </w:rPr>
+        <w:t>esperada</w:t>
+      </w:r>
+      <w:proofErr w:type="spellEnd"/>
     </w:p>
     <w:p>
       <w:pPr>
@@ -10800,7 +15134,27 @@
                                 <w:szCs w:val="20"/>
                                 <w:lang w:val="es-ES"/>
                               </w:rPr>
-                              <w:t>Lectura registrada: api-service → 85%</w:t>
+                              <w:t>Lectura registrada: api-</w:t>
+                            </w:r>
+                            <w:proofErr w:type="spellStart"/>
+                            <w:r>
+                              <w:rPr>
+                                <w:rFonts w:ascii="Cascadia Mono SemiBold" w:hAnsi="Cascadia Mono SemiBold" w:cs="Cascadia Mono SemiBold"/>
+                                <w:sz w:val="20"/>
+                                <w:szCs w:val="20"/>
+                                <w:lang w:val="es-ES"/>
+                              </w:rPr>
+                              <w:t>service</w:t>
+                            </w:r>
+                            <w:proofErr w:type="spellEnd"/>
+                            <w:r>
+                              <w:rPr>
+                                <w:rFonts w:ascii="Cascadia Mono SemiBold" w:hAnsi="Cascadia Mono SemiBold" w:cs="Cascadia Mono SemiBold"/>
+                                <w:sz w:val="20"/>
+                                <w:szCs w:val="20"/>
+                                <w:lang w:val="es-ES"/>
+                              </w:rPr>
+                              <w:t xml:space="preserve"> → 85%</w:t>
                             </w:r>
                           </w:p>
                           <w:p>
@@ -10820,7 +15174,27 @@
                                 <w:szCs w:val="20"/>
                                 <w:lang w:val="es-ES"/>
                               </w:rPr>
-                              <w:t>Promedio api-service: 87.5%</w:t>
+                              <w:t>Promedio api-</w:t>
+                            </w:r>
+                            <w:proofErr w:type="spellStart"/>
+                            <w:r>
+                              <w:rPr>
+                                <w:rFonts w:ascii="Cascadia Mono SemiBold" w:hAnsi="Cascadia Mono SemiBold" w:cs="Cascadia Mono SemiBold"/>
+                                <w:sz w:val="20"/>
+                                <w:szCs w:val="20"/>
+                                <w:lang w:val="es-ES"/>
+                              </w:rPr>
+                              <w:t>service</w:t>
+                            </w:r>
+                            <w:proofErr w:type="spellEnd"/>
+                            <w:r>
+                              <w:rPr>
+                                <w:rFonts w:ascii="Cascadia Mono SemiBold" w:hAnsi="Cascadia Mono SemiBold" w:cs="Cascadia Mono SemiBold"/>
+                                <w:sz w:val="20"/>
+                                <w:szCs w:val="20"/>
+                                <w:lang w:val="es-ES"/>
+                              </w:rPr>
+                              <w:t>: 87.5%</w:t>
                             </w:r>
                           </w:p>
                           <w:p>
@@ -10851,7 +15225,27 @@
                                 <w:szCs w:val="20"/>
                                 <w:lang w:val="es-ES"/>
                               </w:rPr>
-                              <w:t>=== CLUSTER STATUS ===</w:t>
+                              <w:t xml:space="preserve">=== </w:t>
+                            </w:r>
+                            <w:proofErr w:type="gramStart"/>
+                            <w:r>
+                              <w:rPr>
+                                <w:rFonts w:ascii="Cascadia Mono SemiBold" w:hAnsi="Cascadia Mono SemiBold" w:cs="Cascadia Mono SemiBold"/>
+                                <w:sz w:val="20"/>
+                                <w:szCs w:val="20"/>
+                                <w:lang w:val="es-ES"/>
+                              </w:rPr>
+                              <w:t>CLUSTER</w:t>
+                            </w:r>
+                            <w:proofErr w:type="gramEnd"/>
+                            <w:r>
+                              <w:rPr>
+                                <w:rFonts w:ascii="Cascadia Mono SemiBold" w:hAnsi="Cascadia Mono SemiBold" w:cs="Cascadia Mono SemiBold"/>
+                                <w:sz w:val="20"/>
+                                <w:szCs w:val="20"/>
+                                <w:lang w:val="es-ES"/>
+                              </w:rPr>
+                              <w:t xml:space="preserve"> STATUS ===</w:t>
                             </w:r>
                           </w:p>
                           <w:p>
@@ -10871,7 +15265,38 @@
                                 <w:szCs w:val="20"/>
                                 <w:lang w:val="es-ES"/>
                               </w:rPr>
-                              <w:t>api-service  | Lecturas: 2 | Promedio: 87.5% | ALTO</w:t>
+                              <w:t>api-</w:t>
+                            </w:r>
+                            <w:proofErr w:type="spellStart"/>
+                            <w:proofErr w:type="gramStart"/>
+                            <w:r>
+                              <w:rPr>
+                                <w:rFonts w:ascii="Cascadia Mono SemiBold" w:hAnsi="Cascadia Mono SemiBold" w:cs="Cascadia Mono SemiBold"/>
+                                <w:sz w:val="20"/>
+                                <w:szCs w:val="20"/>
+                                <w:lang w:val="es-ES"/>
+                              </w:rPr>
+                              <w:t>service</w:t>
+                            </w:r>
+                            <w:proofErr w:type="spellEnd"/>
+                            <w:r>
+                              <w:rPr>
+                                <w:rFonts w:ascii="Cascadia Mono SemiBold" w:hAnsi="Cascadia Mono SemiBold" w:cs="Cascadia Mono SemiBold"/>
+                                <w:sz w:val="20"/>
+                                <w:szCs w:val="20"/>
+                                <w:lang w:val="es-ES"/>
+                              </w:rPr>
+                              <w:t xml:space="preserve">  |</w:t>
+                            </w:r>
+                            <w:proofErr w:type="gramEnd"/>
+                            <w:r>
+                              <w:rPr>
+                                <w:rFonts w:ascii="Cascadia Mono SemiBold" w:hAnsi="Cascadia Mono SemiBold" w:cs="Cascadia Mono SemiBold"/>
+                                <w:sz w:val="20"/>
+                                <w:szCs w:val="20"/>
+                                <w:lang w:val="es-ES"/>
+                              </w:rPr>
+                              <w:t xml:space="preserve"> Lecturas: 2 | Promedio: 87.5% | ALTO</w:t>
                             </w:r>
                           </w:p>
                           <w:p>
@@ -10884,6 +15309,7 @@
                                 <w:lang w:val="es-ES"/>
                               </w:rPr>
                             </w:pPr>
+                            <w:proofErr w:type="spellStart"/>
                             <w:r>
                               <w:rPr>
                                 <w:rFonts w:ascii="Cascadia Mono SemiBold" w:hAnsi="Cascadia Mono SemiBold" w:cs="Cascadia Mono SemiBold"/>
@@ -10891,7 +15317,17 @@
                                 <w:szCs w:val="20"/>
                                 <w:lang w:val="es-ES"/>
                               </w:rPr>
-                              <w:t>auth-service | Lecturas: 3 | Promedio: 35%   | OK</w:t>
+                              <w:t>auth-service</w:t>
+                            </w:r>
+                            <w:proofErr w:type="spellEnd"/>
+                            <w:r>
+                              <w:rPr>
+                                <w:rFonts w:ascii="Cascadia Mono SemiBold" w:hAnsi="Cascadia Mono SemiBold" w:cs="Cascadia Mono SemiBold"/>
+                                <w:sz w:val="20"/>
+                                <w:szCs w:val="20"/>
+                                <w:lang w:val="es-ES"/>
+                              </w:rPr>
+                              <w:t xml:space="preserve"> | Lecturas: 3 | Promedio: 35%   | OK</w:t>
                             </w:r>
                           </w:p>
                           <w:p>
@@ -10922,7 +15358,58 @@
                                 <w:szCs w:val="20"/>
                                 <w:lang w:val="es-ES"/>
                               </w:rPr>
-                              <w:t>Uso: node tk_cluster_monitor.js &lt;track|average|status&gt;</w:t>
+                              <w:t xml:space="preserve">Uso: </w:t>
+                            </w:r>
+                            <w:proofErr w:type="spellStart"/>
+                            <w:r>
+                              <w:rPr>
+                                <w:rFonts w:ascii="Cascadia Mono SemiBold" w:hAnsi="Cascadia Mono SemiBold" w:cs="Cascadia Mono SemiBold"/>
+                                <w:sz w:val="20"/>
+                                <w:szCs w:val="20"/>
+                                <w:lang w:val="es-ES"/>
+                              </w:rPr>
+                              <w:t>node</w:t>
+                            </w:r>
+                            <w:proofErr w:type="spellEnd"/>
+                            <w:r>
+                              <w:rPr>
+                                <w:rFonts w:ascii="Cascadia Mono SemiBold" w:hAnsi="Cascadia Mono SemiBold" w:cs="Cascadia Mono SemiBold"/>
+                                <w:sz w:val="20"/>
+                                <w:szCs w:val="20"/>
+                                <w:lang w:val="es-ES"/>
+                              </w:rPr>
+                              <w:t xml:space="preserve"> tk_cluster_monitor.js &lt;</w:t>
+                            </w:r>
+                            <w:proofErr w:type="spellStart"/>
+                            <w:r>
+                              <w:rPr>
+                                <w:rFonts w:ascii="Cascadia Mono SemiBold" w:hAnsi="Cascadia Mono SemiBold" w:cs="Cascadia Mono SemiBold"/>
+                                <w:sz w:val="20"/>
+                                <w:szCs w:val="20"/>
+                                <w:lang w:val="es-ES"/>
+                              </w:rPr>
+                              <w:t>track|average|</w:t>
+                            </w:r>
+                            <w:proofErr w:type="gramStart"/>
+                            <w:r>
+                              <w:rPr>
+                                <w:rFonts w:ascii="Cascadia Mono SemiBold" w:hAnsi="Cascadia Mono SemiBold" w:cs="Cascadia Mono SemiBold"/>
+                                <w:sz w:val="20"/>
+                                <w:szCs w:val="20"/>
+                                <w:lang w:val="es-ES"/>
+                              </w:rPr>
+                              <w:t>status</w:t>
+                            </w:r>
+                            <w:proofErr w:type="spellEnd"/>
+                            <w:proofErr w:type="gramEnd"/>
+                            <w:r>
+                              <w:rPr>
+                                <w:rFonts w:ascii="Cascadia Mono SemiBold" w:hAnsi="Cascadia Mono SemiBold" w:cs="Cascadia Mono SemiBold"/>
+                                <w:sz w:val="20"/>
+                                <w:szCs w:val="20"/>
+                                <w:lang w:val="es-ES"/>
+                              </w:rPr>
+                              <w:t>&gt;</w:t>
                             </w:r>
                           </w:p>
                           <w:p>
@@ -10964,6 +15451,7 @@
                               </w:rPr>
                               <w:t xml:space="preserve">    </w:t>
                             </w:r>
+                            <w:proofErr w:type="spellStart"/>
                             <w:r>
                               <w:rPr>
                                 <w:rFonts w:ascii="Cascadia Mono SemiBold" w:hAnsi="Cascadia Mono SemiBold" w:cs="Cascadia Mono SemiBold"/>
@@ -10971,7 +15459,57 @@
                                 <w:szCs w:val="20"/>
                                 <w:lang w:val="es-ES"/>
                               </w:rPr>
-                              <w:t>node tk_cluster_monitor.js track api-service 85</w:t>
+                              <w:t>node</w:t>
+                            </w:r>
+                            <w:proofErr w:type="spellEnd"/>
+                            <w:r>
+                              <w:rPr>
+                                <w:rFonts w:ascii="Cascadia Mono SemiBold" w:hAnsi="Cascadia Mono SemiBold" w:cs="Cascadia Mono SemiBold"/>
+                                <w:sz w:val="20"/>
+                                <w:szCs w:val="20"/>
+                                <w:lang w:val="es-ES"/>
+                              </w:rPr>
+                              <w:t xml:space="preserve"> tk_cluster_monitor.js </w:t>
+                            </w:r>
+                            <w:proofErr w:type="spellStart"/>
+                            <w:r>
+                              <w:rPr>
+                                <w:rFonts w:ascii="Cascadia Mono SemiBold" w:hAnsi="Cascadia Mono SemiBold" w:cs="Cascadia Mono SemiBold"/>
+                                <w:sz w:val="20"/>
+                                <w:szCs w:val="20"/>
+                                <w:lang w:val="es-ES"/>
+                              </w:rPr>
+                              <w:t>track</w:t>
+                            </w:r>
+                            <w:proofErr w:type="spellEnd"/>
+                            <w:r>
+                              <w:rPr>
+                                <w:rFonts w:ascii="Cascadia Mono SemiBold" w:hAnsi="Cascadia Mono SemiBold" w:cs="Cascadia Mono SemiBold"/>
+                                <w:sz w:val="20"/>
+                                <w:szCs w:val="20"/>
+                                <w:lang w:val="es-ES"/>
+                              </w:rPr>
+                              <w:t xml:space="preserve"> api-</w:t>
+                            </w:r>
+                            <w:proofErr w:type="spellStart"/>
+                            <w:r>
+                              <w:rPr>
+                                <w:rFonts w:ascii="Cascadia Mono SemiBold" w:hAnsi="Cascadia Mono SemiBold" w:cs="Cascadia Mono SemiBold"/>
+                                <w:sz w:val="20"/>
+                                <w:szCs w:val="20"/>
+                                <w:lang w:val="es-ES"/>
+                              </w:rPr>
+                              <w:t>service</w:t>
+                            </w:r>
+                            <w:proofErr w:type="spellEnd"/>
+                            <w:r>
+                              <w:rPr>
+                                <w:rFonts w:ascii="Cascadia Mono SemiBold" w:hAnsi="Cascadia Mono SemiBold" w:cs="Cascadia Mono SemiBold"/>
+                                <w:sz w:val="20"/>
+                                <w:szCs w:val="20"/>
+                                <w:lang w:val="es-ES"/>
+                              </w:rPr>
+                              <w:t xml:space="preserve"> 85</w:t>
                             </w:r>
                           </w:p>
                           <w:p>
@@ -10998,7 +15536,25 @@
                                 <w:sz w:val="20"/>
                                 <w:szCs w:val="20"/>
                               </w:rPr>
-                              <w:t>node tk_cluster_monitor.js average api-service</w:t>
+                              <w:t xml:space="preserve">node tk_cluster_monitor.js average </w:t>
+                            </w:r>
+                            <w:proofErr w:type="spellStart"/>
+                            <w:r>
+                              <w:rPr>
+                                <w:rFonts w:ascii="Cascadia Mono SemiBold" w:hAnsi="Cascadia Mono SemiBold" w:cs="Cascadia Mono SemiBold"/>
+                                <w:sz w:val="20"/>
+                                <w:szCs w:val="20"/>
+                              </w:rPr>
+                              <w:t>api</w:t>
+                            </w:r>
+                            <w:proofErr w:type="spellEnd"/>
+                            <w:r>
+                              <w:rPr>
+                                <w:rFonts w:ascii="Cascadia Mono SemiBold" w:hAnsi="Cascadia Mono SemiBold" w:cs="Cascadia Mono SemiBold"/>
+                                <w:sz w:val="20"/>
+                                <w:szCs w:val="20"/>
+                              </w:rPr>
+                              <w:t>-service</w:t>
                             </w:r>
                           </w:p>
                           <w:p>
@@ -11061,7 +15617,27 @@
                           <w:szCs w:val="20"/>
                           <w:lang w:val="es-ES"/>
                         </w:rPr>
-                        <w:t>Lectura registrada: api-service → 85%</w:t>
+                        <w:t>Lectura registrada: api-</w:t>
+                      </w:r>
+                      <w:proofErr w:type="spellStart"/>
+                      <w:r>
+                        <w:rPr>
+                          <w:rFonts w:ascii="Cascadia Mono SemiBold" w:hAnsi="Cascadia Mono SemiBold" w:cs="Cascadia Mono SemiBold"/>
+                          <w:sz w:val="20"/>
+                          <w:szCs w:val="20"/>
+                          <w:lang w:val="es-ES"/>
+                        </w:rPr>
+                        <w:t>service</w:t>
+                      </w:r>
+                      <w:proofErr w:type="spellEnd"/>
+                      <w:r>
+                        <w:rPr>
+                          <w:rFonts w:ascii="Cascadia Mono SemiBold" w:hAnsi="Cascadia Mono SemiBold" w:cs="Cascadia Mono SemiBold"/>
+                          <w:sz w:val="20"/>
+                          <w:szCs w:val="20"/>
+                          <w:lang w:val="es-ES"/>
+                        </w:rPr>
+                        <w:t xml:space="preserve"> → 85%</w:t>
                       </w:r>
                     </w:p>
                     <w:p>
@@ -11081,7 +15657,27 @@
                           <w:szCs w:val="20"/>
                           <w:lang w:val="es-ES"/>
                         </w:rPr>
-                        <w:t>Promedio api-service: 87.5%</w:t>
+                        <w:t>Promedio api-</w:t>
+                      </w:r>
+                      <w:proofErr w:type="spellStart"/>
+                      <w:r>
+                        <w:rPr>
+                          <w:rFonts w:ascii="Cascadia Mono SemiBold" w:hAnsi="Cascadia Mono SemiBold" w:cs="Cascadia Mono SemiBold"/>
+                          <w:sz w:val="20"/>
+                          <w:szCs w:val="20"/>
+                          <w:lang w:val="es-ES"/>
+                        </w:rPr>
+                        <w:t>service</w:t>
+                      </w:r>
+                      <w:proofErr w:type="spellEnd"/>
+                      <w:r>
+                        <w:rPr>
+                          <w:rFonts w:ascii="Cascadia Mono SemiBold" w:hAnsi="Cascadia Mono SemiBold" w:cs="Cascadia Mono SemiBold"/>
+                          <w:sz w:val="20"/>
+                          <w:szCs w:val="20"/>
+                          <w:lang w:val="es-ES"/>
+                        </w:rPr>
+                        <w:t>: 87.5%</w:t>
                       </w:r>
                     </w:p>
                     <w:p>
@@ -11112,7 +15708,27 @@
                           <w:szCs w:val="20"/>
                           <w:lang w:val="es-ES"/>
                         </w:rPr>
-                        <w:t>=== CLUSTER STATUS ===</w:t>
+                        <w:t xml:space="preserve">=== </w:t>
+                      </w:r>
+                      <w:proofErr w:type="gramStart"/>
+                      <w:r>
+                        <w:rPr>
+                          <w:rFonts w:ascii="Cascadia Mono SemiBold" w:hAnsi="Cascadia Mono SemiBold" w:cs="Cascadia Mono SemiBold"/>
+                          <w:sz w:val="20"/>
+                          <w:szCs w:val="20"/>
+                          <w:lang w:val="es-ES"/>
+                        </w:rPr>
+                        <w:t>CLUSTER</w:t>
+                      </w:r>
+                      <w:proofErr w:type="gramEnd"/>
+                      <w:r>
+                        <w:rPr>
+                          <w:rFonts w:ascii="Cascadia Mono SemiBold" w:hAnsi="Cascadia Mono SemiBold" w:cs="Cascadia Mono SemiBold"/>
+                          <w:sz w:val="20"/>
+                          <w:szCs w:val="20"/>
+                          <w:lang w:val="es-ES"/>
+                        </w:rPr>
+                        <w:t xml:space="preserve"> STATUS ===</w:t>
                       </w:r>
                     </w:p>
                     <w:p>
@@ -11132,7 +15748,38 @@
                           <w:szCs w:val="20"/>
                           <w:lang w:val="es-ES"/>
                         </w:rPr>
-                        <w:t>api-service  | Lecturas: 2 | Promedio: 87.5% | ALTO</w:t>
+                        <w:t>api-</w:t>
+                      </w:r>
+                      <w:proofErr w:type="spellStart"/>
+                      <w:proofErr w:type="gramStart"/>
+                      <w:r>
+                        <w:rPr>
+                          <w:rFonts w:ascii="Cascadia Mono SemiBold" w:hAnsi="Cascadia Mono SemiBold" w:cs="Cascadia Mono SemiBold"/>
+                          <w:sz w:val="20"/>
+                          <w:szCs w:val="20"/>
+                          <w:lang w:val="es-ES"/>
+                        </w:rPr>
+                        <w:t>service</w:t>
+                      </w:r>
+                      <w:proofErr w:type="spellEnd"/>
+                      <w:r>
+                        <w:rPr>
+                          <w:rFonts w:ascii="Cascadia Mono SemiBold" w:hAnsi="Cascadia Mono SemiBold" w:cs="Cascadia Mono SemiBold"/>
+                          <w:sz w:val="20"/>
+                          <w:szCs w:val="20"/>
+                          <w:lang w:val="es-ES"/>
+                        </w:rPr>
+                        <w:t xml:space="preserve">  |</w:t>
+                      </w:r>
+                      <w:proofErr w:type="gramEnd"/>
+                      <w:r>
+                        <w:rPr>
+                          <w:rFonts w:ascii="Cascadia Mono SemiBold" w:hAnsi="Cascadia Mono SemiBold" w:cs="Cascadia Mono SemiBold"/>
+                          <w:sz w:val="20"/>
+                          <w:szCs w:val="20"/>
+                          <w:lang w:val="es-ES"/>
+                        </w:rPr>
+                        <w:t xml:space="preserve"> Lecturas: 2 | Promedio: 87.5% | ALTO</w:t>
                       </w:r>
                     </w:p>
                     <w:p>
@@ -11145,6 +15792,7 @@
                           <w:lang w:val="es-ES"/>
                         </w:rPr>
                       </w:pPr>
+                      <w:proofErr w:type="spellStart"/>
                       <w:r>
                         <w:rPr>
                           <w:rFonts w:ascii="Cascadia Mono SemiBold" w:hAnsi="Cascadia Mono SemiBold" w:cs="Cascadia Mono SemiBold"/>
@@ -11152,7 +15800,17 @@
                           <w:szCs w:val="20"/>
                           <w:lang w:val="es-ES"/>
                         </w:rPr>
-                        <w:t>auth-service | Lecturas: 3 | Promedio: 35%   | OK</w:t>
+                        <w:t>auth-service</w:t>
+                      </w:r>
+                      <w:proofErr w:type="spellEnd"/>
+                      <w:r>
+                        <w:rPr>
+                          <w:rFonts w:ascii="Cascadia Mono SemiBold" w:hAnsi="Cascadia Mono SemiBold" w:cs="Cascadia Mono SemiBold"/>
+                          <w:sz w:val="20"/>
+                          <w:szCs w:val="20"/>
+                          <w:lang w:val="es-ES"/>
+                        </w:rPr>
+                        <w:t xml:space="preserve"> | Lecturas: 3 | Promedio: 35%   | OK</w:t>
                       </w:r>
                     </w:p>
                     <w:p>
@@ -11183,7 +15841,58 @@
                           <w:szCs w:val="20"/>
                           <w:lang w:val="es-ES"/>
                         </w:rPr>
-                        <w:t>Uso: node tk_cluster_monitor.js &lt;track|average|status&gt;</w:t>
+                        <w:t xml:space="preserve">Uso: </w:t>
+                      </w:r>
+                      <w:proofErr w:type="spellStart"/>
+                      <w:r>
+                        <w:rPr>
+                          <w:rFonts w:ascii="Cascadia Mono SemiBold" w:hAnsi="Cascadia Mono SemiBold" w:cs="Cascadia Mono SemiBold"/>
+                          <w:sz w:val="20"/>
+                          <w:szCs w:val="20"/>
+                          <w:lang w:val="es-ES"/>
+                        </w:rPr>
+                        <w:t>node</w:t>
+                      </w:r>
+                      <w:proofErr w:type="spellEnd"/>
+                      <w:r>
+                        <w:rPr>
+                          <w:rFonts w:ascii="Cascadia Mono SemiBold" w:hAnsi="Cascadia Mono SemiBold" w:cs="Cascadia Mono SemiBold"/>
+                          <w:sz w:val="20"/>
+                          <w:szCs w:val="20"/>
+                          <w:lang w:val="es-ES"/>
+                        </w:rPr>
+                        <w:t xml:space="preserve"> tk_cluster_monitor.js &lt;</w:t>
+                      </w:r>
+                      <w:proofErr w:type="spellStart"/>
+                      <w:r>
+                        <w:rPr>
+                          <w:rFonts w:ascii="Cascadia Mono SemiBold" w:hAnsi="Cascadia Mono SemiBold" w:cs="Cascadia Mono SemiBold"/>
+                          <w:sz w:val="20"/>
+                          <w:szCs w:val="20"/>
+                          <w:lang w:val="es-ES"/>
+                        </w:rPr>
+                        <w:t>track|average|</w:t>
+                      </w:r>
+                      <w:proofErr w:type="gramStart"/>
+                      <w:r>
+                        <w:rPr>
+                          <w:rFonts w:ascii="Cascadia Mono SemiBold" w:hAnsi="Cascadia Mono SemiBold" w:cs="Cascadia Mono SemiBold"/>
+                          <w:sz w:val="20"/>
+                          <w:szCs w:val="20"/>
+                          <w:lang w:val="es-ES"/>
+                        </w:rPr>
+                        <w:t>status</w:t>
+                      </w:r>
+                      <w:proofErr w:type="spellEnd"/>
+                      <w:proofErr w:type="gramEnd"/>
+                      <w:r>
+                        <w:rPr>
+                          <w:rFonts w:ascii="Cascadia Mono SemiBold" w:hAnsi="Cascadia Mono SemiBold" w:cs="Cascadia Mono SemiBold"/>
+                          <w:sz w:val="20"/>
+                          <w:szCs w:val="20"/>
+                          <w:lang w:val="es-ES"/>
+                        </w:rPr>
+                        <w:t>&gt;</w:t>
                       </w:r>
                     </w:p>
                     <w:p>
@@ -11225,6 +15934,7 @@
                         </w:rPr>
                         <w:t xml:space="preserve">    </w:t>
                       </w:r>
+                      <w:proofErr w:type="spellStart"/>
                       <w:r>
                         <w:rPr>
                           <w:rFonts w:ascii="Cascadia Mono SemiBold" w:hAnsi="Cascadia Mono SemiBold" w:cs="Cascadia Mono SemiBold"/>
@@ -11232,7 +15942,57 @@
                           <w:szCs w:val="20"/>
                           <w:lang w:val="es-ES"/>
                         </w:rPr>
-                        <w:t>node tk_cluster_monitor.js track api-service 85</w:t>
+                        <w:t>node</w:t>
+                      </w:r>
+                      <w:proofErr w:type="spellEnd"/>
+                      <w:r>
+                        <w:rPr>
+                          <w:rFonts w:ascii="Cascadia Mono SemiBold" w:hAnsi="Cascadia Mono SemiBold" w:cs="Cascadia Mono SemiBold"/>
+                          <w:sz w:val="20"/>
+                          <w:szCs w:val="20"/>
+                          <w:lang w:val="es-ES"/>
+                        </w:rPr>
+                        <w:t xml:space="preserve"> tk_cluster_monitor.js </w:t>
+                      </w:r>
+                      <w:proofErr w:type="spellStart"/>
+                      <w:r>
+                        <w:rPr>
+                          <w:rFonts w:ascii="Cascadia Mono SemiBold" w:hAnsi="Cascadia Mono SemiBold" w:cs="Cascadia Mono SemiBold"/>
+                          <w:sz w:val="20"/>
+                          <w:szCs w:val="20"/>
+                          <w:lang w:val="es-ES"/>
+                        </w:rPr>
+                        <w:t>track</w:t>
+                      </w:r>
+                      <w:proofErr w:type="spellEnd"/>
+                      <w:r>
+                        <w:rPr>
+                          <w:rFonts w:ascii="Cascadia Mono SemiBold" w:hAnsi="Cascadia Mono SemiBold" w:cs="Cascadia Mono SemiBold"/>
+                          <w:sz w:val="20"/>
+                          <w:szCs w:val="20"/>
+                          <w:lang w:val="es-ES"/>
+                        </w:rPr>
+                        <w:t xml:space="preserve"> api-</w:t>
+                      </w:r>
+                      <w:proofErr w:type="spellStart"/>
+                      <w:r>
+                        <w:rPr>
+                          <w:rFonts w:ascii="Cascadia Mono SemiBold" w:hAnsi="Cascadia Mono SemiBold" w:cs="Cascadia Mono SemiBold"/>
+                          <w:sz w:val="20"/>
+                          <w:szCs w:val="20"/>
+                          <w:lang w:val="es-ES"/>
+                        </w:rPr>
+                        <w:t>service</w:t>
+                      </w:r>
+                      <w:proofErr w:type="spellEnd"/>
+                      <w:r>
+                        <w:rPr>
+                          <w:rFonts w:ascii="Cascadia Mono SemiBold" w:hAnsi="Cascadia Mono SemiBold" w:cs="Cascadia Mono SemiBold"/>
+                          <w:sz w:val="20"/>
+                          <w:szCs w:val="20"/>
+                          <w:lang w:val="es-ES"/>
+                        </w:rPr>
+                        <w:t xml:space="preserve"> 85</w:t>
                       </w:r>
                     </w:p>
                     <w:p>
@@ -11259,7 +16019,25 @@
                           <w:sz w:val="20"/>
                           <w:szCs w:val="20"/>
                         </w:rPr>
-                        <w:t>node tk_cluster_monitor.js average api-service</w:t>
+                        <w:t xml:space="preserve">node tk_cluster_monitor.js average </w:t>
+                      </w:r>
+                      <w:proofErr w:type="spellStart"/>
+                      <w:r>
+                        <w:rPr>
+                          <w:rFonts w:ascii="Cascadia Mono SemiBold" w:hAnsi="Cascadia Mono SemiBold" w:cs="Cascadia Mono SemiBold"/>
+                          <w:sz w:val="20"/>
+                          <w:szCs w:val="20"/>
+                        </w:rPr>
+                        <w:t>api</w:t>
+                      </w:r>
+                      <w:proofErr w:type="spellEnd"/>
+                      <w:r>
+                        <w:rPr>
+                          <w:rFonts w:ascii="Cascadia Mono SemiBold" w:hAnsi="Cascadia Mono SemiBold" w:cs="Cascadia Mono SemiBold"/>
+                          <w:sz w:val="20"/>
+                          <w:szCs w:val="20"/>
+                        </w:rPr>
+                        <w:t>-service</w:t>
                       </w:r>
                     </w:p>
                     <w:p>
@@ -11523,6 +16301,7 @@
                                 <w:calendar w:val="gregorian"/>
                               </w:date>
                             </w:sdtPr>
+                            <w:sdtEndPr/>
                             <w:sdtContent>
                               <w:p>
                                 <w:pPr>
@@ -11597,6 +16376,7 @@
                           <w:calendar w:val="gregorian"/>
                         </w:date>
                       </w:sdtPr>
+                      <w:sdtEndPr/>
                       <w:sdtContent>
                         <w:p>
                           <w:pPr>
@@ -12099,6 +16879,119 @@
     </w:lvl>
   </w:abstractNum>
   <w:abstractNum w:abstractNumId="2" w15:restartNumberingAfterBreak="0">
+    <w:nsid w:val="0B0C00EA"/>
+    <w:multiLevelType w:val="hybridMultilevel"/>
+    <w:tmpl w:val="7AA21876"/>
+    <w:lvl w:ilvl="0" w:tplc="04090001">
+      <w:start w:val="1"/>
+      <w:numFmt w:val="bullet"/>
+      <w:lvlText w:val=""/>
+      <w:lvlJc w:val="left"/>
+      <w:pPr>
+        <w:ind w:left="2880" w:hanging="360"/>
+      </w:pPr>
+      <w:rPr>
+        <w:rFonts w:ascii="Symbol" w:hAnsi="Symbol" w:hint="default"/>
+      </w:rPr>
+    </w:lvl>
+    <w:lvl w:ilvl="1" w:tplc="04090003" w:tentative="1">
+      <w:start w:val="1"/>
+      <w:numFmt w:val="bullet"/>
+      <w:lvlText w:val="o"/>
+      <w:lvlJc w:val="left"/>
+      <w:pPr>
+        <w:ind w:left="3600" w:hanging="360"/>
+      </w:pPr>
+      <w:rPr>
+        <w:rFonts w:ascii="Courier New" w:hAnsi="Courier New" w:cs="Courier New" w:hint="default"/>
+      </w:rPr>
+    </w:lvl>
+    <w:lvl w:ilvl="2" w:tplc="04090005" w:tentative="1">
+      <w:start w:val="1"/>
+      <w:numFmt w:val="bullet"/>
+      <w:lvlText w:val=""/>
+      <w:lvlJc w:val="left"/>
+      <w:pPr>
+        <w:ind w:left="4320" w:hanging="360"/>
+      </w:pPr>
+      <w:rPr>
+        <w:rFonts w:ascii="Wingdings" w:hAnsi="Wingdings" w:hint="default"/>
+      </w:rPr>
+    </w:lvl>
+    <w:lvl w:ilvl="3" w:tplc="04090001" w:tentative="1">
+      <w:start w:val="1"/>
+      <w:numFmt w:val="bullet"/>
+      <w:lvlText w:val=""/>
+      <w:lvlJc w:val="left"/>
+      <w:pPr>
+        <w:ind w:left="5040" w:hanging="360"/>
+      </w:pPr>
+      <w:rPr>
+        <w:rFonts w:ascii="Symbol" w:hAnsi="Symbol" w:hint="default"/>
+      </w:rPr>
+    </w:lvl>
+    <w:lvl w:ilvl="4" w:tplc="04090003" w:tentative="1">
+      <w:start w:val="1"/>
+      <w:numFmt w:val="bullet"/>
+      <w:lvlText w:val="o"/>
+      <w:lvlJc w:val="left"/>
+      <w:pPr>
+        <w:ind w:left="5760" w:hanging="360"/>
+      </w:pPr>
+      <w:rPr>
+        <w:rFonts w:ascii="Courier New" w:hAnsi="Courier New" w:cs="Courier New" w:hint="default"/>
+      </w:rPr>
+    </w:lvl>
+    <w:lvl w:ilvl="5" w:tplc="04090005" w:tentative="1">
+      <w:start w:val="1"/>
+      <w:numFmt w:val="bullet"/>
+      <w:lvlText w:val=""/>
+      <w:lvlJc w:val="left"/>
+      <w:pPr>
+        <w:ind w:left="6480" w:hanging="360"/>
+      </w:pPr>
+      <w:rPr>
+        <w:rFonts w:ascii="Wingdings" w:hAnsi="Wingdings" w:hint="default"/>
+      </w:rPr>
+    </w:lvl>
+    <w:lvl w:ilvl="6" w:tplc="04090001" w:tentative="1">
+      <w:start w:val="1"/>
+      <w:numFmt w:val="bullet"/>
+      <w:lvlText w:val=""/>
+      <w:lvlJc w:val="left"/>
+      <w:pPr>
+        <w:ind w:left="7200" w:hanging="360"/>
+      </w:pPr>
+      <w:rPr>
+        <w:rFonts w:ascii="Symbol" w:hAnsi="Symbol" w:hint="default"/>
+      </w:rPr>
+    </w:lvl>
+    <w:lvl w:ilvl="7" w:tplc="04090003" w:tentative="1">
+      <w:start w:val="1"/>
+      <w:numFmt w:val="bullet"/>
+      <w:lvlText w:val="o"/>
+      <w:lvlJc w:val="left"/>
+      <w:pPr>
+        <w:ind w:left="7920" w:hanging="360"/>
+      </w:pPr>
+      <w:rPr>
+        <w:rFonts w:ascii="Courier New" w:hAnsi="Courier New" w:cs="Courier New" w:hint="default"/>
+      </w:rPr>
+    </w:lvl>
+    <w:lvl w:ilvl="8" w:tplc="04090005" w:tentative="1">
+      <w:start w:val="1"/>
+      <w:numFmt w:val="bullet"/>
+      <w:lvlText w:val=""/>
+      <w:lvlJc w:val="left"/>
+      <w:pPr>
+        <w:ind w:left="8640" w:hanging="360"/>
+      </w:pPr>
+      <w:rPr>
+        <w:rFonts w:ascii="Wingdings" w:hAnsi="Wingdings" w:hint="default"/>
+      </w:rPr>
+    </w:lvl>
+  </w:abstractNum>
+  <w:abstractNum w:abstractNumId="3" w15:restartNumberingAfterBreak="0">
     <w:nsid w:val="0B130727"/>
     <w:multiLevelType w:val="hybridMultilevel"/>
     <w:tmpl w:val="57C8E6B0"/>
@@ -12211,7 +17104,7 @@
       </w:rPr>
     </w:lvl>
   </w:abstractNum>
-  <w:abstractNum w:abstractNumId="3" w15:restartNumberingAfterBreak="0">
+  <w:abstractNum w:abstractNumId="4" w15:restartNumberingAfterBreak="0">
     <w:nsid w:val="0CEA101D"/>
     <w:multiLevelType w:val="multilevel"/>
     <w:tmpl w:val="D83AB852"/>
@@ -12360,7 +17253,7 @@
       </w:rPr>
     </w:lvl>
   </w:abstractNum>
-  <w:abstractNum w:abstractNumId="4" w15:restartNumberingAfterBreak="0">
+  <w:abstractNum w:abstractNumId="5" w15:restartNumberingAfterBreak="0">
     <w:nsid w:val="0DAD5311"/>
     <w:multiLevelType w:val="hybridMultilevel"/>
     <w:tmpl w:val="F77E42EC"/>
@@ -12473,7 +17366,7 @@
       </w:rPr>
     </w:lvl>
   </w:abstractNum>
-  <w:abstractNum w:abstractNumId="5" w15:restartNumberingAfterBreak="0">
+  <w:abstractNum w:abstractNumId="6" w15:restartNumberingAfterBreak="0">
     <w:nsid w:val="0EDE0758"/>
     <w:multiLevelType w:val="hybridMultilevel"/>
     <w:tmpl w:val="EBF81DE8"/>
@@ -12559,7 +17452,7 @@
       </w:pPr>
     </w:lvl>
   </w:abstractNum>
-  <w:abstractNum w:abstractNumId="6" w15:restartNumberingAfterBreak="0">
+  <w:abstractNum w:abstractNumId="7" w15:restartNumberingAfterBreak="0">
     <w:nsid w:val="103B53F1"/>
     <w:multiLevelType w:val="multilevel"/>
     <w:tmpl w:val="FB9E7E56"/>
@@ -12672,7 +17565,7 @@
       </w:pPr>
     </w:lvl>
   </w:abstractNum>
-  <w:abstractNum w:abstractNumId="7" w15:restartNumberingAfterBreak="0">
+  <w:abstractNum w:abstractNumId="8" w15:restartNumberingAfterBreak="0">
     <w:nsid w:val="12C004CF"/>
     <w:multiLevelType w:val="hybridMultilevel"/>
     <w:tmpl w:val="7D082882"/>
@@ -12785,7 +17678,7 @@
       </w:rPr>
     </w:lvl>
   </w:abstractNum>
-  <w:abstractNum w:abstractNumId="8" w15:restartNumberingAfterBreak="0">
+  <w:abstractNum w:abstractNumId="9" w15:restartNumberingAfterBreak="0">
     <w:nsid w:val="15F87C74"/>
     <w:multiLevelType w:val="multilevel"/>
     <w:tmpl w:val="91B6566C"/>
@@ -12898,7 +17791,7 @@
       </w:pPr>
     </w:lvl>
   </w:abstractNum>
-  <w:abstractNum w:abstractNumId="9" w15:restartNumberingAfterBreak="0">
+  <w:abstractNum w:abstractNumId="10" w15:restartNumberingAfterBreak="0">
     <w:nsid w:val="16A90F50"/>
     <w:multiLevelType w:val="hybridMultilevel"/>
     <w:tmpl w:val="E99EE8BE"/>
@@ -13011,7 +17904,7 @@
       </w:rPr>
     </w:lvl>
   </w:abstractNum>
-  <w:abstractNum w:abstractNumId="10" w15:restartNumberingAfterBreak="0">
+  <w:abstractNum w:abstractNumId="11" w15:restartNumberingAfterBreak="0">
     <w:nsid w:val="23E70E13"/>
     <w:multiLevelType w:val="multilevel"/>
     <w:tmpl w:val="47D088AA"/>
@@ -13160,7 +18053,7 @@
       </w:rPr>
     </w:lvl>
   </w:abstractNum>
-  <w:abstractNum w:abstractNumId="11" w15:restartNumberingAfterBreak="0">
+  <w:abstractNum w:abstractNumId="12" w15:restartNumberingAfterBreak="0">
     <w:nsid w:val="23F0778E"/>
     <w:multiLevelType w:val="multilevel"/>
     <w:tmpl w:val="19CADF64"/>
@@ -13309,7 +18202,7 @@
       </w:rPr>
     </w:lvl>
   </w:abstractNum>
-  <w:abstractNum w:abstractNumId="12" w15:restartNumberingAfterBreak="0">
+  <w:abstractNum w:abstractNumId="13" w15:restartNumberingAfterBreak="0">
     <w:nsid w:val="25D0677A"/>
     <w:multiLevelType w:val="hybridMultilevel"/>
     <w:tmpl w:val="14066E64"/>
@@ -13422,7 +18315,7 @@
       </w:rPr>
     </w:lvl>
   </w:abstractNum>
-  <w:abstractNum w:abstractNumId="13" w15:restartNumberingAfterBreak="0">
+  <w:abstractNum w:abstractNumId="14" w15:restartNumberingAfterBreak="0">
     <w:nsid w:val="28C308FF"/>
     <w:multiLevelType w:val="hybridMultilevel"/>
     <w:tmpl w:val="EBF81DE8"/>
@@ -13508,7 +18401,7 @@
       </w:pPr>
     </w:lvl>
   </w:abstractNum>
-  <w:abstractNum w:abstractNumId="14" w15:restartNumberingAfterBreak="0">
+  <w:abstractNum w:abstractNumId="15" w15:restartNumberingAfterBreak="0">
     <w:nsid w:val="2F2D7C97"/>
     <w:multiLevelType w:val="hybridMultilevel"/>
     <w:tmpl w:val="DC624F7E"/>
@@ -13621,7 +18514,7 @@
       </w:rPr>
     </w:lvl>
   </w:abstractNum>
-  <w:abstractNum w:abstractNumId="15" w15:restartNumberingAfterBreak="0">
+  <w:abstractNum w:abstractNumId="16" w15:restartNumberingAfterBreak="0">
     <w:nsid w:val="31E01045"/>
     <w:multiLevelType w:val="hybridMultilevel"/>
     <w:tmpl w:val="CF741BCE"/>
@@ -13734,7 +18627,7 @@
       </w:rPr>
     </w:lvl>
   </w:abstractNum>
-  <w:abstractNum w:abstractNumId="16" w15:restartNumberingAfterBreak="0">
+  <w:abstractNum w:abstractNumId="17" w15:restartNumberingAfterBreak="0">
     <w:nsid w:val="32896C6E"/>
     <w:multiLevelType w:val="multilevel"/>
     <w:tmpl w:val="0D7E0336"/>
@@ -13883,7 +18776,7 @@
       </w:rPr>
     </w:lvl>
   </w:abstractNum>
-  <w:abstractNum w:abstractNumId="17" w15:restartNumberingAfterBreak="0">
+  <w:abstractNum w:abstractNumId="18" w15:restartNumberingAfterBreak="0">
     <w:nsid w:val="370753F0"/>
     <w:multiLevelType w:val="hybridMultilevel"/>
     <w:tmpl w:val="C09E134A"/>
@@ -13969,7 +18862,7 @@
       </w:pPr>
     </w:lvl>
   </w:abstractNum>
-  <w:abstractNum w:abstractNumId="18" w15:restartNumberingAfterBreak="0">
+  <w:abstractNum w:abstractNumId="19" w15:restartNumberingAfterBreak="0">
     <w:nsid w:val="391756E9"/>
     <w:multiLevelType w:val="hybridMultilevel"/>
     <w:tmpl w:val="D9064012"/>
@@ -14055,7 +18948,7 @@
       </w:pPr>
     </w:lvl>
   </w:abstractNum>
-  <w:abstractNum w:abstractNumId="19" w15:restartNumberingAfterBreak="0">
+  <w:abstractNum w:abstractNumId="20" w15:restartNumberingAfterBreak="0">
     <w:nsid w:val="3E93433C"/>
     <w:multiLevelType w:val="hybridMultilevel"/>
     <w:tmpl w:val="4F3ACE54"/>
@@ -14141,7 +19034,7 @@
       </w:pPr>
     </w:lvl>
   </w:abstractNum>
-  <w:abstractNum w:abstractNumId="20" w15:restartNumberingAfterBreak="0">
+  <w:abstractNum w:abstractNumId="21" w15:restartNumberingAfterBreak="0">
     <w:nsid w:val="3FB53C83"/>
     <w:multiLevelType w:val="multilevel"/>
     <w:tmpl w:val="690091FA"/>
@@ -14254,7 +19147,120 @@
       </w:pPr>
     </w:lvl>
   </w:abstractNum>
-  <w:abstractNum w:abstractNumId="21" w15:restartNumberingAfterBreak="0">
+  <w:abstractNum w:abstractNumId="22" w15:restartNumberingAfterBreak="0">
+    <w:nsid w:val="41B02E70"/>
+    <w:multiLevelType w:val="hybridMultilevel"/>
+    <w:tmpl w:val="18B2BE92"/>
+    <w:lvl w:ilvl="0" w:tplc="04090001">
+      <w:start w:val="1"/>
+      <w:numFmt w:val="bullet"/>
+      <w:lvlText w:val=""/>
+      <w:lvlJc w:val="left"/>
+      <w:pPr>
+        <w:ind w:left="720" w:hanging="360"/>
+      </w:pPr>
+      <w:rPr>
+        <w:rFonts w:ascii="Symbol" w:hAnsi="Symbol" w:hint="default"/>
+      </w:rPr>
+    </w:lvl>
+    <w:lvl w:ilvl="1" w:tplc="04090003" w:tentative="1">
+      <w:start w:val="1"/>
+      <w:numFmt w:val="bullet"/>
+      <w:lvlText w:val="o"/>
+      <w:lvlJc w:val="left"/>
+      <w:pPr>
+        <w:ind w:left="1440" w:hanging="360"/>
+      </w:pPr>
+      <w:rPr>
+        <w:rFonts w:ascii="Courier New" w:hAnsi="Courier New" w:cs="Courier New" w:hint="default"/>
+      </w:rPr>
+    </w:lvl>
+    <w:lvl w:ilvl="2" w:tplc="04090005">
+      <w:start w:val="1"/>
+      <w:numFmt w:val="bullet"/>
+      <w:lvlText w:val=""/>
+      <w:lvlJc w:val="left"/>
+      <w:pPr>
+        <w:ind w:left="2160" w:hanging="360"/>
+      </w:pPr>
+      <w:rPr>
+        <w:rFonts w:ascii="Wingdings" w:hAnsi="Wingdings" w:hint="default"/>
+      </w:rPr>
+    </w:lvl>
+    <w:lvl w:ilvl="3" w:tplc="04090001">
+      <w:start w:val="1"/>
+      <w:numFmt w:val="bullet"/>
+      <w:lvlText w:val=""/>
+      <w:lvlJc w:val="left"/>
+      <w:pPr>
+        <w:ind w:left="2880" w:hanging="360"/>
+      </w:pPr>
+      <w:rPr>
+        <w:rFonts w:ascii="Symbol" w:hAnsi="Symbol" w:hint="default"/>
+      </w:rPr>
+    </w:lvl>
+    <w:lvl w:ilvl="4" w:tplc="04090003" w:tentative="1">
+      <w:start w:val="1"/>
+      <w:numFmt w:val="bullet"/>
+      <w:lvlText w:val="o"/>
+      <w:lvlJc w:val="left"/>
+      <w:pPr>
+        <w:ind w:left="3600" w:hanging="360"/>
+      </w:pPr>
+      <w:rPr>
+        <w:rFonts w:ascii="Courier New" w:hAnsi="Courier New" w:cs="Courier New" w:hint="default"/>
+      </w:rPr>
+    </w:lvl>
+    <w:lvl w:ilvl="5" w:tplc="04090005" w:tentative="1">
+      <w:start w:val="1"/>
+      <w:numFmt w:val="bullet"/>
+      <w:lvlText w:val=""/>
+      <w:lvlJc w:val="left"/>
+      <w:pPr>
+        <w:ind w:left="4320" w:hanging="360"/>
+      </w:pPr>
+      <w:rPr>
+        <w:rFonts w:ascii="Wingdings" w:hAnsi="Wingdings" w:hint="default"/>
+      </w:rPr>
+    </w:lvl>
+    <w:lvl w:ilvl="6" w:tplc="04090001" w:tentative="1">
+      <w:start w:val="1"/>
+      <w:numFmt w:val="bullet"/>
+      <w:lvlText w:val=""/>
+      <w:lvlJc w:val="left"/>
+      <w:pPr>
+        <w:ind w:left="5040" w:hanging="360"/>
+      </w:pPr>
+      <w:rPr>
+        <w:rFonts w:ascii="Symbol" w:hAnsi="Symbol" w:hint="default"/>
+      </w:rPr>
+    </w:lvl>
+    <w:lvl w:ilvl="7" w:tplc="04090003" w:tentative="1">
+      <w:start w:val="1"/>
+      <w:numFmt w:val="bullet"/>
+      <w:lvlText w:val="o"/>
+      <w:lvlJc w:val="left"/>
+      <w:pPr>
+        <w:ind w:left="5760" w:hanging="360"/>
+      </w:pPr>
+      <w:rPr>
+        <w:rFonts w:ascii="Courier New" w:hAnsi="Courier New" w:cs="Courier New" w:hint="default"/>
+      </w:rPr>
+    </w:lvl>
+    <w:lvl w:ilvl="8" w:tplc="04090005" w:tentative="1">
+      <w:start w:val="1"/>
+      <w:numFmt w:val="bullet"/>
+      <w:lvlText w:val=""/>
+      <w:lvlJc w:val="left"/>
+      <w:pPr>
+        <w:ind w:left="6480" w:hanging="360"/>
+      </w:pPr>
+      <w:rPr>
+        <w:rFonts w:ascii="Wingdings" w:hAnsi="Wingdings" w:hint="default"/>
+      </w:rPr>
+    </w:lvl>
+  </w:abstractNum>
+  <w:abstractNum w:abstractNumId="23" w15:restartNumberingAfterBreak="0">
     <w:nsid w:val="43457258"/>
     <w:multiLevelType w:val="multilevel"/>
     <w:tmpl w:val="E7C28A46"/>
@@ -14399,7 +19405,7 @@
       </w:rPr>
     </w:lvl>
   </w:abstractNum>
-  <w:abstractNum w:abstractNumId="22" w15:restartNumberingAfterBreak="0">
+  <w:abstractNum w:abstractNumId="24" w15:restartNumberingAfterBreak="0">
     <w:nsid w:val="48A053BE"/>
     <w:multiLevelType w:val="multilevel"/>
     <w:tmpl w:val="E6249414"/>
@@ -14548,7 +19554,120 @@
       </w:rPr>
     </w:lvl>
   </w:abstractNum>
-  <w:abstractNum w:abstractNumId="23" w15:restartNumberingAfterBreak="0">
+  <w:abstractNum w:abstractNumId="25" w15:restartNumberingAfterBreak="0">
+    <w:nsid w:val="4D4E7F23"/>
+    <w:multiLevelType w:val="hybridMultilevel"/>
+    <w:tmpl w:val="7102BC5C"/>
+    <w:lvl w:ilvl="0" w:tplc="04090005">
+      <w:start w:val="1"/>
+      <w:numFmt w:val="bullet"/>
+      <w:lvlText w:val=""/>
+      <w:lvlJc w:val="left"/>
+      <w:pPr>
+        <w:ind w:left="720" w:hanging="360"/>
+      </w:pPr>
+      <w:rPr>
+        <w:rFonts w:ascii="Wingdings" w:hAnsi="Wingdings" w:hint="default"/>
+      </w:rPr>
+    </w:lvl>
+    <w:lvl w:ilvl="1" w:tplc="04090003" w:tentative="1">
+      <w:start w:val="1"/>
+      <w:numFmt w:val="bullet"/>
+      <w:lvlText w:val="o"/>
+      <w:lvlJc w:val="left"/>
+      <w:pPr>
+        <w:ind w:left="1440" w:hanging="360"/>
+      </w:pPr>
+      <w:rPr>
+        <w:rFonts w:ascii="Courier New" w:hAnsi="Courier New" w:cs="Courier New" w:hint="default"/>
+      </w:rPr>
+    </w:lvl>
+    <w:lvl w:ilvl="2" w:tplc="04090005" w:tentative="1">
+      <w:start w:val="1"/>
+      <w:numFmt w:val="bullet"/>
+      <w:lvlText w:val=""/>
+      <w:lvlJc w:val="left"/>
+      <w:pPr>
+        <w:ind w:left="2160" w:hanging="360"/>
+      </w:pPr>
+      <w:rPr>
+        <w:rFonts w:ascii="Wingdings" w:hAnsi="Wingdings" w:hint="default"/>
+      </w:rPr>
+    </w:lvl>
+    <w:lvl w:ilvl="3" w:tplc="04090001" w:tentative="1">
+      <w:start w:val="1"/>
+      <w:numFmt w:val="bullet"/>
+      <w:lvlText w:val=""/>
+      <w:lvlJc w:val="left"/>
+      <w:pPr>
+        <w:ind w:left="2880" w:hanging="360"/>
+      </w:pPr>
+      <w:rPr>
+        <w:rFonts w:ascii="Symbol" w:hAnsi="Symbol" w:hint="default"/>
+      </w:rPr>
+    </w:lvl>
+    <w:lvl w:ilvl="4" w:tplc="04090003" w:tentative="1">
+      <w:start w:val="1"/>
+      <w:numFmt w:val="bullet"/>
+      <w:lvlText w:val="o"/>
+      <w:lvlJc w:val="left"/>
+      <w:pPr>
+        <w:ind w:left="3600" w:hanging="360"/>
+      </w:pPr>
+      <w:rPr>
+        <w:rFonts w:ascii="Courier New" w:hAnsi="Courier New" w:cs="Courier New" w:hint="default"/>
+      </w:rPr>
+    </w:lvl>
+    <w:lvl w:ilvl="5" w:tplc="04090005" w:tentative="1">
+      <w:start w:val="1"/>
+      <w:numFmt w:val="bullet"/>
+      <w:lvlText w:val=""/>
+      <w:lvlJc w:val="left"/>
+      <w:pPr>
+        <w:ind w:left="4320" w:hanging="360"/>
+      </w:pPr>
+      <w:rPr>
+        <w:rFonts w:ascii="Wingdings" w:hAnsi="Wingdings" w:hint="default"/>
+      </w:rPr>
+    </w:lvl>
+    <w:lvl w:ilvl="6" w:tplc="04090001" w:tentative="1">
+      <w:start w:val="1"/>
+      <w:numFmt w:val="bullet"/>
+      <w:lvlText w:val=""/>
+      <w:lvlJc w:val="left"/>
+      <w:pPr>
+        <w:ind w:left="5040" w:hanging="360"/>
+      </w:pPr>
+      <w:rPr>
+        <w:rFonts w:ascii="Symbol" w:hAnsi="Symbol" w:hint="default"/>
+      </w:rPr>
+    </w:lvl>
+    <w:lvl w:ilvl="7" w:tplc="04090003" w:tentative="1">
+      <w:start w:val="1"/>
+      <w:numFmt w:val="bullet"/>
+      <w:lvlText w:val="o"/>
+      <w:lvlJc w:val="left"/>
+      <w:pPr>
+        <w:ind w:left="5760" w:hanging="360"/>
+      </w:pPr>
+      <w:rPr>
+        <w:rFonts w:ascii="Courier New" w:hAnsi="Courier New" w:cs="Courier New" w:hint="default"/>
+      </w:rPr>
+    </w:lvl>
+    <w:lvl w:ilvl="8" w:tplc="04090005" w:tentative="1">
+      <w:start w:val="1"/>
+      <w:numFmt w:val="bullet"/>
+      <w:lvlText w:val=""/>
+      <w:lvlJc w:val="left"/>
+      <w:pPr>
+        <w:ind w:left="6480" w:hanging="360"/>
+      </w:pPr>
+      <w:rPr>
+        <w:rFonts w:ascii="Wingdings" w:hAnsi="Wingdings" w:hint="default"/>
+      </w:rPr>
+    </w:lvl>
+  </w:abstractNum>
+  <w:abstractNum w:abstractNumId="26" w15:restartNumberingAfterBreak="0">
     <w:nsid w:val="4D876B7A"/>
     <w:multiLevelType w:val="multilevel"/>
     <w:tmpl w:val="EE000EEA"/>
@@ -14661,7 +19780,7 @@
       </w:pPr>
     </w:lvl>
   </w:abstractNum>
-  <w:abstractNum w:abstractNumId="24" w15:restartNumberingAfterBreak="0">
+  <w:abstractNum w:abstractNumId="27" w15:restartNumberingAfterBreak="0">
     <w:nsid w:val="4DB15612"/>
     <w:multiLevelType w:val="multilevel"/>
     <w:tmpl w:val="6846E6B6"/>
@@ -14810,7 +19929,7 @@
       </w:rPr>
     </w:lvl>
   </w:abstractNum>
-  <w:abstractNum w:abstractNumId="25" w15:restartNumberingAfterBreak="0">
+  <w:abstractNum w:abstractNumId="28" w15:restartNumberingAfterBreak="0">
     <w:nsid w:val="51E91814"/>
     <w:multiLevelType w:val="hybridMultilevel"/>
     <w:tmpl w:val="F6FA900A"/>
@@ -14923,7 +20042,7 @@
       </w:rPr>
     </w:lvl>
   </w:abstractNum>
-  <w:abstractNum w:abstractNumId="26" w15:restartNumberingAfterBreak="0">
+  <w:abstractNum w:abstractNumId="29" w15:restartNumberingAfterBreak="0">
     <w:nsid w:val="5CB144C4"/>
     <w:multiLevelType w:val="multilevel"/>
     <w:tmpl w:val="9AB0CABC"/>
@@ -15072,7 +20191,7 @@
       </w:rPr>
     </w:lvl>
   </w:abstractNum>
-  <w:abstractNum w:abstractNumId="27" w15:restartNumberingAfterBreak="0">
+  <w:abstractNum w:abstractNumId="30" w15:restartNumberingAfterBreak="0">
     <w:nsid w:val="5D18344B"/>
     <w:multiLevelType w:val="hybridMultilevel"/>
     <w:tmpl w:val="9E2683A6"/>
@@ -15185,7 +20304,7 @@
       </w:rPr>
     </w:lvl>
   </w:abstractNum>
-  <w:abstractNum w:abstractNumId="28" w15:restartNumberingAfterBreak="0">
+  <w:abstractNum w:abstractNumId="31" w15:restartNumberingAfterBreak="0">
     <w:nsid w:val="5D9B4E25"/>
     <w:multiLevelType w:val="multilevel"/>
     <w:tmpl w:val="5732B084"/>
@@ -15334,7 +20453,7 @@
       </w:rPr>
     </w:lvl>
   </w:abstractNum>
-  <w:abstractNum w:abstractNumId="29" w15:restartNumberingAfterBreak="0">
+  <w:abstractNum w:abstractNumId="32" w15:restartNumberingAfterBreak="0">
     <w:nsid w:val="612B67E5"/>
     <w:multiLevelType w:val="multilevel"/>
     <w:tmpl w:val="059C84B4"/>
@@ -15447,7 +20566,7 @@
       </w:pPr>
     </w:lvl>
   </w:abstractNum>
-  <w:abstractNum w:abstractNumId="30" w15:restartNumberingAfterBreak="0">
+  <w:abstractNum w:abstractNumId="33" w15:restartNumberingAfterBreak="0">
     <w:nsid w:val="6300379F"/>
     <w:multiLevelType w:val="multilevel"/>
     <w:tmpl w:val="02804998"/>
@@ -15560,7 +20679,7 @@
       </w:pPr>
     </w:lvl>
   </w:abstractNum>
-  <w:abstractNum w:abstractNumId="31" w15:restartNumberingAfterBreak="0">
+  <w:abstractNum w:abstractNumId="34" w15:restartNumberingAfterBreak="0">
     <w:nsid w:val="6645255E"/>
     <w:multiLevelType w:val="hybridMultilevel"/>
     <w:tmpl w:val="A61878C8"/>
@@ -15673,7 +20792,7 @@
       </w:rPr>
     </w:lvl>
   </w:abstractNum>
-  <w:abstractNum w:abstractNumId="32" w15:restartNumberingAfterBreak="0">
+  <w:abstractNum w:abstractNumId="35" w15:restartNumberingAfterBreak="0">
     <w:nsid w:val="66E93A6B"/>
     <w:multiLevelType w:val="multilevel"/>
     <w:tmpl w:val="31C84F62"/>
@@ -15789,7 +20908,7 @@
       </w:pPr>
     </w:lvl>
   </w:abstractNum>
-  <w:abstractNum w:abstractNumId="33" w15:restartNumberingAfterBreak="0">
+  <w:abstractNum w:abstractNumId="36" w15:restartNumberingAfterBreak="0">
     <w:nsid w:val="68776414"/>
     <w:multiLevelType w:val="hybridMultilevel"/>
     <w:tmpl w:val="2B76D8BC"/>
@@ -15875,7 +20994,7 @@
       </w:pPr>
     </w:lvl>
   </w:abstractNum>
-  <w:abstractNum w:abstractNumId="34" w15:restartNumberingAfterBreak="0">
+  <w:abstractNum w:abstractNumId="37" w15:restartNumberingAfterBreak="0">
     <w:nsid w:val="6ABF622C"/>
     <w:multiLevelType w:val="hybridMultilevel"/>
     <w:tmpl w:val="E3C6A310"/>
@@ -15988,7 +21107,7 @@
       </w:rPr>
     </w:lvl>
   </w:abstractNum>
-  <w:abstractNum w:abstractNumId="35" w15:restartNumberingAfterBreak="0">
+  <w:abstractNum w:abstractNumId="38" w15:restartNumberingAfterBreak="0">
     <w:nsid w:val="709E1E3A"/>
     <w:multiLevelType w:val="hybridMultilevel"/>
     <w:tmpl w:val="BE3C8F4C"/>
@@ -16074,7 +21193,7 @@
       </w:pPr>
     </w:lvl>
   </w:abstractNum>
-  <w:abstractNum w:abstractNumId="36" w15:restartNumberingAfterBreak="0">
+  <w:abstractNum w:abstractNumId="39" w15:restartNumberingAfterBreak="0">
     <w:nsid w:val="73BA04DC"/>
     <w:multiLevelType w:val="multilevel"/>
     <w:tmpl w:val="38CEC0AC"/>
@@ -16223,7 +21342,7 @@
       </w:rPr>
     </w:lvl>
   </w:abstractNum>
-  <w:abstractNum w:abstractNumId="37" w15:restartNumberingAfterBreak="0">
+  <w:abstractNum w:abstractNumId="40" w15:restartNumberingAfterBreak="0">
     <w:nsid w:val="75DF4838"/>
     <w:multiLevelType w:val="multilevel"/>
     <w:tmpl w:val="A17CB39E"/>
@@ -16336,7 +21455,7 @@
       </w:pPr>
     </w:lvl>
   </w:abstractNum>
-  <w:abstractNum w:abstractNumId="38" w15:restartNumberingAfterBreak="0">
+  <w:abstractNum w:abstractNumId="41" w15:restartNumberingAfterBreak="0">
     <w:nsid w:val="7947716D"/>
     <w:multiLevelType w:val="multilevel"/>
     <w:tmpl w:val="3BBC0382"/>
@@ -16485,7 +21604,7 @@
       </w:rPr>
     </w:lvl>
   </w:abstractNum>
-  <w:abstractNum w:abstractNumId="39" w15:restartNumberingAfterBreak="0">
+  <w:abstractNum w:abstractNumId="42" w15:restartNumberingAfterBreak="0">
     <w:nsid w:val="79487F74"/>
     <w:multiLevelType w:val="multilevel"/>
     <w:tmpl w:val="9F10A17E"/>
@@ -16598,7 +21717,7 @@
       </w:pPr>
     </w:lvl>
   </w:abstractNum>
-  <w:abstractNum w:abstractNumId="40" w15:restartNumberingAfterBreak="0">
+  <w:abstractNum w:abstractNumId="43" w15:restartNumberingAfterBreak="0">
     <w:nsid w:val="7E5E27C0"/>
     <w:multiLevelType w:val="hybridMultilevel"/>
     <w:tmpl w:val="6882AAFC"/>
@@ -16711,7 +21830,7 @@
       </w:rPr>
     </w:lvl>
   </w:abstractNum>
-  <w:abstractNum w:abstractNumId="41" w15:restartNumberingAfterBreak="0">
+  <w:abstractNum w:abstractNumId="44" w15:restartNumberingAfterBreak="0">
     <w:nsid w:val="7EB00707"/>
     <w:multiLevelType w:val="hybridMultilevel"/>
     <w:tmpl w:val="B54A87F2"/>
@@ -16825,130 +21944,139 @@
     </w:lvl>
   </w:abstractNum>
   <w:num w:numId="1" w16cid:durableId="368380834">
-    <w:abstractNumId w:val="9"/>
+    <w:abstractNumId w:val="10"/>
   </w:num>
   <w:num w:numId="2" w16cid:durableId="1962488994">
     <w:abstractNumId w:val="0"/>
   </w:num>
   <w:num w:numId="3" w16cid:durableId="1080641741">
-    <w:abstractNumId w:val="38"/>
+    <w:abstractNumId w:val="41"/>
   </w:num>
   <w:num w:numId="4" w16cid:durableId="347567265">
-    <w:abstractNumId w:val="36"/>
+    <w:abstractNumId w:val="39"/>
   </w:num>
   <w:num w:numId="5" w16cid:durableId="806706129">
-    <w:abstractNumId w:val="24"/>
+    <w:abstractNumId w:val="27"/>
   </w:num>
   <w:num w:numId="6" w16cid:durableId="333338062">
-    <w:abstractNumId w:val="21"/>
+    <w:abstractNumId w:val="23"/>
   </w:num>
   <w:num w:numId="7" w16cid:durableId="1011958147">
-    <w:abstractNumId w:val="4"/>
+    <w:abstractNumId w:val="5"/>
   </w:num>
   <w:num w:numId="8" w16cid:durableId="1163542494">
-    <w:abstractNumId w:val="31"/>
+    <w:abstractNumId w:val="34"/>
   </w:num>
   <w:num w:numId="9" w16cid:durableId="503327221">
-    <w:abstractNumId w:val="33"/>
+    <w:abstractNumId w:val="36"/>
   </w:num>
   <w:num w:numId="10" w16cid:durableId="1743871485">
     <w:abstractNumId w:val="1"/>
   </w:num>
   <w:num w:numId="11" w16cid:durableId="1758552921">
+    <w:abstractNumId w:val="14"/>
+  </w:num>
+  <w:num w:numId="12" w16cid:durableId="1910461082">
+    <w:abstractNumId w:val="42"/>
+  </w:num>
+  <w:num w:numId="13" w16cid:durableId="1365906667">
+    <w:abstractNumId w:val="33"/>
+  </w:num>
+  <w:num w:numId="14" w16cid:durableId="1981382569">
+    <w:abstractNumId w:val="9"/>
+  </w:num>
+  <w:num w:numId="15" w16cid:durableId="1496262039">
+    <w:abstractNumId w:val="21"/>
+  </w:num>
+  <w:num w:numId="16" w16cid:durableId="1829055917">
+    <w:abstractNumId w:val="6"/>
+  </w:num>
+  <w:num w:numId="17" w16cid:durableId="977540422">
+    <w:abstractNumId w:val="26"/>
+  </w:num>
+  <w:num w:numId="18" w16cid:durableId="646475778">
+    <w:abstractNumId w:val="40"/>
+  </w:num>
+  <w:num w:numId="19" w16cid:durableId="250701877">
+    <w:abstractNumId w:val="7"/>
+  </w:num>
+  <w:num w:numId="20" w16cid:durableId="965236317">
+    <w:abstractNumId w:val="32"/>
+  </w:num>
+  <w:num w:numId="21" w16cid:durableId="1273709695">
+    <w:abstractNumId w:val="35"/>
+  </w:num>
+  <w:num w:numId="22" w16cid:durableId="1262445586">
+    <w:abstractNumId w:val="17"/>
+  </w:num>
+  <w:num w:numId="23" w16cid:durableId="572004592">
+    <w:abstractNumId w:val="29"/>
+  </w:num>
+  <w:num w:numId="24" w16cid:durableId="909734393">
+    <w:abstractNumId w:val="31"/>
+  </w:num>
+  <w:num w:numId="25" w16cid:durableId="621886252">
+    <w:abstractNumId w:val="11"/>
+  </w:num>
+  <w:num w:numId="26" w16cid:durableId="432941664">
+    <w:abstractNumId w:val="28"/>
+  </w:num>
+  <w:num w:numId="27" w16cid:durableId="1298337117">
+    <w:abstractNumId w:val="30"/>
+  </w:num>
+  <w:num w:numId="28" w16cid:durableId="418135895">
+    <w:abstractNumId w:val="3"/>
+  </w:num>
+  <w:num w:numId="29" w16cid:durableId="284778211">
+    <w:abstractNumId w:val="44"/>
+  </w:num>
+  <w:num w:numId="30" w16cid:durableId="820193168">
+    <w:abstractNumId w:val="43"/>
+  </w:num>
+  <w:num w:numId="31" w16cid:durableId="1181552965">
+    <w:abstractNumId w:val="16"/>
+  </w:num>
+  <w:num w:numId="32" w16cid:durableId="341055923">
+    <w:abstractNumId w:val="15"/>
+  </w:num>
+  <w:num w:numId="33" w16cid:durableId="809632809">
+    <w:abstractNumId w:val="8"/>
+  </w:num>
+  <w:num w:numId="34" w16cid:durableId="2004895397">
+    <w:abstractNumId w:val="37"/>
+  </w:num>
+  <w:num w:numId="35" w16cid:durableId="1412043297">
+    <w:abstractNumId w:val="19"/>
+  </w:num>
+  <w:num w:numId="36" w16cid:durableId="1575239297">
     <w:abstractNumId w:val="13"/>
   </w:num>
-  <w:num w:numId="12" w16cid:durableId="1910461082">
-    <w:abstractNumId w:val="39"/>
+  <w:num w:numId="37" w16cid:durableId="1455906008">
+    <w:abstractNumId w:val="12"/>
   </w:num>
-  <w:num w:numId="13" w16cid:durableId="1365906667">
-    <w:abstractNumId w:val="30"/>
+  <w:num w:numId="38" w16cid:durableId="103766057">
+    <w:abstractNumId w:val="38"/>
   </w:num>
-  <w:num w:numId="14" w16cid:durableId="1981382569">
-    <w:abstractNumId w:val="8"/>
+  <w:num w:numId="39" w16cid:durableId="1317880967">
+    <w:abstractNumId w:val="18"/>
   </w:num>
-  <w:num w:numId="15" w16cid:durableId="1496262039">
+  <w:num w:numId="40" w16cid:durableId="2059891671">
     <w:abstractNumId w:val="20"/>
   </w:num>
-  <w:num w:numId="16" w16cid:durableId="1829055917">
-    <w:abstractNumId w:val="5"/>
+  <w:num w:numId="41" w16cid:durableId="1320304135">
+    <w:abstractNumId w:val="4"/>
   </w:num>
-  <w:num w:numId="17" w16cid:durableId="977540422">
-    <w:abstractNumId w:val="23"/>
+  <w:num w:numId="42" w16cid:durableId="951596439">
+    <w:abstractNumId w:val="24"/>
   </w:num>
-  <w:num w:numId="18" w16cid:durableId="646475778">
-    <w:abstractNumId w:val="37"/>
+  <w:num w:numId="43" w16cid:durableId="1910188045">
+    <w:abstractNumId w:val="22"/>
   </w:num>
-  <w:num w:numId="19" w16cid:durableId="250701877">
-    <w:abstractNumId w:val="6"/>
-  </w:num>
-  <w:num w:numId="20" w16cid:durableId="965236317">
-    <w:abstractNumId w:val="29"/>
-  </w:num>
-  <w:num w:numId="21" w16cid:durableId="1273709695">
-    <w:abstractNumId w:val="32"/>
-  </w:num>
-  <w:num w:numId="22" w16cid:durableId="1262445586">
-    <w:abstractNumId w:val="16"/>
-  </w:num>
-  <w:num w:numId="23" w16cid:durableId="572004592">
-    <w:abstractNumId w:val="26"/>
-  </w:num>
-  <w:num w:numId="24" w16cid:durableId="909734393">
-    <w:abstractNumId w:val="28"/>
-  </w:num>
-  <w:num w:numId="25" w16cid:durableId="621886252">
-    <w:abstractNumId w:val="10"/>
-  </w:num>
-  <w:num w:numId="26" w16cid:durableId="432941664">
-    <w:abstractNumId w:val="25"/>
-  </w:num>
-  <w:num w:numId="27" w16cid:durableId="1298337117">
-    <w:abstractNumId w:val="27"/>
-  </w:num>
-  <w:num w:numId="28" w16cid:durableId="418135895">
+  <w:num w:numId="44" w16cid:durableId="1366254508">
     <w:abstractNumId w:val="2"/>
   </w:num>
-  <w:num w:numId="29" w16cid:durableId="284778211">
-    <w:abstractNumId w:val="41"/>
-  </w:num>
-  <w:num w:numId="30" w16cid:durableId="820193168">
-    <w:abstractNumId w:val="40"/>
-  </w:num>
-  <w:num w:numId="31" w16cid:durableId="1181552965">
-    <w:abstractNumId w:val="15"/>
-  </w:num>
-  <w:num w:numId="32" w16cid:durableId="341055923">
-    <w:abstractNumId w:val="14"/>
-  </w:num>
-  <w:num w:numId="33" w16cid:durableId="809632809">
-    <w:abstractNumId w:val="7"/>
-  </w:num>
-  <w:num w:numId="34" w16cid:durableId="2004895397">
-    <w:abstractNumId w:val="34"/>
-  </w:num>
-  <w:num w:numId="35" w16cid:durableId="1412043297">
-    <w:abstractNumId w:val="18"/>
-  </w:num>
-  <w:num w:numId="36" w16cid:durableId="1575239297">
-    <w:abstractNumId w:val="12"/>
-  </w:num>
-  <w:num w:numId="37" w16cid:durableId="1455906008">
-    <w:abstractNumId w:val="11"/>
-  </w:num>
-  <w:num w:numId="38" w16cid:durableId="103766057">
-    <w:abstractNumId w:val="35"/>
-  </w:num>
-  <w:num w:numId="39" w16cid:durableId="1317880967">
-    <w:abstractNumId w:val="17"/>
-  </w:num>
-  <w:num w:numId="40" w16cid:durableId="2059891671">
-    <w:abstractNumId w:val="19"/>
-  </w:num>
-  <w:num w:numId="41" w16cid:durableId="1320304135">
-    <w:abstractNumId w:val="3"/>
-  </w:num>
-  <w:num w:numId="42" w16cid:durableId="951596439">
-    <w:abstractNumId w:val="22"/>
+  <w:num w:numId="45" w16cid:durableId="650065988">
+    <w:abstractNumId w:val="25"/>
   </w:num>
   <w:numIdMacAtCleanup w:val="16"/>
 </w:numbering>
@@ -17559,7 +22687,6 @@
   <w:style w:type="character" w:default="1" w:styleId="Fuentedeprrafopredeter">
     <w:name w:val="Default Paragraph Font"/>
     <w:uiPriority w:val="1"/>
-    <w:semiHidden/>
     <w:unhideWhenUsed/>
   </w:style>
   <w:style w:type="table" w:default="1" w:styleId="Tablanormal">

--- a/Javascript/Js_docs/Module_03_js.docx
+++ b/Javascript/Js_docs/Module_03_js.docx
@@ -881,25 +881,7 @@
                 <w:noProof/>
                 <w:lang w:val="es-ES"/>
               </w:rPr>
-              <w:t>05: La Herenc</w:t>
-            </w:r>
-            <w:r>
-              <w:rPr>
-                <w:rStyle w:val="Hipervnculo"/>
-                <w:bCs/>
-                <w:noProof/>
-                <w:lang w:val="es-ES"/>
-              </w:rPr>
-              <w:t>i</w:t>
-            </w:r>
-            <w:r>
-              <w:rPr>
-                <w:rStyle w:val="Hipervnculo"/>
-                <w:bCs/>
-                <w:noProof/>
-                <w:lang w:val="es-ES"/>
-              </w:rPr>
-              <w:t>a en Cadena</w:t>
+              <w:t>05: La Herencia en Cadena</w:t>
             </w:r>
             <w:r>
               <w:rPr>
@@ -6232,47 +6214,36 @@
           <w:noProof/>
           <w:lang w:val="es-ES"/>
         </w:rPr>
-        <w:t xml:space="preserve">El simbionte no existe sin un huésped. Solo es veneno cuando encuentra una mente que pueda contenerlo.JavaScript tiene su propio simbionte: el contexto. Una fuerza invisible que lo impregna todo, que decide qué recuerda una función, a qué objeto pertenece un método, de quién hereda una propiedad. </w:t>
-      </w:r>
-    </w:p>
-    <w:p>
-      <w:pPr>
-        <w:pStyle w:val="Sinespaciado"/>
+        <w:t>Victor Von Doom no comete errores. Los demás simplemente no están preparados para sus consecuencias.</w:t>
+      </w:r>
+      <w:r>
         <w:rPr>
           <w:i/>
           <w:iCs/>
           <w:noProof/>
           <w:lang w:val="es-ES"/>
         </w:rPr>
-      </w:pPr>
-    </w:p>
-    <w:p>
-      <w:pPr>
-        <w:pStyle w:val="Sinespaciado"/>
+        <w:t xml:space="preserve"> </w:t>
+      </w:r>
+      <w:r>
         <w:rPr>
           <w:i/>
           <w:iCs/>
           <w:noProof/>
           <w:lang w:val="es-ES"/>
         </w:rPr>
-      </w:pPr>
-      <w:r>
+        <w:t>Un código sin manejo de errores es un reino sin murallas. Cualquier dato inesperado, cualquier llamada fallida, cualquier valor nulo puede derribarlo todo. Y cuando cae, cae sin avisar.</w:t>
+      </w:r>
+    </w:p>
+    <w:p>
+      <w:pPr>
+        <w:pStyle w:val="Sinespaciado"/>
         <w:rPr>
           <w:i/>
           <w:iCs/>
           <w:noProof/>
           <w:lang w:val="es-ES"/>
         </w:rPr>
-        <w:t>La mayoría de developers lo ignoran. Copian código. Pegan soluciones. Y cuando algo falla no saben por qué.</w:t>
-      </w:r>
-    </w:p>
-    <w:p>
-      <w:pPr>
-        <w:pStyle w:val="Sinespaciado"/>
-        <w:rPr>
-          <w:noProof/>
-          <w:lang w:val="es-ES"/>
-        </w:rPr>
       </w:pPr>
     </w:p>
     <w:p>
@@ -6292,17 +6263,8 @@
           <w:noProof/>
           <w:lang w:val="es-ES"/>
         </w:rPr>
-        <w:t>Tú vas a fusionarte con él.</w:t>
-      </w:r>
-    </w:p>
-    <w:p>
-      <w:pPr>
-        <w:pStyle w:val="Sinespaciado"/>
-        <w:rPr>
-          <w:noProof/>
-          <w:lang w:val="es-ES"/>
-        </w:rPr>
-      </w:pPr>
+        <w:t>Doom no espera a que las cosas fallen. Las anticipa. Las controla. Las convierte en información útil.</w:t>
+      </w:r>
     </w:p>
     <w:p>
       <w:pPr>
@@ -6314,31 +6276,30 @@
           <w:lang w:val="es-ES"/>
         </w:rPr>
       </w:pPr>
-      <w:r>
+    </w:p>
+    <w:p>
+      <w:pPr>
+        <w:pStyle w:val="Sinespaciado"/>
         <w:rPr>
           <w:i/>
           <w:iCs/>
           <w:noProof/>
           <w:lang w:val="es-ES"/>
         </w:rPr>
-        <w:t>Closures, this, Prototipos. Tres caras del mismo simbionte. Tres conceptos que el 80% de developers junior no entiende de verdad. Tres razones por las que el código se rompe en producción a las 3 de la madrugada.Este módulo no te va a enseñar a usarlos. Te va a enseñar a pensar como ellos.</w:t>
-      </w:r>
-    </w:p>
-    <w:p>
-      <w:pPr>
-        <w:pStyle w:val="Sinespaciado"/>
+      </w:pPr>
+      <w:r>
         <w:rPr>
           <w:i/>
           <w:iCs/>
           <w:noProof/>
           <w:lang w:val="es-ES"/>
         </w:rPr>
-      </w:pPr>
-    </w:p>
-    <w:p>
-      <w:pPr>
-        <w:pStyle w:val="Sinespaciado"/>
-        <w:jc w:val="center"/>
+        <w:t>Las clases son el castillo</w:t>
+      </w:r>
+    </w:p>
+    <w:p>
+      <w:pPr>
+        <w:pStyle w:val="Sinespaciado"/>
         <w:rPr>
           <w:i/>
           <w:iCs/>
@@ -6353,13 +6314,36 @@
           <w:noProof/>
           <w:lang w:val="es-ES"/>
         </w:rPr>
-        <w:t>Bienvenido al simbionte.</w:t>
-      </w:r>
-    </w:p>
-    <w:p>
-      <w:pPr>
-        <w:pStyle w:val="Sinespaciado"/>
-        <w:rPr>
+        <w:t xml:space="preserve">. </w:t>
+      </w:r>
+    </w:p>
+    <w:p>
+      <w:pPr>
+        <w:pStyle w:val="Sinespaciado"/>
+        <w:rPr>
+          <w:i/>
+          <w:iCs/>
+          <w:noProof/>
+          <w:lang w:val="es-ES"/>
+        </w:rPr>
+      </w:pPr>
+      <w:r>
+        <w:rPr>
+          <w:i/>
+          <w:iCs/>
+          <w:noProof/>
+          <w:lang w:val="es-ES"/>
+        </w:rPr>
+        <w:t>El manejo de errores son sus murallas. Sin ambos, tu código es un pueblo sin defensa esperando ser saqueado.Este módulo te enseñará a construir sistemas que no se rompen. Que fallan con elegancia. Que saben exactamente qué salió mal, dónde y por qué.</w:t>
+      </w:r>
+    </w:p>
+    <w:p>
+      <w:pPr>
+        <w:pStyle w:val="Sinespaciado"/>
+        <w:rPr>
+          <w:i/>
+          <w:iCs/>
+          <w:noProof/>
           <w:lang w:val="es-ES"/>
         </w:rPr>
       </w:pPr>
@@ -6369,15 +6353,59 @@
         <w:pStyle w:val="Sinespaciado"/>
         <w:jc w:val="center"/>
         <w:rPr>
-          <w:lang w:val="es-ES"/>
-        </w:rPr>
-      </w:pPr>
-      <w:r>
-        <w:rPr>
+          <w:b/>
+          <w:bCs/>
+          <w:i/>
+          <w:iCs/>
           <w:noProof/>
+          <w:lang w:val="es-ES"/>
+        </w:rPr>
+      </w:pPr>
+      <w:r>
+        <w:rPr>
+          <w:b/>
+          <w:bCs/>
+          <w:i/>
+          <w:iCs/>
+          <w:noProof/>
+          <w:lang w:val="es-ES"/>
+        </w:rPr>
+        <w:t>Doom aprueba. Que empiece la construcción.</w:t>
+      </w:r>
+    </w:p>
+    <w:p>
+      <w:pPr>
+        <w:pStyle w:val="Sinespaciado"/>
+        <w:rPr>
+          <w:i/>
+          <w:iCs/>
+          <w:noProof/>
+          <w:lang w:val="es-ES"/>
+        </w:rPr>
+      </w:pPr>
+    </w:p>
+    <w:p>
+      <w:pPr>
+        <w:pStyle w:val="Sinespaciado"/>
+        <w:rPr>
+          <w:lang w:val="es-ES"/>
+        </w:rPr>
+      </w:pPr>
+    </w:p>
+    <w:p>
+      <w:pPr>
+        <w:pStyle w:val="Sinespaciado"/>
+        <w:jc w:val="center"/>
+        <w:rPr>
+          <w:lang w:val="es-ES"/>
+        </w:rPr>
+      </w:pPr>
+      <w:r>
+        <w:rPr>
+          <w:noProof/>
         </w:rPr>
         <w:drawing>
-          <wp:inline distT="0" distB="0" distL="0" distR="0" wp14:anchorId="6665AAF2" wp14:editId="37BE653A">
+          <wp:inline distT="0" distB="0" distL="0" distR="0" wp14:anchorId="6665AAF2" wp14:editId="1AA96968">
             <wp:extent cx="4994910" cy="2809425"/>
             <wp:effectExtent l="133350" t="114300" r="148590" b="162560"/>
             <wp:docPr id="1428303298" name="Imagen 2" descr="Venom: este es el origen de los Simbiontes"/>
@@ -13683,7 +13711,6 @@
                               <w:pStyle w:val="Sinespaciado"/>
                               <w:rPr>
                                 <w:rFonts w:ascii="Cascadia Mono SemiBold" w:hAnsi="Cascadia Mono SemiBold" w:cs="Cascadia Mono SemiBold"/>
-                                <w:lang w:val="es-ES"/>
                               </w:rPr>
                             </w:pPr>
                             <w:r>
@@ -13691,23 +13718,21 @@
                                 <w:rFonts w:ascii="Cascadia Mono SemiBold" w:hAnsi="Cascadia Mono SemiBold" w:cs="Cascadia Mono SemiBold"/>
                                 <w:lang w:val="es-ES"/>
                               </w:rPr>
-                              <w:t xml:space="preserve">    Ejemplo: </w:t>
+                              <w:t xml:space="preserve">    </w:t>
                             </w:r>
                             <w:proofErr w:type="spellStart"/>
                             <w:r>
                               <w:rPr>
                                 <w:rFonts w:ascii="Cascadia Mono SemiBold" w:hAnsi="Cascadia Mono SemiBold" w:cs="Cascadia Mono SemiBold"/>
-                                <w:lang w:val="es-ES"/>
-                              </w:rPr>
-                              <w:t>node</w:t>
+                              </w:rPr>
+                              <w:t>Ejemplo</w:t>
                             </w:r>
                             <w:proofErr w:type="spellEnd"/>
                             <w:r>
                               <w:rPr>
                                 <w:rFonts w:ascii="Cascadia Mono SemiBold" w:hAnsi="Cascadia Mono SemiBold" w:cs="Cascadia Mono SemiBold"/>
-                                <w:lang w:val="es-ES"/>
-                              </w:rPr>
-                              <w:t xml:space="preserve"> tk_total_weight.js 20 35 50 15</w:t>
+                              </w:rPr>
+                              <w:t>: node tk_total_weight.js 20 35 50 15</w:t>
                             </w:r>
                           </w:p>
                           <w:p>
@@ -13715,7 +13740,6 @@
                               <w:pStyle w:val="Sinespaciado"/>
                               <w:rPr>
                                 <w:rFonts w:ascii="Cascadia Mono SemiBold" w:hAnsi="Cascadia Mono SemiBold" w:cs="Cascadia Mono SemiBold"/>
-                                <w:lang w:val="es-ES"/>
                               </w:rPr>
                             </w:pPr>
                           </w:p>
@@ -13909,7 +13933,6 @@
                         <w:pStyle w:val="Sinespaciado"/>
                         <w:rPr>
                           <w:rFonts w:ascii="Cascadia Mono SemiBold" w:hAnsi="Cascadia Mono SemiBold" w:cs="Cascadia Mono SemiBold"/>
-                          <w:lang w:val="es-ES"/>
                         </w:rPr>
                       </w:pPr>
                       <w:r>
@@ -13917,23 +13940,21 @@
                           <w:rFonts w:ascii="Cascadia Mono SemiBold" w:hAnsi="Cascadia Mono SemiBold" w:cs="Cascadia Mono SemiBold"/>
                           <w:lang w:val="es-ES"/>
                         </w:rPr>
-                        <w:t xml:space="preserve">    Ejemplo: </w:t>
+                        <w:t xml:space="preserve">    </w:t>
                       </w:r>
                       <w:proofErr w:type="spellStart"/>
                       <w:r>
                         <w:rPr>
                           <w:rFonts w:ascii="Cascadia Mono SemiBold" w:hAnsi="Cascadia Mono SemiBold" w:cs="Cascadia Mono SemiBold"/>
-                          <w:lang w:val="es-ES"/>
-                        </w:rPr>
-                        <w:t>node</w:t>
+                        </w:rPr>
+                        <w:t>Ejemplo</w:t>
                       </w:r>
                       <w:proofErr w:type="spellEnd"/>
                       <w:r>
                         <w:rPr>
                           <w:rFonts w:ascii="Cascadia Mono SemiBold" w:hAnsi="Cascadia Mono SemiBold" w:cs="Cascadia Mono SemiBold"/>
-                          <w:lang w:val="es-ES"/>
-                        </w:rPr>
-                        <w:t xml:space="preserve"> tk_total_weight.js 20 35 50 15</w:t>
+                        </w:rPr>
+                        <w:t>: node tk_total_weight.js 20 35 50 15</w:t>
                       </w:r>
                     </w:p>
                     <w:p>
@@ -13941,7 +13962,6 @@
                         <w:pStyle w:val="Sinespaciado"/>
                         <w:rPr>
                           <w:rFonts w:ascii="Cascadia Mono SemiBold" w:hAnsi="Cascadia Mono SemiBold" w:cs="Cascadia Mono SemiBold"/>
-                          <w:lang w:val="es-ES"/>
                         </w:rPr>
                       </w:pPr>
                     </w:p>
